--- a/docs/Gemelo-Digital-Documentacion-Completa.docx
+++ b/docs/Gemelo-Digital-Documentacion-Completa.docx
@@ -42,7 +42,7 @@
           <w:sz w:val="24"/>
           <w:szCs w:val="24"/>
         </w:rPr>
-        <w:t xml:space="preserve">Estado consolidado a junio de 2026</w:t>
+        <w:t xml:space="preserve">Estado consolidado a julio de 2026</w:t>
       </w:r>
     </w:p>
     <w:p>
@@ -268,7 +268,7 @@
         <w:spacing w:after="120"/>
       </w:pPr>
       <w:r>
-        <w:t xml:space="preserve">Junio de 2026. Última sesión de trabajo importante: integración de la arquitectura completa del colaborador (Juan David) con todas las features modernas (vista de estudiante, calendario, predicciones, alertas inteligentes, etc.) más nuestros aportes propios (refresh-token, fix de estudiantes fantasma, CI/CD vía GitHub Actions OIDC).</w:t>
+        <w:t xml:space="preserve">31 de julio de 2026. Última sesión de trabajo importante: rediseño completo del dashboard docente y del portal del estudiante con estilo de dashboard analítico (fila de KPIs, velocímetro de riesgo, panel de asignaciones, accesos al curso, consumo de contenidos), pestañas dedicadas para Estudiantes/Calendario/Tendencias, selector de estudiante en "Vista estudiante" para el superadmin, y nuevo repositorio de respaldo gemelo-digital-v2.0. Detalle en la sección 15.13. La sesión anterior (junio 2026) integró la arquitectura del colaborador (Juan David) + refresh-token, fix de estudiantes fantasma y CI/CD vía GitHub Actions OIDC.</w:t>
       </w:r>
     </w:p>
     <w:p>
@@ -21457,20 +21457,15 @@
       </w:tr>
     </w:tbl>
     <w:p>
-      <w:r>
-        <w:br w:type="page"/>
-      </w:r>
-    </w:p>
-    <w:p>
-      <w:pPr>
-        <w:pStyle w:val="Heading1"/>
+      <w:pPr>
+        <w:pStyle w:val="Heading2"/>
       </w:pPr>
       <w:r>
         <w:rPr>
           <w:b/>
           <w:bCs/>
         </w:rPr>
-        <w:t xml:space="preserve">16. Pendientes y siguientes pasos sugeridos</w:t>
+        <w:t xml:space="preserve">15.13 Rediseño de julio 2026 — dashboard, portal y nuevas métricas</w:t>
       </w:r>
     </w:p>
     <w:p>
@@ -21478,19 +21473,284 @@
         <w:spacing w:after="120"/>
       </w:pPr>
       <w:r>
-        <w:t xml:space="preserve">Lo que queda por hacer cuando se retome el proyecto.</w:t>
-      </w:r>
-    </w:p>
-    <w:p>
-      <w:pPr>
-        <w:pStyle w:val="Heading2"/>
+        <w:t xml:space="preserve">Sesión del 31 de julio de 2026. Los cambios se desarrollaron en la carpeta local clonada del repo de Juan David, se pushearon como ramas al repo principal (PR + merge a main con deploy automático) y se respaldaron en el repo nuevo JCortes87/gemelo-digital-v2.0 (sin CI/CD; solo respaldo/compartir).</w:t>
+      </w:r>
+    </w:p>
+    <w:p>
+      <w:pPr>
+        <w:pStyle w:val="Heading3"/>
       </w:pPr>
       <w:r>
         <w:rPr>
           <w:b/>
           <w:bCs/>
         </w:rPr>
+        <w:t xml:space="preserve">Dashboard docente</w:t>
+      </w:r>
+    </w:p>
+    <w:p>
+      <w:pPr>
+        <w:pStyle w:val="ListParagraph"/>
+        <w:numPr>
+          <w:ilvl w:val="0"/>
+          <w:numId w:val="2"/>
+        </w:numPr>
+      </w:pPr>
+      <w:r>
+        <w:t xml:space="preserve">Fila de 4 KPIs estilo tarjeta centrada: nota promedio (donut 0-10), estudiantes inscritos, en riesgo (alto+medio) y contenidos publicados vs mínimo esperado.</w:t>
+      </w:r>
+    </w:p>
+    <w:p>
+      <w:pPr>
+        <w:pStyle w:val="ListParagraph"/>
+        <w:numPr>
+          <w:ilvl w:val="0"/>
+          <w:numId w:val="2"/>
+        </w:numPr>
+      </w:pPr>
+      <w:r>
+        <w:t xml:space="preserve">Nuevo componente GaugeMeter (velocímetro semicircular con zonas verde/ámbar/rojo) para el riesgo académico.</w:t>
+      </w:r>
+    </w:p>
+    <w:p>
+      <w:pPr>
+        <w:pStyle w:val="ListParagraph"/>
+        <w:numPr>
+          <w:ilvl w:val="0"/>
+          <w:numId w:val="2"/>
+        </w:numPr>
+      </w:pPr>
+      <w:r>
+        <w:t xml:space="preserve">Fila de 4 tarjetas de igual altura: riesgo académico, distribución de notas, contenidos y cobertura, estudiantes prioritarios.</w:t>
+      </w:r>
+    </w:p>
+    <w:p>
+      <w:pPr>
+        <w:pStyle w:val="ListParagraph"/>
+        <w:numPr>
+          <w:ilvl w:val="0"/>
+          <w:numId w:val="2"/>
+        </w:numPr>
+      </w:pPr>
+      <w:r>
+        <w:t xml:space="preserve">Nuevo AssignmentsPanel: asignaciones creadas / con entregas (+% de entrega) / calificadas / vencidas, con listado detallado colapsable (usa /brightspace/.../dropbox/folders).</w:t>
+      </w:r>
+    </w:p>
+    <w:p>
+      <w:pPr>
+        <w:pStyle w:val="ListParagraph"/>
+        <w:numPr>
+          <w:ilvl w:val="0"/>
+          <w:numId w:val="2"/>
+        </w:numPr>
+      </w:pPr>
+      <w:r>
+        <w:t xml:space="preserve">Nueva tarjeta Accesos al curso: recencia del último acceso por estudiante (hoy / 7 días / +14 días / nunca) y top de desconectados, del LastAccessed del classlist.</w:t>
+      </w:r>
+    </w:p>
+    <w:p>
+      <w:pPr>
+        <w:pStyle w:val="ListParagraph"/>
+        <w:numPr>
+          <w:ilvl w:val="0"/>
+          <w:numId w:val="2"/>
+        </w:numPr>
+      </w:pPr>
+      <w:r>
+        <w:t xml:space="preserve">Contenidos y cobertura: sección renombrada a 'Contenidos del profesor', y nueva métrica 'Contenidos consumidos por estudiantes' (promedio de temas abiertos) vía endpoint nuevo /brightspace/course/{ou}/content/consumption.</w:t>
+      </w:r>
+    </w:p>
+    <w:p>
+      <w:pPr>
+        <w:pStyle w:val="ListParagraph"/>
+        <w:numPr>
+          <w:ilvl w:val="0"/>
+          <w:numId w:val="2"/>
+        </w:numPr>
+      </w:pPr>
+      <w:r>
+        <w:t xml:space="preserve">Pestañas nuevas en el sidebar: Estudiantes (tabla con columna 'Último acceso'), Calendario y Tendencias. Atajos 4/5/6 y paleta de comandos actualizados.</w:t>
+      </w:r>
+    </w:p>
+    <w:p>
+      <w:pPr>
+        <w:pStyle w:val="ListParagraph"/>
+        <w:numPr>
+          <w:ilvl w:val="0"/>
+          <w:numId w:val="2"/>
+        </w:numPr>
+      </w:pPr>
+      <w:r>
+        <w:t xml:space="preserve">Tarjetas con banda de encabezado (fondo suave, título centrado) e iconos por sección en toda el área docente.</w:t>
+      </w:r>
+    </w:p>
+    <w:p>
+      <w:pPr>
+        <w:pStyle w:val="ListParagraph"/>
+        <w:numPr>
+          <w:ilvl w:val="0"/>
+          <w:numId w:val="2"/>
+        </w:numPr>
+      </w:pPr>
+      <w:r>
+        <w:t xml:space="preserve">Fix: el dashboard abría en la pestaña Estudiantes al montar; la pestaña por defecto vuelve a ser Dashboard.</w:t>
+      </w:r>
+    </w:p>
+    <w:p>
+      <w:pPr>
+        <w:pStyle w:val="Heading3"/>
+      </w:pPr>
+      <w:r>
+        <w:rPr>
+          <w:b/>
+          <w:bCs/>
+        </w:rPr>
+        <w:t xml:space="preserve">Portal del estudiante</w:t>
+      </w:r>
+    </w:p>
+    <w:p>
+      <w:pPr>
+        <w:pStyle w:val="ListParagraph"/>
+        <w:numPr>
+          <w:ilvl w:val="0"/>
+          <w:numId w:val="2"/>
+        </w:numPr>
+      </w:pPr>
+      <w:r>
+        <w:t xml:space="preserve">KPIs rediseñados al mismo estilo: mi nota actual, asignaciones calificadas (nuevo, con pendientes y vencidas), cobertura y mi estado.</w:t>
+      </w:r>
+    </w:p>
+    <w:p>
+      <w:pPr>
+        <w:pStyle w:val="ListParagraph"/>
+        <w:numPr>
+          <w:ilvl w:val="0"/>
+          <w:numId w:val="2"/>
+        </w:numPr>
+      </w:pPr>
+      <w:r>
+        <w:t xml:space="preserve">Los Resultados de Aprendizaje conservan la explicación de cada resultado.</w:t>
+      </w:r>
+    </w:p>
+    <w:p>
+      <w:pPr>
+        <w:pStyle w:val="Heading3"/>
+      </w:pPr>
+      <w:r>
+        <w:rPr>
+          <w:b/>
+          <w:bCs/>
+        </w:rPr>
+        <w:t xml:space="preserve">Superadmin</w:t>
+      </w:r>
+    </w:p>
+    <w:p>
+      <w:pPr>
+        <w:pStyle w:val="ListParagraph"/>
+        <w:numPr>
+          <w:ilvl w:val="0"/>
+          <w:numId w:val="2"/>
+        </w:numPr>
+      </w:pPr>
+      <w:r>
+        <w:t xml:space="preserve">El botón 'Vista estudiante' abre un selector emergente (buscar por nombre o ID) y muestra el portal del estudiante elegido; reemplaza al menú 'Ver como...' del topbar.</w:t>
+      </w:r>
+    </w:p>
+    <w:p>
+      <w:pPr>
+        <w:pStyle w:val="Heading3"/>
+      </w:pPr>
+      <w:r>
+        <w:rPr>
+          <w:b/>
+          <w:bCs/>
+        </w:rPr>
+        <w:t xml:space="preserve">Convenciones y notas</w:t>
+      </w:r>
+    </w:p>
+    <w:p>
+      <w:pPr>
+        <w:pStyle w:val="ListParagraph"/>
+        <w:numPr>
+          <w:ilvl w:val="0"/>
+          <w:numId w:val="2"/>
+        </w:numPr>
+      </w:pPr>
+      <w:r>
+        <w:t xml:space="preserve">Mensajes de commit y títulos de PR en imperativo ('ajusta...', 'agrega...'), con prefijo tipo conventional commits.</w:t>
+      </w:r>
+    </w:p>
+    <w:p>
+      <w:pPr>
+        <w:pStyle w:val="ListParagraph"/>
+        <w:numPr>
+          <w:ilvl w:val="0"/>
+          <w:numId w:val="2"/>
+        </w:numPr>
+      </w:pPr>
+      <w:r>
+        <w:t xml:space="preserve">Dev local: venv + certificado autofirmado en gemelo-digital-backend/certs/ + .env local; el BRIGHTSPACE_SCOPE del .env viejo pedía grades:grades:read (ya no autorizado) y se comentó para usar el default del código.</w:t>
+      </w:r>
+    </w:p>
+    <w:p>
+      <w:r>
+        <w:br w:type="page"/>
+      </w:r>
+    </w:p>
+    <w:p>
+      <w:pPr>
+        <w:pStyle w:val="Heading1"/>
+      </w:pPr>
+      <w:r>
+        <w:rPr>
+          <w:b/>
+          <w:bCs/>
+        </w:rPr>
+        <w:t xml:space="preserve">16. Pendientes y siguientes pasos sugeridos</w:t>
+      </w:r>
+    </w:p>
+    <w:p>
+      <w:pPr>
+        <w:spacing w:after="120"/>
+      </w:pPr>
+      <w:r>
+        <w:t xml:space="preserve">Lo que queda por hacer cuando se retome el proyecto.</w:t>
+      </w:r>
+    </w:p>
+    <w:p>
+      <w:pPr>
+        <w:pStyle w:val="Heading2"/>
+      </w:pPr>
+      <w:r>
+        <w:rPr>
+          <w:b/>
+          <w:bCs/>
+        </w:rPr>
         <w:t xml:space="preserve">16.1 Pendientes de corto plazo</w:t>
+      </w:r>
+    </w:p>
+    <w:p>
+      <w:pPr>
+        <w:pStyle w:val="ListParagraph"/>
+        <w:numPr>
+          <w:ilvl w:val="0"/>
+          <w:numId w:val="2"/>
+        </w:numPr>
+      </w:pPr>
+      <w:r>
+        <w:t xml:space="preserve">Verificar en producción que 'Contenidos consumidos por estudiantes' muestre datos; si aparece 'no disponible', ajustar la ruta del user progress en el endpoint /brightspace/course/{ou}/content/consumption.</w:t>
+      </w:r>
+    </w:p>
+    <w:p>
+      <w:pPr>
+        <w:pStyle w:val="ListParagraph"/>
+        <w:numPr>
+          <w:ilvl w:val="0"/>
+          <w:numId w:val="2"/>
+        </w:numPr>
+      </w:pPr>
+      <w:r>
+        <w:t xml:space="preserve">Convertir el tip de 'nuevas funciones' del dashboard en un sistema de notificaciones (idea de la sesión de julio 2026).</w:t>
       </w:r>
     </w:p>
     <w:p>
@@ -28894,7 +29154,7 @@
           <w:sz w:val="18"/>
           <w:szCs w:val="18"/>
         </w:rPr>
-        <w:t xml:space="preserve">Última actualización: junio 2026</w:t>
+        <w:t xml:space="preserve">Última actualización: 31 de julio de 2026</w:t>
       </w:r>
     </w:p>
     <w:sectPr>

--- a/docs/Gemelo-Digital-Documentacion-Completa.docx
+++ b/docs/Gemelo-Digital-Documentacion-Completa.docx
@@ -21654,6 +21654,90 @@
       </w:pPr>
       <w:r>
         <w:t xml:space="preserve">El botón 'Vista estudiante' abre un selector emergente (buscar por nombre o ID) y muestra el portal del estudiante elegido; reemplaza al menú 'Ver como...' del topbar.</w:t>
+      </w:r>
+    </w:p>
+    <w:p>
+      <w:pPr>
+        <w:pStyle w:val="Heading3"/>
+      </w:pPr>
+      <w:r>
+        <w:rPr>
+          <w:b/>
+          <w:bCs/>
+        </w:rPr>
+        <w:t xml:space="preserve">Iteraciones posteriores (misma sesión)</w:t>
+      </w:r>
+    </w:p>
+    <w:p>
+      <w:pPr>
+        <w:pStyle w:val="ListParagraph"/>
+        <w:numPr>
+          <w:ilvl w:val="0"/>
+          <w:numId w:val="2"/>
+        </w:numPr>
+      </w:pPr>
+      <w:r>
+        <w:t xml:space="preserve">Tarjeta de cobertura recortada y renombrada a 'Cumplimiento evaluativo' (se eliminó la sección de ritmo de contenidos, duplicada con el KPI superior).</w:t>
+      </w:r>
+    </w:p>
+    <w:p>
+      <w:pPr>
+        <w:pStyle w:val="ListParagraph"/>
+        <w:numPr>
+          <w:ilvl w:val="0"/>
+          <w:numId w:val="2"/>
+        </w:numPr>
+      </w:pPr>
+      <w:r>
+        <w:t xml:space="preserve">Accesos al curso: labels aclarados ('Entraron hoy', 'Entraron en los últimos 7 días', 'Sin entrar hace +14 días', 'Nunca han entrado'); los 4 items son desplegables y muestran quiénes son (clic en el nombre abre el gemelo). Sección 'Accesos del profesor' con el último ingreso del docente (rol real vía endpoint nuevo /brightspace/course/{ou}/instructors sobre LP enrollments).</w:t>
+      </w:r>
+    </w:p>
+    <w:p>
+      <w:pPr>
+        <w:pStyle w:val="ListParagraph"/>
+        <w:numPr>
+          <w:ilvl w:val="0"/>
+          <w:numId w:val="2"/>
+        </w:numPr>
+      </w:pPr>
+      <w:r>
+        <w:t xml:space="preserve">Contenidos consumidos movido a la tarjeta de Accesos: dos barras (promedio de temas abiertos y % de estudiantes que abrieron) y botón 'Acceso a contenidos' que despliega quiénes y qué contenidos abrió cada estudiante, con icono por tipo. El endpoint /content/consumption devuelve también perUserTopics.</w:t>
+      </w:r>
+    </w:p>
+    <w:p>
+      <w:pPr>
+        <w:pStyle w:val="ListParagraph"/>
+        <w:numPr>
+          <w:ilvl w:val="0"/>
+          <w:numId w:val="2"/>
+        </w:numPr>
+      </w:pPr>
+      <w:r>
+        <w:t xml:space="preserve">Asignaciones: el panel cuenta y lista solo las publicadas ('Activas') y agrega el contador 'No publicadas'. Las calificadas por asignación se muestran sobre el total de estudiantes (Brightspace cuenta feedback dado incluso a quienes no entregaron).</w:t>
+      </w:r>
+    </w:p>
+    <w:p>
+      <w:pPr>
+        <w:pStyle w:val="ListParagraph"/>
+        <w:numPr>
+          <w:ilvl w:val="0"/>
+          <w:numId w:val="2"/>
+        </w:numPr>
+      </w:pPr>
+      <w:r>
+        <w:t xml:space="preserve">KPI 'Contenidos publicados' con desglose por tipo desplegable (PDF, Word, Excel, PowerPoint, video, enlace, HTML, otro).</w:t>
+      </w:r>
+    </w:p>
+    <w:p>
+      <w:pPr>
+        <w:pStyle w:val="ListParagraph"/>
+        <w:numPr>
+          <w:ilvl w:val="0"/>
+          <w:numId w:val="2"/>
+        </w:numPr>
+      </w:pPr>
+      <w:r>
+        <w:t xml:space="preserve">Limitación documentada: la duración de las sesiones (tiempo conectado) no está disponible vía API REST de Brightspace; solo existe en Data Hub. Se muestra recencia de acceso, no duración.</w:t>
       </w:r>
     </w:p>
     <w:p>

--- a/docs/Gemelo-Digital-Documentacion-Completa.docx
+++ b/docs/Gemelo-Digital-Documentacion-Completa.docx
@@ -21726,6 +21726,18 @@
       </w:pPr>
       <w:r>
         <w:t xml:space="preserve">KPI 'Contenidos publicados' con desglose por tipo desplegable (PDF, Word, Excel, PowerPoint, video, enlace, HTML, otro).</w:t>
+      </w:r>
+    </w:p>
+    <w:p>
+      <w:pPr>
+        <w:pStyle w:val="ListParagraph"/>
+        <w:numPr>
+          <w:ilvl w:val="0"/>
+          <w:numId w:val="2"/>
+        </w:numPr>
+      </w:pPr>
+      <w:r>
+        <w:t xml:space="preserve">Terminología: los archivos/páginas dentro de los módulos de contenido se llaman 'elementos' en la UI (KPI 'Elementos publicados', 'Elementos consumidos', 'Tipos de elemento'). La clasificación por tipo (PDF, Word, Excel...) usa la Url real del archivo vía el endpoint nuevo /brightspace/course/{ou}/content/topics.</w:t>
       </w:r>
     </w:p>
     <w:p>

--- a/docs/Gemelo-Digital-Documentacion-Completa.docx
+++ b/docs/Gemelo-Digital-Documentacion-Completa.docx
@@ -21749,7 +21749,31 @@
         </w:numPr>
       </w:pPr>
       <w:r>
-        <w:t xml:space="preserve">Limitación documentada: la duración de las sesiones (tiempo conectado) no está disponible vía API REST de Brightspace; solo existe en Data Hub. Se muestra recencia de acceso, no duración.</w:t>
+        <w:t xml:space="preserve">Categorías de tipo de elemento: HTML (páginas de Brightspace), PDF, Excel, Word, Imágenes, Audios, Videos, Enlace y Otros. El total del KPI y el desglose salen de la misma fuente (/content/topics) para que siempre sumen igual.</w:t>
+      </w:r>
+    </w:p>
+    <w:p>
+      <w:pPr>
+        <w:pStyle w:val="ListParagraph"/>
+        <w:numPr>
+          <w:ilvl w:val="0"/>
+          <w:numId w:val="2"/>
+        </w:numPr>
+      </w:pPr>
+      <w:r>
+        <w:t xml:space="preserve">'Accesos del profesor' oculta cuentas institucionales/de servicio (p. ej. 'CESA Laboratorio', 'Desarrollo profesoral') y muestra solo el nombre del profesor, sin el rol.</w:t>
+      </w:r>
+    </w:p>
+    <w:p>
+      <w:pPr>
+        <w:pStyle w:val="ListParagraph"/>
+        <w:numPr>
+          <w:ilvl w:val="0"/>
+          <w:numId w:val="2"/>
+        </w:numPr>
+      </w:pPr>
+      <w:r>
+        <w:t xml:space="preserve">Limitación documentada: la duración de las sesiones (tiempo conectado) no está disponible vía API REST de Brightspace; solo existe en Data Hub. Se muestra recencia del último acceso, no duración. Para tener duración habría que habilitar Data Hub con el admin de Brightspace e ingerir los datasets vía el scheduler.</w:t>
       </w:r>
     </w:p>
     <w:p>

--- a/docs/Gemelo-Digital-Documentacion-Completa.docx
+++ b/docs/Gemelo-Digital-Documentacion-Completa.docx
@@ -21762,6 +21762,42 @@
       </w:pPr>
       <w:r>
         <w:t xml:space="preserve">'Accesos del profesor' oculta cuentas institucionales/de servicio (p. ej. 'CESA Laboratorio', 'Desarrollo profesoral') y muestra solo el nombre del profesor, sin el rol.</w:t>
+      </w:r>
+    </w:p>
+    <w:p>
+      <w:pPr>
+        <w:pStyle w:val="ListParagraph"/>
+        <w:numPr>
+          <w:ilvl w:val="0"/>
+          <w:numId w:val="2"/>
+        </w:numPr>
+      </w:pPr>
+      <w:r>
+        <w:t xml:space="preserve">Fix superadmin: al refrescar en /dashboard sin curso seleccionado, el usuario superadmin ya no cae en el selector de cursos de profesor — se redirige siempre a su consola (RoleHome).</w:t>
+      </w:r>
+    </w:p>
+    <w:p>
+      <w:pPr>
+        <w:pStyle w:val="ListParagraph"/>
+        <w:numPr>
+          <w:ilvl w:val="0"/>
+          <w:numId w:val="2"/>
+        </w:numPr>
+      </w:pPr>
+      <w:r>
+        <w:t xml:space="preserve">Topbar reorganizado: buscador y toggle Vista profesor/estudiante se mantienen; Comandos, Inicio, Mis cursos, Panel de coordinación, idioma, tema e imprimir van en un menú desplegable (icono de 9 puntos) a la izquierda del usuario.</w:t>
+      </w:r>
+    </w:p>
+    <w:p>
+      <w:pPr>
+        <w:pStyle w:val="ListParagraph"/>
+        <w:numPr>
+          <w:ilvl w:val="0"/>
+          <w:numId w:val="2"/>
+        </w:numPr>
+      </w:pPr>
+      <w:r>
+        <w:t xml:space="preserve">Asignaciones: la tarjeta muestra arriba el total de asignaciones (activas + no publicadas) y debajo el desglose.</w:t>
       </w:r>
     </w:p>
     <w:p>

--- a/docs/Gemelo-Digital-Documentacion-Completa.docx
+++ b/docs/Gemelo-Digital-Documentacion-Completa.docx
@@ -415,7 +415,7 @@
           <w:sz w:val="18"/>
           <w:szCs w:val="18"/>
         </w:rPr>
-        <w:t xml:space="preserve">C:\Users\jose.cortesh\OneDrive - Colegio de Estudios Superiores de Administracion\Escritorio\Gemelo digital\GEMELO-DIGITAL-V2</w:t>
+        <w:t xml:space="preserve">C:\Users\jcort\Desktop\GEMELO DIGITAL\Proyecto-Gemelos-Digitales</w:t>
       </w:r>
     </w:p>
     <w:p>
@@ -447,7 +447,7 @@
         </w:numPr>
       </w:pPr>
       <w:r>
-        <w:t xml:space="preserve">Está clonada desde tu repo de GitHub (JCortes87/proyecto-gemelos-digitales-JC).</w:t>
+        <w:t xml:space="preserve">Está clonada del repo de Juan David, pero con los remotes reconfigurados: origin apunta a tu repo de respaldo (gemelo-digital-v2.0) y produccion apunta a tu repo principal (proyecto-gemelos-digitales-JC).</w:t>
       </w:r>
     </w:p>
     <w:p>
@@ -459,7 +459,15 @@
         </w:numPr>
       </w:pPr>
       <w:r>
-        <w:t xml:space="preserve">Vive dentro de OneDrive, así que se sincroniza automáticamente como respaldo personal.</w:t>
+        <w:t xml:space="preserve">Si alguna vez accidentalmente trabajas en otra carpeta, los cambios NO van a producción aunque uses los mismos comandos git.</w:t>
+      </w:r>
+    </w:p>
+    <w:p>
+      <w:pPr>
+        <w:spacing w:after="120"/>
+      </w:pPr>
+      <w:r>
+        <w:t xml:space="preserve">Para abrir esta carpeta rápido:</w:t>
       </w:r>
     </w:p>
     <w:p>
@@ -471,15 +479,7 @@
         </w:numPr>
       </w:pPr>
       <w:r>
-        <w:t xml:space="preserve">Si alguna vez accidentalmente trabajas en otra carpeta, los cambios NO van a producción aunque uses los mismos comandos git.</w:t>
-      </w:r>
-    </w:p>
-    <w:p>
-      <w:pPr>
-        <w:spacing w:after="120"/>
-      </w:pPr>
-      <w:r>
-        <w:t xml:space="preserve">Para abrir esta carpeta rápido:</w:t>
+        <w:t xml:space="preserve">Explorador de Windows: copia la ruta de arriba y pégala en la barra de direcciones.</w:t>
       </w:r>
     </w:p>
     <w:p>
@@ -491,7 +491,7 @@
         </w:numPr>
       </w:pPr>
       <w:r>
-        <w:t xml:space="preserve">Explorador de Windows: copia la ruta de arriba y pégala en la barra de direcciones.</w:t>
+        <w:t xml:space="preserve">Terminal PowerShell: cd "C:\Users\jcort\Desktop\GEMELO DIGITAL\Proyecto-Gemelos-Digitales" (usa Tab para autocompletar).</w:t>
       </w:r>
     </w:p>
     <w:p>
@@ -503,19 +503,7 @@
         </w:numPr>
       </w:pPr>
       <w:r>
-        <w:t xml:space="preserve">Terminal PowerShell: cd "C:\Users\jose.cortesh\...\GEMELO-DIGITAL-V2" (usa Tab para autocompletar).</w:t>
-      </w:r>
-    </w:p>
-    <w:p>
-      <w:pPr>
-        <w:pStyle w:val="ListParagraph"/>
-        <w:numPr>
-          <w:ilvl w:val="0"/>
-          <w:numId w:val="2"/>
-        </w:numPr>
-      </w:pPr>
-      <w:r>
-        <w:t xml:space="preserve">VS Code: File → Open Folder y navegar hasta GEMELO-DIGITAL-V2.</w:t>
+        <w:t xml:space="preserve">VS Code: File → Open Folder y navegar hasta Proyecto-Gemelos-Digitales.</w:t>
       </w:r>
     </w:p>
     <w:p>
@@ -535,7 +523,7 @@
         <w:spacing w:after="120"/>
       </w:pPr>
       <w:r>
-        <w:t xml:space="preserve">Estas carpetas existen en tu PC pero están obsoletas. NO toques nada en ellas:</w:t>
+        <w:t xml:space="preserve">Estas carpetas existieron en el setup anterior (PC del trabajo, usuario jose.cortesh) y están obsoletas. NO toques nada en ellas si aún existen:</w:t>
       </w:r>
     </w:p>
     <w:tbl>
@@ -633,6 +621,56 @@
                 <w:b/>
                 <w:bCs/>
               </w:rPr>
+              <w:t xml:space="preserve">GEMELO-DIGITAL-V2 (OneDrive, PC anterior)</w:t>
+            </w:r>
+          </w:p>
+        </w:tc>
+        <w:tc>
+          <w:tcPr>
+            <w:tcW w:type="dxa" w:w="6360"/>
+            <w:tcBorders>
+              <w:top w:val="single" w:color="999999" w:sz="4"/>
+              <w:left w:val="single" w:color="999999" w:sz="4"/>
+              <w:bottom w:val="single" w:color="999999" w:sz="4"/>
+              <w:right w:val="single" w:color="999999" w:sz="4"/>
+            </w:tcBorders>
+            <w:tcMar>
+              <w:top w:type="dxa" w:w="80"/>
+              <w:left w:type="dxa" w:w="120"/>
+              <w:bottom w:type="dxa" w:w="80"/>
+              <w:right w:type="dxa" w:w="120"/>
+            </w:tcMar>
+          </w:tcPr>
+          <w:p>
+            <w:r>
+              <w:t xml:space="preserve">Carpeta de trabajo del setup anterior (junio 2026). Ya no se usa.</w:t>
+            </w:r>
+          </w:p>
+        </w:tc>
+      </w:tr>
+      <w:tr>
+        <w:tc>
+          <w:tcPr>
+            <w:tcW w:type="dxa" w:w="3000"/>
+            <w:tcBorders>
+              <w:top w:val="single" w:color="999999" w:sz="4"/>
+              <w:left w:val="single" w:color="999999" w:sz="4"/>
+              <w:bottom w:val="single" w:color="999999" w:sz="4"/>
+              <w:right w:val="single" w:color="999999" w:sz="4"/>
+            </w:tcBorders>
+            <w:tcMar>
+              <w:top w:type="dxa" w:w="80"/>
+              <w:left w:type="dxa" w:w="120"/>
+              <w:bottom w:type="dxa" w:w="80"/>
+              <w:right w:type="dxa" w:w="120"/>
+            </w:tcMar>
+          </w:tcPr>
+          <w:p>
+            <w:r>
+              <w:rPr>
+                <w:b/>
+                <w:bCs/>
+              </w:rPr>
               <w:t xml:space="preserve">GEMELO-DIGITAL (sin V2)</w:t>
             </w:r>
           </w:p>
@@ -866,7 +904,7 @@
         <w:spacing w:after="120"/>
       </w:pPr>
       <w:r>
-        <w:t xml:space="preserve">Aunque estas carpetas tengan archivos del proyecto, cambios hechos en ellas NO llegan a producción y pueden generar confusión. Solo GEMELO-DIGITAL-V2 importa.</w:t>
+        <w:t xml:space="preserve">Aunque estas carpetas tengan archivos del proyecto, cambios hechos en ellas NO llegan a producción y pueden generar confusión. Solo Proyecto-Gemelos-Digitales importa.</w:t>
       </w:r>
     </w:p>
     <w:p>
@@ -878,7 +916,7 @@
           <w:b/>
           <w:bCs/>
         </w:rPr>
-        <w:t xml:space="preserve">Repositorio de GitHub donde estamos parados</w:t>
+        <w:t xml:space="preserve">Repositorios de GitHub donde estamos parados</w:t>
       </w:r>
     </w:p>
     <w:p>
@@ -886,7 +924,379 @@
         <w:spacing w:after="120"/>
       </w:pPr>
       <w:r>
-        <w:t xml:space="preserve">El repositorio activo es:</w:t>
+        <w:t xml:space="preserve">La carpeta local tiene 3 remotes configurados, cada uno con un rol distinto:</w:t>
+      </w:r>
+    </w:p>
+    <w:tbl>
+      <w:tblPr>
+        <w:tblW w:type="dxa" w:w="9360"/>
+        <w:tblBorders>
+          <w:top w:val="single" w:color="auto" w:sz="4"/>
+          <w:left w:val="single" w:color="auto" w:sz="4"/>
+          <w:bottom w:val="single" w:color="auto" w:sz="4"/>
+          <w:right w:val="single" w:color="auto" w:sz="4"/>
+          <w:insideH w:val="single" w:color="auto" w:sz="4"/>
+          <w:insideV w:val="single" w:color="auto" w:sz="4"/>
+        </w:tblBorders>
+      </w:tblPr>
+      <w:tblGrid>
+        <w:gridCol w:w="1500"/>
+        <w:gridCol w:w="3760"/>
+        <w:gridCol w:w="4100"/>
+      </w:tblGrid>
+      <w:tr>
+        <w:tc>
+          <w:tcPr>
+            <w:tcBorders>
+              <w:top w:val="single" w:color="999999" w:sz="4"/>
+              <w:left w:val="single" w:color="999999" w:sz="4"/>
+              <w:bottom w:val="single" w:color="999999" w:sz="4"/>
+              <w:right w:val="single" w:color="999999" w:sz="4"/>
+            </w:tcBorders>
+            <w:shd w:fill="D5E8F0" w:val="clear"/>
+            <w:tcMar>
+              <w:top w:type="dxa" w:w="80"/>
+              <w:left w:type="dxa" w:w="120"/>
+              <w:bottom w:type="dxa" w:w="80"/>
+              <w:right w:type="dxa" w:w="120"/>
+            </w:tcMar>
+          </w:tcPr>
+          <w:p>
+            <w:r>
+              <w:rPr>
+                <w:b/>
+                <w:bCs/>
+              </w:rPr>
+              <w:t xml:space="preserve">Remote</w:t>
+            </w:r>
+          </w:p>
+        </w:tc>
+        <w:tc>
+          <w:tcPr>
+            <w:tcBorders>
+              <w:top w:val="single" w:color="999999" w:sz="4"/>
+              <w:left w:val="single" w:color="999999" w:sz="4"/>
+              <w:bottom w:val="single" w:color="999999" w:sz="4"/>
+              <w:right w:val="single" w:color="999999" w:sz="4"/>
+            </w:tcBorders>
+            <w:shd w:fill="D5E8F0" w:val="clear"/>
+            <w:tcMar>
+              <w:top w:type="dxa" w:w="80"/>
+              <w:left w:type="dxa" w:w="120"/>
+              <w:bottom w:type="dxa" w:w="80"/>
+              <w:right w:type="dxa" w:w="120"/>
+            </w:tcMar>
+          </w:tcPr>
+          <w:p>
+            <w:r>
+              <w:rPr>
+                <w:b/>
+                <w:bCs/>
+              </w:rPr>
+              <w:t xml:space="preserve">Repositorio</w:t>
+            </w:r>
+          </w:p>
+        </w:tc>
+        <w:tc>
+          <w:tcPr>
+            <w:tcBorders>
+              <w:top w:val="single" w:color="999999" w:sz="4"/>
+              <w:left w:val="single" w:color="999999" w:sz="4"/>
+              <w:bottom w:val="single" w:color="999999" w:sz="4"/>
+              <w:right w:val="single" w:color="999999" w:sz="4"/>
+            </w:tcBorders>
+            <w:shd w:fill="D5E8F0" w:val="clear"/>
+            <w:tcMar>
+              <w:top w:type="dxa" w:w="80"/>
+              <w:left w:type="dxa" w:w="120"/>
+              <w:bottom w:type="dxa" w:w="80"/>
+              <w:right w:type="dxa" w:w="120"/>
+            </w:tcMar>
+          </w:tcPr>
+          <w:p>
+            <w:r>
+              <w:rPr>
+                <w:b/>
+                <w:bCs/>
+              </w:rPr>
+              <w:t xml:space="preserve">Rol</w:t>
+            </w:r>
+          </w:p>
+        </w:tc>
+      </w:tr>
+      <w:tr>
+        <w:tc>
+          <w:tcPr>
+            <w:tcW w:type="dxa" w:w="1500"/>
+            <w:tcBorders>
+              <w:top w:val="single" w:color="999999" w:sz="4"/>
+              <w:left w:val="single" w:color="999999" w:sz="4"/>
+              <w:bottom w:val="single" w:color="999999" w:sz="4"/>
+              <w:right w:val="single" w:color="999999" w:sz="4"/>
+            </w:tcBorders>
+            <w:tcMar>
+              <w:top w:type="dxa" w:w="80"/>
+              <w:left w:type="dxa" w:w="120"/>
+              <w:bottom w:type="dxa" w:w="80"/>
+              <w:right w:type="dxa" w:w="120"/>
+            </w:tcMar>
+          </w:tcPr>
+          <w:p>
+            <w:r>
+              <w:rPr>
+                <w:b/>
+                <w:bCs/>
+              </w:rPr>
+              <w:t xml:space="preserve">produccion</w:t>
+            </w:r>
+          </w:p>
+        </w:tc>
+        <w:tc>
+          <w:tcPr>
+            <w:tcW w:type="dxa" w:w="3760"/>
+            <w:tcBorders>
+              <w:top w:val="single" w:color="999999" w:sz="4"/>
+              <w:left w:val="single" w:color="999999" w:sz="4"/>
+              <w:bottom w:val="single" w:color="999999" w:sz="4"/>
+              <w:right w:val="single" w:color="999999" w:sz="4"/>
+            </w:tcBorders>
+            <w:tcMar>
+              <w:top w:type="dxa" w:w="80"/>
+              <w:left w:type="dxa" w:w="120"/>
+              <w:bottom w:type="dxa" w:w="80"/>
+              <w:right w:type="dxa" w:w="120"/>
+            </w:tcMar>
+          </w:tcPr>
+          <w:p>
+            <w:r>
+              <w:rPr>
+                <w:b w:val="false"/>
+                <w:bCs w:val="false"/>
+              </w:rPr>
+              <w:t xml:space="preserve">https://github.com/JCortes87/proyecto-gemelos-digitales-JC</w:t>
+            </w:r>
+          </w:p>
+        </w:tc>
+        <w:tc>
+          <w:tcPr>
+            <w:tcW w:type="dxa" w:w="4100"/>
+            <w:tcBorders>
+              <w:top w:val="single" w:color="999999" w:sz="4"/>
+              <w:left w:val="single" w:color="999999" w:sz="4"/>
+              <w:bottom w:val="single" w:color="999999" w:sz="4"/>
+              <w:right w:val="single" w:color="999999" w:sz="4"/>
+            </w:tcBorders>
+            <w:tcMar>
+              <w:top w:type="dxa" w:w="80"/>
+              <w:left w:type="dxa" w:w="120"/>
+              <w:bottom w:type="dxa" w:w="80"/>
+              <w:right w:type="dxa" w:w="120"/>
+            </w:tcMar>
+          </w:tcPr>
+          <w:p>
+            <w:r>
+              <w:rPr>
+                <w:b w:val="false"/>
+                <w:bCs w:val="false"/>
+              </w:rPr>
+              <w:t xml:space="preserve">Repo principal. Cada merge a su rama main DISPARA EL DEPLOY AUTOMÁTICO a producción (CI/CD GitHub Actions).</w:t>
+            </w:r>
+          </w:p>
+        </w:tc>
+      </w:tr>
+      <w:tr>
+        <w:tc>
+          <w:tcPr>
+            <w:tcW w:type="dxa" w:w="1500"/>
+            <w:tcBorders>
+              <w:top w:val="single" w:color="999999" w:sz="4"/>
+              <w:left w:val="single" w:color="999999" w:sz="4"/>
+              <w:bottom w:val="single" w:color="999999" w:sz="4"/>
+              <w:right w:val="single" w:color="999999" w:sz="4"/>
+            </w:tcBorders>
+            <w:tcMar>
+              <w:top w:type="dxa" w:w="80"/>
+              <w:left w:type="dxa" w:w="120"/>
+              <w:bottom w:type="dxa" w:w="80"/>
+              <w:right w:type="dxa" w:w="120"/>
+            </w:tcMar>
+          </w:tcPr>
+          <w:p>
+            <w:r>
+              <w:rPr>
+                <w:b/>
+                <w:bCs/>
+              </w:rPr>
+              <w:t xml:space="preserve">origin</w:t>
+            </w:r>
+          </w:p>
+        </w:tc>
+        <w:tc>
+          <w:tcPr>
+            <w:tcW w:type="dxa" w:w="3760"/>
+            <w:tcBorders>
+              <w:top w:val="single" w:color="999999" w:sz="4"/>
+              <w:left w:val="single" w:color="999999" w:sz="4"/>
+              <w:bottom w:val="single" w:color="999999" w:sz="4"/>
+              <w:right w:val="single" w:color="999999" w:sz="4"/>
+            </w:tcBorders>
+            <w:tcMar>
+              <w:top w:type="dxa" w:w="80"/>
+              <w:left w:type="dxa" w:w="120"/>
+              <w:bottom w:type="dxa" w:w="80"/>
+              <w:right w:type="dxa" w:w="120"/>
+            </w:tcMar>
+          </w:tcPr>
+          <w:p>
+            <w:r>
+              <w:rPr>
+                <w:b w:val="false"/>
+                <w:bCs w:val="false"/>
+              </w:rPr>
+              <w:t xml:space="preserve">https://github.com/JCortes87/gemelo-digital-v2.0</w:t>
+            </w:r>
+          </w:p>
+        </w:tc>
+        <w:tc>
+          <w:tcPr>
+            <w:tcW w:type="dxa" w:w="4100"/>
+            <w:tcBorders>
+              <w:top w:val="single" w:color="999999" w:sz="4"/>
+              <w:left w:val="single" w:color="999999" w:sz="4"/>
+              <w:bottom w:val="single" w:color="999999" w:sz="4"/>
+              <w:right w:val="single" w:color="999999" w:sz="4"/>
+            </w:tcBorders>
+            <w:tcMar>
+              <w:top w:type="dxa" w:w="80"/>
+              <w:left w:type="dxa" w:w="120"/>
+              <w:bottom w:type="dxa" w:w="80"/>
+              <w:right w:type="dxa" w:w="120"/>
+            </w:tcMar>
+          </w:tcPr>
+          <w:p>
+            <w:r>
+              <w:rPr>
+                <w:b w:val="false"/>
+                <w:bCs w:val="false"/>
+              </w:rPr>
+              <w:t xml:space="preserve">Repo de RESPALDO. Recibe copia de las ramas y de main. NO tiene CI/CD: pushear aquí no despliega nada.</w:t>
+            </w:r>
+          </w:p>
+        </w:tc>
+      </w:tr>
+      <w:tr>
+        <w:tc>
+          <w:tcPr>
+            <w:tcW w:type="dxa" w:w="1500"/>
+            <w:tcBorders>
+              <w:top w:val="single" w:color="999999" w:sz="4"/>
+              <w:left w:val="single" w:color="999999" w:sz="4"/>
+              <w:bottom w:val="single" w:color="999999" w:sz="4"/>
+              <w:right w:val="single" w:color="999999" w:sz="4"/>
+            </w:tcBorders>
+            <w:tcMar>
+              <w:top w:type="dxa" w:w="80"/>
+              <w:left w:type="dxa" w:w="120"/>
+              <w:bottom w:type="dxa" w:w="80"/>
+              <w:right w:type="dxa" w:w="120"/>
+            </w:tcMar>
+          </w:tcPr>
+          <w:p>
+            <w:r>
+              <w:rPr>
+                <w:b/>
+                <w:bCs/>
+              </w:rPr>
+              <w:t xml:space="preserve">colaborador</w:t>
+            </w:r>
+          </w:p>
+        </w:tc>
+        <w:tc>
+          <w:tcPr>
+            <w:tcW w:type="dxa" w:w="3760"/>
+            <w:tcBorders>
+              <w:top w:val="single" w:color="999999" w:sz="4"/>
+              <w:left w:val="single" w:color="999999" w:sz="4"/>
+              <w:bottom w:val="single" w:color="999999" w:sz="4"/>
+              <w:right w:val="single" w:color="999999" w:sz="4"/>
+            </w:tcBorders>
+            <w:tcMar>
+              <w:top w:type="dxa" w:w="80"/>
+              <w:left w:type="dxa" w:w="120"/>
+              <w:bottom w:type="dxa" w:w="80"/>
+              <w:right w:type="dxa" w:w="120"/>
+            </w:tcMar>
+          </w:tcPr>
+          <w:p>
+            <w:r>
+              <w:rPr>
+                <w:b w:val="false"/>
+                <w:bCs w:val="false"/>
+              </w:rPr>
+              <w:t xml:space="preserve">https://github.com/juandavid639/Proyecto-Gemelos-Digitales</w:t>
+            </w:r>
+          </w:p>
+        </w:tc>
+        <w:tc>
+          <w:tcPr>
+            <w:tcW w:type="dxa" w:w="4100"/>
+            <w:tcBorders>
+              <w:top w:val="single" w:color="999999" w:sz="4"/>
+              <w:left w:val="single" w:color="999999" w:sz="4"/>
+              <w:bottom w:val="single" w:color="999999" w:sz="4"/>
+              <w:right w:val="single" w:color="999999" w:sz="4"/>
+            </w:tcBorders>
+            <w:tcMar>
+              <w:top w:type="dxa" w:w="80"/>
+              <w:left w:type="dxa" w:w="120"/>
+              <w:bottom w:type="dxa" w:w="80"/>
+              <w:right w:type="dxa" w:w="120"/>
+            </w:tcMar>
+          </w:tcPr>
+          <w:p>
+            <w:r>
+              <w:rPr>
+                <w:b w:val="false"/>
+                <w:bCs w:val="false"/>
+              </w:rPr>
+              <w:t xml:space="preserve">Repo de Juan David. NO se toca para nada. Solo git fetch para actualizarnos cuando sea necesario. Push bloqueado.</w:t>
+            </w:r>
+          </w:p>
+        </w:tc>
+      </w:tr>
+    </w:tbl>
+    <w:p>
+      <w:pPr>
+        <w:pStyle w:val="Heading3"/>
+      </w:pPr>
+      <w:r>
+        <w:rPr>
+          <w:b/>
+          <w:bCs/>
+        </w:rPr>
+        <w:t xml:space="preserve">Repositorio que NUNCA debes tocar</w:t>
+      </w:r>
+    </w:p>
+    <w:p>
+      <w:pPr>
+        <w:pBdr>
+          <w:top w:val="single" w:color="8B0000" w:sz="16" w:space="1"/>
+          <w:bottom w:val="single" w:color="8B0000" w:sz="16" w:space="1"/>
+          <w:left w:val="single" w:color="8B0000" w:sz="16" w:space="1"/>
+          <w:right w:val="single" w:color="8B0000" w:sz="16" w:space="1"/>
+        </w:pBdr>
+        <w:shd w:fill="FFCCCC" w:val="clear"/>
+        <w:spacing w:after="200" w:before="200"/>
+      </w:pPr>
+      <w:r>
+        <w:rPr>
+          <w:b/>
+          <w:bCs/>
+          <w:color w:val="8B0000"/>
+          <w:sz w:val="24"/>
+          <w:szCs w:val="24"/>
+        </w:rPr>
+        <w:t xml:space="preserve">REGLA FIJA: el repo de Juan David NO SE TOCA EN ABSOLUTO. Solo git fetch (lectura) para actualizarnos cuando sea necesario.</w:t>
       </w:r>
     </w:p>
     <w:tbl>
@@ -984,7 +1394,7 @@
                 <w:b/>
                 <w:bCs/>
               </w:rPr>
-              <w:t xml:space="preserve">URL completa</w:t>
+              <w:t xml:space="preserve">URL</w:t>
             </w:r>
           </w:p>
         </w:tc>
@@ -1006,7 +1416,7 @@
           </w:tcPr>
           <w:p>
             <w:r>
-              <w:t xml:space="preserve">https://github.com/JCortes87/proyecto-gemelos-digitales-JC</w:t>
+              <w:t xml:space="preserve">https://github.com/juandavid639/Proyecto-Gemelos-Digitales</w:t>
             </w:r>
           </w:p>
         </w:tc>
@@ -1056,35 +1466,35 @@
           </w:tcPr>
           <w:p>
             <w:r>
-              <w:t xml:space="preserve">JCortes87 (tu cuenta personal de GitHub)</w:t>
-            </w:r>
-          </w:p>
-        </w:tc>
-      </w:tr>
-      <w:tr>
-        <w:tc>
-          <w:tcPr>
-            <w:tcW w:type="dxa" w:w="3000"/>
-            <w:tcBorders>
-              <w:top w:val="single" w:color="999999" w:sz="4"/>
-              <w:left w:val="single" w:color="999999" w:sz="4"/>
-              <w:bottom w:val="single" w:color="999999" w:sz="4"/>
-              <w:right w:val="single" w:color="999999" w:sz="4"/>
-            </w:tcBorders>
-            <w:tcMar>
-              <w:top w:type="dxa" w:w="80"/>
-              <w:left w:type="dxa" w:w="120"/>
-              <w:bottom w:type="dxa" w:w="80"/>
-              <w:right w:type="dxa" w:w="120"/>
-            </w:tcMar>
-          </w:tcPr>
-          <w:p>
-            <w:r>
-              <w:rPr>
-                <w:b/>
-                <w:bCs/>
-              </w:rPr>
-              <w:t xml:space="preserve">Branch principal (production)</w:t>
+              <w:t xml:space="preserve">Juan David (NO tú)</w:t>
+            </w:r>
+          </w:p>
+        </w:tc>
+      </w:tr>
+      <w:tr>
+        <w:tc>
+          <w:tcPr>
+            <w:tcW w:type="dxa" w:w="3000"/>
+            <w:tcBorders>
+              <w:top w:val="single" w:color="999999" w:sz="4"/>
+              <w:left w:val="single" w:color="999999" w:sz="4"/>
+              <w:bottom w:val="single" w:color="999999" w:sz="4"/>
+              <w:right w:val="single" w:color="999999" w:sz="4"/>
+            </w:tcBorders>
+            <w:tcMar>
+              <w:top w:type="dxa" w:w="80"/>
+              <w:left w:type="dxa" w:w="120"/>
+              <w:bottom w:type="dxa" w:w="80"/>
+              <w:right w:type="dxa" w:w="120"/>
+            </w:tcMar>
+          </w:tcPr>
+          <w:p>
+            <w:r>
+              <w:rPr>
+                <w:b/>
+                <w:bCs/>
+              </w:rPr>
+              <w:t xml:space="preserve">Uso permitido</w:t>
             </w:r>
           </w:p>
         </w:tc>
@@ -1106,35 +1516,35 @@
           </w:tcPr>
           <w:p>
             <w:r>
-              <w:t xml:space="preserve">main</w:t>
-            </w:r>
-          </w:p>
-        </w:tc>
-      </w:tr>
-      <w:tr>
-        <w:tc>
-          <w:tcPr>
-            <w:tcW w:type="dxa" w:w="3000"/>
-            <w:tcBorders>
-              <w:top w:val="single" w:color="999999" w:sz="4"/>
-              <w:left w:val="single" w:color="999999" w:sz="4"/>
-              <w:bottom w:val="single" w:color="999999" w:sz="4"/>
-              <w:right w:val="single" w:color="999999" w:sz="4"/>
-            </w:tcBorders>
-            <w:tcMar>
-              <w:top w:type="dxa" w:w="80"/>
-              <w:left w:type="dxa" w:w="120"/>
-              <w:bottom w:type="dxa" w:w="80"/>
-              <w:right w:type="dxa" w:w="120"/>
-            </w:tcMar>
-          </w:tcPr>
-          <w:p>
-            <w:r>
-              <w:rPr>
-                <w:b/>
-                <w:bCs/>
-              </w:rPr>
-              <w:t xml:space="preserve">Branch de trabajo</w:t>
+              <w:t xml:space="preserve">SOLO actualizarnos: git fetch colaborador cuando sea necesario para ver/traer sus avances. Nada más.</w:t>
+            </w:r>
+          </w:p>
+        </w:tc>
+      </w:tr>
+      <w:tr>
+        <w:tc>
+          <w:tcPr>
+            <w:tcW w:type="dxa" w:w="3000"/>
+            <w:tcBorders>
+              <w:top w:val="single" w:color="999999" w:sz="4"/>
+              <w:left w:val="single" w:color="999999" w:sz="4"/>
+              <w:bottom w:val="single" w:color="999999" w:sz="4"/>
+              <w:right w:val="single" w:color="999999" w:sz="4"/>
+            </w:tcBorders>
+            <w:tcMar>
+              <w:top w:type="dxa" w:w="80"/>
+              <w:left w:type="dxa" w:w="120"/>
+              <w:bottom w:type="dxa" w:w="80"/>
+              <w:right w:type="dxa" w:w="120"/>
+            </w:tcMar>
+          </w:tcPr>
+          <w:p>
+            <w:r>
+              <w:rPr>
+                <w:b/>
+                <w:bCs/>
+              </w:rPr>
+              <w:t xml:space="preserve">¿Por qué no tocarlo?</w:t>
             </w:r>
           </w:p>
         </w:tc>
@@ -1156,35 +1566,35 @@
           </w:tcPr>
           <w:p>
             <w:r>
-              <w:t xml:space="preserve">Puedes crear branches nuevos derivados de main</w:t>
-            </w:r>
-          </w:p>
-        </w:tc>
-      </w:tr>
-      <w:tr>
-        <w:tc>
-          <w:tcPr>
-            <w:tcW w:type="dxa" w:w="3000"/>
-            <w:tcBorders>
-              <w:top w:val="single" w:color="999999" w:sz="4"/>
-              <w:left w:val="single" w:color="999999" w:sz="4"/>
-              <w:bottom w:val="single" w:color="999999" w:sz="4"/>
-              <w:right w:val="single" w:color="999999" w:sz="4"/>
-            </w:tcBorders>
-            <w:tcMar>
-              <w:top w:type="dxa" w:w="80"/>
-              <w:left w:type="dxa" w:w="120"/>
-              <w:bottom w:type="dxa" w:w="80"/>
-              <w:right w:type="dxa" w:w="120"/>
-            </w:tcMar>
-          </w:tcPr>
-          <w:p>
-            <w:r>
-              <w:rPr>
-                <w:b/>
-                <w:bCs/>
-              </w:rPr>
-              <w:t xml:space="preserve">Recibe pushes desde tu PC?</w:t>
+              <w:t xml:space="preserve">Es el repo personal del colaborador. Pushear ahí contamina su rama main con código que él no aprobó.</w:t>
+            </w:r>
+          </w:p>
+        </w:tc>
+      </w:tr>
+      <w:tr>
+        <w:tc>
+          <w:tcPr>
+            <w:tcW w:type="dxa" w:w="3000"/>
+            <w:tcBorders>
+              <w:top w:val="single" w:color="999999" w:sz="4"/>
+              <w:left w:val="single" w:color="999999" w:sz="4"/>
+              <w:bottom w:val="single" w:color="999999" w:sz="4"/>
+              <w:right w:val="single" w:color="999999" w:sz="4"/>
+            </w:tcBorders>
+            <w:tcMar>
+              <w:top w:type="dxa" w:w="80"/>
+              <w:left w:type="dxa" w:w="120"/>
+              <w:bottom w:type="dxa" w:w="80"/>
+              <w:right w:type="dxa" w:w="120"/>
+            </w:tcMar>
+          </w:tcPr>
+          <w:p>
+            <w:r>
+              <w:rPr>
+                <w:b/>
+                <w:bCs/>
+              </w:rPr>
+              <w:t xml:space="preserve">¿Cómo está bloqueado?</w:t>
             </w:r>
           </w:p>
         </w:tc>
@@ -1206,35 +1616,35 @@
           </w:tcPr>
           <w:p>
             <w:r>
-              <w:t xml:space="preserve">SÍ — este es el repo "origin" en tu config git</w:t>
-            </w:r>
-          </w:p>
-        </w:tc>
-      </w:tr>
-      <w:tr>
-        <w:tc>
-          <w:tcPr>
-            <w:tcW w:type="dxa" w:w="3000"/>
-            <w:tcBorders>
-              <w:top w:val="single" w:color="999999" w:sz="4"/>
-              <w:left w:val="single" w:color="999999" w:sz="4"/>
-              <w:bottom w:val="single" w:color="999999" w:sz="4"/>
-              <w:right w:val="single" w:color="999999" w:sz="4"/>
-            </w:tcBorders>
-            <w:tcMar>
-              <w:top w:type="dxa" w:w="80"/>
-              <w:left w:type="dxa" w:w="120"/>
-              <w:bottom w:type="dxa" w:w="80"/>
-              <w:right w:type="dxa" w:w="120"/>
-            </w:tcMar>
-          </w:tcPr>
-          <w:p>
-            <w:r>
-              <w:rPr>
-                <w:b/>
-                <w:bCs/>
-              </w:rPr>
-              <w:t xml:space="preserve">Tiene CI/CD activo?</w:t>
+              <w:t xml:space="preserve">El push a colaborador está configurado con URL inválida (DISABLED-no-push-to-upstream). Cualquier intento de push falla automáticamente antes de llegar a GitHub.</w:t>
+            </w:r>
+          </w:p>
+        </w:tc>
+      </w:tr>
+      <w:tr>
+        <w:tc>
+          <w:tcPr>
+            <w:tcW w:type="dxa" w:w="3000"/>
+            <w:tcBorders>
+              <w:top w:val="single" w:color="999999" w:sz="4"/>
+              <w:left w:val="single" w:color="999999" w:sz="4"/>
+              <w:bottom w:val="single" w:color="999999" w:sz="4"/>
+              <w:right w:val="single" w:color="999999" w:sz="4"/>
+            </w:tcBorders>
+            <w:tcMar>
+              <w:top w:type="dxa" w:w="80"/>
+              <w:left w:type="dxa" w:w="120"/>
+              <w:bottom w:type="dxa" w:w="80"/>
+              <w:right w:type="dxa" w:w="120"/>
+            </w:tcMar>
+          </w:tcPr>
+          <w:p>
+            <w:r>
+              <w:rPr>
+                <w:b/>
+                <w:bCs/>
+              </w:rPr>
+              <w:t xml:space="preserve">¿Es seguro hacer git fetch desde aquí?</w:t>
             </w:r>
           </w:p>
         </w:tc>
@@ -1256,364 +1666,7 @@
           </w:tcPr>
           <w:p>
             <w:r>
-              <w:t xml:space="preserve">SÍ — cada push a main dispara deploy automático</w:t>
-            </w:r>
-          </w:p>
-        </w:tc>
-      </w:tr>
-    </w:tbl>
-    <w:p>
-      <w:pPr>
-        <w:pStyle w:val="Heading3"/>
-      </w:pPr>
-      <w:r>
-        <w:rPr>
-          <w:b/>
-          <w:bCs/>
-        </w:rPr>
-        <w:t xml:space="preserve">Repositorio que NUNCA debes tocar</w:t>
-      </w:r>
-    </w:p>
-    <w:p>
-      <w:pPr>
-        <w:pBdr>
-          <w:top w:val="single" w:color="8B0000" w:sz="16" w:space="1"/>
-          <w:bottom w:val="single" w:color="8B0000" w:sz="16" w:space="1"/>
-          <w:left w:val="single" w:color="8B0000" w:sz="16" w:space="1"/>
-          <w:right w:val="single" w:color="8B0000" w:sz="16" w:space="1"/>
-        </w:pBdr>
-        <w:shd w:fill="FFCCCC" w:val="clear"/>
-        <w:spacing w:after="200" w:before="200"/>
-      </w:pPr>
-      <w:r>
-        <w:rPr>
-          <w:b/>
-          <w:bCs/>
-          <w:color w:val="8B0000"/>
-          <w:sz w:val="24"/>
-          <w:szCs w:val="24"/>
-        </w:rPr>
-        <w:t xml:space="preserve">ATENCIÓN: NO empujar código al repo de Juan David bajo ninguna circunstancia.</w:t>
-      </w:r>
-    </w:p>
-    <w:tbl>
-      <w:tblPr>
-        <w:tblW w:type="dxa" w:w="9360"/>
-        <w:tblBorders>
-          <w:top w:val="single" w:color="auto" w:sz="4"/>
-          <w:left w:val="single" w:color="auto" w:sz="4"/>
-          <w:bottom w:val="single" w:color="auto" w:sz="4"/>
-          <w:right w:val="single" w:color="auto" w:sz="4"/>
-          <w:insideH w:val="single" w:color="auto" w:sz="4"/>
-          <w:insideV w:val="single" w:color="auto" w:sz="4"/>
-        </w:tblBorders>
-      </w:tblPr>
-      <w:tblGrid>
-        <w:gridCol w:w="3000"/>
-        <w:gridCol w:w="6360"/>
-      </w:tblGrid>
-      <w:tr>
-        <w:tc>
-          <w:tcPr>
-            <w:tcW w:type="auto" w:w="0"/>
-            <w:tcBorders>
-              <w:top w:val="single" w:color="999999" w:sz="4"/>
-              <w:left w:val="single" w:color="999999" w:sz="4"/>
-              <w:bottom w:val="single" w:color="999999" w:sz="4"/>
-              <w:right w:val="single" w:color="999999" w:sz="4"/>
-            </w:tcBorders>
-            <w:shd w:fill="D5E8F0" w:val="clear"/>
-            <w:tcMar>
-              <w:top w:type="dxa" w:w="80"/>
-              <w:left w:type="dxa" w:w="120"/>
-              <w:bottom w:type="dxa" w:w="80"/>
-              <w:right w:type="dxa" w:w="120"/>
-            </w:tcMar>
-          </w:tcPr>
-          <w:p>
-            <w:r>
-              <w:rPr>
-                <w:b/>
-                <w:bCs/>
-              </w:rPr>
-              <w:t xml:space="preserve">Campo</w:t>
-            </w:r>
-          </w:p>
-        </w:tc>
-        <w:tc>
-          <w:tcPr>
-            <w:tcW w:type="auto" w:w="0"/>
-            <w:tcBorders>
-              <w:top w:val="single" w:color="999999" w:sz="4"/>
-              <w:left w:val="single" w:color="999999" w:sz="4"/>
-              <w:bottom w:val="single" w:color="999999" w:sz="4"/>
-              <w:right w:val="single" w:color="999999" w:sz="4"/>
-            </w:tcBorders>
-            <w:shd w:fill="D5E8F0" w:val="clear"/>
-            <w:tcMar>
-              <w:top w:type="dxa" w:w="80"/>
-              <w:left w:type="dxa" w:w="120"/>
-              <w:bottom w:type="dxa" w:w="80"/>
-              <w:right w:type="dxa" w:w="120"/>
-            </w:tcMar>
-          </w:tcPr>
-          <w:p>
-            <w:r>
-              <w:rPr>
-                <w:b/>
-                <w:bCs/>
-              </w:rPr>
-              <w:t xml:space="preserve">Valor</w:t>
-            </w:r>
-          </w:p>
-        </w:tc>
-      </w:tr>
-      <w:tr>
-        <w:tc>
-          <w:tcPr>
-            <w:tcW w:type="dxa" w:w="3000"/>
-            <w:tcBorders>
-              <w:top w:val="single" w:color="999999" w:sz="4"/>
-              <w:left w:val="single" w:color="999999" w:sz="4"/>
-              <w:bottom w:val="single" w:color="999999" w:sz="4"/>
-              <w:right w:val="single" w:color="999999" w:sz="4"/>
-            </w:tcBorders>
-            <w:tcMar>
-              <w:top w:type="dxa" w:w="80"/>
-              <w:left w:type="dxa" w:w="120"/>
-              <w:bottom w:type="dxa" w:w="80"/>
-              <w:right w:type="dxa" w:w="120"/>
-            </w:tcMar>
-          </w:tcPr>
-          <w:p>
-            <w:r>
-              <w:rPr>
-                <w:b/>
-                <w:bCs/>
-              </w:rPr>
-              <w:t xml:space="preserve">URL</w:t>
-            </w:r>
-          </w:p>
-        </w:tc>
-        <w:tc>
-          <w:tcPr>
-            <w:tcW w:type="dxa" w:w="6360"/>
-            <w:tcBorders>
-              <w:top w:val="single" w:color="999999" w:sz="4"/>
-              <w:left w:val="single" w:color="999999" w:sz="4"/>
-              <w:bottom w:val="single" w:color="999999" w:sz="4"/>
-              <w:right w:val="single" w:color="999999" w:sz="4"/>
-            </w:tcBorders>
-            <w:tcMar>
-              <w:top w:type="dxa" w:w="80"/>
-              <w:left w:type="dxa" w:w="120"/>
-              <w:bottom w:type="dxa" w:w="80"/>
-              <w:right w:type="dxa" w:w="120"/>
-            </w:tcMar>
-          </w:tcPr>
-          <w:p>
-            <w:r>
-              <w:t xml:space="preserve">https://github.com/juandavid639/Proyecto-Gemelos-Digitales</w:t>
-            </w:r>
-          </w:p>
-        </w:tc>
-      </w:tr>
-      <w:tr>
-        <w:tc>
-          <w:tcPr>
-            <w:tcW w:type="dxa" w:w="3000"/>
-            <w:tcBorders>
-              <w:top w:val="single" w:color="999999" w:sz="4"/>
-              <w:left w:val="single" w:color="999999" w:sz="4"/>
-              <w:bottom w:val="single" w:color="999999" w:sz="4"/>
-              <w:right w:val="single" w:color="999999" w:sz="4"/>
-            </w:tcBorders>
-            <w:tcMar>
-              <w:top w:type="dxa" w:w="80"/>
-              <w:left w:type="dxa" w:w="120"/>
-              <w:bottom w:type="dxa" w:w="80"/>
-              <w:right w:type="dxa" w:w="120"/>
-            </w:tcMar>
-          </w:tcPr>
-          <w:p>
-            <w:r>
-              <w:rPr>
-                <w:b/>
-                <w:bCs/>
-              </w:rPr>
-              <w:t xml:space="preserve">Dueño</w:t>
-            </w:r>
-          </w:p>
-        </w:tc>
-        <w:tc>
-          <w:tcPr>
-            <w:tcW w:type="dxa" w:w="6360"/>
-            <w:tcBorders>
-              <w:top w:val="single" w:color="999999" w:sz="4"/>
-              <w:left w:val="single" w:color="999999" w:sz="4"/>
-              <w:bottom w:val="single" w:color="999999" w:sz="4"/>
-              <w:right w:val="single" w:color="999999" w:sz="4"/>
-            </w:tcBorders>
-            <w:tcMar>
-              <w:top w:type="dxa" w:w="80"/>
-              <w:left w:type="dxa" w:w="120"/>
-              <w:bottom w:type="dxa" w:w="80"/>
-              <w:right w:type="dxa" w:w="120"/>
-            </w:tcMar>
-          </w:tcPr>
-          <w:p>
-            <w:r>
-              <w:t xml:space="preserve">Juan David (NO tú)</w:t>
-            </w:r>
-          </w:p>
-        </w:tc>
-      </w:tr>
-      <w:tr>
-        <w:tc>
-          <w:tcPr>
-            <w:tcW w:type="dxa" w:w="3000"/>
-            <w:tcBorders>
-              <w:top w:val="single" w:color="999999" w:sz="4"/>
-              <w:left w:val="single" w:color="999999" w:sz="4"/>
-              <w:bottom w:val="single" w:color="999999" w:sz="4"/>
-              <w:right w:val="single" w:color="999999" w:sz="4"/>
-            </w:tcBorders>
-            <w:tcMar>
-              <w:top w:type="dxa" w:w="80"/>
-              <w:left w:type="dxa" w:w="120"/>
-              <w:bottom w:type="dxa" w:w="80"/>
-              <w:right w:type="dxa" w:w="120"/>
-            </w:tcMar>
-          </w:tcPr>
-          <w:p>
-            <w:r>
-              <w:rPr>
-                <w:b/>
-                <w:bCs/>
-              </w:rPr>
-              <w:t xml:space="preserve">¿Por qué no tocarlo?</w:t>
-            </w:r>
-          </w:p>
-        </w:tc>
-        <w:tc>
-          <w:tcPr>
-            <w:tcW w:type="dxa" w:w="6360"/>
-            <w:tcBorders>
-              <w:top w:val="single" w:color="999999" w:sz="4"/>
-              <w:left w:val="single" w:color="999999" w:sz="4"/>
-              <w:bottom w:val="single" w:color="999999" w:sz="4"/>
-              <w:right w:val="single" w:color="999999" w:sz="4"/>
-            </w:tcBorders>
-            <w:tcMar>
-              <w:top w:type="dxa" w:w="80"/>
-              <w:left w:type="dxa" w:w="120"/>
-              <w:bottom w:type="dxa" w:w="80"/>
-              <w:right w:type="dxa" w:w="120"/>
-            </w:tcMar>
-          </w:tcPr>
-          <w:p>
-            <w:r>
-              <w:t xml:space="preserve">Es el repo personal del colaborador. Pushear ahí contamina su rama main con código que él no aprobó.</w:t>
-            </w:r>
-          </w:p>
-        </w:tc>
-      </w:tr>
-      <w:tr>
-        <w:tc>
-          <w:tcPr>
-            <w:tcW w:type="dxa" w:w="3000"/>
-            <w:tcBorders>
-              <w:top w:val="single" w:color="999999" w:sz="4"/>
-              <w:left w:val="single" w:color="999999" w:sz="4"/>
-              <w:bottom w:val="single" w:color="999999" w:sz="4"/>
-              <w:right w:val="single" w:color="999999" w:sz="4"/>
-            </w:tcBorders>
-            <w:tcMar>
-              <w:top w:type="dxa" w:w="80"/>
-              <w:left w:type="dxa" w:w="120"/>
-              <w:bottom w:type="dxa" w:w="80"/>
-              <w:right w:type="dxa" w:w="120"/>
-            </w:tcMar>
-          </w:tcPr>
-          <w:p>
-            <w:r>
-              <w:rPr>
-                <w:b/>
-                <w:bCs/>
-              </w:rPr>
-              <w:t xml:space="preserve">¿Cómo está bloqueado?</w:t>
-            </w:r>
-          </w:p>
-        </w:tc>
-        <w:tc>
-          <w:tcPr>
-            <w:tcW w:type="dxa" w:w="6360"/>
-            <w:tcBorders>
-              <w:top w:val="single" w:color="999999" w:sz="4"/>
-              <w:left w:val="single" w:color="999999" w:sz="4"/>
-              <w:bottom w:val="single" w:color="999999" w:sz="4"/>
-              <w:right w:val="single" w:color="999999" w:sz="4"/>
-            </w:tcBorders>
-            <w:tcMar>
-              <w:top w:type="dxa" w:w="80"/>
-              <w:left w:type="dxa" w:w="120"/>
-              <w:bottom w:type="dxa" w:w="80"/>
-              <w:right w:type="dxa" w:w="120"/>
-            </w:tcMar>
-          </w:tcPr>
-          <w:p>
-            <w:r>
-              <w:t xml:space="preserve">El push a colaborador está configurado con URL inválida (DISABLED-no-push-to-upstream). Cualquier intento de push falla automáticamente antes de llegar a GitHub.</w:t>
-            </w:r>
-          </w:p>
-        </w:tc>
-      </w:tr>
-      <w:tr>
-        <w:tc>
-          <w:tcPr>
-            <w:tcW w:type="dxa" w:w="3000"/>
-            <w:tcBorders>
-              <w:top w:val="single" w:color="999999" w:sz="4"/>
-              <w:left w:val="single" w:color="999999" w:sz="4"/>
-              <w:bottom w:val="single" w:color="999999" w:sz="4"/>
-              <w:right w:val="single" w:color="999999" w:sz="4"/>
-            </w:tcBorders>
-            <w:tcMar>
-              <w:top w:type="dxa" w:w="80"/>
-              <w:left w:type="dxa" w:w="120"/>
-              <w:bottom w:type="dxa" w:w="80"/>
-              <w:right w:type="dxa" w:w="120"/>
-            </w:tcMar>
-          </w:tcPr>
-          <w:p>
-            <w:r>
-              <w:rPr>
-                <w:b/>
-                <w:bCs/>
-              </w:rPr>
-              <w:t xml:space="preserve">¿Es seguro hacer git fetch desde aquí?</w:t>
-            </w:r>
-          </w:p>
-        </w:tc>
-        <w:tc>
-          <w:tcPr>
-            <w:tcW w:type="dxa" w:w="6360"/>
-            <w:tcBorders>
-              <w:top w:val="single" w:color="999999" w:sz="4"/>
-              <w:left w:val="single" w:color="999999" w:sz="4"/>
-              <w:bottom w:val="single" w:color="999999" w:sz="4"/>
-              <w:right w:val="single" w:color="999999" w:sz="4"/>
-            </w:tcBorders>
-            <w:tcMar>
-              <w:top w:type="dxa" w:w="80"/>
-              <w:left w:type="dxa" w:w="120"/>
-              <w:bottom w:type="dxa" w:w="80"/>
-              <w:right w:type="dxa" w:w="120"/>
-            </w:tcMar>
-          </w:tcPr>
-          <w:p>
-            <w:r>
-              <w:t xml:space="preserve">SÍ. El fetch solo descarga datos a tu PC, no modifica el repo de él. Útil para ver sus avances.</w:t>
+              <w:t xml:space="preserve">SÍ. El fetch solo descarga datos a tu PC, no modifica el repo de él.</w:t>
             </w:r>
           </w:p>
         </w:tc>
@@ -1759,7 +1812,7 @@
                 <w:b/>
                 <w:bCs/>
               </w:rPr>
-              <w:t xml:space="preserve">1. Estoy en GEMELO-DIGITAL-V2</w:t>
+              <w:t xml:space="preserve">1. Estoy en Proyecto-Gemelos-Digitales</w:t>
             </w:r>
           </w:p>
         </w:tc>
@@ -1785,7 +1838,7 @@
                 <w:b w:val="false"/>
                 <w:bCs w:val="false"/>
               </w:rPr>
-              <w:t xml:space="preserve">Mira la barra de ruta de tu explorador o terminal. Debe terminar en "GEMELO-DIGITAL-V2".</w:t>
+              <w:t xml:space="preserve">Mira la barra de ruta de tu explorador o terminal. Debe terminar en "Proyecto-Gemelos-Digitales" (dentro de Desktop\GEMELO DIGITAL).</w:t>
             </w:r>
           </w:p>
         </w:tc>
@@ -1839,7 +1892,7 @@
                 <w:b/>
                 <w:bCs/>
               </w:rPr>
-              <w:t xml:space="preserve">2. git remote -v muestra origin → JCortes87</w:t>
+              <w:t xml:space="preserve">2. git remote -v muestra los 3 remotes</w:t>
             </w:r>
           </w:p>
         </w:tc>
@@ -1865,7 +1918,7 @@
                 <w:b w:val="false"/>
                 <w:bCs w:val="false"/>
               </w:rPr>
-              <w:t xml:space="preserve">Abre terminal en la carpeta y corre el comando. La línea origin debe apuntar a github.com/JCortes87/proyecto-gemelos-digitales-JC.</w:t>
+              <w:t xml:space="preserve">origin debe apuntar a github.com/JCortes87/gemelo-digital-v2.0 (respaldo) y produccion a github.com/JCortes87/proyecto-gemelos-digitales-JC (deploy).</w:t>
             </w:r>
           </w:p>
         </w:tc>
@@ -1891,7 +1944,7 @@
                 <w:b w:val="false"/>
                 <w:bCs w:val="false"/>
               </w:rPr>
-              <w:t xml:space="preserve">Si apunta a otro repo, estás en la carpeta equivocada.</w:t>
+              <w:t xml:space="preserve">Si apuntan a otros repos, estás en la carpeta equivocada.</w:t>
             </w:r>
           </w:p>
         </w:tc>
@@ -4923,7 +4976,7 @@
         <w:spacing w:after="120"/>
       </w:pPr>
       <w:r>
-        <w:t xml:space="preserve">Existen 3 repositorios relevantes en GitHub. Cada uno tiene un propósito distinto. Solo UNO recibe pushes desde este setup.</w:t>
+        <w:t xml:space="preserve">Existen 4 repositorios relevantes en GitHub. Cada uno tiene un propósito distinto. Solo el repo principal despliega a producción; el v2.0 es únicamente respaldo.</w:t>
       </w:r>
     </w:p>
     <w:p>
@@ -4943,7 +4996,7 @@
         <w:spacing w:after="120"/>
       </w:pPr>
       <w:r>
-        <w:t xml:space="preserve">Este es el repo que vive el código que se despliega a producción. Cualquier push a la rama main de este repo dispara los workflows de GitHub Actions y deploya automáticamente.</w:t>
+        <w:t xml:space="preserve">Este es el repo donde vive el código que se despliega a producción. Cualquier merge a la rama main de este repo dispara los workflows de GitHub Actions y deploya automáticamente. En la carpeta local es el remote "produccion".</w:t>
       </w:r>
     </w:p>
     <w:tbl>
@@ -5241,6 +5294,56 @@
                 <w:b/>
                 <w:bCs/>
               </w:rPr>
+              <w:t xml:space="preserve">Remote local</w:t>
+            </w:r>
+          </w:p>
+        </w:tc>
+        <w:tc>
+          <w:tcPr>
+            <w:tcW w:type="dxa" w:w="6360"/>
+            <w:tcBorders>
+              <w:top w:val="single" w:color="999999" w:sz="4"/>
+              <w:left w:val="single" w:color="999999" w:sz="4"/>
+              <w:bottom w:val="single" w:color="999999" w:sz="4"/>
+              <w:right w:val="single" w:color="999999" w:sz="4"/>
+            </w:tcBorders>
+            <w:tcMar>
+              <w:top w:type="dxa" w:w="80"/>
+              <w:left w:type="dxa" w:w="120"/>
+              <w:bottom w:type="dxa" w:w="80"/>
+              <w:right w:type="dxa" w:w="120"/>
+            </w:tcMar>
+          </w:tcPr>
+          <w:p>
+            <w:r>
+              <w:t xml:space="preserve">produccion</w:t>
+            </w:r>
+          </w:p>
+        </w:tc>
+      </w:tr>
+      <w:tr>
+        <w:tc>
+          <w:tcPr>
+            <w:tcW w:type="dxa" w:w="3000"/>
+            <w:tcBorders>
+              <w:top w:val="single" w:color="999999" w:sz="4"/>
+              <w:left w:val="single" w:color="999999" w:sz="4"/>
+              <w:bottom w:val="single" w:color="999999" w:sz="4"/>
+              <w:right w:val="single" w:color="999999" w:sz="4"/>
+            </w:tcBorders>
+            <w:tcMar>
+              <w:top w:type="dxa" w:w="80"/>
+              <w:left w:type="dxa" w:w="120"/>
+              <w:bottom w:type="dxa" w:w="80"/>
+              <w:right w:type="dxa" w:w="120"/>
+            </w:tcMar>
+          </w:tcPr>
+          <w:p>
+            <w:r>
+              <w:rPr>
+                <w:b/>
+                <w:bCs/>
+              </w:rPr>
               <w:t xml:space="preserve">Branch productiva</w:t>
             </w:r>
           </w:p>
@@ -5413,7 +5516,7 @@
           </w:tcPr>
           <w:p>
             <w:r>
-              <w:t xml:space="preserve">SÍ — este es el único repo donde pusheamos</w:t>
+              <w:t xml:space="preserve">SÍ — aquí se pushean las ramas y se mergean los PR que van a producción</w:t>
             </w:r>
           </w:p>
         </w:tc>
@@ -5566,7 +5669,7 @@
         <w:spacing w:after="120"/>
       </w:pPr>
       <w:r>
-        <w:t xml:space="preserve">En la carpeta local GEMELO-DIGITAL-V2/, git tiene 2 remotes configurados:</w:t>
+        <w:t xml:space="preserve">En la carpeta local Proyecto-Gemelos-Digitales/, git tiene 3 remotes configurados:</w:t>
       </w:r>
     </w:p>
     <w:p>
@@ -5579,7 +5682,7 @@
           <w:sz w:val="18"/>
           <w:szCs w:val="18"/>
         </w:rPr>
-        <w:t xml:space="preserve">origin       https://github.com/JCortes87/proyecto-gemelos-digitales-JC.git (fetch)</w:t>
+        <w:t xml:space="preserve">origin       https://github.com/JCortes87/gemelo-digital-v2.0.git (fetch)</w:t>
       </w:r>
     </w:p>
     <w:p>
@@ -5592,7 +5695,33 @@
           <w:sz w:val="18"/>
           <w:szCs w:val="18"/>
         </w:rPr>
-        <w:t xml:space="preserve">origin       https://github.com/JCortes87/proyecto-gemelos-digitales-JC.git (push)</w:t>
+        <w:t xml:space="preserve">origin       https://github.com/JCortes87/gemelo-digital-v2.0.git (push)</w:t>
+      </w:r>
+    </w:p>
+    <w:p>
+      <w:pPr>
+        <w:shd w:fill="F4F4F4" w:val="clear"/>
+      </w:pPr>
+      <w:r>
+        <w:rPr>
+          <w:rFonts w:ascii="Consolas" w:cs="Consolas" w:eastAsia="Consolas" w:hAnsi="Consolas"/>
+          <w:sz w:val="18"/>
+          <w:szCs w:val="18"/>
+        </w:rPr>
+        <w:t xml:space="preserve">produccion   https://github.com/JCortes87/proyecto-gemelos-digitales-JC.git (fetch)</w:t>
+      </w:r>
+    </w:p>
+    <w:p>
+      <w:pPr>
+        <w:shd w:fill="F4F4F4" w:val="clear"/>
+      </w:pPr>
+      <w:r>
+        <w:rPr>
+          <w:rFonts w:ascii="Consolas" w:cs="Consolas" w:eastAsia="Consolas" w:hAnsi="Consolas"/>
+          <w:sz w:val="18"/>
+          <w:szCs w:val="18"/>
+        </w:rPr>
+        <w:t xml:space="preserve">produccion   https://github.com/JCortes87/proyecto-gemelos-digitales-JC.git (push)</w:t>
       </w:r>
     </w:p>
     <w:p>
@@ -5638,7 +5767,7 @@
         </w:numPr>
       </w:pPr>
       <w:r>
-        <w:t xml:space="preserve">origin apunta a TU repo. Puedes hacer fetch (descargar) y push (subir) sin restricción.</w:t>
+        <w:t xml:space="preserve">origin apunta al repo de RESPALDO (gemelo-digital-v2.0). Puedes hacer fetch y push sin restricción, pero pushear aquí NO despliega nada.</w:t>
       </w:r>
     </w:p>
     <w:p>
@@ -5650,7 +5779,7 @@
         </w:numPr>
       </w:pPr>
       <w:r>
-        <w:t xml:space="preserve">colaborador apunta al repo de JD. PUEDES hacer fetch para ver sus cambios, pero el push está literalmente bloqueado con la URL inválida "DISABLED-no-push-to-upstream".</w:t>
+        <w:t xml:space="preserve">produccion apunta al repo PRINCIPAL (proyecto-gemelos-digitales-JC). Los merges a su main despliegan a producción automáticamente.</w:t>
       </w:r>
     </w:p>
     <w:p>
@@ -5662,6 +5791,18 @@
         </w:numPr>
       </w:pPr>
       <w:r>
+        <w:t xml:space="preserve">colaborador apunta al repo de JD. PUEDES hacer fetch para actualizarte con sus cambios, pero el push está literalmente bloqueado con la URL inválida "DISABLED-no-push-to-upstream".</w:t>
+      </w:r>
+    </w:p>
+    <w:p>
+      <w:pPr>
+        <w:pStyle w:val="ListParagraph"/>
+        <w:numPr>
+          <w:ilvl w:val="0"/>
+          <w:numId w:val="2"/>
+        </w:numPr>
+      </w:pPr>
+      <w:r>
         <w:t xml:space="preserve">Cualquier intento de "git push colaborador &lt;cualquier-cosa&gt;" falla con error de URL. Imposible empujar por accidente.</w:t>
       </w:r>
     </w:p>
@@ -5674,29 +5815,15 @@
           <w:b/>
           <w:bCs/>
         </w:rPr>
-        <w:t xml:space="preserve">5.2 Repositorio del colaborador (NO TOCAR)</w:t>
-      </w:r>
-    </w:p>
-    <w:p>
-      <w:pPr>
-        <w:pBdr>
-          <w:top w:val="single" w:color="FF8C00" w:sz="12" w:space="1"/>
-          <w:bottom w:val="single" w:color="FF8C00" w:sz="12" w:space="1"/>
-          <w:left w:val="single" w:color="FF8C00" w:sz="12" w:space="1"/>
-          <w:right w:val="single" w:color="FF8C00" w:sz="12" w:space="1"/>
-        </w:pBdr>
-        <w:shd w:fill="FFE4B5" w:val="clear"/>
-        <w:spacing w:after="200" w:before="200"/>
-      </w:pPr>
-      <w:r>
-        <w:rPr>
-          <w:b/>
-          <w:bCs/>
-          <w:color w:val="8B0000"/>
-          <w:sz w:val="24"/>
-          <w:szCs w:val="24"/>
-        </w:rPr>
-        <w:t xml:space="preserve">ATENCIÓN: NUNCA empujar código a este repo. Es propiedad de Juan David y solo se usa como referencia para ver su versión histórica.</w:t>
+        <w:t xml:space="preserve">5.2 Repositorio de respaldo — gemelo-digital-v2.0</w:t>
+      </w:r>
+    </w:p>
+    <w:p>
+      <w:pPr>
+        <w:spacing w:after="120"/>
+      </w:pPr>
+      <w:r>
+        <w:t xml:space="preserve">Repo creado en julio de 2026 como respaldo de los cambios nuevos. Es el remote "origin" de la carpeta de trabajo local.</w:t>
       </w:r>
     </w:p>
     <w:tbl>
@@ -5816,7 +5943,7 @@
           </w:tcPr>
           <w:p>
             <w:r>
-              <w:t xml:space="preserve">https://github.com/juandavid639/Proyecto-Gemelos-Digitales</w:t>
+              <w:t xml:space="preserve">https://github.com/JCortes87/gemelo-digital-v2.0</w:t>
             </w:r>
           </w:p>
         </w:tc>
@@ -5866,35 +5993,35 @@
           </w:tcPr>
           <w:p>
             <w:r>
-              <w:t xml:space="preserve">Juan David</w:t>
-            </w:r>
-          </w:p>
-        </w:tc>
-      </w:tr>
-      <w:tr>
-        <w:tc>
-          <w:tcPr>
-            <w:tcW w:type="dxa" w:w="3000"/>
-            <w:tcBorders>
-              <w:top w:val="single" w:color="999999" w:sz="4"/>
-              <w:left w:val="single" w:color="999999" w:sz="4"/>
-              <w:bottom w:val="single" w:color="999999" w:sz="4"/>
-              <w:right w:val="single" w:color="999999" w:sz="4"/>
-            </w:tcBorders>
-            <w:tcMar>
-              <w:top w:type="dxa" w:w="80"/>
-              <w:left w:type="dxa" w:w="120"/>
-              <w:bottom w:type="dxa" w:w="80"/>
-              <w:right w:type="dxa" w:w="120"/>
-            </w:tcMar>
-          </w:tcPr>
-          <w:p>
-            <w:r>
-              <w:rPr>
-                <w:b/>
-                <w:bCs/>
-              </w:rPr>
-              <w:t xml:space="preserve">Uso permitido</w:t>
+              <w:t xml:space="preserve">JCortes87 (cuenta personal de GitHub)</w:t>
+            </w:r>
+          </w:p>
+        </w:tc>
+      </w:tr>
+      <w:tr>
+        <w:tc>
+          <w:tcPr>
+            <w:tcW w:type="dxa" w:w="3000"/>
+            <w:tcBorders>
+              <w:top w:val="single" w:color="999999" w:sz="4"/>
+              <w:left w:val="single" w:color="999999" w:sz="4"/>
+              <w:bottom w:val="single" w:color="999999" w:sz="4"/>
+              <w:right w:val="single" w:color="999999" w:sz="4"/>
+            </w:tcBorders>
+            <w:tcMar>
+              <w:top w:type="dxa" w:w="80"/>
+              <w:left w:type="dxa" w:w="120"/>
+              <w:bottom w:type="dxa" w:w="80"/>
+              <w:right w:type="dxa" w:w="120"/>
+            </w:tcMar>
+          </w:tcPr>
+          <w:p>
+            <w:r>
+              <w:rPr>
+                <w:b/>
+                <w:bCs/>
+              </w:rPr>
+              <w:t xml:space="preserve">Remote local</w:t>
             </w:r>
           </w:p>
         </w:tc>
@@ -5916,35 +6043,35 @@
           </w:tcPr>
           <w:p>
             <w:r>
-              <w:t xml:space="preserve">SOLO LECTURA. Hacer git fetch para ver sus avances.</w:t>
-            </w:r>
-          </w:p>
-        </w:tc>
-      </w:tr>
-      <w:tr>
-        <w:tc>
-          <w:tcPr>
-            <w:tcW w:type="dxa" w:w="3000"/>
-            <w:tcBorders>
-              <w:top w:val="single" w:color="999999" w:sz="4"/>
-              <w:left w:val="single" w:color="999999" w:sz="4"/>
-              <w:bottom w:val="single" w:color="999999" w:sz="4"/>
-              <w:right w:val="single" w:color="999999" w:sz="4"/>
-            </w:tcBorders>
-            <w:tcMar>
-              <w:top w:type="dxa" w:w="80"/>
-              <w:left w:type="dxa" w:w="120"/>
-              <w:bottom w:type="dxa" w:w="80"/>
-              <w:right w:type="dxa" w:w="120"/>
-            </w:tcMar>
-          </w:tcPr>
-          <w:p>
-            <w:r>
-              <w:rPr>
-                <w:b/>
-                <w:bCs/>
-              </w:rPr>
-              <w:t xml:space="preserve">Uso NO permitido</w:t>
+              <w:t xml:space="preserve">origin</w:t>
+            </w:r>
+          </w:p>
+        </w:tc>
+      </w:tr>
+      <w:tr>
+        <w:tc>
+          <w:tcPr>
+            <w:tcW w:type="dxa" w:w="3000"/>
+            <w:tcBorders>
+              <w:top w:val="single" w:color="999999" w:sz="4"/>
+              <w:left w:val="single" w:color="999999" w:sz="4"/>
+              <w:bottom w:val="single" w:color="999999" w:sz="4"/>
+              <w:right w:val="single" w:color="999999" w:sz="4"/>
+            </w:tcBorders>
+            <w:tcMar>
+              <w:top w:type="dxa" w:w="80"/>
+              <w:left w:type="dxa" w:w="120"/>
+              <w:bottom w:type="dxa" w:w="80"/>
+              <w:right w:type="dxa" w:w="120"/>
+            </w:tcMar>
+          </w:tcPr>
+          <w:p>
+            <w:r>
+              <w:rPr>
+                <w:b/>
+                <w:bCs/>
+              </w:rPr>
+              <w:t xml:space="preserve">Rol</w:t>
             </w:r>
           </w:p>
         </w:tc>
@@ -5966,35 +6093,35 @@
           </w:tcPr>
           <w:p>
             <w:r>
-              <w:t xml:space="preserve">git push (bloqueado). git push --force (bloqueado). Cualquier operación de escritura.</w:t>
-            </w:r>
-          </w:p>
-        </w:tc>
-      </w:tr>
-      <w:tr>
-        <w:tc>
-          <w:tcPr>
-            <w:tcW w:type="dxa" w:w="3000"/>
-            <w:tcBorders>
-              <w:top w:val="single" w:color="999999" w:sz="4"/>
-              <w:left w:val="single" w:color="999999" w:sz="4"/>
-              <w:bottom w:val="single" w:color="999999" w:sz="4"/>
-              <w:right w:val="single" w:color="999999" w:sz="4"/>
-            </w:tcBorders>
-            <w:tcMar>
-              <w:top w:type="dxa" w:w="80"/>
-              <w:left w:type="dxa" w:w="120"/>
-              <w:bottom w:type="dxa" w:w="80"/>
-              <w:right w:type="dxa" w:w="120"/>
-            </w:tcMar>
-          </w:tcPr>
-          <w:p>
-            <w:r>
-              <w:rPr>
-                <w:b/>
-                <w:bCs/>
-              </w:rPr>
-              <w:t xml:space="preserve">Cómo está bloqueado</w:t>
+              <w:t xml:space="preserve">SOLO RESPALDO. Recibe copia de main y de todas las ramas de trabajo.</w:t>
+            </w:r>
+          </w:p>
+        </w:tc>
+      </w:tr>
+      <w:tr>
+        <w:tc>
+          <w:tcPr>
+            <w:tcW w:type="dxa" w:w="3000"/>
+            <w:tcBorders>
+              <w:top w:val="single" w:color="999999" w:sz="4"/>
+              <w:left w:val="single" w:color="999999" w:sz="4"/>
+              <w:bottom w:val="single" w:color="999999" w:sz="4"/>
+              <w:right w:val="single" w:color="999999" w:sz="4"/>
+            </w:tcBorders>
+            <w:tcMar>
+              <w:top w:type="dxa" w:w="80"/>
+              <w:left w:type="dxa" w:w="120"/>
+              <w:bottom w:type="dxa" w:w="80"/>
+              <w:right w:type="dxa" w:w="120"/>
+            </w:tcMar>
+          </w:tcPr>
+          <w:p>
+            <w:r>
+              <w:rPr>
+                <w:b/>
+                <w:bCs/>
+              </w:rPr>
+              <w:t xml:space="preserve">¿Tiene CI/CD?</w:t>
             </w:r>
           </w:p>
         </w:tc>
@@ -6016,35 +6143,35 @@
           </w:tcPr>
           <w:p>
             <w:r>
-              <w:t xml:space="preserve">git remote set-url --push colaborador DISABLED-no-push-to-upstream</w:t>
-            </w:r>
-          </w:p>
-        </w:tc>
-      </w:tr>
-      <w:tr>
-        <w:tc>
-          <w:tcPr>
-            <w:tcW w:type="dxa" w:w="3000"/>
-            <w:tcBorders>
-              <w:top w:val="single" w:color="999999" w:sz="4"/>
-              <w:left w:val="single" w:color="999999" w:sz="4"/>
-              <w:bottom w:val="single" w:color="999999" w:sz="4"/>
-              <w:right w:val="single" w:color="999999" w:sz="4"/>
-            </w:tcBorders>
-            <w:tcMar>
-              <w:top w:type="dxa" w:w="80"/>
-              <w:left w:type="dxa" w:w="120"/>
-              <w:bottom w:type="dxa" w:w="80"/>
-              <w:right w:type="dxa" w:w="120"/>
-            </w:tcMar>
-          </w:tcPr>
-          <w:p>
-            <w:r>
-              <w:rPr>
-                <w:b/>
-                <w:bCs/>
-              </w:rPr>
-              <w:t xml:space="preserve">Qué pasa si intentas pushear</w:t>
+              <w:t xml:space="preserve">NO. Pushear aquí no despliega nada. El deploy a producción es exclusivo del repo principal, cuyo rol IAM OIDC solo confía en ese repo.</w:t>
+            </w:r>
+          </w:p>
+        </w:tc>
+      </w:tr>
+      <w:tr>
+        <w:tc>
+          <w:tcPr>
+            <w:tcW w:type="dxa" w:w="3000"/>
+            <w:tcBorders>
+              <w:top w:val="single" w:color="999999" w:sz="4"/>
+              <w:left w:val="single" w:color="999999" w:sz="4"/>
+              <w:bottom w:val="single" w:color="999999" w:sz="4"/>
+              <w:right w:val="single" w:color="999999" w:sz="4"/>
+            </w:tcBorders>
+            <w:tcMar>
+              <w:top w:type="dxa" w:w="80"/>
+              <w:left w:type="dxa" w:w="120"/>
+              <w:bottom w:type="dxa" w:w="80"/>
+              <w:right w:type="dxa" w:w="120"/>
+            </w:tcMar>
+          </w:tcPr>
+          <w:p>
+            <w:r>
+              <w:rPr>
+                <w:b/>
+                <w:bCs/>
+              </w:rPr>
+              <w:t xml:space="preserve">Flujo de trabajo</w:t>
             </w:r>
           </w:p>
         </w:tc>
@@ -6066,7 +6193,7 @@
           </w:tcPr>
           <w:p>
             <w:r>
-              <w:t xml:space="preserve">Git falla con error de URL antes de contactar a GitHub. NO llega al servidor.</w:t>
+              <w:t xml:space="preserve">Los cambios se desarrollan localmente, se pushean como rama a origin (respaldo) y a produccion (principal), y se abre PR a main del principal. El merge del PR lo hace ÚNICAMENTE el dueño del repo (JCortes87) desde GitHub; ese merge es lo que despliega a producción.</w:t>
             </w:r>
           </w:p>
         </w:tc>
@@ -6081,7 +6208,7 @@
           <w:b/>
           <w:bCs/>
         </w:rPr>
-        <w:t xml:space="preserve">Por qué este repo está bloqueado</w:t>
+        <w:t xml:space="preserve">Regla del flujo de despliegue — quién hace qué</w:t>
       </w:r>
     </w:p>
     <w:p>
@@ -6089,7 +6216,7 @@
         <w:spacing w:after="120"/>
       </w:pPr>
       <w:r>
-        <w:t xml:space="preserve">Razones:</w:t>
+        <w:t xml:space="preserve">Para que quede explícito y no haya ambigüedad:</w:t>
       </w:r>
     </w:p>
     <w:p>
@@ -6101,7 +6228,7 @@
         </w:numPr>
       </w:pPr>
       <w:r>
-        <w:t xml:space="preserve">Juan David es el colaborador original. Es SU código personal.</w:t>
+        <w:t xml:space="preserve">Quien desarrolla (persona o asistente) SOLO llega hasta: pushear la rama y abrir el Pull Request hacia main del repo principal.</w:t>
       </w:r>
     </w:p>
     <w:p>
@@ -6113,7 +6240,7 @@
         </w:numPr>
       </w:pPr>
       <w:r>
-        <w:t xml:space="preserve">Si empujáramos por accidente, contaminaríamos su rama main con código que él no aprobó.</w:t>
+        <w:t xml:space="preserve">El MERGE del Pull Request lo hace únicamente el dueño del repo (JCortes87) desde GitHub, después de revisar los cambios en "Files changed".</w:t>
       </w:r>
     </w:p>
     <w:p>
@@ -6125,7 +6252,7 @@
         </w:numPr>
       </w:pPr>
       <w:r>
-        <w:t xml:space="preserve">Aunque GitHub probablemente nos rechazara por permisos insuficientes, el bloqueo local es una protección extra.</w:t>
+        <w:t xml:space="preserve">NUNCA se hace push directo a main, ni merge local a main, ni merge del PR por parte de quien desarrolló el cambio.</w:t>
       </w:r>
     </w:p>
     <w:p>
@@ -6137,91 +6264,41 @@
         </w:numPr>
       </w:pPr>
       <w:r>
-        <w:t xml:space="preserve">Sigue el principio de "fail safe": prevenir el error antes de que ocurra.</w:t>
-      </w:r>
-    </w:p>
-    <w:p>
-      <w:pPr>
-        <w:pStyle w:val="Heading3"/>
+        <w:t xml:space="preserve">Solo el merge a main del repo principal dispara el deploy automático a producción. Nada de lo que pase en origin (respaldo) o en local despliega nada.</w:t>
+      </w:r>
+    </w:p>
+    <w:p>
+      <w:pPr>
+        <w:pStyle w:val="Heading2"/>
       </w:pPr>
       <w:r>
         <w:rPr>
           <w:b/>
           <w:bCs/>
         </w:rPr>
-        <w:t xml:space="preserve">Cuándo SÍ puedes hacer git fetch colaborador</w:t>
-      </w:r>
-    </w:p>
-    <w:p>
-      <w:pPr>
-        <w:spacing w:after="120"/>
-      </w:pPr>
-      <w:r>
-        <w:t xml:space="preserve">El fetch desde colaborador es seguro y útil cuando:</w:t>
-      </w:r>
-    </w:p>
-    <w:p>
-      <w:pPr>
-        <w:pStyle w:val="ListParagraph"/>
-        <w:numPr>
-          <w:ilvl w:val="0"/>
-          <w:numId w:val="2"/>
-        </w:numPr>
-      </w:pPr>
-      <w:r>
-        <w:t xml:space="preserve">Quieres ver si JD ha publicado cambios nuevos.</w:t>
-      </w:r>
-    </w:p>
-    <w:p>
-      <w:pPr>
-        <w:pStyle w:val="ListParagraph"/>
-        <w:numPr>
-          <w:ilvl w:val="0"/>
-          <w:numId w:val="2"/>
-        </w:numPr>
-      </w:pPr>
-      <w:r>
-        <w:t xml:space="preserve">Quieres comparar su versión vs la tuya.</w:t>
-      </w:r>
-    </w:p>
-    <w:p>
-      <w:pPr>
-        <w:pStyle w:val="ListParagraph"/>
-        <w:numPr>
-          <w:ilvl w:val="0"/>
-          <w:numId w:val="2"/>
-        </w:numPr>
-      </w:pPr>
-      <w:r>
-        <w:t xml:space="preserve">Quieres traer alguno de sus avances a tu repo (vía git merge colaborador/main).</w:t>
-      </w:r>
-    </w:p>
-    <w:p>
-      <w:pPr>
-        <w:spacing w:after="120"/>
-      </w:pPr>
-      <w:r>
-        <w:t xml:space="preserve">El fetch solo descarga datos a tu máquina, no modifica nada del lado de JD.</w:t>
-      </w:r>
-    </w:p>
-    <w:p>
-      <w:pPr>
-        <w:pStyle w:val="Heading2"/>
+        <w:t xml:space="preserve">5.3 Repositorio del colaborador — NO SE TOCA EN ABSOLUTO</w:t>
+      </w:r>
+    </w:p>
+    <w:p>
+      <w:pPr>
+        <w:pBdr>
+          <w:top w:val="single" w:color="FF8C00" w:sz="12" w:space="1"/>
+          <w:bottom w:val="single" w:color="FF8C00" w:sz="12" w:space="1"/>
+          <w:left w:val="single" w:color="FF8C00" w:sz="12" w:space="1"/>
+          <w:right w:val="single" w:color="FF8C00" w:sz="12" w:space="1"/>
+        </w:pBdr>
+        <w:shd w:fill="FFE4B5" w:val="clear"/>
+        <w:spacing w:after="200" w:before="200"/>
       </w:pPr>
       <w:r>
         <w:rPr>
           <w:b/>
           <w:bCs/>
-        </w:rPr>
-        <w:t xml:space="preserve">5.3 Repositorio fork inicial (archivado, sin uso)</w:t>
-      </w:r>
-    </w:p>
-    <w:p>
-      <w:pPr>
-        <w:spacing w:after="120"/>
-      </w:pPr>
-      <w:r>
-        <w:t xml:space="preserve">Repositorio antiguo que se usó como punto de partida. Está archivado y no debe usarse para nada activo. Se mantiene como referencia histórica únicamente.</w:t>
+          <w:color w:val="8B0000"/>
+          <w:sz w:val="24"/>
+          <w:szCs w:val="24"/>
+        </w:rPr>
+        <w:t xml:space="preserve">REGLA FIJA E INNEGOCIABLE: el repositorio de Juan David NO SE TOCA EN ABSOLUTO — ni push, ni PRs, ni ninguna operación de escritura, bajo ninguna circunstancia. Esta regla aplica siempre y no hay que re-confirmarla en cada sesión. Único uso permitido: git fetch (solo lectura) para actualizarnos cuando sea necesario.</w:t>
       </w:r>
     </w:p>
     <w:tbl>
@@ -6341,35 +6418,35 @@
           </w:tcPr>
           <w:p>
             <w:r>
-              <w:t xml:space="preserve">https://github.com/JCortes87/gemelo-digital-backend-JC</w:t>
-            </w:r>
-          </w:p>
-        </w:tc>
-      </w:tr>
-      <w:tr>
-        <w:tc>
-          <w:tcPr>
-            <w:tcW w:type="dxa" w:w="3000"/>
-            <w:tcBorders>
-              <w:top w:val="single" w:color="999999" w:sz="4"/>
-              <w:left w:val="single" w:color="999999" w:sz="4"/>
-              <w:bottom w:val="single" w:color="999999" w:sz="4"/>
-              <w:right w:val="single" w:color="999999" w:sz="4"/>
-            </w:tcBorders>
-            <w:tcMar>
-              <w:top w:type="dxa" w:w="80"/>
-              <w:left w:type="dxa" w:w="120"/>
-              <w:bottom w:type="dxa" w:w="80"/>
-              <w:right w:type="dxa" w:w="120"/>
-            </w:tcMar>
-          </w:tcPr>
-          <w:p>
-            <w:r>
-              <w:rPr>
-                <w:b/>
-                <w:bCs/>
-              </w:rPr>
-              <w:t xml:space="preserve">Estado</w:t>
+              <w:t xml:space="preserve">https://github.com/juandavid639/Proyecto-Gemelos-Digitales</w:t>
+            </w:r>
+          </w:p>
+        </w:tc>
+      </w:tr>
+      <w:tr>
+        <w:tc>
+          <w:tcPr>
+            <w:tcW w:type="dxa" w:w="3000"/>
+            <w:tcBorders>
+              <w:top w:val="single" w:color="999999" w:sz="4"/>
+              <w:left w:val="single" w:color="999999" w:sz="4"/>
+              <w:bottom w:val="single" w:color="999999" w:sz="4"/>
+              <w:right w:val="single" w:color="999999" w:sz="4"/>
+            </w:tcBorders>
+            <w:tcMar>
+              <w:top w:type="dxa" w:w="80"/>
+              <w:left w:type="dxa" w:w="120"/>
+              <w:bottom w:type="dxa" w:w="80"/>
+              <w:right w:type="dxa" w:w="120"/>
+            </w:tcMar>
+          </w:tcPr>
+          <w:p>
+            <w:r>
+              <w:rPr>
+                <w:b/>
+                <w:bCs/>
+              </w:rPr>
+              <w:t xml:space="preserve">Dueño</w:t>
             </w:r>
           </w:p>
         </w:tc>
@@ -6391,35 +6468,35 @@
           </w:tcPr>
           <w:p>
             <w:r>
-              <w:t xml:space="preserve">Archivado. Sin uso activo.</w:t>
-            </w:r>
-          </w:p>
-        </w:tc>
-      </w:tr>
-      <w:tr>
-        <w:tc>
-          <w:tcPr>
-            <w:tcW w:type="dxa" w:w="3000"/>
-            <w:tcBorders>
-              <w:top w:val="single" w:color="999999" w:sz="4"/>
-              <w:left w:val="single" w:color="999999" w:sz="4"/>
-              <w:bottom w:val="single" w:color="999999" w:sz="4"/>
-              <w:right w:val="single" w:color="999999" w:sz="4"/>
-            </w:tcBorders>
-            <w:tcMar>
-              <w:top w:type="dxa" w:w="80"/>
-              <w:left w:type="dxa" w:w="120"/>
-              <w:bottom w:type="dxa" w:w="80"/>
-              <w:right w:type="dxa" w:w="120"/>
-            </w:tcMar>
-          </w:tcPr>
-          <w:p>
-            <w:r>
-              <w:rPr>
-                <w:b/>
-                <w:bCs/>
-              </w:rPr>
-              <w:t xml:space="preserve">Branch histórica con valor</w:t>
+              <w:t xml:space="preserve">Juan David</w:t>
+            </w:r>
+          </w:p>
+        </w:tc>
+      </w:tr>
+      <w:tr>
+        <w:tc>
+          <w:tcPr>
+            <w:tcW w:type="dxa" w:w="3000"/>
+            <w:tcBorders>
+              <w:top w:val="single" w:color="999999" w:sz="4"/>
+              <w:left w:val="single" w:color="999999" w:sz="4"/>
+              <w:bottom w:val="single" w:color="999999" w:sz="4"/>
+              <w:right w:val="single" w:color="999999" w:sz="4"/>
+            </w:tcBorders>
+            <w:tcMar>
+              <w:top w:type="dxa" w:w="80"/>
+              <w:left w:type="dxa" w:w="120"/>
+              <w:bottom w:type="dxa" w:w="80"/>
+              <w:right w:type="dxa" w:w="120"/>
+            </w:tcMar>
+          </w:tcPr>
+          <w:p>
+            <w:r>
+              <w:rPr>
+                <w:b/>
+                <w:bCs/>
+              </w:rPr>
+              <w:t xml:space="preserve">Uso permitido</w:t>
             </w:r>
           </w:p>
         </w:tc>
@@ -6441,35 +6518,35 @@
           </w:tcPr>
           <w:p>
             <w:r>
-              <w:t xml:space="preserve">integracion/manual-controlada (contiene el WIP previo)</w:t>
-            </w:r>
-          </w:p>
-        </w:tc>
-      </w:tr>
-      <w:tr>
-        <w:tc>
-          <w:tcPr>
-            <w:tcW w:type="dxa" w:w="3000"/>
-            <w:tcBorders>
-              <w:top w:val="single" w:color="999999" w:sz="4"/>
-              <w:left w:val="single" w:color="999999" w:sz="4"/>
-              <w:bottom w:val="single" w:color="999999" w:sz="4"/>
-              <w:right w:val="single" w:color="999999" w:sz="4"/>
-            </w:tcBorders>
-            <w:tcMar>
-              <w:top w:type="dxa" w:w="80"/>
-              <w:left w:type="dxa" w:w="120"/>
-              <w:bottom w:type="dxa" w:w="80"/>
-              <w:right w:type="dxa" w:w="120"/>
-            </w:tcMar>
-          </w:tcPr>
-          <w:p>
-            <w:r>
-              <w:rPr>
-                <w:b/>
-                <w:bCs/>
-              </w:rPr>
-              <w:t xml:space="preserve">Riesgo de usarlo</w:t>
+              <w:t xml:space="preserve">SOLO LECTURA. Hacer git fetch para actualizarnos con sus avances cuando sea necesario.</w:t>
+            </w:r>
+          </w:p>
+        </w:tc>
+      </w:tr>
+      <w:tr>
+        <w:tc>
+          <w:tcPr>
+            <w:tcW w:type="dxa" w:w="3000"/>
+            <w:tcBorders>
+              <w:top w:val="single" w:color="999999" w:sz="4"/>
+              <w:left w:val="single" w:color="999999" w:sz="4"/>
+              <w:bottom w:val="single" w:color="999999" w:sz="4"/>
+              <w:right w:val="single" w:color="999999" w:sz="4"/>
+            </w:tcBorders>
+            <w:tcMar>
+              <w:top w:type="dxa" w:w="80"/>
+              <w:left w:type="dxa" w:w="120"/>
+              <w:bottom w:type="dxa" w:w="80"/>
+              <w:right w:type="dxa" w:w="120"/>
+            </w:tcMar>
+          </w:tcPr>
+          <w:p>
+            <w:r>
+              <w:rPr>
+                <w:b/>
+                <w:bCs/>
+              </w:rPr>
+              <w:t xml:space="preserve">Uso NO permitido</w:t>
             </w:r>
           </w:p>
         </w:tc>
@@ -6491,7 +6568,107 @@
           </w:tcPr>
           <w:p>
             <w:r>
-              <w:t xml:space="preserve">Está desincronizado con el flujo actual. No vale la pena tocarlo.</w:t>
+              <w:t xml:space="preserve">git push (bloqueado). git push --force (bloqueado). Cualquier operación de escritura.</w:t>
+            </w:r>
+          </w:p>
+        </w:tc>
+      </w:tr>
+      <w:tr>
+        <w:tc>
+          <w:tcPr>
+            <w:tcW w:type="dxa" w:w="3000"/>
+            <w:tcBorders>
+              <w:top w:val="single" w:color="999999" w:sz="4"/>
+              <w:left w:val="single" w:color="999999" w:sz="4"/>
+              <w:bottom w:val="single" w:color="999999" w:sz="4"/>
+              <w:right w:val="single" w:color="999999" w:sz="4"/>
+            </w:tcBorders>
+            <w:tcMar>
+              <w:top w:type="dxa" w:w="80"/>
+              <w:left w:type="dxa" w:w="120"/>
+              <w:bottom w:type="dxa" w:w="80"/>
+              <w:right w:type="dxa" w:w="120"/>
+            </w:tcMar>
+          </w:tcPr>
+          <w:p>
+            <w:r>
+              <w:rPr>
+                <w:b/>
+                <w:bCs/>
+              </w:rPr>
+              <w:t xml:space="preserve">Cómo está bloqueado</w:t>
+            </w:r>
+          </w:p>
+        </w:tc>
+        <w:tc>
+          <w:tcPr>
+            <w:tcW w:type="dxa" w:w="6360"/>
+            <w:tcBorders>
+              <w:top w:val="single" w:color="999999" w:sz="4"/>
+              <w:left w:val="single" w:color="999999" w:sz="4"/>
+              <w:bottom w:val="single" w:color="999999" w:sz="4"/>
+              <w:right w:val="single" w:color="999999" w:sz="4"/>
+            </w:tcBorders>
+            <w:tcMar>
+              <w:top w:type="dxa" w:w="80"/>
+              <w:left w:type="dxa" w:w="120"/>
+              <w:bottom w:type="dxa" w:w="80"/>
+              <w:right w:type="dxa" w:w="120"/>
+            </w:tcMar>
+          </w:tcPr>
+          <w:p>
+            <w:r>
+              <w:t xml:space="preserve">git remote set-url --push colaborador DISABLED-no-push-to-upstream</w:t>
+            </w:r>
+          </w:p>
+        </w:tc>
+      </w:tr>
+      <w:tr>
+        <w:tc>
+          <w:tcPr>
+            <w:tcW w:type="dxa" w:w="3000"/>
+            <w:tcBorders>
+              <w:top w:val="single" w:color="999999" w:sz="4"/>
+              <w:left w:val="single" w:color="999999" w:sz="4"/>
+              <w:bottom w:val="single" w:color="999999" w:sz="4"/>
+              <w:right w:val="single" w:color="999999" w:sz="4"/>
+            </w:tcBorders>
+            <w:tcMar>
+              <w:top w:type="dxa" w:w="80"/>
+              <w:left w:type="dxa" w:w="120"/>
+              <w:bottom w:type="dxa" w:w="80"/>
+              <w:right w:type="dxa" w:w="120"/>
+            </w:tcMar>
+          </w:tcPr>
+          <w:p>
+            <w:r>
+              <w:rPr>
+                <w:b/>
+                <w:bCs/>
+              </w:rPr>
+              <w:t xml:space="preserve">Qué pasa si intentas pushear</w:t>
+            </w:r>
+          </w:p>
+        </w:tc>
+        <w:tc>
+          <w:tcPr>
+            <w:tcW w:type="dxa" w:w="6360"/>
+            <w:tcBorders>
+              <w:top w:val="single" w:color="999999" w:sz="4"/>
+              <w:left w:val="single" w:color="999999" w:sz="4"/>
+              <w:bottom w:val="single" w:color="999999" w:sz="4"/>
+              <w:right w:val="single" w:color="999999" w:sz="4"/>
+            </w:tcBorders>
+            <w:tcMar>
+              <w:top w:type="dxa" w:w="80"/>
+              <w:left w:type="dxa" w:w="120"/>
+              <w:bottom w:type="dxa" w:w="80"/>
+              <w:right w:type="dxa" w:w="120"/>
+            </w:tcMar>
+          </w:tcPr>
+          <w:p>
+            <w:r>
+              <w:t xml:space="preserve">Git falla con error de URL antes de contactar a GitHub. NO llega al servidor.</w:t>
             </w:r>
           </w:p>
         </w:tc>
@@ -6499,14 +6676,439 @@
     </w:tbl>
     <w:p>
       <w:pPr>
-        <w:pStyle w:val="Heading2"/>
+        <w:pStyle w:val="Heading3"/>
       </w:pPr>
       <w:r>
         <w:rPr>
           <w:b/>
           <w:bCs/>
         </w:rPr>
-        <w:t xml:space="preserve">5.4 Resumen visual: qué hacer y qué NO hacer con cada repo</w:t>
+        <w:t xml:space="preserve">Por qué este repo está bloqueado</w:t>
+      </w:r>
+    </w:p>
+    <w:p>
+      <w:pPr>
+        <w:spacing w:after="120"/>
+      </w:pPr>
+      <w:r>
+        <w:t xml:space="preserve">Razones:</w:t>
+      </w:r>
+    </w:p>
+    <w:p>
+      <w:pPr>
+        <w:pStyle w:val="ListParagraph"/>
+        <w:numPr>
+          <w:ilvl w:val="0"/>
+          <w:numId w:val="2"/>
+        </w:numPr>
+      </w:pPr>
+      <w:r>
+        <w:t xml:space="preserve">Juan David es el colaborador original. Es SU código personal.</w:t>
+      </w:r>
+    </w:p>
+    <w:p>
+      <w:pPr>
+        <w:pStyle w:val="ListParagraph"/>
+        <w:numPr>
+          <w:ilvl w:val="0"/>
+          <w:numId w:val="2"/>
+        </w:numPr>
+      </w:pPr>
+      <w:r>
+        <w:t xml:space="preserve">Si empujáramos por accidente, contaminaríamos su rama main con código que él no aprobó.</w:t>
+      </w:r>
+    </w:p>
+    <w:p>
+      <w:pPr>
+        <w:pStyle w:val="ListParagraph"/>
+        <w:numPr>
+          <w:ilvl w:val="0"/>
+          <w:numId w:val="2"/>
+        </w:numPr>
+      </w:pPr>
+      <w:r>
+        <w:t xml:space="preserve">Aunque GitHub probablemente nos rechazara por permisos insuficientes, el bloqueo local es una protección extra.</w:t>
+      </w:r>
+    </w:p>
+    <w:p>
+      <w:pPr>
+        <w:pStyle w:val="ListParagraph"/>
+        <w:numPr>
+          <w:ilvl w:val="0"/>
+          <w:numId w:val="2"/>
+        </w:numPr>
+      </w:pPr>
+      <w:r>
+        <w:t xml:space="preserve">Sigue el principio de "fail safe": prevenir el error antes de que ocurra.</w:t>
+      </w:r>
+    </w:p>
+    <w:p>
+      <w:pPr>
+        <w:pStyle w:val="Heading3"/>
+      </w:pPr>
+      <w:r>
+        <w:rPr>
+          <w:b/>
+          <w:bCs/>
+        </w:rPr>
+        <w:t xml:space="preserve">Cuándo SÍ puedes hacer git fetch colaborador</w:t>
+      </w:r>
+    </w:p>
+    <w:p>
+      <w:pPr>
+        <w:spacing w:after="120"/>
+      </w:pPr>
+      <w:r>
+        <w:t xml:space="preserve">El fetch desde colaborador es seguro y útil cuando:</w:t>
+      </w:r>
+    </w:p>
+    <w:p>
+      <w:pPr>
+        <w:pStyle w:val="ListParagraph"/>
+        <w:numPr>
+          <w:ilvl w:val="0"/>
+          <w:numId w:val="2"/>
+        </w:numPr>
+      </w:pPr>
+      <w:r>
+        <w:t xml:space="preserve">Quieres ver si JD ha publicado cambios nuevos.</w:t>
+      </w:r>
+    </w:p>
+    <w:p>
+      <w:pPr>
+        <w:pStyle w:val="ListParagraph"/>
+        <w:numPr>
+          <w:ilvl w:val="0"/>
+          <w:numId w:val="2"/>
+        </w:numPr>
+      </w:pPr>
+      <w:r>
+        <w:t xml:space="preserve">Quieres comparar su versión vs la tuya.</w:t>
+      </w:r>
+    </w:p>
+    <w:p>
+      <w:pPr>
+        <w:pStyle w:val="ListParagraph"/>
+        <w:numPr>
+          <w:ilvl w:val="0"/>
+          <w:numId w:val="2"/>
+        </w:numPr>
+      </w:pPr>
+      <w:r>
+        <w:t xml:space="preserve">Quieres traer alguno de sus avances a tu repo (vía git merge colaborador/main).</w:t>
+      </w:r>
+    </w:p>
+    <w:p>
+      <w:pPr>
+        <w:spacing w:after="120"/>
+      </w:pPr>
+      <w:r>
+        <w:t xml:space="preserve">El fetch solo descarga datos a tu máquina, no modifica nada del lado de JD.</w:t>
+      </w:r>
+    </w:p>
+    <w:p>
+      <w:pPr>
+        <w:pStyle w:val="Heading2"/>
+      </w:pPr>
+      <w:r>
+        <w:rPr>
+          <w:b/>
+          <w:bCs/>
+        </w:rPr>
+        <w:t xml:space="preserve">5.4 Repositorio fork inicial (archivado, sin uso)</w:t>
+      </w:r>
+    </w:p>
+    <w:p>
+      <w:pPr>
+        <w:spacing w:after="120"/>
+      </w:pPr>
+      <w:r>
+        <w:t xml:space="preserve">Repositorio antiguo que se usó como punto de partida. Está archivado y no debe usarse para nada activo. Se mantiene como referencia histórica únicamente.</w:t>
+      </w:r>
+    </w:p>
+    <w:tbl>
+      <w:tblPr>
+        <w:tblW w:type="dxa" w:w="9360"/>
+        <w:tblBorders>
+          <w:top w:val="single" w:color="auto" w:sz="4"/>
+          <w:left w:val="single" w:color="auto" w:sz="4"/>
+          <w:bottom w:val="single" w:color="auto" w:sz="4"/>
+          <w:right w:val="single" w:color="auto" w:sz="4"/>
+          <w:insideH w:val="single" w:color="auto" w:sz="4"/>
+          <w:insideV w:val="single" w:color="auto" w:sz="4"/>
+        </w:tblBorders>
+      </w:tblPr>
+      <w:tblGrid>
+        <w:gridCol w:w="3000"/>
+        <w:gridCol w:w="6360"/>
+      </w:tblGrid>
+      <w:tr>
+        <w:tc>
+          <w:tcPr>
+            <w:tcW w:type="auto" w:w="0"/>
+            <w:tcBorders>
+              <w:top w:val="single" w:color="999999" w:sz="4"/>
+              <w:left w:val="single" w:color="999999" w:sz="4"/>
+              <w:bottom w:val="single" w:color="999999" w:sz="4"/>
+              <w:right w:val="single" w:color="999999" w:sz="4"/>
+            </w:tcBorders>
+            <w:shd w:fill="D5E8F0" w:val="clear"/>
+            <w:tcMar>
+              <w:top w:type="dxa" w:w="80"/>
+              <w:left w:type="dxa" w:w="120"/>
+              <w:bottom w:type="dxa" w:w="80"/>
+              <w:right w:type="dxa" w:w="120"/>
+            </w:tcMar>
+          </w:tcPr>
+          <w:p>
+            <w:r>
+              <w:rPr>
+                <w:b/>
+                <w:bCs/>
+              </w:rPr>
+              <w:t xml:space="preserve">Campo</w:t>
+            </w:r>
+          </w:p>
+        </w:tc>
+        <w:tc>
+          <w:tcPr>
+            <w:tcW w:type="auto" w:w="0"/>
+            <w:tcBorders>
+              <w:top w:val="single" w:color="999999" w:sz="4"/>
+              <w:left w:val="single" w:color="999999" w:sz="4"/>
+              <w:bottom w:val="single" w:color="999999" w:sz="4"/>
+              <w:right w:val="single" w:color="999999" w:sz="4"/>
+            </w:tcBorders>
+            <w:shd w:fill="D5E8F0" w:val="clear"/>
+            <w:tcMar>
+              <w:top w:type="dxa" w:w="80"/>
+              <w:left w:type="dxa" w:w="120"/>
+              <w:bottom w:type="dxa" w:w="80"/>
+              <w:right w:type="dxa" w:w="120"/>
+            </w:tcMar>
+          </w:tcPr>
+          <w:p>
+            <w:r>
+              <w:rPr>
+                <w:b/>
+                <w:bCs/>
+              </w:rPr>
+              <w:t xml:space="preserve">Valor</w:t>
+            </w:r>
+          </w:p>
+        </w:tc>
+      </w:tr>
+      <w:tr>
+        <w:tc>
+          <w:tcPr>
+            <w:tcW w:type="dxa" w:w="3000"/>
+            <w:tcBorders>
+              <w:top w:val="single" w:color="999999" w:sz="4"/>
+              <w:left w:val="single" w:color="999999" w:sz="4"/>
+              <w:bottom w:val="single" w:color="999999" w:sz="4"/>
+              <w:right w:val="single" w:color="999999" w:sz="4"/>
+            </w:tcBorders>
+            <w:tcMar>
+              <w:top w:type="dxa" w:w="80"/>
+              <w:left w:type="dxa" w:w="120"/>
+              <w:bottom w:type="dxa" w:w="80"/>
+              <w:right w:type="dxa" w:w="120"/>
+            </w:tcMar>
+          </w:tcPr>
+          <w:p>
+            <w:r>
+              <w:rPr>
+                <w:b/>
+                <w:bCs/>
+              </w:rPr>
+              <w:t xml:space="preserve">URL</w:t>
+            </w:r>
+          </w:p>
+        </w:tc>
+        <w:tc>
+          <w:tcPr>
+            <w:tcW w:type="dxa" w:w="6360"/>
+            <w:tcBorders>
+              <w:top w:val="single" w:color="999999" w:sz="4"/>
+              <w:left w:val="single" w:color="999999" w:sz="4"/>
+              <w:bottom w:val="single" w:color="999999" w:sz="4"/>
+              <w:right w:val="single" w:color="999999" w:sz="4"/>
+            </w:tcBorders>
+            <w:tcMar>
+              <w:top w:type="dxa" w:w="80"/>
+              <w:left w:type="dxa" w:w="120"/>
+              <w:bottom w:type="dxa" w:w="80"/>
+              <w:right w:type="dxa" w:w="120"/>
+            </w:tcMar>
+          </w:tcPr>
+          <w:p>
+            <w:r>
+              <w:t xml:space="preserve">https://github.com/JCortes87/gemelo-digital-backend-JC</w:t>
+            </w:r>
+          </w:p>
+        </w:tc>
+      </w:tr>
+      <w:tr>
+        <w:tc>
+          <w:tcPr>
+            <w:tcW w:type="dxa" w:w="3000"/>
+            <w:tcBorders>
+              <w:top w:val="single" w:color="999999" w:sz="4"/>
+              <w:left w:val="single" w:color="999999" w:sz="4"/>
+              <w:bottom w:val="single" w:color="999999" w:sz="4"/>
+              <w:right w:val="single" w:color="999999" w:sz="4"/>
+            </w:tcBorders>
+            <w:tcMar>
+              <w:top w:type="dxa" w:w="80"/>
+              <w:left w:type="dxa" w:w="120"/>
+              <w:bottom w:type="dxa" w:w="80"/>
+              <w:right w:type="dxa" w:w="120"/>
+            </w:tcMar>
+          </w:tcPr>
+          <w:p>
+            <w:r>
+              <w:rPr>
+                <w:b/>
+                <w:bCs/>
+              </w:rPr>
+              <w:t xml:space="preserve">Estado</w:t>
+            </w:r>
+          </w:p>
+        </w:tc>
+        <w:tc>
+          <w:tcPr>
+            <w:tcW w:type="dxa" w:w="6360"/>
+            <w:tcBorders>
+              <w:top w:val="single" w:color="999999" w:sz="4"/>
+              <w:left w:val="single" w:color="999999" w:sz="4"/>
+              <w:bottom w:val="single" w:color="999999" w:sz="4"/>
+              <w:right w:val="single" w:color="999999" w:sz="4"/>
+            </w:tcBorders>
+            <w:tcMar>
+              <w:top w:type="dxa" w:w="80"/>
+              <w:left w:type="dxa" w:w="120"/>
+              <w:bottom w:type="dxa" w:w="80"/>
+              <w:right w:type="dxa" w:w="120"/>
+            </w:tcMar>
+          </w:tcPr>
+          <w:p>
+            <w:r>
+              <w:t xml:space="preserve">Archivado. Sin uso activo.</w:t>
+            </w:r>
+          </w:p>
+        </w:tc>
+      </w:tr>
+      <w:tr>
+        <w:tc>
+          <w:tcPr>
+            <w:tcW w:type="dxa" w:w="3000"/>
+            <w:tcBorders>
+              <w:top w:val="single" w:color="999999" w:sz="4"/>
+              <w:left w:val="single" w:color="999999" w:sz="4"/>
+              <w:bottom w:val="single" w:color="999999" w:sz="4"/>
+              <w:right w:val="single" w:color="999999" w:sz="4"/>
+            </w:tcBorders>
+            <w:tcMar>
+              <w:top w:type="dxa" w:w="80"/>
+              <w:left w:type="dxa" w:w="120"/>
+              <w:bottom w:type="dxa" w:w="80"/>
+              <w:right w:type="dxa" w:w="120"/>
+            </w:tcMar>
+          </w:tcPr>
+          <w:p>
+            <w:r>
+              <w:rPr>
+                <w:b/>
+                <w:bCs/>
+              </w:rPr>
+              <w:t xml:space="preserve">Branch histórica con valor</w:t>
+            </w:r>
+          </w:p>
+        </w:tc>
+        <w:tc>
+          <w:tcPr>
+            <w:tcW w:type="dxa" w:w="6360"/>
+            <w:tcBorders>
+              <w:top w:val="single" w:color="999999" w:sz="4"/>
+              <w:left w:val="single" w:color="999999" w:sz="4"/>
+              <w:bottom w:val="single" w:color="999999" w:sz="4"/>
+              <w:right w:val="single" w:color="999999" w:sz="4"/>
+            </w:tcBorders>
+            <w:tcMar>
+              <w:top w:type="dxa" w:w="80"/>
+              <w:left w:type="dxa" w:w="120"/>
+              <w:bottom w:type="dxa" w:w="80"/>
+              <w:right w:type="dxa" w:w="120"/>
+            </w:tcMar>
+          </w:tcPr>
+          <w:p>
+            <w:r>
+              <w:t xml:space="preserve">integracion/manual-controlada (contiene el WIP previo)</w:t>
+            </w:r>
+          </w:p>
+        </w:tc>
+      </w:tr>
+      <w:tr>
+        <w:tc>
+          <w:tcPr>
+            <w:tcW w:type="dxa" w:w="3000"/>
+            <w:tcBorders>
+              <w:top w:val="single" w:color="999999" w:sz="4"/>
+              <w:left w:val="single" w:color="999999" w:sz="4"/>
+              <w:bottom w:val="single" w:color="999999" w:sz="4"/>
+              <w:right w:val="single" w:color="999999" w:sz="4"/>
+            </w:tcBorders>
+            <w:tcMar>
+              <w:top w:type="dxa" w:w="80"/>
+              <w:left w:type="dxa" w:w="120"/>
+              <w:bottom w:type="dxa" w:w="80"/>
+              <w:right w:type="dxa" w:w="120"/>
+            </w:tcMar>
+          </w:tcPr>
+          <w:p>
+            <w:r>
+              <w:rPr>
+                <w:b/>
+                <w:bCs/>
+              </w:rPr>
+              <w:t xml:space="preserve">Riesgo de usarlo</w:t>
+            </w:r>
+          </w:p>
+        </w:tc>
+        <w:tc>
+          <w:tcPr>
+            <w:tcW w:type="dxa" w:w="6360"/>
+            <w:tcBorders>
+              <w:top w:val="single" w:color="999999" w:sz="4"/>
+              <w:left w:val="single" w:color="999999" w:sz="4"/>
+              <w:bottom w:val="single" w:color="999999" w:sz="4"/>
+              <w:right w:val="single" w:color="999999" w:sz="4"/>
+            </w:tcBorders>
+            <w:tcMar>
+              <w:top w:type="dxa" w:w="80"/>
+              <w:left w:type="dxa" w:w="120"/>
+              <w:bottom w:type="dxa" w:w="80"/>
+              <w:right w:type="dxa" w:w="120"/>
+            </w:tcMar>
+          </w:tcPr>
+          <w:p>
+            <w:r>
+              <w:t xml:space="preserve">Está desincronizado con el flujo actual. No vale la pena tocarlo.</w:t>
+            </w:r>
+          </w:p>
+        </w:tc>
+      </w:tr>
+    </w:tbl>
+    <w:p>
+      <w:pPr>
+        <w:pStyle w:val="Heading2"/>
+      </w:pPr>
+      <w:r>
+        <w:rPr>
+          <w:b/>
+          <w:bCs/>
+        </w:rPr>
+        <w:t xml:space="preserve">5.5 Resumen visual: qué hacer y qué NO hacer con cada repo</w:t>
       </w:r>
     </w:p>
     <w:tbl>
@@ -6681,7 +7283,7 @@
                 <w:b w:val="false"/>
                 <w:bCs w:val="false"/>
               </w:rPr>
-              <w:t xml:space="preserve">Hacer push, merge, deploy, todo. Este es TU repo principal.</w:t>
+              <w:t xml:space="preserve">Repo principal (remote produccion). Push de ramas, PR y merge a main = deploy automático a producción.</w:t>
             </w:r>
           </w:p>
         </w:tc>
@@ -6709,7 +7311,7 @@
                 <w:b/>
                 <w:bCs/>
               </w:rPr>
-              <w:t xml:space="preserve">juandavid639/Proyecto-Gemelos-Digitales</w:t>
+              <w:t xml:space="preserve">JCortes87/gemelo-digital-v2.0</w:t>
             </w:r>
           </w:p>
         </w:tc>
@@ -6735,7 +7337,7 @@
                 <w:b w:val="false"/>
                 <w:bCs w:val="false"/>
               </w:rPr>
-              <w:t xml:space="preserve">NO</w:t>
+              <w:t xml:space="preserve">SÍ</w:t>
             </w:r>
           </w:p>
         </w:tc>
@@ -6761,7 +7363,87 @@
                 <w:b w:val="false"/>
                 <w:bCs w:val="false"/>
               </w:rPr>
-              <w:t xml:space="preserve">NUNCA pushear. Solo git fetch para ver sus cambios.</w:t>
+              <w:t xml:space="preserve">Solo respaldo (remote origin). Pushear copias de ramas y main. NO despliega nada.</w:t>
+            </w:r>
+          </w:p>
+        </w:tc>
+      </w:tr>
+      <w:tr>
+        <w:tc>
+          <w:tcPr>
+            <w:tcW w:type="dxa" w:w="3500"/>
+            <w:tcBorders>
+              <w:top w:val="single" w:color="999999" w:sz="4"/>
+              <w:left w:val="single" w:color="999999" w:sz="4"/>
+              <w:bottom w:val="single" w:color="999999" w:sz="4"/>
+              <w:right w:val="single" w:color="999999" w:sz="4"/>
+            </w:tcBorders>
+            <w:tcMar>
+              <w:top w:type="dxa" w:w="80"/>
+              <w:left w:type="dxa" w:w="120"/>
+              <w:bottom w:type="dxa" w:w="80"/>
+              <w:right w:type="dxa" w:w="120"/>
+            </w:tcMar>
+          </w:tcPr>
+          <w:p>
+            <w:r>
+              <w:rPr>
+                <w:b/>
+                <w:bCs/>
+              </w:rPr>
+              <w:t xml:space="preserve">juandavid639/Proyecto-Gemelos-Digitales</w:t>
+            </w:r>
+          </w:p>
+        </w:tc>
+        <w:tc>
+          <w:tcPr>
+            <w:tcW w:type="dxa" w:w="1200"/>
+            <w:tcBorders>
+              <w:top w:val="single" w:color="999999" w:sz="4"/>
+              <w:left w:val="single" w:color="999999" w:sz="4"/>
+              <w:bottom w:val="single" w:color="999999" w:sz="4"/>
+              <w:right w:val="single" w:color="999999" w:sz="4"/>
+            </w:tcBorders>
+            <w:tcMar>
+              <w:top w:type="dxa" w:w="80"/>
+              <w:left w:type="dxa" w:w="120"/>
+              <w:bottom w:type="dxa" w:w="80"/>
+              <w:right w:type="dxa" w:w="120"/>
+            </w:tcMar>
+          </w:tcPr>
+          <w:p>
+            <w:r>
+              <w:rPr>
+                <w:b w:val="false"/>
+                <w:bCs w:val="false"/>
+              </w:rPr>
+              <w:t xml:space="preserve">NO</w:t>
+            </w:r>
+          </w:p>
+        </w:tc>
+        <w:tc>
+          <w:tcPr>
+            <w:tcW w:type="dxa" w:w="4660"/>
+            <w:tcBorders>
+              <w:top w:val="single" w:color="999999" w:sz="4"/>
+              <w:left w:val="single" w:color="999999" w:sz="4"/>
+              <w:bottom w:val="single" w:color="999999" w:sz="4"/>
+              <w:right w:val="single" w:color="999999" w:sz="4"/>
+            </w:tcBorders>
+            <w:tcMar>
+              <w:top w:type="dxa" w:w="80"/>
+              <w:left w:type="dxa" w:w="120"/>
+              <w:bottom w:type="dxa" w:w="80"/>
+              <w:right w:type="dxa" w:w="120"/>
+            </w:tcMar>
+          </w:tcPr>
+          <w:p>
+            <w:r>
+              <w:rPr>
+                <w:b w:val="false"/>
+                <w:bCs w:val="false"/>
+              </w:rPr>
+              <w:t xml:space="preserve">NUNCA pushear. Solo git fetch para actualizarnos cuando sea necesario.</w:t>
             </w:r>
           </w:p>
         </w:tc>
@@ -12371,7 +13053,7 @@
           <w:sz w:val="18"/>
           <w:szCs w:val="18"/>
         </w:rPr>
-        <w:t xml:space="preserve">2.  git add + git commit + git push origin &lt;tu-rama&gt;</w:t>
+        <w:t xml:space="preserve">2.  git add + git commit + git push produccion &lt;tu-rama&gt;</w:t>
       </w:r>
     </w:p>
     <w:p>
@@ -12384,7 +13066,7 @@
           <w:sz w:val="18"/>
           <w:szCs w:val="18"/>
         </w:rPr>
-        <w:t xml:space="preserve">              ▼</w:t>
+        <w:t xml:space="preserve">    (y git push origin &lt;tu-rama&gt; como respaldo en gemelo-digital-v2.0)</w:t>
       </w:r>
     </w:p>
     <w:p>
@@ -12397,7 +13079,7 @@
           <w:sz w:val="18"/>
           <w:szCs w:val="18"/>
         </w:rPr>
-        <w:t xml:space="preserve">3.  Abres Pull Request en GitHub: &lt;tu-rama&gt; → main</w:t>
+        <w:t xml:space="preserve">              ▼</w:t>
       </w:r>
     </w:p>
     <w:p>
@@ -12410,7 +13092,7 @@
           <w:sz w:val="18"/>
           <w:szCs w:val="18"/>
         </w:rPr>
-        <w:t xml:space="preserve">              ▼</w:t>
+        <w:t xml:space="preserve">3.  Quien desarrolló abre un Pull Request en el repo</w:t>
       </w:r>
     </w:p>
     <w:p>
@@ -12423,7 +13105,7 @@
           <w:sz w:val="18"/>
           <w:szCs w:val="18"/>
         </w:rPr>
-        <w:t xml:space="preserve">4.  Revisas los cambios en la pestaña "Files changed" del PR</w:t>
+        <w:t xml:space="preserve">    principal: &lt;tu-rama&gt; → main. HASTA AQUÍ llega quien desarrolla.</w:t>
       </w:r>
     </w:p>
     <w:p>
@@ -12449,7 +13131,59 @@
           <w:sz w:val="18"/>
           <w:szCs w:val="18"/>
         </w:rPr>
-        <w:t xml:space="preserve">5.  Mergeas el PR con el botón verde "Merge pull request"</w:t>
+        <w:t xml:space="preserve">4.  TÚ (JCortes87, dueño del repo) revisas los cambios en la</w:t>
+      </w:r>
+    </w:p>
+    <w:p>
+      <w:pPr>
+        <w:shd w:fill="F4F4F4" w:val="clear"/>
+      </w:pPr>
+      <w:r>
+        <w:rPr>
+          <w:rFonts w:ascii="Consolas" w:cs="Consolas" w:eastAsia="Consolas" w:hAnsi="Consolas"/>
+          <w:sz w:val="18"/>
+          <w:szCs w:val="18"/>
+        </w:rPr>
+        <w:t xml:space="preserve">    pestaña "Files changed" del PR</w:t>
+      </w:r>
+    </w:p>
+    <w:p>
+      <w:pPr>
+        <w:shd w:fill="F4F4F4" w:val="clear"/>
+      </w:pPr>
+      <w:r>
+        <w:rPr>
+          <w:rFonts w:ascii="Consolas" w:cs="Consolas" w:eastAsia="Consolas" w:hAnsi="Consolas"/>
+          <w:sz w:val="18"/>
+          <w:szCs w:val="18"/>
+        </w:rPr>
+        <w:t xml:space="preserve">              ▼</w:t>
+      </w:r>
+    </w:p>
+    <w:p>
+      <w:pPr>
+        <w:shd w:fill="F4F4F4" w:val="clear"/>
+      </w:pPr>
+      <w:r>
+        <w:rPr>
+          <w:rFonts w:ascii="Consolas" w:cs="Consolas" w:eastAsia="Consolas" w:hAnsi="Consolas"/>
+          <w:sz w:val="18"/>
+          <w:szCs w:val="18"/>
+        </w:rPr>
+        <w:t xml:space="preserve">5.  TÚ mergeas el PR con el botón verde "Merge pull request".</w:t>
+      </w:r>
+    </w:p>
+    <w:p>
+      <w:pPr>
+        <w:shd w:fill="F4F4F4" w:val="clear"/>
+      </w:pPr>
+      <w:r>
+        <w:rPr>
+          <w:rFonts w:ascii="Consolas" w:cs="Consolas" w:eastAsia="Consolas" w:hAnsi="Consolas"/>
+          <w:sz w:val="18"/>
+          <w:szCs w:val="18"/>
+        </w:rPr>
+        <w:t xml:space="preserve">    Nadie más hace este merge, y nunca hay push directo a main.</w:t>
       </w:r>
     </w:p>
     <w:p>
@@ -17468,7 +18202,7 @@
         </w:numPr>
       </w:pPr>
       <w:r>
-        <w:t xml:space="preserve">Hacer el cambio localmente en una rama (típicamente sync/upstream-abril-2026 o nueva).</w:t>
+        <w:t xml:space="preserve">Hacer el cambio localmente en una rama nueva derivada de main.</w:t>
       </w:r>
     </w:p>
     <w:p>
@@ -17492,7 +18226,7 @@
         </w:numPr>
       </w:pPr>
       <w:r>
-        <w:t xml:space="preserve">Abrir un Pull Request a main en GitHub.</w:t>
+        <w:t xml:space="preserve">git push produccion &lt;rama&gt; (y git push origin &lt;rama&gt; como respaldo en gemelo-digital-v2.0).</w:t>
       </w:r>
     </w:p>
     <w:p>
@@ -17504,7 +18238,7 @@
         </w:numPr>
       </w:pPr>
       <w:r>
-        <w:t xml:space="preserve">Revisar el diff en "Files changed" del PR.</w:t>
+        <w:t xml:space="preserve">Abrir un Pull Request a main en el repo principal (proyecto-gemelos-digitales-JC). Quien desarrolla llega SOLO hasta aquí.</w:t>
       </w:r>
     </w:p>
     <w:p>
@@ -17516,7 +18250,7 @@
         </w:numPr>
       </w:pPr>
       <w:r>
-        <w:t xml:space="preserve">Mergear el PR (botón verde).</w:t>
+        <w:t xml:space="preserve">El dueño del repo (JCortes87) revisa el diff en "Files changed" del PR.</w:t>
       </w:r>
     </w:p>
     <w:p>
@@ -17528,97 +18262,7 @@
         </w:numPr>
       </w:pPr>
       <w:r>
-        <w:t xml:space="preserve">GitHub Actions deploya automáticamente. Ver progreso en pestaña Actions.</w:t>
-      </w:r>
-    </w:p>
-    <w:p>
-      <w:pPr>
-        <w:pStyle w:val="Heading2"/>
-      </w:pPr>
-      <w:r>
-        <w:rPr>
-          <w:b/>
-          <w:bCs/>
-        </w:rPr>
-        <w:t xml:space="preserve">11.2 Ver los logs del backend en producción</w:t>
-      </w:r>
-    </w:p>
-    <w:p>
-      <w:pPr>
-        <w:spacing w:after="120"/>
-      </w:pPr>
-      <w:r>
-        <w:t xml:space="preserve">Opción 1: AWS Console → CloudWatch → Log groups → /aws/ecs/default/gemelo-digital-api-cbc4.</w:t>
-      </w:r>
-    </w:p>
-    <w:p>
-      <w:pPr>
-        <w:spacing w:after="120"/>
-      </w:pPr>
-      <w:r>
-        <w:t xml:space="preserve">Opción 2: ECS Console → cluster default → service gemelo-digital-api → pestaña "Registros" (Logs).</w:t>
-      </w:r>
-    </w:p>
-    <w:p>
-      <w:pPr>
-        <w:pStyle w:val="Heading2"/>
-      </w:pPr>
-      <w:r>
-        <w:rPr>
-          <w:b/>
-          <w:bCs/>
-        </w:rPr>
-        <w:t xml:space="preserve">11.3 Ver qué imagen está corriendo</w:t>
-      </w:r>
-    </w:p>
-    <w:p>
-      <w:pPr>
-        <w:spacing w:after="120"/>
-      </w:pPr>
-      <w:r>
-        <w:t xml:space="preserve">ECS Console → service → pestaña Configuración → buscar línea "Imagen". Muestra algo como:</w:t>
-      </w:r>
-    </w:p>
-    <w:p>
-      <w:pPr>
-        <w:shd w:fill="F4F4F4" w:val="clear"/>
-        <w:spacing w:after="120"/>
-      </w:pPr>
-      <w:r>
-        <w:rPr>
-          <w:rFonts w:ascii="Consolas" w:cs="Consolas" w:eastAsia="Consolas" w:hAnsi="Consolas"/>
-          <w:sz w:val="18"/>
-          <w:szCs w:val="18"/>
-        </w:rPr>
-        <w:t xml:space="preserve">718624265053.dkr.ecr.us-east-1.amazonaws.com/gemelo-backend:latest</w:t>
-      </w:r>
-    </w:p>
-    <w:p>
-      <w:pPr>
-        <w:spacing w:after="120"/>
-      </w:pPr>
-      <w:r>
-        <w:t xml:space="preserve">Si quieres ver el SHA exacto del commit que está corriendo, ver el tag en ECR.</w:t>
-      </w:r>
-    </w:p>
-    <w:p>
-      <w:pPr>
-        <w:pStyle w:val="Heading2"/>
-      </w:pPr>
-      <w:r>
-        <w:rPr>
-          <w:b/>
-          <w:bCs/>
-        </w:rPr>
-        <w:t xml:space="preserve">11.4 Forzar un redeploy sin cambios de código</w:t>
-      </w:r>
-    </w:p>
-    <w:p>
-      <w:pPr>
-        <w:spacing w:after="120"/>
-      </w:pPr>
-      <w:r>
-        <w:t xml:space="preserve">Útil tras cambiar variables de entorno en taskdef.</w:t>
+        <w:t xml:space="preserve">El dueño del repo mergea el PR (botón verde) en GitHub. Nunca push directo a main.</w:t>
       </w:r>
     </w:p>
     <w:p>
@@ -17630,7 +18274,97 @@
         </w:numPr>
       </w:pPr>
       <w:r>
-        <w:t xml:space="preserve">ECS Console → service.</w:t>
+        <w:t xml:space="preserve">Ese merge dispara GitHub Actions y deploya automáticamente. Ver progreso en pestaña Actions.</w:t>
+      </w:r>
+    </w:p>
+    <w:p>
+      <w:pPr>
+        <w:pStyle w:val="Heading2"/>
+      </w:pPr>
+      <w:r>
+        <w:rPr>
+          <w:b/>
+          <w:bCs/>
+        </w:rPr>
+        <w:t xml:space="preserve">11.2 Ver los logs del backend en producción</w:t>
+      </w:r>
+    </w:p>
+    <w:p>
+      <w:pPr>
+        <w:spacing w:after="120"/>
+      </w:pPr>
+      <w:r>
+        <w:t xml:space="preserve">Opción 1: AWS Console → CloudWatch → Log groups → /aws/ecs/default/gemelo-digital-api-cbc4.</w:t>
+      </w:r>
+    </w:p>
+    <w:p>
+      <w:pPr>
+        <w:spacing w:after="120"/>
+      </w:pPr>
+      <w:r>
+        <w:t xml:space="preserve">Opción 2: ECS Console → cluster default → service gemelo-digital-api → pestaña "Registros" (Logs).</w:t>
+      </w:r>
+    </w:p>
+    <w:p>
+      <w:pPr>
+        <w:pStyle w:val="Heading2"/>
+      </w:pPr>
+      <w:r>
+        <w:rPr>
+          <w:b/>
+          <w:bCs/>
+        </w:rPr>
+        <w:t xml:space="preserve">11.3 Ver qué imagen está corriendo</w:t>
+      </w:r>
+    </w:p>
+    <w:p>
+      <w:pPr>
+        <w:spacing w:after="120"/>
+      </w:pPr>
+      <w:r>
+        <w:t xml:space="preserve">ECS Console → service → pestaña Configuración → buscar línea "Imagen". Muestra algo como:</w:t>
+      </w:r>
+    </w:p>
+    <w:p>
+      <w:pPr>
+        <w:shd w:fill="F4F4F4" w:val="clear"/>
+        <w:spacing w:after="120"/>
+      </w:pPr>
+      <w:r>
+        <w:rPr>
+          <w:rFonts w:ascii="Consolas" w:cs="Consolas" w:eastAsia="Consolas" w:hAnsi="Consolas"/>
+          <w:sz w:val="18"/>
+          <w:szCs w:val="18"/>
+        </w:rPr>
+        <w:t xml:space="preserve">718624265053.dkr.ecr.us-east-1.amazonaws.com/gemelo-backend:latest</w:t>
+      </w:r>
+    </w:p>
+    <w:p>
+      <w:pPr>
+        <w:spacing w:after="120"/>
+      </w:pPr>
+      <w:r>
+        <w:t xml:space="preserve">Si quieres ver el SHA exacto del commit que está corriendo, ver el tag en ECR.</w:t>
+      </w:r>
+    </w:p>
+    <w:p>
+      <w:pPr>
+        <w:pStyle w:val="Heading2"/>
+      </w:pPr>
+      <w:r>
+        <w:rPr>
+          <w:b/>
+          <w:bCs/>
+        </w:rPr>
+        <w:t xml:space="preserve">11.4 Forzar un redeploy sin cambios de código</w:t>
+      </w:r>
+    </w:p>
+    <w:p>
+      <w:pPr>
+        <w:spacing w:after="120"/>
+      </w:pPr>
+      <w:r>
+        <w:t xml:space="preserve">Útil tras cambiar variables de entorno en taskdef.</w:t>
       </w:r>
     </w:p>
     <w:p>
@@ -17642,7 +18376,7 @@
         </w:numPr>
       </w:pPr>
       <w:r>
-        <w:t xml:space="preserve">Click "Actualizar servicio" (Update service).</w:t>
+        <w:t xml:space="preserve">ECS Console → service.</w:t>
       </w:r>
     </w:p>
     <w:p>
@@ -17654,7 +18388,7 @@
         </w:numPr>
       </w:pPr>
       <w:r>
-        <w:t xml:space="preserve">Marcar la casilla "Forzar nueva implementación" (Force new deployment).</w:t>
+        <w:t xml:space="preserve">Click "Actualizar servicio" (Update service).</w:t>
       </w:r>
     </w:p>
     <w:p>
@@ -17666,27 +18400,7 @@
         </w:numPr>
       </w:pPr>
       <w:r>
-        <w:t xml:space="preserve">Click "Actualizar" (Update).</w:t>
-      </w:r>
-    </w:p>
-    <w:p>
-      <w:pPr>
-        <w:spacing w:after="120"/>
-      </w:pPr>
-      <w:r>
-        <w:t xml:space="preserve">Alternativa: ir a GitHub Actions → Run workflow del backend.</w:t>
-      </w:r>
-    </w:p>
-    <w:p>
-      <w:pPr>
-        <w:pStyle w:val="Heading2"/>
-      </w:pPr>
-      <w:r>
-        <w:rPr>
-          <w:b/>
-          <w:bCs/>
-        </w:rPr>
-        <w:t xml:space="preserve">11.5 Tomar un snapshot manual de la base de datos</w:t>
+        <w:t xml:space="preserve">Marcar la casilla "Forzar nueva implementación" (Force new deployment).</w:t>
       </w:r>
     </w:p>
     <w:p>
@@ -17698,7 +18412,27 @@
         </w:numPr>
       </w:pPr>
       <w:r>
-        <w:t xml:space="preserve">RDS Console → bases de datos → gemelo-digital-db.</w:t>
+        <w:t xml:space="preserve">Click "Actualizar" (Update).</w:t>
+      </w:r>
+    </w:p>
+    <w:p>
+      <w:pPr>
+        <w:spacing w:after="120"/>
+      </w:pPr>
+      <w:r>
+        <w:t xml:space="preserve">Alternativa: ir a GitHub Actions → Run workflow del backend.</w:t>
+      </w:r>
+    </w:p>
+    <w:p>
+      <w:pPr>
+        <w:pStyle w:val="Heading2"/>
+      </w:pPr>
+      <w:r>
+        <w:rPr>
+          <w:b/>
+          <w:bCs/>
+        </w:rPr>
+        <w:t xml:space="preserve">11.5 Tomar un snapshot manual de la base de datos</w:t>
       </w:r>
     </w:p>
     <w:p>
@@ -17710,7 +18444,7 @@
         </w:numPr>
       </w:pPr>
       <w:r>
-        <w:t xml:space="preserve">Click el botón "Acciones" arriba a la derecha.</w:t>
+        <w:t xml:space="preserve">RDS Console → bases de datos → gemelo-digital-db.</w:t>
       </w:r>
     </w:p>
     <w:p>
@@ -17722,7 +18456,7 @@
         </w:numPr>
       </w:pPr>
       <w:r>
-        <w:t xml:space="preserve">Click "Realizar instantánea" (Take snapshot).</w:t>
+        <w:t xml:space="preserve">Click el botón "Acciones" arriba a la derecha.</w:t>
       </w:r>
     </w:p>
     <w:p>
@@ -17734,7 +18468,7 @@
         </w:numPr>
       </w:pPr>
       <w:r>
-        <w:t xml:space="preserve">Nombre descriptivo (ej. pre-deploy-2026-06-15).</w:t>
+        <w:t xml:space="preserve">Click "Realizar instantánea" (Take snapshot).</w:t>
       </w:r>
     </w:p>
     <w:p>
@@ -17746,61 +18480,7 @@
         </w:numPr>
       </w:pPr>
       <w:r>
-        <w:t xml:space="preserve">Click confirmar.</w:t>
-      </w:r>
-    </w:p>
-    <w:p>
-      <w:pPr>
-        <w:pStyle w:val="Heading2"/>
-      </w:pPr>
-      <w:r>
-        <w:rPr>
-          <w:b/>
-          <w:bCs/>
-        </w:rPr>
-        <w:t xml:space="preserve">11.6 Disparar un sync manual desde la web</w:t>
-      </w:r>
-    </w:p>
-    <w:p>
-      <w:pPr>
-        <w:spacing w:after="120"/>
-      </w:pPr>
-      <w:r>
-        <w:t xml:space="preserve">Loguearse en https://gemelo.cesa.edu.co. Luego, con sesión activa, llamar al endpoint:</w:t>
-      </w:r>
-    </w:p>
-    <w:p>
-      <w:pPr>
-        <w:shd w:fill="F4F4F4" w:val="clear"/>
-        <w:spacing w:after="120"/>
-      </w:pPr>
-      <w:r>
-        <w:rPr>
-          <w:rFonts w:ascii="Consolas" w:cs="Consolas" w:eastAsia="Consolas" w:hAnsi="Consolas"/>
-          <w:sz w:val="18"/>
-          <w:szCs w:val="18"/>
-        </w:rPr>
-        <w:t xml:space="preserve">POST https://ge-9d9d0220a8704eeabada1b951f3f2d37.ecs.us-east-1.on.aws/debug/sync/master/{orgUnitId}</w:t>
-      </w:r>
-    </w:p>
-    <w:p>
-      <w:pPr>
-        <w:spacing w:after="120"/>
-      </w:pPr>
-      <w:r>
-        <w:t xml:space="preserve">Reemplazar {orgUnitId} por el ID del curso (ej. 41742). Esto sincroniza classlist + snapshots de ese curso.</w:t>
-      </w:r>
-    </w:p>
-    <w:p>
-      <w:pPr>
-        <w:pStyle w:val="Heading2"/>
-      </w:pPr>
-      <w:r>
-        <w:rPr>
-          <w:b/>
-          <w:bCs/>
-        </w:rPr>
-        <w:t xml:space="preserve">11.7 Cambiar una variable de entorno en producción</w:t>
+        <w:t xml:space="preserve">Nombre descriptivo (ej. pre-deploy-2026-06-15).</w:t>
       </w:r>
     </w:p>
     <w:p>
@@ -17812,7 +18492,61 @@
         </w:numPr>
       </w:pPr>
       <w:r>
-        <w:t xml:space="preserve">ECS Console → cluster default → service gemelo-digital-api.</w:t>
+        <w:t xml:space="preserve">Click confirmar.</w:t>
+      </w:r>
+    </w:p>
+    <w:p>
+      <w:pPr>
+        <w:pStyle w:val="Heading2"/>
+      </w:pPr>
+      <w:r>
+        <w:rPr>
+          <w:b/>
+          <w:bCs/>
+        </w:rPr>
+        <w:t xml:space="preserve">11.6 Disparar un sync manual desde la web</w:t>
+      </w:r>
+    </w:p>
+    <w:p>
+      <w:pPr>
+        <w:spacing w:after="120"/>
+      </w:pPr>
+      <w:r>
+        <w:t xml:space="preserve">Loguearse en https://gemelo.cesa.edu.co. Luego, con sesión activa, llamar al endpoint:</w:t>
+      </w:r>
+    </w:p>
+    <w:p>
+      <w:pPr>
+        <w:shd w:fill="F4F4F4" w:val="clear"/>
+        <w:spacing w:after="120"/>
+      </w:pPr>
+      <w:r>
+        <w:rPr>
+          <w:rFonts w:ascii="Consolas" w:cs="Consolas" w:eastAsia="Consolas" w:hAnsi="Consolas"/>
+          <w:sz w:val="18"/>
+          <w:szCs w:val="18"/>
+        </w:rPr>
+        <w:t xml:space="preserve">POST https://ge-9d9d0220a8704eeabada1b951f3f2d37.ecs.us-east-1.on.aws/debug/sync/master/{orgUnitId}</w:t>
+      </w:r>
+    </w:p>
+    <w:p>
+      <w:pPr>
+        <w:spacing w:after="120"/>
+      </w:pPr>
+      <w:r>
+        <w:t xml:space="preserve">Reemplazar {orgUnitId} por el ID del curso (ej. 41742). Esto sincroniza classlist + snapshots de ese curso.</w:t>
+      </w:r>
+    </w:p>
+    <w:p>
+      <w:pPr>
+        <w:pStyle w:val="Heading2"/>
+      </w:pPr>
+      <w:r>
+        <w:rPr>
+          <w:b/>
+          <w:bCs/>
+        </w:rPr>
+        <w:t xml:space="preserve">11.7 Cambiar una variable de entorno en producción</w:t>
       </w:r>
     </w:p>
     <w:p>
@@ -17824,7 +18558,7 @@
         </w:numPr>
       </w:pPr>
       <w:r>
-        <w:t xml:space="preserve">Pestaña Configuración → click "Editar".</w:t>
+        <w:t xml:space="preserve">ECS Console → cluster default → service gemelo-digital-api.</w:t>
       </w:r>
     </w:p>
     <w:p>
@@ -17836,7 +18570,7 @@
         </w:numPr>
       </w:pPr>
       <w:r>
-        <w:t xml:space="preserve">Buscar la sección "Variables de entorno" del container.</w:t>
+        <w:t xml:space="preserve">Pestaña Configuración → click "Editar".</w:t>
       </w:r>
     </w:p>
     <w:p>
@@ -17848,7 +18582,7 @@
         </w:numPr>
       </w:pPr>
       <w:r>
-        <w:t xml:space="preserve">Cambiar el valor (o agregar nueva).</w:t>
+        <w:t xml:space="preserve">Buscar la sección "Variables de entorno" del container.</w:t>
       </w:r>
     </w:p>
     <w:p>
@@ -17860,7 +18594,7 @@
         </w:numPr>
       </w:pPr>
       <w:r>
-        <w:t xml:space="preserve">Guardar — esto registra una nueva revisión del taskdef.</w:t>
+        <w:t xml:space="preserve">Cambiar el valor (o agregar nueva).</w:t>
       </w:r>
     </w:p>
     <w:p>
@@ -17872,56 +18606,7 @@
         </w:numPr>
       </w:pPr>
       <w:r>
-        <w:t xml:space="preserve">ECS Console → service → forzar nueva implementación para que el container la recoja.</w:t>
-      </w:r>
-    </w:p>
-    <w:p>
-      <w:r>
-        <w:br w:type="page"/>
-      </w:r>
-    </w:p>
-    <w:p>
-      <w:pPr>
-        <w:pStyle w:val="Heading1"/>
-      </w:pPr>
-      <w:r>
-        <w:rPr>
-          <w:b/>
-          <w:bCs/>
-        </w:rPr>
-        <w:t xml:space="preserve">12. Rollback y recuperación</w:t>
-      </w:r>
-    </w:p>
-    <w:p>
-      <w:pPr>
-        <w:spacing w:after="120"/>
-      </w:pPr>
-      <w:r>
-        <w:t xml:space="preserve">Cómo deshacer si algo sale mal.</w:t>
-      </w:r>
-    </w:p>
-    <w:p>
-      <w:pPr>
-        <w:pStyle w:val="Heading2"/>
-      </w:pPr>
-      <w:r>
-        <w:rPr>
-          <w:b/>
-          <w:bCs/>
-        </w:rPr>
-        <w:t xml:space="preserve">12.1 Si un deploy de backend rompe producción</w:t>
-      </w:r>
-    </w:p>
-    <w:p>
-      <w:pPr>
-        <w:pStyle w:val="Heading3"/>
-      </w:pPr>
-      <w:r>
-        <w:rPr>
-          <w:b/>
-          <w:bCs/>
-        </w:rPr>
-        <w:t xml:space="preserve">Opción A: revertir imagen en ECS</w:t>
+        <w:t xml:space="preserve">Guardar — esto registra una nueva revisión del taskdef.</w:t>
       </w:r>
     </w:p>
     <w:p>
@@ -17933,7 +18618,56 @@
         </w:numPr>
       </w:pPr>
       <w:r>
-        <w:t xml:space="preserve">ECR Console → repositorio gemelo-backend → identificar el SHA de la imagen anterior.</w:t>
+        <w:t xml:space="preserve">ECS Console → service → forzar nueva implementación para que el container la recoja.</w:t>
+      </w:r>
+    </w:p>
+    <w:p>
+      <w:r>
+        <w:br w:type="page"/>
+      </w:r>
+    </w:p>
+    <w:p>
+      <w:pPr>
+        <w:pStyle w:val="Heading1"/>
+      </w:pPr>
+      <w:r>
+        <w:rPr>
+          <w:b/>
+          <w:bCs/>
+        </w:rPr>
+        <w:t xml:space="preserve">12. Rollback y recuperación</w:t>
+      </w:r>
+    </w:p>
+    <w:p>
+      <w:pPr>
+        <w:spacing w:after="120"/>
+      </w:pPr>
+      <w:r>
+        <w:t xml:space="preserve">Cómo deshacer si algo sale mal.</w:t>
+      </w:r>
+    </w:p>
+    <w:p>
+      <w:pPr>
+        <w:pStyle w:val="Heading2"/>
+      </w:pPr>
+      <w:r>
+        <w:rPr>
+          <w:b/>
+          <w:bCs/>
+        </w:rPr>
+        <w:t xml:space="preserve">12.1 Si un deploy de backend rompe producción</w:t>
+      </w:r>
+    </w:p>
+    <w:p>
+      <w:pPr>
+        <w:pStyle w:val="Heading3"/>
+      </w:pPr>
+      <w:r>
+        <w:rPr>
+          <w:b/>
+          <w:bCs/>
+        </w:rPr>
+        <w:t xml:space="preserve">Opción A: revertir imagen en ECS</w:t>
       </w:r>
     </w:p>
     <w:p>
@@ -17945,7 +18679,7 @@
         </w:numPr>
       </w:pPr>
       <w:r>
-        <w:t xml:space="preserve">Tag esa imagen como 'latest' (esto sobreescribe el tag actual).</w:t>
+        <w:t xml:space="preserve">ECR Console → repositorio gemelo-backend → identificar el SHA de la imagen anterior.</w:t>
       </w:r>
     </w:p>
     <w:p>
@@ -17957,27 +18691,7 @@
         </w:numPr>
       </w:pPr>
       <w:r>
-        <w:t xml:space="preserve">ECS Console → service → forzar nueva implementación.</w:t>
-      </w:r>
-    </w:p>
-    <w:p>
-      <w:pPr>
-        <w:spacing w:after="120"/>
-      </w:pPr>
-      <w:r>
-        <w:t xml:space="preserve">El container nuevo pulleará la imagen vieja por su tag latest.</w:t>
-      </w:r>
-    </w:p>
-    <w:p>
-      <w:pPr>
-        <w:pStyle w:val="Heading3"/>
-      </w:pPr>
-      <w:r>
-        <w:rPr>
-          <w:b/>
-          <w:bCs/>
-        </w:rPr>
-        <w:t xml:space="preserve">Opción B: revertir vía git</w:t>
+        <w:t xml:space="preserve">Tag esa imagen como 'latest' (esto sobreescribe el tag actual).</w:t>
       </w:r>
     </w:p>
     <w:p>
@@ -17989,7 +18703,27 @@
         </w:numPr>
       </w:pPr>
       <w:r>
-        <w:t xml:space="preserve">Localmente: git revert &lt;hash-del-commit-malo&gt;.</w:t>
+        <w:t xml:space="preserve">ECS Console → service → forzar nueva implementación.</w:t>
+      </w:r>
+    </w:p>
+    <w:p>
+      <w:pPr>
+        <w:spacing w:after="120"/>
+      </w:pPr>
+      <w:r>
+        <w:t xml:space="preserve">El container nuevo pulleará la imagen vieja por su tag latest.</w:t>
+      </w:r>
+    </w:p>
+    <w:p>
+      <w:pPr>
+        <w:pStyle w:val="Heading3"/>
+      </w:pPr>
+      <w:r>
+        <w:rPr>
+          <w:b/>
+          <w:bCs/>
+        </w:rPr>
+        <w:t xml:space="preserve">Opción B: revertir vía git</w:t>
       </w:r>
     </w:p>
     <w:p>
@@ -18001,7 +18735,7 @@
         </w:numPr>
       </w:pPr>
       <w:r>
-        <w:t xml:space="preserve">git push origin main.</w:t>
+        <w:t xml:space="preserve">Localmente: git revert &lt;hash-del-commit-malo&gt;.</w:t>
       </w:r>
     </w:p>
     <w:p>
@@ -18013,27 +18747,7 @@
         </w:numPr>
       </w:pPr>
       <w:r>
-        <w:t xml:space="preserve">GitHub Actions deploya la versión revertida automáticamente.</w:t>
-      </w:r>
-    </w:p>
-    <w:p>
-      <w:pPr>
-        <w:spacing w:after="120"/>
-      </w:pPr>
-      <w:r>
-        <w:t xml:space="preserve">Más limpio que la opción A porque queda registro en la historia de git.</w:t>
-      </w:r>
-    </w:p>
-    <w:p>
-      <w:pPr>
-        <w:pStyle w:val="Heading3"/>
-      </w:pPr>
-      <w:r>
-        <w:rPr>
-          <w:b/>
-          <w:bCs/>
-        </w:rPr>
-        <w:t xml:space="preserve">Opción C (emergencia): backup branch</w:t>
+        <w:t xml:space="preserve">git push produccion main (el repo principal es el que despliega).</w:t>
       </w:r>
     </w:p>
     <w:p>
@@ -18045,7 +18759,27 @@
         </w:numPr>
       </w:pPr>
       <w:r>
-        <w:t xml:space="preserve">Hay un branch backup/pre-merge-jd-junio-10 en GitHub con el estado pre-merge.</w:t>
+        <w:t xml:space="preserve">GitHub Actions deploya la versión revertida automáticamente.</w:t>
+      </w:r>
+    </w:p>
+    <w:p>
+      <w:pPr>
+        <w:spacing w:after="120"/>
+      </w:pPr>
+      <w:r>
+        <w:t xml:space="preserve">Más limpio que la opción A porque queda registro en la historia de git.</w:t>
+      </w:r>
+    </w:p>
+    <w:p>
+      <w:pPr>
+        <w:pStyle w:val="Heading3"/>
+      </w:pPr>
+      <w:r>
+        <w:rPr>
+          <w:b/>
+          <w:bCs/>
+        </w:rPr>
+        <w:t xml:space="preserve">Opción C (emergencia): backup branch</w:t>
       </w:r>
     </w:p>
     <w:p>
@@ -18057,7 +18791,7 @@
         </w:numPr>
       </w:pPr>
       <w:r>
-        <w:t xml:space="preserve">git checkout main &amp;&amp; git reset --hard backup/pre-merge-jd-junio-10.</w:t>
+        <w:t xml:space="preserve">Hay un branch backup/pre-merge-jd-junio-10 en GitHub con el estado pre-merge.</w:t>
       </w:r>
     </w:p>
     <w:p>
@@ -18069,7 +18803,19 @@
         </w:numPr>
       </w:pPr>
       <w:r>
-        <w:t xml:space="preserve">git push origin main --force (operación destructiva).</w:t>
+        <w:t xml:space="preserve">git checkout main &amp;&amp; git reset --hard backup/pre-merge-jd-junio-10.</w:t>
+      </w:r>
+    </w:p>
+    <w:p>
+      <w:pPr>
+        <w:pStyle w:val="ListParagraph"/>
+        <w:numPr>
+          <w:ilvl w:val="0"/>
+          <w:numId w:val="2"/>
+        </w:numPr>
+      </w:pPr>
+      <w:r>
+        <w:t xml:space="preserve">git push produccion main --force (operación destructiva).</w:t>
       </w:r>
     </w:p>
     <w:p>
@@ -22108,7 +22854,7 @@
           <w:sz w:val="18"/>
           <w:szCs w:val="18"/>
         </w:rPr>
-        <w:t xml:space="preserve">C:\Users\jose.cortesh\OneDrive - Colegio de Estudios Superiores de Administracion\Escritorio\Gemelo digital\GEMELO-DIGITAL-V2</w:t>
+        <w:t xml:space="preserve">C:\Users\jcort\Desktop\GEMELO DIGITAL\Proyecto-Gemelos-Digitales</w:t>
       </w:r>
     </w:p>
     <w:p>
@@ -22236,7 +22982,7 @@
           </w:tcPr>
           <w:p>
             <w:r>
-              <w:t xml:space="preserve">GEMELO-DIGITAL-V2\gemelo-digital-backend\</w:t>
+              <w:t xml:space="preserve">Proyecto-Gemelos-Digitales\gemelo-digital-backend\</w:t>
             </w:r>
           </w:p>
         </w:tc>
@@ -22286,7 +23032,7 @@
           </w:tcPr>
           <w:p>
             <w:r>
-              <w:t xml:space="preserve">GEMELO-DIGITAL-V2\gemelo-digital-frontend\gemelo-frontend\</w:t>
+              <w:t xml:space="preserve">Proyecto-Gemelos-Digitales\gemelo-digital-frontend\gemelo-frontend\</w:t>
             </w:r>
           </w:p>
         </w:tc>
@@ -22336,7 +23082,7 @@
           </w:tcPr>
           <w:p>
             <w:r>
-              <w:t xml:space="preserve">GEMELO-DIGITAL-V2\.github\workflows\</w:t>
+              <w:t xml:space="preserve">Proyecto-Gemelos-Digitales\.github\workflows\</w:t>
             </w:r>
           </w:p>
         </w:tc>
@@ -22386,7 +23132,7 @@
           </w:tcPr>
           <w:p>
             <w:r>
-              <w:t xml:space="preserve">GEMELO-DIGITAL-V2\docs\</w:t>
+              <w:t xml:space="preserve">Proyecto-Gemelos-Digitales\docs\</w:t>
             </w:r>
           </w:p>
         </w:tc>
@@ -22436,7 +23182,7 @@
           </w:tcPr>
           <w:p>
             <w:r>
-              <w:t xml:space="preserve">GEMELO-DIGITAL-V2\docs\Gemelo-Digital-Documentacion-Completa.docx</w:t>
+              <w:t xml:space="preserve">Proyecto-Gemelos-Digitales\docs\Gemelo-Digital-Documentacion-Completa.docx</w:t>
             </w:r>
           </w:p>
         </w:tc>
@@ -22486,7 +23232,7 @@
           </w:tcPr>
           <w:p>
             <w:r>
-              <w:t xml:space="preserve">GEMELO-DIGITAL-V2\docs\PROYECTO-GEMELO-DIGITAL-COMPLETO.md</w:t>
+              <w:t xml:space="preserve">Proyecto-Gemelos-Digitales\docs\PROYECTO-GEMELO-DIGITAL-COMPLETO.md</w:t>
             </w:r>
           </w:p>
         </w:tc>
@@ -22536,7 +23282,7 @@
           </w:tcPr>
           <w:p>
             <w:r>
-              <w:t xml:space="preserve">GEMELO-DIGITAL-V2\docs\setup-scheduler.md</w:t>
+              <w:t xml:space="preserve">Proyecto-Gemelos-Digitales\docs\setup-scheduler.md</w:t>
             </w:r>
           </w:p>
         </w:tc>
@@ -22586,7 +23332,7 @@
           </w:tcPr>
           <w:p>
             <w:r>
-              <w:t xml:space="preserve">GEMELO-DIGITAL-V2\gemelo-digital-backend\alembic\versions\</w:t>
+              <w:t xml:space="preserve">Proyecto-Gemelos-Digitales\gemelo-digital-backend\alembic\versions\</w:t>
             </w:r>
           </w:p>
         </w:tc>
@@ -22636,7 +23382,7 @@
           </w:tcPr>
           <w:p>
             <w:r>
-              <w:t xml:space="preserve">GEMELO-DIGITAL-V2\gemelo-digital-backend\app\db\models.py</w:t>
+              <w:t xml:space="preserve">Proyecto-Gemelos-Digitales\gemelo-digital-backend\app\db\models.py</w:t>
             </w:r>
           </w:p>
         </w:tc>
@@ -22686,7 +23432,7 @@
           </w:tcPr>
           <w:p>
             <w:r>
-              <w:t xml:space="preserve">GEMELO-DIGITAL-V2\gemelo-digital-backend\Dockerfile</w:t>
+              <w:t xml:space="preserve">Proyecto-Gemelos-Digitales\gemelo-digital-backend\Dockerfile</w:t>
             </w:r>
           </w:p>
         </w:tc>
@@ -22736,7 +23482,7 @@
           </w:tcPr>
           <w:p>
             <w:r>
-              <w:t xml:space="preserve">GEMELO-DIGITAL-V2\gemelo-digital-backend\start.sh</w:t>
+              <w:t xml:space="preserve">Proyecto-Gemelos-Digitales\gemelo-digital-backend\start.sh</w:t>
             </w:r>
           </w:p>
         </w:tc>
@@ -22786,7 +23532,7 @@
           </w:tcPr>
           <w:p>
             <w:r>
-              <w:t xml:space="preserve">GEMELO-DIGITAL-V2\gemelo-digital-backend\.env (NO commiteado, gitignoreado)</w:t>
+              <w:t xml:space="preserve">Proyecto-Gemelos-Digitales\gemelo-digital-backend\.env (NO commiteado, gitignoreado)</w:t>
             </w:r>
           </w:p>
         </w:tc>
@@ -22813,7 +23559,7 @@
           <w:b/>
           <w:bCs/>
         </w:rPr>
-        <w:t xml:space="preserve">Tu repo (donde está el código de producción)</w:t>
+        <w:t xml:space="preserve">Tu repo principal (remote produccion — el código que se despliega)</w:t>
       </w:r>
     </w:p>
     <w:tbl>
@@ -23833,7 +24579,7 @@
           <w:b/>
           <w:bCs/>
         </w:rPr>
-        <w:t xml:space="preserve">Repo del colaborador (solo referencia, NO empujar)</w:t>
+        <w:t xml:space="preserve">Tu repo de respaldo (remote origin — NO despliega)</w:t>
       </w:r>
     </w:p>
     <w:tbl>
@@ -23953,35 +24699,35 @@
           </w:tcPr>
           <w:p>
             <w:r>
-              <w:t xml:space="preserve">https://github.com/juandavid639/Proyecto-Gemelos-Digitales</w:t>
-            </w:r>
-          </w:p>
-        </w:tc>
-      </w:tr>
-      <w:tr>
-        <w:tc>
-          <w:tcPr>
-            <w:tcW w:type="dxa" w:w="3000"/>
-            <w:tcBorders>
-              <w:top w:val="single" w:color="999999" w:sz="4"/>
-              <w:left w:val="single" w:color="999999" w:sz="4"/>
-              <w:bottom w:val="single" w:color="999999" w:sz="4"/>
-              <w:right w:val="single" w:color="999999" w:sz="4"/>
-            </w:tcBorders>
-            <w:tcMar>
-              <w:top w:type="dxa" w:w="80"/>
-              <w:left w:type="dxa" w:w="120"/>
-              <w:bottom w:type="dxa" w:w="80"/>
-              <w:right w:type="dxa" w:w="120"/>
-            </w:tcMar>
-          </w:tcPr>
-          <w:p>
-            <w:r>
-              <w:rPr>
-                <w:b/>
-                <w:bCs/>
-              </w:rPr>
-              <w:t xml:space="preserve">URL HTTPS para fetch</w:t>
+              <w:t xml:space="preserve">https://github.com/JCortes87/gemelo-digital-v2.0</w:t>
+            </w:r>
+          </w:p>
+        </w:tc>
+      </w:tr>
+      <w:tr>
+        <w:tc>
+          <w:tcPr>
+            <w:tcW w:type="dxa" w:w="3000"/>
+            <w:tcBorders>
+              <w:top w:val="single" w:color="999999" w:sz="4"/>
+              <w:left w:val="single" w:color="999999" w:sz="4"/>
+              <w:bottom w:val="single" w:color="999999" w:sz="4"/>
+              <w:right w:val="single" w:color="999999" w:sz="4"/>
+            </w:tcBorders>
+            <w:tcMar>
+              <w:top w:type="dxa" w:w="80"/>
+              <w:left w:type="dxa" w:w="120"/>
+              <w:bottom w:type="dxa" w:w="80"/>
+              <w:right w:type="dxa" w:w="120"/>
+            </w:tcMar>
+          </w:tcPr>
+          <w:p>
+            <w:r>
+              <w:rPr>
+                <w:b/>
+                <w:bCs/>
+              </w:rPr>
+              <w:t xml:space="preserve">URL HTTPS para clonar</w:t>
             </w:r>
           </w:p>
         </w:tc>
@@ -24003,35 +24749,35 @@
           </w:tcPr>
           <w:p>
             <w:r>
-              <w:t xml:space="preserve">https://github.com/juandavid639/Proyecto-Gemelos-Digitales.git</w:t>
-            </w:r>
-          </w:p>
-        </w:tc>
-      </w:tr>
-      <w:tr>
-        <w:tc>
-          <w:tcPr>
-            <w:tcW w:type="dxa" w:w="3000"/>
-            <w:tcBorders>
-              <w:top w:val="single" w:color="999999" w:sz="4"/>
-              <w:left w:val="single" w:color="999999" w:sz="4"/>
-              <w:bottom w:val="single" w:color="999999" w:sz="4"/>
-              <w:right w:val="single" w:color="999999" w:sz="4"/>
-            </w:tcBorders>
-            <w:tcMar>
-              <w:top w:type="dxa" w:w="80"/>
-              <w:left w:type="dxa" w:w="120"/>
-              <w:bottom w:type="dxa" w:w="80"/>
-              <w:right w:type="dxa" w:w="120"/>
-            </w:tcMar>
-          </w:tcPr>
-          <w:p>
-            <w:r>
-              <w:rPr>
-                <w:b/>
-                <w:bCs/>
-              </w:rPr>
-              <w:t xml:space="preserve">Branch main del colaborador</w:t>
+              <w:t xml:space="preserve">https://github.com/JCortes87/gemelo-digital-v2.0.git</w:t>
+            </w:r>
+          </w:p>
+        </w:tc>
+      </w:tr>
+      <w:tr>
+        <w:tc>
+          <w:tcPr>
+            <w:tcW w:type="dxa" w:w="3000"/>
+            <w:tcBorders>
+              <w:top w:val="single" w:color="999999" w:sz="4"/>
+              <w:left w:val="single" w:color="999999" w:sz="4"/>
+              <w:bottom w:val="single" w:color="999999" w:sz="4"/>
+              <w:right w:val="single" w:color="999999" w:sz="4"/>
+            </w:tcBorders>
+            <w:tcMar>
+              <w:top w:type="dxa" w:w="80"/>
+              <w:left w:type="dxa" w:w="120"/>
+              <w:bottom w:type="dxa" w:w="80"/>
+              <w:right w:type="dxa" w:w="120"/>
+            </w:tcMar>
+          </w:tcPr>
+          <w:p>
+            <w:r>
+              <w:rPr>
+                <w:b/>
+                <w:bCs/>
+              </w:rPr>
+              <w:t xml:space="preserve">Branch main (respaldo)</w:t>
             </w:r>
           </w:p>
         </w:tc>
@@ -24053,7 +24799,7 @@
           </w:tcPr>
           <w:p>
             <w:r>
-              <w:t xml:space="preserve">https://github.com/juandavid639/Proyecto-Gemelos-Digitales/tree/main</w:t>
+              <w:t xml:space="preserve">https://github.com/JCortes87/gemelo-digital-v2.0/tree/main</w:t>
             </w:r>
           </w:p>
         </w:tc>
@@ -24068,7 +24814,7 @@
           <w:b/>
           <w:bCs/>
         </w:rPr>
-        <w:t xml:space="preserve">Repo fork inicial (archivado)</w:t>
+        <w:t xml:space="preserve">Repo del colaborador (solo para actualizarnos, NO empujar)</w:t>
       </w:r>
     </w:p>
     <w:tbl>
@@ -24188,35 +24934,35 @@
           </w:tcPr>
           <w:p>
             <w:r>
-              <w:t xml:space="preserve">https://github.com/JCortes87/gemelo-digital-backend-JC</w:t>
-            </w:r>
-          </w:p>
-        </w:tc>
-      </w:tr>
-      <w:tr>
-        <w:tc>
-          <w:tcPr>
-            <w:tcW w:type="dxa" w:w="3000"/>
-            <w:tcBorders>
-              <w:top w:val="single" w:color="999999" w:sz="4"/>
-              <w:left w:val="single" w:color="999999" w:sz="4"/>
-              <w:bottom w:val="single" w:color="999999" w:sz="4"/>
-              <w:right w:val="single" w:color="999999" w:sz="4"/>
-            </w:tcBorders>
-            <w:tcMar>
-              <w:top w:type="dxa" w:w="80"/>
-              <w:left w:type="dxa" w:w="120"/>
-              <w:bottom w:type="dxa" w:w="80"/>
-              <w:right w:type="dxa" w:w="120"/>
-            </w:tcMar>
-          </w:tcPr>
-          <w:p>
-            <w:r>
-              <w:rPr>
-                <w:b/>
-                <w:bCs/>
-              </w:rPr>
-              <w:t xml:space="preserve">Estado</w:t>
+              <w:t xml:space="preserve">https://github.com/juandavid639/Proyecto-Gemelos-Digitales</w:t>
+            </w:r>
+          </w:p>
+        </w:tc>
+      </w:tr>
+      <w:tr>
+        <w:tc>
+          <w:tcPr>
+            <w:tcW w:type="dxa" w:w="3000"/>
+            <w:tcBorders>
+              <w:top w:val="single" w:color="999999" w:sz="4"/>
+              <w:left w:val="single" w:color="999999" w:sz="4"/>
+              <w:bottom w:val="single" w:color="999999" w:sz="4"/>
+              <w:right w:val="single" w:color="999999" w:sz="4"/>
+            </w:tcBorders>
+            <w:tcMar>
+              <w:top w:type="dxa" w:w="80"/>
+              <w:left w:type="dxa" w:w="120"/>
+              <w:bottom w:type="dxa" w:w="80"/>
+              <w:right w:type="dxa" w:w="120"/>
+            </w:tcMar>
+          </w:tcPr>
+          <w:p>
+            <w:r>
+              <w:rPr>
+                <w:b/>
+                <w:bCs/>
+              </w:rPr>
+              <w:t xml:space="preserve">URL HTTPS para fetch</w:t>
             </w:r>
           </w:p>
         </w:tc>
@@ -24238,7 +24984,57 @@
           </w:tcPr>
           <w:p>
             <w:r>
-              <w:t xml:space="preserve">Archivado — no usar</w:t>
+              <w:t xml:space="preserve">https://github.com/juandavid639/Proyecto-Gemelos-Digitales.git</w:t>
+            </w:r>
+          </w:p>
+        </w:tc>
+      </w:tr>
+      <w:tr>
+        <w:tc>
+          <w:tcPr>
+            <w:tcW w:type="dxa" w:w="3000"/>
+            <w:tcBorders>
+              <w:top w:val="single" w:color="999999" w:sz="4"/>
+              <w:left w:val="single" w:color="999999" w:sz="4"/>
+              <w:bottom w:val="single" w:color="999999" w:sz="4"/>
+              <w:right w:val="single" w:color="999999" w:sz="4"/>
+            </w:tcBorders>
+            <w:tcMar>
+              <w:top w:type="dxa" w:w="80"/>
+              <w:left w:type="dxa" w:w="120"/>
+              <w:bottom w:type="dxa" w:w="80"/>
+              <w:right w:type="dxa" w:w="120"/>
+            </w:tcMar>
+          </w:tcPr>
+          <w:p>
+            <w:r>
+              <w:rPr>
+                <w:b/>
+                <w:bCs/>
+              </w:rPr>
+              <w:t xml:space="preserve">Branch main del colaborador</w:t>
+            </w:r>
+          </w:p>
+        </w:tc>
+        <w:tc>
+          <w:tcPr>
+            <w:tcW w:type="dxa" w:w="6360"/>
+            <w:tcBorders>
+              <w:top w:val="single" w:color="999999" w:sz="4"/>
+              <w:left w:val="single" w:color="999999" w:sz="4"/>
+              <w:bottom w:val="single" w:color="999999" w:sz="4"/>
+              <w:right w:val="single" w:color="999999" w:sz="4"/>
+            </w:tcBorders>
+            <w:tcMar>
+              <w:top w:type="dxa" w:w="80"/>
+              <w:left w:type="dxa" w:w="120"/>
+              <w:bottom w:type="dxa" w:w="80"/>
+              <w:right w:type="dxa" w:w="120"/>
+            </w:tcMar>
+          </w:tcPr>
+          <w:p>
+            <w:r>
+              <w:t xml:space="preserve">https://github.com/juandavid639/Proyecto-Gemelos-Digitales/tree/main</w:t>
             </w:r>
           </w:p>
         </w:tc>
@@ -24246,14 +25042,14 @@
     </w:tbl>
     <w:p>
       <w:pPr>
-        <w:pStyle w:val="Heading2"/>
+        <w:pStyle w:val="Heading3"/>
       </w:pPr>
       <w:r>
         <w:rPr>
           <w:b/>
           <w:bCs/>
         </w:rPr>
-        <w:t xml:space="preserve">17.3 URLs de producción</w:t>
+        <w:t xml:space="preserve">Repo fork inicial (archivado)</w:t>
       </w:r>
     </w:p>
     <w:tbl>
@@ -24351,7 +25147,7 @@
                 <w:b/>
                 <w:bCs/>
               </w:rPr>
-              <w:t xml:space="preserve">Frontend público (lo que ven usuarios)</w:t>
+              <w:t xml:space="preserve">Página principal</w:t>
             </w:r>
           </w:p>
         </w:tc>
@@ -24373,35 +25169,35 @@
           </w:tcPr>
           <w:p>
             <w:r>
-              <w:t xml:space="preserve">https://gemelo.cesa.edu.co</w:t>
-            </w:r>
-          </w:p>
-        </w:tc>
-      </w:tr>
-      <w:tr>
-        <w:tc>
-          <w:tcPr>
-            <w:tcW w:type="dxa" w:w="3000"/>
-            <w:tcBorders>
-              <w:top w:val="single" w:color="999999" w:sz="4"/>
-              <w:left w:val="single" w:color="999999" w:sz="4"/>
-              <w:bottom w:val="single" w:color="999999" w:sz="4"/>
-              <w:right w:val="single" w:color="999999" w:sz="4"/>
-            </w:tcBorders>
-            <w:tcMar>
-              <w:top w:type="dxa" w:w="80"/>
-              <w:left w:type="dxa" w:w="120"/>
-              <w:bottom w:type="dxa" w:w="80"/>
-              <w:right w:type="dxa" w:w="120"/>
-            </w:tcMar>
-          </w:tcPr>
-          <w:p>
-            <w:r>
-              <w:rPr>
-                <w:b/>
-                <w:bCs/>
-              </w:rPr>
-              <w:t xml:space="preserve">Backend API directo (para tests)</w:t>
+              <w:t xml:space="preserve">https://github.com/JCortes87/gemelo-digital-backend-JC</w:t>
+            </w:r>
+          </w:p>
+        </w:tc>
+      </w:tr>
+      <w:tr>
+        <w:tc>
+          <w:tcPr>
+            <w:tcW w:type="dxa" w:w="3000"/>
+            <w:tcBorders>
+              <w:top w:val="single" w:color="999999" w:sz="4"/>
+              <w:left w:val="single" w:color="999999" w:sz="4"/>
+              <w:bottom w:val="single" w:color="999999" w:sz="4"/>
+              <w:right w:val="single" w:color="999999" w:sz="4"/>
+            </w:tcBorders>
+            <w:tcMar>
+              <w:top w:type="dxa" w:w="80"/>
+              <w:left w:type="dxa" w:w="120"/>
+              <w:bottom w:type="dxa" w:w="80"/>
+              <w:right w:type="dxa" w:w="120"/>
+            </w:tcMar>
+          </w:tcPr>
+          <w:p>
+            <w:r>
+              <w:rPr>
+                <w:b/>
+                <w:bCs/>
+              </w:rPr>
+              <w:t xml:space="preserve">Estado</w:t>
             </w:r>
           </w:p>
         </w:tc>
@@ -24423,207 +25219,7 @@
           </w:tcPr>
           <w:p>
             <w:r>
-              <w:t xml:space="preserve">https://ge-9d9d0220a8704eeabada1b951f3f2d37.ecs.us-east-1.on.aws</w:t>
-            </w:r>
-          </w:p>
-        </w:tc>
-      </w:tr>
-      <w:tr>
-        <w:tc>
-          <w:tcPr>
-            <w:tcW w:type="dxa" w:w="3000"/>
-            <w:tcBorders>
-              <w:top w:val="single" w:color="999999" w:sz="4"/>
-              <w:left w:val="single" w:color="999999" w:sz="4"/>
-              <w:bottom w:val="single" w:color="999999" w:sz="4"/>
-              <w:right w:val="single" w:color="999999" w:sz="4"/>
-            </w:tcBorders>
-            <w:tcMar>
-              <w:top w:type="dxa" w:w="80"/>
-              <w:left w:type="dxa" w:w="120"/>
-              <w:bottom w:type="dxa" w:w="80"/>
-              <w:right w:type="dxa" w:w="120"/>
-            </w:tcMar>
-          </w:tcPr>
-          <w:p>
-            <w:r>
-              <w:rPr>
-                <w:b/>
-                <w:bCs/>
-              </w:rPr>
-              <w:t xml:space="preserve">Health check del backend</w:t>
-            </w:r>
-          </w:p>
-        </w:tc>
-        <w:tc>
-          <w:tcPr>
-            <w:tcW w:type="dxa" w:w="6360"/>
-            <w:tcBorders>
-              <w:top w:val="single" w:color="999999" w:sz="4"/>
-              <w:left w:val="single" w:color="999999" w:sz="4"/>
-              <w:bottom w:val="single" w:color="999999" w:sz="4"/>
-              <w:right w:val="single" w:color="999999" w:sz="4"/>
-            </w:tcBorders>
-            <w:tcMar>
-              <w:top w:type="dxa" w:w="80"/>
-              <w:left w:type="dxa" w:w="120"/>
-              <w:bottom w:type="dxa" w:w="80"/>
-              <w:right w:type="dxa" w:w="120"/>
-            </w:tcMar>
-          </w:tcPr>
-          <w:p>
-            <w:r>
-              <w:t xml:space="preserve">https://ge-9d9d0220a8704eeabada1b951f3f2d37.ecs.us-east-1.on.aws/health</w:t>
-            </w:r>
-          </w:p>
-        </w:tc>
-      </w:tr>
-      <w:tr>
-        <w:tc>
-          <w:tcPr>
-            <w:tcW w:type="dxa" w:w="3000"/>
-            <w:tcBorders>
-              <w:top w:val="single" w:color="999999" w:sz="4"/>
-              <w:left w:val="single" w:color="999999" w:sz="4"/>
-              <w:bottom w:val="single" w:color="999999" w:sz="4"/>
-              <w:right w:val="single" w:color="999999" w:sz="4"/>
-            </w:tcBorders>
-            <w:tcMar>
-              <w:top w:type="dxa" w:w="80"/>
-              <w:left w:type="dxa" w:w="120"/>
-              <w:bottom w:type="dxa" w:w="80"/>
-              <w:right w:type="dxa" w:w="120"/>
-            </w:tcMar>
-          </w:tcPr>
-          <w:p>
-            <w:r>
-              <w:rPr>
-                <w:b/>
-                <w:bCs/>
-              </w:rPr>
-              <w:t xml:space="preserve">Ping DB</w:t>
-            </w:r>
-          </w:p>
-        </w:tc>
-        <w:tc>
-          <w:tcPr>
-            <w:tcW w:type="dxa" w:w="6360"/>
-            <w:tcBorders>
-              <w:top w:val="single" w:color="999999" w:sz="4"/>
-              <w:left w:val="single" w:color="999999" w:sz="4"/>
-              <w:bottom w:val="single" w:color="999999" w:sz="4"/>
-              <w:right w:val="single" w:color="999999" w:sz="4"/>
-            </w:tcBorders>
-            <w:tcMar>
-              <w:top w:type="dxa" w:w="80"/>
-              <w:left w:type="dxa" w:w="120"/>
-              <w:bottom w:type="dxa" w:w="80"/>
-              <w:right w:type="dxa" w:w="120"/>
-            </w:tcMar>
-          </w:tcPr>
-          <w:p>
-            <w:r>
-              <w:t xml:space="preserve">https://ge-9d9d0220a8704eeabada1b951f3f2d37.ecs.us-east-1.on.aws/debug/db</w:t>
-            </w:r>
-          </w:p>
-        </w:tc>
-      </w:tr>
-      <w:tr>
-        <w:tc>
-          <w:tcPr>
-            <w:tcW w:type="dxa" w:w="3000"/>
-            <w:tcBorders>
-              <w:top w:val="single" w:color="999999" w:sz="4"/>
-              <w:left w:val="single" w:color="999999" w:sz="4"/>
-              <w:bottom w:val="single" w:color="999999" w:sz="4"/>
-              <w:right w:val="single" w:color="999999" w:sz="4"/>
-            </w:tcBorders>
-            <w:tcMar>
-              <w:top w:type="dxa" w:w="80"/>
-              <w:left w:type="dxa" w:w="120"/>
-              <w:bottom w:type="dxa" w:w="80"/>
-              <w:right w:type="dxa" w:w="120"/>
-            </w:tcMar>
-          </w:tcPr>
-          <w:p>
-            <w:r>
-              <w:rPr>
-                <w:b/>
-                <w:bCs/>
-              </w:rPr>
-              <w:t xml:space="preserve">Login Brightspace</w:t>
-            </w:r>
-          </w:p>
-        </w:tc>
-        <w:tc>
-          <w:tcPr>
-            <w:tcW w:type="dxa" w:w="6360"/>
-            <w:tcBorders>
-              <w:top w:val="single" w:color="999999" w:sz="4"/>
-              <w:left w:val="single" w:color="999999" w:sz="4"/>
-              <w:bottom w:val="single" w:color="999999" w:sz="4"/>
-              <w:right w:val="single" w:color="999999" w:sz="4"/>
-            </w:tcBorders>
-            <w:tcMar>
-              <w:top w:type="dxa" w:w="80"/>
-              <w:left w:type="dxa" w:w="120"/>
-              <w:bottom w:type="dxa" w:w="80"/>
-              <w:right w:type="dxa" w:w="120"/>
-            </w:tcMar>
-          </w:tcPr>
-          <w:p>
-            <w:r>
-              <w:t xml:space="preserve">https://ge-9d9d0220a8704eeabada1b951f3f2d37.ecs.us-east-1.on.aws/auth/brightspace/login</w:t>
-            </w:r>
-          </w:p>
-        </w:tc>
-      </w:tr>
-      <w:tr>
-        <w:tc>
-          <w:tcPr>
-            <w:tcW w:type="dxa" w:w="3000"/>
-            <w:tcBorders>
-              <w:top w:val="single" w:color="999999" w:sz="4"/>
-              <w:left w:val="single" w:color="999999" w:sz="4"/>
-              <w:bottom w:val="single" w:color="999999" w:sz="4"/>
-              <w:right w:val="single" w:color="999999" w:sz="4"/>
-            </w:tcBorders>
-            <w:tcMar>
-              <w:top w:type="dxa" w:w="80"/>
-              <w:left w:type="dxa" w:w="120"/>
-              <w:bottom w:type="dxa" w:w="80"/>
-              <w:right w:type="dxa" w:w="120"/>
-            </w:tcMar>
-          </w:tcPr>
-          <w:p>
-            <w:r>
-              <w:rPr>
-                <w:b/>
-                <w:bCs/>
-              </w:rPr>
-              <w:t xml:space="preserve">JWKS público (para LTI)</w:t>
-            </w:r>
-          </w:p>
-        </w:tc>
-        <w:tc>
-          <w:tcPr>
-            <w:tcW w:type="dxa" w:w="6360"/>
-            <w:tcBorders>
-              <w:top w:val="single" w:color="999999" w:sz="4"/>
-              <w:left w:val="single" w:color="999999" w:sz="4"/>
-              <w:bottom w:val="single" w:color="999999" w:sz="4"/>
-              <w:right w:val="single" w:color="999999" w:sz="4"/>
-            </w:tcBorders>
-            <w:tcMar>
-              <w:top w:type="dxa" w:w="80"/>
-              <w:left w:type="dxa" w:w="120"/>
-              <w:bottom w:type="dxa" w:w="80"/>
-              <w:right w:type="dxa" w:w="120"/>
-            </w:tcMar>
-          </w:tcPr>
-          <w:p>
-            <w:r>
-              <w:t xml:space="preserve">https://ge-9d9d0220a8704eeabada1b951f3f2d37.ecs.us-east-1.on.aws/.well-known/jwks.json</w:t>
+              <w:t xml:space="preserve">Archivado — no usar</w:t>
             </w:r>
           </w:p>
         </w:tc>
@@ -24638,15 +25234,7 @@
           <w:b/>
           <w:bCs/>
         </w:rPr>
-        <w:t xml:space="preserve">17.4 AWS Console — URLs directas</w:t>
-      </w:r>
-    </w:p>
-    <w:p>
-      <w:pPr>
-        <w:spacing w:after="120"/>
-      </w:pPr>
-      <w:r>
-        <w:t xml:space="preserve">Para acceder rápido a cada servicio:</w:t>
+        <w:t xml:space="preserve">17.3 URLs de producción</w:t>
       </w:r>
     </w:p>
     <w:tbl>
@@ -24744,7 +25332,7 @@
                 <w:b/>
                 <w:bCs/>
               </w:rPr>
-              <w:t xml:space="preserve">Login a la cuenta CESA</w:t>
+              <w:t xml:space="preserve">Frontend público (lo que ven usuarios)</w:t>
             </w:r>
           </w:p>
         </w:tc>
@@ -24766,35 +25354,35 @@
           </w:tcPr>
           <w:p>
             <w:r>
-              <w:t xml:space="preserve">https://718624265053.signin.aws.amazon.com/console</w:t>
-            </w:r>
-          </w:p>
-        </w:tc>
-      </w:tr>
-      <w:tr>
-        <w:tc>
-          <w:tcPr>
-            <w:tcW w:type="dxa" w:w="3000"/>
-            <w:tcBorders>
-              <w:top w:val="single" w:color="999999" w:sz="4"/>
-              <w:left w:val="single" w:color="999999" w:sz="4"/>
-              <w:bottom w:val="single" w:color="999999" w:sz="4"/>
-              <w:right w:val="single" w:color="999999" w:sz="4"/>
-            </w:tcBorders>
-            <w:tcMar>
-              <w:top w:type="dxa" w:w="80"/>
-              <w:left w:type="dxa" w:w="120"/>
-              <w:bottom w:type="dxa" w:w="80"/>
-              <w:right w:type="dxa" w:w="120"/>
-            </w:tcMar>
-          </w:tcPr>
-          <w:p>
-            <w:r>
-              <w:rPr>
-                <w:b/>
-                <w:bCs/>
-              </w:rPr>
-              <w:t xml:space="preserve">ECS — ver clúster default</w:t>
+              <w:t xml:space="preserve">https://gemelo.cesa.edu.co</w:t>
+            </w:r>
+          </w:p>
+        </w:tc>
+      </w:tr>
+      <w:tr>
+        <w:tc>
+          <w:tcPr>
+            <w:tcW w:type="dxa" w:w="3000"/>
+            <w:tcBorders>
+              <w:top w:val="single" w:color="999999" w:sz="4"/>
+              <w:left w:val="single" w:color="999999" w:sz="4"/>
+              <w:bottom w:val="single" w:color="999999" w:sz="4"/>
+              <w:right w:val="single" w:color="999999" w:sz="4"/>
+            </w:tcBorders>
+            <w:tcMar>
+              <w:top w:type="dxa" w:w="80"/>
+              <w:left w:type="dxa" w:w="120"/>
+              <w:bottom w:type="dxa" w:w="80"/>
+              <w:right w:type="dxa" w:w="120"/>
+            </w:tcMar>
+          </w:tcPr>
+          <w:p>
+            <w:r>
+              <w:rPr>
+                <w:b/>
+                <w:bCs/>
+              </w:rPr>
+              <w:t xml:space="preserve">Backend API directo (para tests)</w:t>
             </w:r>
           </w:p>
         </w:tc>
@@ -24816,35 +25404,35 @@
           </w:tcPr>
           <w:p>
             <w:r>
-              <w:t xml:space="preserve">https://us-east-1.console.aws.amazon.com/ecs/v2/clusters/default</w:t>
-            </w:r>
-          </w:p>
-        </w:tc>
-      </w:tr>
-      <w:tr>
-        <w:tc>
-          <w:tcPr>
-            <w:tcW w:type="dxa" w:w="3000"/>
-            <w:tcBorders>
-              <w:top w:val="single" w:color="999999" w:sz="4"/>
-              <w:left w:val="single" w:color="999999" w:sz="4"/>
-              <w:bottom w:val="single" w:color="999999" w:sz="4"/>
-              <w:right w:val="single" w:color="999999" w:sz="4"/>
-            </w:tcBorders>
-            <w:tcMar>
-              <w:top w:type="dxa" w:w="80"/>
-              <w:left w:type="dxa" w:w="120"/>
-              <w:bottom w:type="dxa" w:w="80"/>
-              <w:right w:type="dxa" w:w="120"/>
-            </w:tcMar>
-          </w:tcPr>
-          <w:p>
-            <w:r>
-              <w:rPr>
-                <w:b/>
-                <w:bCs/>
-              </w:rPr>
-              <w:t xml:space="preserve">ECS — servicio gemelo-digital-api</w:t>
+              <w:t xml:space="preserve">https://ge-9d9d0220a8704eeabada1b951f3f2d37.ecs.us-east-1.on.aws</w:t>
+            </w:r>
+          </w:p>
+        </w:tc>
+      </w:tr>
+      <w:tr>
+        <w:tc>
+          <w:tcPr>
+            <w:tcW w:type="dxa" w:w="3000"/>
+            <w:tcBorders>
+              <w:top w:val="single" w:color="999999" w:sz="4"/>
+              <w:left w:val="single" w:color="999999" w:sz="4"/>
+              <w:bottom w:val="single" w:color="999999" w:sz="4"/>
+              <w:right w:val="single" w:color="999999" w:sz="4"/>
+            </w:tcBorders>
+            <w:tcMar>
+              <w:top w:type="dxa" w:w="80"/>
+              <w:left w:type="dxa" w:w="120"/>
+              <w:bottom w:type="dxa" w:w="80"/>
+              <w:right w:type="dxa" w:w="120"/>
+            </w:tcMar>
+          </w:tcPr>
+          <w:p>
+            <w:r>
+              <w:rPr>
+                <w:b/>
+                <w:bCs/>
+              </w:rPr>
+              <w:t xml:space="preserve">Health check del backend</w:t>
             </w:r>
           </w:p>
         </w:tc>
@@ -24866,35 +25454,35 @@
           </w:tcPr>
           <w:p>
             <w:r>
-              <w:t xml:space="preserve">https://us-east-1.console.aws.amazon.com/ecs/v2/clusters/default/services/gemelo-digital-api</w:t>
-            </w:r>
-          </w:p>
-        </w:tc>
-      </w:tr>
-      <w:tr>
-        <w:tc>
-          <w:tcPr>
-            <w:tcW w:type="dxa" w:w="3000"/>
-            <w:tcBorders>
-              <w:top w:val="single" w:color="999999" w:sz="4"/>
-              <w:left w:val="single" w:color="999999" w:sz="4"/>
-              <w:bottom w:val="single" w:color="999999" w:sz="4"/>
-              <w:right w:val="single" w:color="999999" w:sz="4"/>
-            </w:tcBorders>
-            <w:tcMar>
-              <w:top w:type="dxa" w:w="80"/>
-              <w:left w:type="dxa" w:w="120"/>
-              <w:bottom w:type="dxa" w:w="80"/>
-              <w:right w:type="dxa" w:w="120"/>
-            </w:tcMar>
-          </w:tcPr>
-          <w:p>
-            <w:r>
-              <w:rPr>
-                <w:b/>
-                <w:bCs/>
-              </w:rPr>
-              <w:t xml:space="preserve">ECR — repositorio gemelo-backend</w:t>
+              <w:t xml:space="preserve">https://ge-9d9d0220a8704eeabada1b951f3f2d37.ecs.us-east-1.on.aws/health</w:t>
+            </w:r>
+          </w:p>
+        </w:tc>
+      </w:tr>
+      <w:tr>
+        <w:tc>
+          <w:tcPr>
+            <w:tcW w:type="dxa" w:w="3000"/>
+            <w:tcBorders>
+              <w:top w:val="single" w:color="999999" w:sz="4"/>
+              <w:left w:val="single" w:color="999999" w:sz="4"/>
+              <w:bottom w:val="single" w:color="999999" w:sz="4"/>
+              <w:right w:val="single" w:color="999999" w:sz="4"/>
+            </w:tcBorders>
+            <w:tcMar>
+              <w:top w:type="dxa" w:w="80"/>
+              <w:left w:type="dxa" w:w="120"/>
+              <w:bottom w:type="dxa" w:w="80"/>
+              <w:right w:type="dxa" w:w="120"/>
+            </w:tcMar>
+          </w:tcPr>
+          <w:p>
+            <w:r>
+              <w:rPr>
+                <w:b/>
+                <w:bCs/>
+              </w:rPr>
+              <w:t xml:space="preserve">Ping DB</w:t>
             </w:r>
           </w:p>
         </w:tc>
@@ -24916,35 +25504,35 @@
           </w:tcPr>
           <w:p>
             <w:r>
-              <w:t xml:space="preserve">https://us-east-1.console.aws.amazon.com/ecr/repositories/private/718624265053/gemelo-backend</w:t>
-            </w:r>
-          </w:p>
-        </w:tc>
-      </w:tr>
-      <w:tr>
-        <w:tc>
-          <w:tcPr>
-            <w:tcW w:type="dxa" w:w="3000"/>
-            <w:tcBorders>
-              <w:top w:val="single" w:color="999999" w:sz="4"/>
-              <w:left w:val="single" w:color="999999" w:sz="4"/>
-              <w:bottom w:val="single" w:color="999999" w:sz="4"/>
-              <w:right w:val="single" w:color="999999" w:sz="4"/>
-            </w:tcBorders>
-            <w:tcMar>
-              <w:top w:type="dxa" w:w="80"/>
-              <w:left w:type="dxa" w:w="120"/>
-              <w:bottom w:type="dxa" w:w="80"/>
-              <w:right w:type="dxa" w:w="120"/>
-            </w:tcMar>
-          </w:tcPr>
-          <w:p>
-            <w:r>
-              <w:rPr>
-                <w:b/>
-                <w:bCs/>
-              </w:rPr>
-              <w:t xml:space="preserve">RDS — bases de datos</w:t>
+              <w:t xml:space="preserve">https://ge-9d9d0220a8704eeabada1b951f3f2d37.ecs.us-east-1.on.aws/debug/db</w:t>
+            </w:r>
+          </w:p>
+        </w:tc>
+      </w:tr>
+      <w:tr>
+        <w:tc>
+          <w:tcPr>
+            <w:tcW w:type="dxa" w:w="3000"/>
+            <w:tcBorders>
+              <w:top w:val="single" w:color="999999" w:sz="4"/>
+              <w:left w:val="single" w:color="999999" w:sz="4"/>
+              <w:bottom w:val="single" w:color="999999" w:sz="4"/>
+              <w:right w:val="single" w:color="999999" w:sz="4"/>
+            </w:tcBorders>
+            <w:tcMar>
+              <w:top w:type="dxa" w:w="80"/>
+              <w:left w:type="dxa" w:w="120"/>
+              <w:bottom w:type="dxa" w:w="80"/>
+              <w:right w:type="dxa" w:w="120"/>
+            </w:tcMar>
+          </w:tcPr>
+          <w:p>
+            <w:r>
+              <w:rPr>
+                <w:b/>
+                <w:bCs/>
+              </w:rPr>
+              <w:t xml:space="preserve">Login Brightspace</w:t>
             </w:r>
           </w:p>
         </w:tc>
@@ -24966,35 +25554,35 @@
           </w:tcPr>
           <w:p>
             <w:r>
-              <w:t xml:space="preserve">https://us-east-1.console.aws.amazon.com/rds/home</w:t>
-            </w:r>
-          </w:p>
-        </w:tc>
-      </w:tr>
-      <w:tr>
-        <w:tc>
-          <w:tcPr>
-            <w:tcW w:type="dxa" w:w="3000"/>
-            <w:tcBorders>
-              <w:top w:val="single" w:color="999999" w:sz="4"/>
-              <w:left w:val="single" w:color="999999" w:sz="4"/>
-              <w:bottom w:val="single" w:color="999999" w:sz="4"/>
-              <w:right w:val="single" w:color="999999" w:sz="4"/>
-            </w:tcBorders>
-            <w:tcMar>
-              <w:top w:type="dxa" w:w="80"/>
-              <w:left w:type="dxa" w:w="120"/>
-              <w:bottom w:type="dxa" w:w="80"/>
-              <w:right w:type="dxa" w:w="120"/>
-            </w:tcMar>
-          </w:tcPr>
-          <w:p>
-            <w:r>
-              <w:rPr>
-                <w:b/>
-                <w:bCs/>
-              </w:rPr>
-              <w:t xml:space="preserve">RDS — instancia gemelo-digital-db</w:t>
+              <w:t xml:space="preserve">https://ge-9d9d0220a8704eeabada1b951f3f2d37.ecs.us-east-1.on.aws/auth/brightspace/login</w:t>
+            </w:r>
+          </w:p>
+        </w:tc>
+      </w:tr>
+      <w:tr>
+        <w:tc>
+          <w:tcPr>
+            <w:tcW w:type="dxa" w:w="3000"/>
+            <w:tcBorders>
+              <w:top w:val="single" w:color="999999" w:sz="4"/>
+              <w:left w:val="single" w:color="999999" w:sz="4"/>
+              <w:bottom w:val="single" w:color="999999" w:sz="4"/>
+              <w:right w:val="single" w:color="999999" w:sz="4"/>
+            </w:tcBorders>
+            <w:tcMar>
+              <w:top w:type="dxa" w:w="80"/>
+              <w:left w:type="dxa" w:w="120"/>
+              <w:bottom w:type="dxa" w:w="80"/>
+              <w:right w:type="dxa" w:w="120"/>
+            </w:tcMar>
+          </w:tcPr>
+          <w:p>
+            <w:r>
+              <w:rPr>
+                <w:b/>
+                <w:bCs/>
+              </w:rPr>
+              <w:t xml:space="preserve">JWKS público (para LTI)</w:t>
             </w:r>
           </w:p>
         </w:tc>
@@ -25016,507 +25604,7 @@
           </w:tcPr>
           <w:p>
             <w:r>
-              <w:t xml:space="preserve">https://us-east-1.console.aws.amazon.com/rds/home?#database:id=gemelo-digital-db</w:t>
-            </w:r>
-          </w:p>
-        </w:tc>
-      </w:tr>
-      <w:tr>
-        <w:tc>
-          <w:tcPr>
-            <w:tcW w:type="dxa" w:w="3000"/>
-            <w:tcBorders>
-              <w:top w:val="single" w:color="999999" w:sz="4"/>
-              <w:left w:val="single" w:color="999999" w:sz="4"/>
-              <w:bottom w:val="single" w:color="999999" w:sz="4"/>
-              <w:right w:val="single" w:color="999999" w:sz="4"/>
-            </w:tcBorders>
-            <w:tcMar>
-              <w:top w:type="dxa" w:w="80"/>
-              <w:left w:type="dxa" w:w="120"/>
-              <w:bottom w:type="dxa" w:w="80"/>
-              <w:right w:type="dxa" w:w="120"/>
-            </w:tcMar>
-          </w:tcPr>
-          <w:p>
-            <w:r>
-              <w:rPr>
-                <w:b/>
-                <w:bCs/>
-              </w:rPr>
-              <w:t xml:space="preserve">S3 — bucket gemelo-frontend-prod</w:t>
-            </w:r>
-          </w:p>
-        </w:tc>
-        <w:tc>
-          <w:tcPr>
-            <w:tcW w:type="dxa" w:w="6360"/>
-            <w:tcBorders>
-              <w:top w:val="single" w:color="999999" w:sz="4"/>
-              <w:left w:val="single" w:color="999999" w:sz="4"/>
-              <w:bottom w:val="single" w:color="999999" w:sz="4"/>
-              <w:right w:val="single" w:color="999999" w:sz="4"/>
-            </w:tcBorders>
-            <w:tcMar>
-              <w:top w:type="dxa" w:w="80"/>
-              <w:left w:type="dxa" w:w="120"/>
-              <w:bottom w:type="dxa" w:w="80"/>
-              <w:right w:type="dxa" w:w="120"/>
-            </w:tcMar>
-          </w:tcPr>
-          <w:p>
-            <w:r>
-              <w:t xml:space="preserve">https://us-east-1.console.aws.amazon.com/s3/buckets/gemelo-frontend-prod</w:t>
-            </w:r>
-          </w:p>
-        </w:tc>
-      </w:tr>
-      <w:tr>
-        <w:tc>
-          <w:tcPr>
-            <w:tcW w:type="dxa" w:w="3000"/>
-            <w:tcBorders>
-              <w:top w:val="single" w:color="999999" w:sz="4"/>
-              <w:left w:val="single" w:color="999999" w:sz="4"/>
-              <w:bottom w:val="single" w:color="999999" w:sz="4"/>
-              <w:right w:val="single" w:color="999999" w:sz="4"/>
-            </w:tcBorders>
-            <w:tcMar>
-              <w:top w:type="dxa" w:w="80"/>
-              <w:left w:type="dxa" w:w="120"/>
-              <w:bottom w:type="dxa" w:w="80"/>
-              <w:right w:type="dxa" w:w="120"/>
-            </w:tcMar>
-          </w:tcPr>
-          <w:p>
-            <w:r>
-              <w:rPr>
-                <w:b/>
-                <w:bCs/>
-              </w:rPr>
-              <w:t xml:space="preserve">CloudFront — todas las distribuciones</w:t>
-            </w:r>
-          </w:p>
-        </w:tc>
-        <w:tc>
-          <w:tcPr>
-            <w:tcW w:type="dxa" w:w="6360"/>
-            <w:tcBorders>
-              <w:top w:val="single" w:color="999999" w:sz="4"/>
-              <w:left w:val="single" w:color="999999" w:sz="4"/>
-              <w:bottom w:val="single" w:color="999999" w:sz="4"/>
-              <w:right w:val="single" w:color="999999" w:sz="4"/>
-            </w:tcBorders>
-            <w:tcMar>
-              <w:top w:type="dxa" w:w="80"/>
-              <w:left w:type="dxa" w:w="120"/>
-              <w:bottom w:type="dxa" w:w="80"/>
-              <w:right w:type="dxa" w:w="120"/>
-            </w:tcMar>
-          </w:tcPr>
-          <w:p>
-            <w:r>
-              <w:t xml:space="preserve">https://us-east-1.console.aws.amazon.com/cloudfront/v4/home</w:t>
-            </w:r>
-          </w:p>
-        </w:tc>
-      </w:tr>
-      <w:tr>
-        <w:tc>
-          <w:tcPr>
-            <w:tcW w:type="dxa" w:w="3000"/>
-            <w:tcBorders>
-              <w:top w:val="single" w:color="999999" w:sz="4"/>
-              <w:left w:val="single" w:color="999999" w:sz="4"/>
-              <w:bottom w:val="single" w:color="999999" w:sz="4"/>
-              <w:right w:val="single" w:color="999999" w:sz="4"/>
-            </w:tcBorders>
-            <w:tcMar>
-              <w:top w:type="dxa" w:w="80"/>
-              <w:left w:type="dxa" w:w="120"/>
-              <w:bottom w:type="dxa" w:w="80"/>
-              <w:right w:type="dxa" w:w="120"/>
-            </w:tcMar>
-          </w:tcPr>
-          <w:p>
-            <w:r>
-              <w:rPr>
-                <w:b/>
-                <w:bCs/>
-              </w:rPr>
-              <w:t xml:space="preserve">CloudFront — distribución E32WDBCT7SFCRD</w:t>
-            </w:r>
-          </w:p>
-        </w:tc>
-        <w:tc>
-          <w:tcPr>
-            <w:tcW w:type="dxa" w:w="6360"/>
-            <w:tcBorders>
-              <w:top w:val="single" w:color="999999" w:sz="4"/>
-              <w:left w:val="single" w:color="999999" w:sz="4"/>
-              <w:bottom w:val="single" w:color="999999" w:sz="4"/>
-              <w:right w:val="single" w:color="999999" w:sz="4"/>
-            </w:tcBorders>
-            <w:tcMar>
-              <w:top w:type="dxa" w:w="80"/>
-              <w:left w:type="dxa" w:w="120"/>
-              <w:bottom w:type="dxa" w:w="80"/>
-              <w:right w:type="dxa" w:w="120"/>
-            </w:tcMar>
-          </w:tcPr>
-          <w:p>
-            <w:r>
-              <w:t xml:space="preserve">https://us-east-1.console.aws.amazon.com/cloudfront/v4/home#/distributions/E32WDBCT7SFCRD</w:t>
-            </w:r>
-          </w:p>
-        </w:tc>
-      </w:tr>
-      <w:tr>
-        <w:tc>
-          <w:tcPr>
-            <w:tcW w:type="dxa" w:w="3000"/>
-            <w:tcBorders>
-              <w:top w:val="single" w:color="999999" w:sz="4"/>
-              <w:left w:val="single" w:color="999999" w:sz="4"/>
-              <w:bottom w:val="single" w:color="999999" w:sz="4"/>
-              <w:right w:val="single" w:color="999999" w:sz="4"/>
-            </w:tcBorders>
-            <w:tcMar>
-              <w:top w:type="dxa" w:w="80"/>
-              <w:left w:type="dxa" w:w="120"/>
-              <w:bottom w:type="dxa" w:w="80"/>
-              <w:right w:type="dxa" w:w="120"/>
-            </w:tcMar>
-          </w:tcPr>
-          <w:p>
-            <w:r>
-              <w:rPr>
-                <w:b/>
-                <w:bCs/>
-              </w:rPr>
-              <w:t xml:space="preserve">CloudWatch — log groups</w:t>
-            </w:r>
-          </w:p>
-        </w:tc>
-        <w:tc>
-          <w:tcPr>
-            <w:tcW w:type="dxa" w:w="6360"/>
-            <w:tcBorders>
-              <w:top w:val="single" w:color="999999" w:sz="4"/>
-              <w:left w:val="single" w:color="999999" w:sz="4"/>
-              <w:bottom w:val="single" w:color="999999" w:sz="4"/>
-              <w:right w:val="single" w:color="999999" w:sz="4"/>
-            </w:tcBorders>
-            <w:tcMar>
-              <w:top w:type="dxa" w:w="80"/>
-              <w:left w:type="dxa" w:w="120"/>
-              <w:bottom w:type="dxa" w:w="80"/>
-              <w:right w:type="dxa" w:w="120"/>
-            </w:tcMar>
-          </w:tcPr>
-          <w:p>
-            <w:r>
-              <w:t xml:space="preserve">https://us-east-1.console.aws.amazon.com/cloudwatch/home#logsV2:log-groups</w:t>
-            </w:r>
-          </w:p>
-        </w:tc>
-      </w:tr>
-      <w:tr>
-        <w:tc>
-          <w:tcPr>
-            <w:tcW w:type="dxa" w:w="3000"/>
-            <w:tcBorders>
-              <w:top w:val="single" w:color="999999" w:sz="4"/>
-              <w:left w:val="single" w:color="999999" w:sz="4"/>
-              <w:bottom w:val="single" w:color="999999" w:sz="4"/>
-              <w:right w:val="single" w:color="999999" w:sz="4"/>
-            </w:tcBorders>
-            <w:tcMar>
-              <w:top w:type="dxa" w:w="80"/>
-              <w:left w:type="dxa" w:w="120"/>
-              <w:bottom w:type="dxa" w:w="80"/>
-              <w:right w:type="dxa" w:w="120"/>
-            </w:tcMar>
-          </w:tcPr>
-          <w:p>
-            <w:r>
-              <w:rPr>
-                <w:b/>
-                <w:bCs/>
-              </w:rPr>
-              <w:t xml:space="preserve">CloudWatch — logs del backend</w:t>
-            </w:r>
-          </w:p>
-        </w:tc>
-        <w:tc>
-          <w:tcPr>
-            <w:tcW w:type="dxa" w:w="6360"/>
-            <w:tcBorders>
-              <w:top w:val="single" w:color="999999" w:sz="4"/>
-              <w:left w:val="single" w:color="999999" w:sz="4"/>
-              <w:bottom w:val="single" w:color="999999" w:sz="4"/>
-              <w:right w:val="single" w:color="999999" w:sz="4"/>
-            </w:tcBorders>
-            <w:tcMar>
-              <w:top w:type="dxa" w:w="80"/>
-              <w:left w:type="dxa" w:w="120"/>
-              <w:bottom w:type="dxa" w:w="80"/>
-              <w:right w:type="dxa" w:w="120"/>
-            </w:tcMar>
-          </w:tcPr>
-          <w:p>
-            <w:r>
-              <w:t xml:space="preserve">https://us-east-1.console.aws.amazon.com/cloudwatch/home#logsV2:log-groups/log-group/$252Faws$252Fecs$252Fdefault$252Fgemelo-digital-api-cbc4</w:t>
-            </w:r>
-          </w:p>
-        </w:tc>
-      </w:tr>
-      <w:tr>
-        <w:tc>
-          <w:tcPr>
-            <w:tcW w:type="dxa" w:w="3000"/>
-            <w:tcBorders>
-              <w:top w:val="single" w:color="999999" w:sz="4"/>
-              <w:left w:val="single" w:color="999999" w:sz="4"/>
-              <w:bottom w:val="single" w:color="999999" w:sz="4"/>
-              <w:right w:val="single" w:color="999999" w:sz="4"/>
-            </w:tcBorders>
-            <w:tcMar>
-              <w:top w:type="dxa" w:w="80"/>
-              <w:left w:type="dxa" w:w="120"/>
-              <w:bottom w:type="dxa" w:w="80"/>
-              <w:right w:type="dxa" w:w="120"/>
-            </w:tcMar>
-          </w:tcPr>
-          <w:p>
-            <w:r>
-              <w:rPr>
-                <w:b/>
-                <w:bCs/>
-              </w:rPr>
-              <w:t xml:space="preserve">IAM — usuarios</w:t>
-            </w:r>
-          </w:p>
-        </w:tc>
-        <w:tc>
-          <w:tcPr>
-            <w:tcW w:type="dxa" w:w="6360"/>
-            <w:tcBorders>
-              <w:top w:val="single" w:color="999999" w:sz="4"/>
-              <w:left w:val="single" w:color="999999" w:sz="4"/>
-              <w:bottom w:val="single" w:color="999999" w:sz="4"/>
-              <w:right w:val="single" w:color="999999" w:sz="4"/>
-            </w:tcBorders>
-            <w:tcMar>
-              <w:top w:type="dxa" w:w="80"/>
-              <w:left w:type="dxa" w:w="120"/>
-              <w:bottom w:type="dxa" w:w="80"/>
-              <w:right w:type="dxa" w:w="120"/>
-            </w:tcMar>
-          </w:tcPr>
-          <w:p>
-            <w:r>
-              <w:t xml:space="preserve">https://us-east-1.console.aws.amazon.com/iam/home#/users</w:t>
-            </w:r>
-          </w:p>
-        </w:tc>
-      </w:tr>
-      <w:tr>
-        <w:tc>
-          <w:tcPr>
-            <w:tcW w:type="dxa" w:w="3000"/>
-            <w:tcBorders>
-              <w:top w:val="single" w:color="999999" w:sz="4"/>
-              <w:left w:val="single" w:color="999999" w:sz="4"/>
-              <w:bottom w:val="single" w:color="999999" w:sz="4"/>
-              <w:right w:val="single" w:color="999999" w:sz="4"/>
-            </w:tcBorders>
-            <w:tcMar>
-              <w:top w:type="dxa" w:w="80"/>
-              <w:left w:type="dxa" w:w="120"/>
-              <w:bottom w:type="dxa" w:w="80"/>
-              <w:right w:type="dxa" w:w="120"/>
-            </w:tcMar>
-          </w:tcPr>
-          <w:p>
-            <w:r>
-              <w:rPr>
-                <w:b/>
-                <w:bCs/>
-              </w:rPr>
-              <w:t xml:space="preserve">IAM — roles</w:t>
-            </w:r>
-          </w:p>
-        </w:tc>
-        <w:tc>
-          <w:tcPr>
-            <w:tcW w:type="dxa" w:w="6360"/>
-            <w:tcBorders>
-              <w:top w:val="single" w:color="999999" w:sz="4"/>
-              <w:left w:val="single" w:color="999999" w:sz="4"/>
-              <w:bottom w:val="single" w:color="999999" w:sz="4"/>
-              <w:right w:val="single" w:color="999999" w:sz="4"/>
-            </w:tcBorders>
-            <w:tcMar>
-              <w:top w:type="dxa" w:w="80"/>
-              <w:left w:type="dxa" w:w="120"/>
-              <w:bottom w:type="dxa" w:w="80"/>
-              <w:right w:type="dxa" w:w="120"/>
-            </w:tcMar>
-          </w:tcPr>
-          <w:p>
-            <w:r>
-              <w:t xml:space="preserve">https://us-east-1.console.aws.amazon.com/iam/home#/roles</w:t>
-            </w:r>
-          </w:p>
-        </w:tc>
-      </w:tr>
-      <w:tr>
-        <w:tc>
-          <w:tcPr>
-            <w:tcW w:type="dxa" w:w="3000"/>
-            <w:tcBorders>
-              <w:top w:val="single" w:color="999999" w:sz="4"/>
-              <w:left w:val="single" w:color="999999" w:sz="4"/>
-              <w:bottom w:val="single" w:color="999999" w:sz="4"/>
-              <w:right w:val="single" w:color="999999" w:sz="4"/>
-            </w:tcBorders>
-            <w:tcMar>
-              <w:top w:type="dxa" w:w="80"/>
-              <w:left w:type="dxa" w:w="120"/>
-              <w:bottom w:type="dxa" w:w="80"/>
-              <w:right w:type="dxa" w:w="120"/>
-            </w:tcMar>
-          </w:tcPr>
-          <w:p>
-            <w:r>
-              <w:rPr>
-                <w:b/>
-                <w:bCs/>
-              </w:rPr>
-              <w:t xml:space="preserve">IAM — rol GemeloDigitalDeployerRole</w:t>
-            </w:r>
-          </w:p>
-        </w:tc>
-        <w:tc>
-          <w:tcPr>
-            <w:tcW w:type="dxa" w:w="6360"/>
-            <w:tcBorders>
-              <w:top w:val="single" w:color="999999" w:sz="4"/>
-              <w:left w:val="single" w:color="999999" w:sz="4"/>
-              <w:bottom w:val="single" w:color="999999" w:sz="4"/>
-              <w:right w:val="single" w:color="999999" w:sz="4"/>
-            </w:tcBorders>
-            <w:tcMar>
-              <w:top w:type="dxa" w:w="80"/>
-              <w:left w:type="dxa" w:w="120"/>
-              <w:bottom w:type="dxa" w:w="80"/>
-              <w:right w:type="dxa" w:w="120"/>
-            </w:tcMar>
-          </w:tcPr>
-          <w:p>
-            <w:r>
-              <w:t xml:space="preserve">https://us-east-1.console.aws.amazon.com/iam/home#/roles/details/GemeloDigitalDeployerRole</w:t>
-            </w:r>
-          </w:p>
-        </w:tc>
-      </w:tr>
-      <w:tr>
-        <w:tc>
-          <w:tcPr>
-            <w:tcW w:type="dxa" w:w="3000"/>
-            <w:tcBorders>
-              <w:top w:val="single" w:color="999999" w:sz="4"/>
-              <w:left w:val="single" w:color="999999" w:sz="4"/>
-              <w:bottom w:val="single" w:color="999999" w:sz="4"/>
-              <w:right w:val="single" w:color="999999" w:sz="4"/>
-            </w:tcBorders>
-            <w:tcMar>
-              <w:top w:type="dxa" w:w="80"/>
-              <w:left w:type="dxa" w:w="120"/>
-              <w:bottom w:type="dxa" w:w="80"/>
-              <w:right w:type="dxa" w:w="120"/>
-            </w:tcMar>
-          </w:tcPr>
-          <w:p>
-            <w:r>
-              <w:rPr>
-                <w:b/>
-                <w:bCs/>
-              </w:rPr>
-              <w:t xml:space="preserve">IAM — policies</w:t>
-            </w:r>
-          </w:p>
-        </w:tc>
-        <w:tc>
-          <w:tcPr>
-            <w:tcW w:type="dxa" w:w="6360"/>
-            <w:tcBorders>
-              <w:top w:val="single" w:color="999999" w:sz="4"/>
-              <w:left w:val="single" w:color="999999" w:sz="4"/>
-              <w:bottom w:val="single" w:color="999999" w:sz="4"/>
-              <w:right w:val="single" w:color="999999" w:sz="4"/>
-            </w:tcBorders>
-            <w:tcMar>
-              <w:top w:type="dxa" w:w="80"/>
-              <w:left w:type="dxa" w:w="120"/>
-              <w:bottom w:type="dxa" w:w="80"/>
-              <w:right w:type="dxa" w:w="120"/>
-            </w:tcMar>
-          </w:tcPr>
-          <w:p>
-            <w:r>
-              <w:t xml:space="preserve">https://us-east-1.console.aws.amazon.com/iam/home#/policies</w:t>
-            </w:r>
-          </w:p>
-        </w:tc>
-      </w:tr>
-      <w:tr>
-        <w:tc>
-          <w:tcPr>
-            <w:tcW w:type="dxa" w:w="3000"/>
-            <w:tcBorders>
-              <w:top w:val="single" w:color="999999" w:sz="4"/>
-              <w:left w:val="single" w:color="999999" w:sz="4"/>
-              <w:bottom w:val="single" w:color="999999" w:sz="4"/>
-              <w:right w:val="single" w:color="999999" w:sz="4"/>
-            </w:tcBorders>
-            <w:tcMar>
-              <w:top w:type="dxa" w:w="80"/>
-              <w:left w:type="dxa" w:w="120"/>
-              <w:bottom w:type="dxa" w:w="80"/>
-              <w:right w:type="dxa" w:w="120"/>
-            </w:tcMar>
-          </w:tcPr>
-          <w:p>
-            <w:r>
-              <w:rPr>
-                <w:b/>
-                <w:bCs/>
-              </w:rPr>
-              <w:t xml:space="preserve">IAM — Identity Providers (OIDC)</w:t>
-            </w:r>
-          </w:p>
-        </w:tc>
-        <w:tc>
-          <w:tcPr>
-            <w:tcW w:type="dxa" w:w="6360"/>
-            <w:tcBorders>
-              <w:top w:val="single" w:color="999999" w:sz="4"/>
-              <w:left w:val="single" w:color="999999" w:sz="4"/>
-              <w:bottom w:val="single" w:color="999999" w:sz="4"/>
-              <w:right w:val="single" w:color="999999" w:sz="4"/>
-            </w:tcBorders>
-            <w:tcMar>
-              <w:top w:type="dxa" w:w="80"/>
-              <w:left w:type="dxa" w:w="120"/>
-              <w:bottom w:type="dxa" w:w="80"/>
-              <w:right w:type="dxa" w:w="120"/>
-            </w:tcMar>
-          </w:tcPr>
-          <w:p>
-            <w:r>
-              <w:t xml:space="preserve">https://us-east-1.console.aws.amazon.com/iam/home#/identity_providers</w:t>
+              <w:t xml:space="preserve">https://ge-9d9d0220a8704eeabada1b951f3f2d37.ecs.us-east-1.on.aws/.well-known/jwks.json</w:t>
             </w:r>
           </w:p>
         </w:tc>
@@ -25531,7 +25619,15 @@
           <w:b/>
           <w:bCs/>
         </w:rPr>
-        <w:t xml:space="preserve">17.5 Identificadores AWS importantes (ARNs y IDs)</w:t>
+        <w:t xml:space="preserve">17.4 AWS Console — URLs directas</w:t>
+      </w:r>
+    </w:p>
+    <w:p>
+      <w:pPr>
+        <w:spacing w:after="120"/>
+      </w:pPr>
+      <w:r>
+        <w:t xml:space="preserve">Para acceder rápido a cada servicio:</w:t>
       </w:r>
     </w:p>
     <w:tbl>
@@ -25629,7 +25725,7 @@
                 <w:b/>
                 <w:bCs/>
               </w:rPr>
-              <w:t xml:space="preserve">AWS Account ID</w:t>
+              <w:t xml:space="preserve">Login a la cuenta CESA</w:t>
             </w:r>
           </w:p>
         </w:tc>
@@ -25651,35 +25747,35 @@
           </w:tcPr>
           <w:p>
             <w:r>
-              <w:t xml:space="preserve">718624265053</w:t>
-            </w:r>
-          </w:p>
-        </w:tc>
-      </w:tr>
-      <w:tr>
-        <w:tc>
-          <w:tcPr>
-            <w:tcW w:type="dxa" w:w="3000"/>
-            <w:tcBorders>
-              <w:top w:val="single" w:color="999999" w:sz="4"/>
-              <w:left w:val="single" w:color="999999" w:sz="4"/>
-              <w:bottom w:val="single" w:color="999999" w:sz="4"/>
-              <w:right w:val="single" w:color="999999" w:sz="4"/>
-            </w:tcBorders>
-            <w:tcMar>
-              <w:top w:type="dxa" w:w="80"/>
-              <w:left w:type="dxa" w:w="120"/>
-              <w:bottom w:type="dxa" w:w="80"/>
-              <w:right w:type="dxa" w:w="120"/>
-            </w:tcMar>
-          </w:tcPr>
-          <w:p>
-            <w:r>
-              <w:rPr>
-                <w:b/>
-                <w:bCs/>
-              </w:rPr>
-              <w:t xml:space="preserve">Región principal</w:t>
+              <w:t xml:space="preserve">https://718624265053.signin.aws.amazon.com/console</w:t>
+            </w:r>
+          </w:p>
+        </w:tc>
+      </w:tr>
+      <w:tr>
+        <w:tc>
+          <w:tcPr>
+            <w:tcW w:type="dxa" w:w="3000"/>
+            <w:tcBorders>
+              <w:top w:val="single" w:color="999999" w:sz="4"/>
+              <w:left w:val="single" w:color="999999" w:sz="4"/>
+              <w:bottom w:val="single" w:color="999999" w:sz="4"/>
+              <w:right w:val="single" w:color="999999" w:sz="4"/>
+            </w:tcBorders>
+            <w:tcMar>
+              <w:top w:type="dxa" w:w="80"/>
+              <w:left w:type="dxa" w:w="120"/>
+              <w:bottom w:type="dxa" w:w="80"/>
+              <w:right w:type="dxa" w:w="120"/>
+            </w:tcMar>
+          </w:tcPr>
+          <w:p>
+            <w:r>
+              <w:rPr>
+                <w:b/>
+                <w:bCs/>
+              </w:rPr>
+              <w:t xml:space="preserve">ECS — ver clúster default</w:t>
             </w:r>
           </w:p>
         </w:tc>
@@ -25701,35 +25797,35 @@
           </w:tcPr>
           <w:p>
             <w:r>
-              <w:t xml:space="preserve">us-east-1 (Virginia)</w:t>
-            </w:r>
-          </w:p>
-        </w:tc>
-      </w:tr>
-      <w:tr>
-        <w:tc>
-          <w:tcPr>
-            <w:tcW w:type="dxa" w:w="3000"/>
-            <w:tcBorders>
-              <w:top w:val="single" w:color="999999" w:sz="4"/>
-              <w:left w:val="single" w:color="999999" w:sz="4"/>
-              <w:bottom w:val="single" w:color="999999" w:sz="4"/>
-              <w:right w:val="single" w:color="999999" w:sz="4"/>
-            </w:tcBorders>
-            <w:tcMar>
-              <w:top w:type="dxa" w:w="80"/>
-              <w:left w:type="dxa" w:w="120"/>
-              <w:bottom w:type="dxa" w:w="80"/>
-              <w:right w:type="dxa" w:w="120"/>
-            </w:tcMar>
-          </w:tcPr>
-          <w:p>
-            <w:r>
-              <w:rPr>
-                <w:b/>
-                <w:bCs/>
-              </w:rPr>
-              <w:t xml:space="preserve">ECS Cluster name</w:t>
+              <w:t xml:space="preserve">https://us-east-1.console.aws.amazon.com/ecs/v2/clusters/default</w:t>
+            </w:r>
+          </w:p>
+        </w:tc>
+      </w:tr>
+      <w:tr>
+        <w:tc>
+          <w:tcPr>
+            <w:tcW w:type="dxa" w:w="3000"/>
+            <w:tcBorders>
+              <w:top w:val="single" w:color="999999" w:sz="4"/>
+              <w:left w:val="single" w:color="999999" w:sz="4"/>
+              <w:bottom w:val="single" w:color="999999" w:sz="4"/>
+              <w:right w:val="single" w:color="999999" w:sz="4"/>
+            </w:tcBorders>
+            <w:tcMar>
+              <w:top w:type="dxa" w:w="80"/>
+              <w:left w:type="dxa" w:w="120"/>
+              <w:bottom w:type="dxa" w:w="80"/>
+              <w:right w:type="dxa" w:w="120"/>
+            </w:tcMar>
+          </w:tcPr>
+          <w:p>
+            <w:r>
+              <w:rPr>
+                <w:b/>
+                <w:bCs/>
+              </w:rPr>
+              <w:t xml:space="preserve">ECS — servicio gemelo-digital-api</w:t>
             </w:r>
           </w:p>
         </w:tc>
@@ -25751,35 +25847,35 @@
           </w:tcPr>
           <w:p>
             <w:r>
-              <w:t xml:space="preserve">default</w:t>
-            </w:r>
-          </w:p>
-        </w:tc>
-      </w:tr>
-      <w:tr>
-        <w:tc>
-          <w:tcPr>
-            <w:tcW w:type="dxa" w:w="3000"/>
-            <w:tcBorders>
-              <w:top w:val="single" w:color="999999" w:sz="4"/>
-              <w:left w:val="single" w:color="999999" w:sz="4"/>
-              <w:bottom w:val="single" w:color="999999" w:sz="4"/>
-              <w:right w:val="single" w:color="999999" w:sz="4"/>
-            </w:tcBorders>
-            <w:tcMar>
-              <w:top w:type="dxa" w:w="80"/>
-              <w:left w:type="dxa" w:w="120"/>
-              <w:bottom w:type="dxa" w:w="80"/>
-              <w:right w:type="dxa" w:w="120"/>
-            </w:tcMar>
-          </w:tcPr>
-          <w:p>
-            <w:r>
-              <w:rPr>
-                <w:b/>
-                <w:bCs/>
-              </w:rPr>
-              <w:t xml:space="preserve">ECS Service name</w:t>
+              <w:t xml:space="preserve">https://us-east-1.console.aws.amazon.com/ecs/v2/clusters/default/services/gemelo-digital-api</w:t>
+            </w:r>
+          </w:p>
+        </w:tc>
+      </w:tr>
+      <w:tr>
+        <w:tc>
+          <w:tcPr>
+            <w:tcW w:type="dxa" w:w="3000"/>
+            <w:tcBorders>
+              <w:top w:val="single" w:color="999999" w:sz="4"/>
+              <w:left w:val="single" w:color="999999" w:sz="4"/>
+              <w:bottom w:val="single" w:color="999999" w:sz="4"/>
+              <w:right w:val="single" w:color="999999" w:sz="4"/>
+            </w:tcBorders>
+            <w:tcMar>
+              <w:top w:type="dxa" w:w="80"/>
+              <w:left w:type="dxa" w:w="120"/>
+              <w:bottom w:type="dxa" w:w="80"/>
+              <w:right w:type="dxa" w:w="120"/>
+            </w:tcMar>
+          </w:tcPr>
+          <w:p>
+            <w:r>
+              <w:rPr>
+                <w:b/>
+                <w:bCs/>
+              </w:rPr>
+              <w:t xml:space="preserve">ECR — repositorio gemelo-backend</w:t>
             </w:r>
           </w:p>
         </w:tc>
@@ -25801,35 +25897,35 @@
           </w:tcPr>
           <w:p>
             <w:r>
-              <w:t xml:space="preserve">gemelo-digital-api</w:t>
-            </w:r>
-          </w:p>
-        </w:tc>
-      </w:tr>
-      <w:tr>
-        <w:tc>
-          <w:tcPr>
-            <w:tcW w:type="dxa" w:w="3000"/>
-            <w:tcBorders>
-              <w:top w:val="single" w:color="999999" w:sz="4"/>
-              <w:left w:val="single" w:color="999999" w:sz="4"/>
-              <w:bottom w:val="single" w:color="999999" w:sz="4"/>
-              <w:right w:val="single" w:color="999999" w:sz="4"/>
-            </w:tcBorders>
-            <w:tcMar>
-              <w:top w:type="dxa" w:w="80"/>
-              <w:left w:type="dxa" w:w="120"/>
-              <w:bottom w:type="dxa" w:w="80"/>
-              <w:right w:type="dxa" w:w="120"/>
-            </w:tcMar>
-          </w:tcPr>
-          <w:p>
-            <w:r>
-              <w:rPr>
-                <w:b/>
-                <w:bCs/>
-              </w:rPr>
-              <w:t xml:space="preserve">ECS Task Definition family</w:t>
+              <w:t xml:space="preserve">https://us-east-1.console.aws.amazon.com/ecr/repositories/private/718624265053/gemelo-backend</w:t>
+            </w:r>
+          </w:p>
+        </w:tc>
+      </w:tr>
+      <w:tr>
+        <w:tc>
+          <w:tcPr>
+            <w:tcW w:type="dxa" w:w="3000"/>
+            <w:tcBorders>
+              <w:top w:val="single" w:color="999999" w:sz="4"/>
+              <w:left w:val="single" w:color="999999" w:sz="4"/>
+              <w:bottom w:val="single" w:color="999999" w:sz="4"/>
+              <w:right w:val="single" w:color="999999" w:sz="4"/>
+            </w:tcBorders>
+            <w:tcMar>
+              <w:top w:type="dxa" w:w="80"/>
+              <w:left w:type="dxa" w:w="120"/>
+              <w:bottom w:type="dxa" w:w="80"/>
+              <w:right w:type="dxa" w:w="120"/>
+            </w:tcMar>
+          </w:tcPr>
+          <w:p>
+            <w:r>
+              <w:rPr>
+                <w:b/>
+                <w:bCs/>
+              </w:rPr>
+              <w:t xml:space="preserve">RDS — bases de datos</w:t>
             </w:r>
           </w:p>
         </w:tc>
@@ -25851,35 +25947,35 @@
           </w:tcPr>
           <w:p>
             <w:r>
-              <w:t xml:space="preserve">default-gemelo-digital-api</w:t>
-            </w:r>
-          </w:p>
-        </w:tc>
-      </w:tr>
-      <w:tr>
-        <w:tc>
-          <w:tcPr>
-            <w:tcW w:type="dxa" w:w="3000"/>
-            <w:tcBorders>
-              <w:top w:val="single" w:color="999999" w:sz="4"/>
-              <w:left w:val="single" w:color="999999" w:sz="4"/>
-              <w:bottom w:val="single" w:color="999999" w:sz="4"/>
-              <w:right w:val="single" w:color="999999" w:sz="4"/>
-            </w:tcBorders>
-            <w:tcMar>
-              <w:top w:type="dxa" w:w="80"/>
-              <w:left w:type="dxa" w:w="120"/>
-              <w:bottom w:type="dxa" w:w="80"/>
-              <w:right w:type="dxa" w:w="120"/>
-            </w:tcMar>
-          </w:tcPr>
-          <w:p>
-            <w:r>
-              <w:rPr>
-                <w:b/>
-                <w:bCs/>
-              </w:rPr>
-              <w:t xml:space="preserve">ECR Repository name</w:t>
+              <w:t xml:space="preserve">https://us-east-1.console.aws.amazon.com/rds/home</w:t>
+            </w:r>
+          </w:p>
+        </w:tc>
+      </w:tr>
+      <w:tr>
+        <w:tc>
+          <w:tcPr>
+            <w:tcW w:type="dxa" w:w="3000"/>
+            <w:tcBorders>
+              <w:top w:val="single" w:color="999999" w:sz="4"/>
+              <w:left w:val="single" w:color="999999" w:sz="4"/>
+              <w:bottom w:val="single" w:color="999999" w:sz="4"/>
+              <w:right w:val="single" w:color="999999" w:sz="4"/>
+            </w:tcBorders>
+            <w:tcMar>
+              <w:top w:type="dxa" w:w="80"/>
+              <w:left w:type="dxa" w:w="120"/>
+              <w:bottom w:type="dxa" w:w="80"/>
+              <w:right w:type="dxa" w:w="120"/>
+            </w:tcMar>
+          </w:tcPr>
+          <w:p>
+            <w:r>
+              <w:rPr>
+                <w:b/>
+                <w:bCs/>
+              </w:rPr>
+              <w:t xml:space="preserve">RDS — instancia gemelo-digital-db</w:t>
             </w:r>
           </w:p>
         </w:tc>
@@ -25901,35 +25997,35 @@
           </w:tcPr>
           <w:p>
             <w:r>
-              <w:t xml:space="preserve">gemelo-backend</w:t>
-            </w:r>
-          </w:p>
-        </w:tc>
-      </w:tr>
-      <w:tr>
-        <w:tc>
-          <w:tcPr>
-            <w:tcW w:type="dxa" w:w="3000"/>
-            <w:tcBorders>
-              <w:top w:val="single" w:color="999999" w:sz="4"/>
-              <w:left w:val="single" w:color="999999" w:sz="4"/>
-              <w:bottom w:val="single" w:color="999999" w:sz="4"/>
-              <w:right w:val="single" w:color="999999" w:sz="4"/>
-            </w:tcBorders>
-            <w:tcMar>
-              <w:top w:type="dxa" w:w="80"/>
-              <w:left w:type="dxa" w:w="120"/>
-              <w:bottom w:type="dxa" w:w="80"/>
-              <w:right w:type="dxa" w:w="120"/>
-            </w:tcMar>
-          </w:tcPr>
-          <w:p>
-            <w:r>
-              <w:rPr>
-                <w:b/>
-                <w:bCs/>
-              </w:rPr>
-              <w:t xml:space="preserve">ECR Repository URI</w:t>
+              <w:t xml:space="preserve">https://us-east-1.console.aws.amazon.com/rds/home?#database:id=gemelo-digital-db</w:t>
+            </w:r>
+          </w:p>
+        </w:tc>
+      </w:tr>
+      <w:tr>
+        <w:tc>
+          <w:tcPr>
+            <w:tcW w:type="dxa" w:w="3000"/>
+            <w:tcBorders>
+              <w:top w:val="single" w:color="999999" w:sz="4"/>
+              <w:left w:val="single" w:color="999999" w:sz="4"/>
+              <w:bottom w:val="single" w:color="999999" w:sz="4"/>
+              <w:right w:val="single" w:color="999999" w:sz="4"/>
+            </w:tcBorders>
+            <w:tcMar>
+              <w:top w:type="dxa" w:w="80"/>
+              <w:left w:type="dxa" w:w="120"/>
+              <w:bottom w:type="dxa" w:w="80"/>
+              <w:right w:type="dxa" w:w="120"/>
+            </w:tcMar>
+          </w:tcPr>
+          <w:p>
+            <w:r>
+              <w:rPr>
+                <w:b/>
+                <w:bCs/>
+              </w:rPr>
+              <w:t xml:space="preserve">S3 — bucket gemelo-frontend-prod</w:t>
             </w:r>
           </w:p>
         </w:tc>
@@ -25951,35 +26047,35 @@
           </w:tcPr>
           <w:p>
             <w:r>
-              <w:t xml:space="preserve">718624265053.dkr.ecr.us-east-1.amazonaws.com/gemelo-backend</w:t>
-            </w:r>
-          </w:p>
-        </w:tc>
-      </w:tr>
-      <w:tr>
-        <w:tc>
-          <w:tcPr>
-            <w:tcW w:type="dxa" w:w="3000"/>
-            <w:tcBorders>
-              <w:top w:val="single" w:color="999999" w:sz="4"/>
-              <w:left w:val="single" w:color="999999" w:sz="4"/>
-              <w:bottom w:val="single" w:color="999999" w:sz="4"/>
-              <w:right w:val="single" w:color="999999" w:sz="4"/>
-            </w:tcBorders>
-            <w:tcMar>
-              <w:top w:type="dxa" w:w="80"/>
-              <w:left w:type="dxa" w:w="120"/>
-              <w:bottom w:type="dxa" w:w="80"/>
-              <w:right w:type="dxa" w:w="120"/>
-            </w:tcMar>
-          </w:tcPr>
-          <w:p>
-            <w:r>
-              <w:rPr>
-                <w:b/>
-                <w:bCs/>
-              </w:rPr>
-              <w:t xml:space="preserve">RDS Instance ID</w:t>
+              <w:t xml:space="preserve">https://us-east-1.console.aws.amazon.com/s3/buckets/gemelo-frontend-prod</w:t>
+            </w:r>
+          </w:p>
+        </w:tc>
+      </w:tr>
+      <w:tr>
+        <w:tc>
+          <w:tcPr>
+            <w:tcW w:type="dxa" w:w="3000"/>
+            <w:tcBorders>
+              <w:top w:val="single" w:color="999999" w:sz="4"/>
+              <w:left w:val="single" w:color="999999" w:sz="4"/>
+              <w:bottom w:val="single" w:color="999999" w:sz="4"/>
+              <w:right w:val="single" w:color="999999" w:sz="4"/>
+            </w:tcBorders>
+            <w:tcMar>
+              <w:top w:type="dxa" w:w="80"/>
+              <w:left w:type="dxa" w:w="120"/>
+              <w:bottom w:type="dxa" w:w="80"/>
+              <w:right w:type="dxa" w:w="120"/>
+            </w:tcMar>
+          </w:tcPr>
+          <w:p>
+            <w:r>
+              <w:rPr>
+                <w:b/>
+                <w:bCs/>
+              </w:rPr>
+              <w:t xml:space="preserve">CloudFront — todas las distribuciones</w:t>
             </w:r>
           </w:p>
         </w:tc>
@@ -26001,35 +26097,35 @@
           </w:tcPr>
           <w:p>
             <w:r>
-              <w:t xml:space="preserve">gemelo-digital-db</w:t>
-            </w:r>
-          </w:p>
-        </w:tc>
-      </w:tr>
-      <w:tr>
-        <w:tc>
-          <w:tcPr>
-            <w:tcW w:type="dxa" w:w="3000"/>
-            <w:tcBorders>
-              <w:top w:val="single" w:color="999999" w:sz="4"/>
-              <w:left w:val="single" w:color="999999" w:sz="4"/>
-              <w:bottom w:val="single" w:color="999999" w:sz="4"/>
-              <w:right w:val="single" w:color="999999" w:sz="4"/>
-            </w:tcBorders>
-            <w:tcMar>
-              <w:top w:type="dxa" w:w="80"/>
-              <w:left w:type="dxa" w:w="120"/>
-              <w:bottom w:type="dxa" w:w="80"/>
-              <w:right w:type="dxa" w:w="120"/>
-            </w:tcMar>
-          </w:tcPr>
-          <w:p>
-            <w:r>
-              <w:rPr>
-                <w:b/>
-                <w:bCs/>
-              </w:rPr>
-              <w:t xml:space="preserve">RDS Endpoint</w:t>
+              <w:t xml:space="preserve">https://us-east-1.console.aws.amazon.com/cloudfront/v4/home</w:t>
+            </w:r>
+          </w:p>
+        </w:tc>
+      </w:tr>
+      <w:tr>
+        <w:tc>
+          <w:tcPr>
+            <w:tcW w:type="dxa" w:w="3000"/>
+            <w:tcBorders>
+              <w:top w:val="single" w:color="999999" w:sz="4"/>
+              <w:left w:val="single" w:color="999999" w:sz="4"/>
+              <w:bottom w:val="single" w:color="999999" w:sz="4"/>
+              <w:right w:val="single" w:color="999999" w:sz="4"/>
+            </w:tcBorders>
+            <w:tcMar>
+              <w:top w:type="dxa" w:w="80"/>
+              <w:left w:type="dxa" w:w="120"/>
+              <w:bottom w:type="dxa" w:w="80"/>
+              <w:right w:type="dxa" w:w="120"/>
+            </w:tcMar>
+          </w:tcPr>
+          <w:p>
+            <w:r>
+              <w:rPr>
+                <w:b/>
+                <w:bCs/>
+              </w:rPr>
+              <w:t xml:space="preserve">CloudFront — distribución E32WDBCT7SFCRD</w:t>
             </w:r>
           </w:p>
         </w:tc>
@@ -26051,35 +26147,35 @@
           </w:tcPr>
           <w:p>
             <w:r>
-              <w:t xml:space="preserve">gemelo-digital-db.crp1lzwejl3x.us-east-1.rds.amazonaws.com</w:t>
-            </w:r>
-          </w:p>
-        </w:tc>
-      </w:tr>
-      <w:tr>
-        <w:tc>
-          <w:tcPr>
-            <w:tcW w:type="dxa" w:w="3000"/>
-            <w:tcBorders>
-              <w:top w:val="single" w:color="999999" w:sz="4"/>
-              <w:left w:val="single" w:color="999999" w:sz="4"/>
-              <w:bottom w:val="single" w:color="999999" w:sz="4"/>
-              <w:right w:val="single" w:color="999999" w:sz="4"/>
-            </w:tcBorders>
-            <w:tcMar>
-              <w:top w:type="dxa" w:w="80"/>
-              <w:left w:type="dxa" w:w="120"/>
-              <w:bottom w:type="dxa" w:w="80"/>
-              <w:right w:type="dxa" w:w="120"/>
-            </w:tcMar>
-          </w:tcPr>
-          <w:p>
-            <w:r>
-              <w:rPr>
-                <w:b/>
-                <w:bCs/>
-              </w:rPr>
-              <w:t xml:space="preserve">S3 Bucket name</w:t>
+              <w:t xml:space="preserve">https://us-east-1.console.aws.amazon.com/cloudfront/v4/home#/distributions/E32WDBCT7SFCRD</w:t>
+            </w:r>
+          </w:p>
+        </w:tc>
+      </w:tr>
+      <w:tr>
+        <w:tc>
+          <w:tcPr>
+            <w:tcW w:type="dxa" w:w="3000"/>
+            <w:tcBorders>
+              <w:top w:val="single" w:color="999999" w:sz="4"/>
+              <w:left w:val="single" w:color="999999" w:sz="4"/>
+              <w:bottom w:val="single" w:color="999999" w:sz="4"/>
+              <w:right w:val="single" w:color="999999" w:sz="4"/>
+            </w:tcBorders>
+            <w:tcMar>
+              <w:top w:type="dxa" w:w="80"/>
+              <w:left w:type="dxa" w:w="120"/>
+              <w:bottom w:type="dxa" w:w="80"/>
+              <w:right w:type="dxa" w:w="120"/>
+            </w:tcMar>
+          </w:tcPr>
+          <w:p>
+            <w:r>
+              <w:rPr>
+                <w:b/>
+                <w:bCs/>
+              </w:rPr>
+              <w:t xml:space="preserve">CloudWatch — log groups</w:t>
             </w:r>
           </w:p>
         </w:tc>
@@ -26101,35 +26197,35 @@
           </w:tcPr>
           <w:p>
             <w:r>
-              <w:t xml:space="preserve">gemelo-frontend-prod</w:t>
-            </w:r>
-          </w:p>
-        </w:tc>
-      </w:tr>
-      <w:tr>
-        <w:tc>
-          <w:tcPr>
-            <w:tcW w:type="dxa" w:w="3000"/>
-            <w:tcBorders>
-              <w:top w:val="single" w:color="999999" w:sz="4"/>
-              <w:left w:val="single" w:color="999999" w:sz="4"/>
-              <w:bottom w:val="single" w:color="999999" w:sz="4"/>
-              <w:right w:val="single" w:color="999999" w:sz="4"/>
-            </w:tcBorders>
-            <w:tcMar>
-              <w:top w:type="dxa" w:w="80"/>
-              <w:left w:type="dxa" w:w="120"/>
-              <w:bottom w:type="dxa" w:w="80"/>
-              <w:right w:type="dxa" w:w="120"/>
-            </w:tcMar>
-          </w:tcPr>
-          <w:p>
-            <w:r>
-              <w:rPr>
-                <w:b/>
-                <w:bCs/>
-              </w:rPr>
-              <w:t xml:space="preserve">CloudFront Distribution ID</w:t>
+              <w:t xml:space="preserve">https://us-east-1.console.aws.amazon.com/cloudwatch/home#logsV2:log-groups</w:t>
+            </w:r>
+          </w:p>
+        </w:tc>
+      </w:tr>
+      <w:tr>
+        <w:tc>
+          <w:tcPr>
+            <w:tcW w:type="dxa" w:w="3000"/>
+            <w:tcBorders>
+              <w:top w:val="single" w:color="999999" w:sz="4"/>
+              <w:left w:val="single" w:color="999999" w:sz="4"/>
+              <w:bottom w:val="single" w:color="999999" w:sz="4"/>
+              <w:right w:val="single" w:color="999999" w:sz="4"/>
+            </w:tcBorders>
+            <w:tcMar>
+              <w:top w:type="dxa" w:w="80"/>
+              <w:left w:type="dxa" w:w="120"/>
+              <w:bottom w:type="dxa" w:w="80"/>
+              <w:right w:type="dxa" w:w="120"/>
+            </w:tcMar>
+          </w:tcPr>
+          <w:p>
+            <w:r>
+              <w:rPr>
+                <w:b/>
+                <w:bCs/>
+              </w:rPr>
+              <w:t xml:space="preserve">CloudWatch — logs del backend</w:t>
             </w:r>
           </w:p>
         </w:tc>
@@ -26151,35 +26247,35 @@
           </w:tcPr>
           <w:p>
             <w:r>
-              <w:t xml:space="preserve">E32WDBCT7SFCRD</w:t>
-            </w:r>
-          </w:p>
-        </w:tc>
-      </w:tr>
-      <w:tr>
-        <w:tc>
-          <w:tcPr>
-            <w:tcW w:type="dxa" w:w="3000"/>
-            <w:tcBorders>
-              <w:top w:val="single" w:color="999999" w:sz="4"/>
-              <w:left w:val="single" w:color="999999" w:sz="4"/>
-              <w:bottom w:val="single" w:color="999999" w:sz="4"/>
-              <w:right w:val="single" w:color="999999" w:sz="4"/>
-            </w:tcBorders>
-            <w:tcMar>
-              <w:top w:type="dxa" w:w="80"/>
-              <w:left w:type="dxa" w:w="120"/>
-              <w:bottom w:type="dxa" w:w="80"/>
-              <w:right w:type="dxa" w:w="120"/>
-            </w:tcMar>
-          </w:tcPr>
-          <w:p>
-            <w:r>
-              <w:rPr>
-                <w:b/>
-                <w:bCs/>
-              </w:rPr>
-              <w:t xml:space="preserve">CloudFront Domain</w:t>
+              <w:t xml:space="preserve">https://us-east-1.console.aws.amazon.com/cloudwatch/home#logsV2:log-groups/log-group/$252Faws$252Fecs$252Fdefault$252Fgemelo-digital-api-cbc4</w:t>
+            </w:r>
+          </w:p>
+        </w:tc>
+      </w:tr>
+      <w:tr>
+        <w:tc>
+          <w:tcPr>
+            <w:tcW w:type="dxa" w:w="3000"/>
+            <w:tcBorders>
+              <w:top w:val="single" w:color="999999" w:sz="4"/>
+              <w:left w:val="single" w:color="999999" w:sz="4"/>
+              <w:bottom w:val="single" w:color="999999" w:sz="4"/>
+              <w:right w:val="single" w:color="999999" w:sz="4"/>
+            </w:tcBorders>
+            <w:tcMar>
+              <w:top w:type="dxa" w:w="80"/>
+              <w:left w:type="dxa" w:w="120"/>
+              <w:bottom w:type="dxa" w:w="80"/>
+              <w:right w:type="dxa" w:w="120"/>
+            </w:tcMar>
+          </w:tcPr>
+          <w:p>
+            <w:r>
+              <w:rPr>
+                <w:b/>
+                <w:bCs/>
+              </w:rPr>
+              <w:t xml:space="preserve">IAM — usuarios</w:t>
             </w:r>
           </w:p>
         </w:tc>
@@ -26201,35 +26297,35 @@
           </w:tcPr>
           <w:p>
             <w:r>
-              <w:t xml:space="preserve">gemelo.cesa.edu.co</w:t>
-            </w:r>
-          </w:p>
-        </w:tc>
-      </w:tr>
-      <w:tr>
-        <w:tc>
-          <w:tcPr>
-            <w:tcW w:type="dxa" w:w="3000"/>
-            <w:tcBorders>
-              <w:top w:val="single" w:color="999999" w:sz="4"/>
-              <w:left w:val="single" w:color="999999" w:sz="4"/>
-              <w:bottom w:val="single" w:color="999999" w:sz="4"/>
-              <w:right w:val="single" w:color="999999" w:sz="4"/>
-            </w:tcBorders>
-            <w:tcMar>
-              <w:top w:type="dxa" w:w="80"/>
-              <w:left w:type="dxa" w:w="120"/>
-              <w:bottom w:type="dxa" w:w="80"/>
-              <w:right w:type="dxa" w:w="120"/>
-            </w:tcMar>
-          </w:tcPr>
-          <w:p>
-            <w:r>
-              <w:rPr>
-                <w:b/>
-                <w:bCs/>
-              </w:rPr>
-              <w:t xml:space="preserve">IAM Role ARN</w:t>
+              <w:t xml:space="preserve">https://us-east-1.console.aws.amazon.com/iam/home#/users</w:t>
+            </w:r>
+          </w:p>
+        </w:tc>
+      </w:tr>
+      <w:tr>
+        <w:tc>
+          <w:tcPr>
+            <w:tcW w:type="dxa" w:w="3000"/>
+            <w:tcBorders>
+              <w:top w:val="single" w:color="999999" w:sz="4"/>
+              <w:left w:val="single" w:color="999999" w:sz="4"/>
+              <w:bottom w:val="single" w:color="999999" w:sz="4"/>
+              <w:right w:val="single" w:color="999999" w:sz="4"/>
+            </w:tcBorders>
+            <w:tcMar>
+              <w:top w:type="dxa" w:w="80"/>
+              <w:left w:type="dxa" w:w="120"/>
+              <w:bottom w:type="dxa" w:w="80"/>
+              <w:right w:type="dxa" w:w="120"/>
+            </w:tcMar>
+          </w:tcPr>
+          <w:p>
+            <w:r>
+              <w:rPr>
+                <w:b/>
+                <w:bCs/>
+              </w:rPr>
+              <w:t xml:space="preserve">IAM — roles</w:t>
             </w:r>
           </w:p>
         </w:tc>
@@ -26251,35 +26347,35 @@
           </w:tcPr>
           <w:p>
             <w:r>
-              <w:t xml:space="preserve">arn:aws:iam::718624265053:role/GemeloDigitalDeployerRole</w:t>
-            </w:r>
-          </w:p>
-        </w:tc>
-      </w:tr>
-      <w:tr>
-        <w:tc>
-          <w:tcPr>
-            <w:tcW w:type="dxa" w:w="3000"/>
-            <w:tcBorders>
-              <w:top w:val="single" w:color="999999" w:sz="4"/>
-              <w:left w:val="single" w:color="999999" w:sz="4"/>
-              <w:bottom w:val="single" w:color="999999" w:sz="4"/>
-              <w:right w:val="single" w:color="999999" w:sz="4"/>
-            </w:tcBorders>
-            <w:tcMar>
-              <w:top w:type="dxa" w:w="80"/>
-              <w:left w:type="dxa" w:w="120"/>
-              <w:bottom w:type="dxa" w:w="80"/>
-              <w:right w:type="dxa" w:w="120"/>
-            </w:tcMar>
-          </w:tcPr>
-          <w:p>
-            <w:r>
-              <w:rPr>
-                <w:b/>
-                <w:bCs/>
-              </w:rPr>
-              <w:t xml:space="preserve">IAM Policy name</w:t>
+              <w:t xml:space="preserve">https://us-east-1.console.aws.amazon.com/iam/home#/roles</w:t>
+            </w:r>
+          </w:p>
+        </w:tc>
+      </w:tr>
+      <w:tr>
+        <w:tc>
+          <w:tcPr>
+            <w:tcW w:type="dxa" w:w="3000"/>
+            <w:tcBorders>
+              <w:top w:val="single" w:color="999999" w:sz="4"/>
+              <w:left w:val="single" w:color="999999" w:sz="4"/>
+              <w:bottom w:val="single" w:color="999999" w:sz="4"/>
+              <w:right w:val="single" w:color="999999" w:sz="4"/>
+            </w:tcBorders>
+            <w:tcMar>
+              <w:top w:type="dxa" w:w="80"/>
+              <w:left w:type="dxa" w:w="120"/>
+              <w:bottom w:type="dxa" w:w="80"/>
+              <w:right w:type="dxa" w:w="120"/>
+            </w:tcMar>
+          </w:tcPr>
+          <w:p>
+            <w:r>
+              <w:rPr>
+                <w:b/>
+                <w:bCs/>
+              </w:rPr>
+              <w:t xml:space="preserve">IAM — rol GemeloDigitalDeployerRole</w:t>
             </w:r>
           </w:p>
         </w:tc>
@@ -26301,35 +26397,35 @@
           </w:tcPr>
           <w:p>
             <w:r>
-              <w:t xml:space="preserve">GemeloDigitalDeployerPolicy</w:t>
-            </w:r>
-          </w:p>
-        </w:tc>
-      </w:tr>
-      <w:tr>
-        <w:tc>
-          <w:tcPr>
-            <w:tcW w:type="dxa" w:w="3000"/>
-            <w:tcBorders>
-              <w:top w:val="single" w:color="999999" w:sz="4"/>
-              <w:left w:val="single" w:color="999999" w:sz="4"/>
-              <w:bottom w:val="single" w:color="999999" w:sz="4"/>
-              <w:right w:val="single" w:color="999999" w:sz="4"/>
-            </w:tcBorders>
-            <w:tcMar>
-              <w:top w:type="dxa" w:w="80"/>
-              <w:left w:type="dxa" w:w="120"/>
-              <w:bottom w:type="dxa" w:w="80"/>
-              <w:right w:type="dxa" w:w="120"/>
-            </w:tcMar>
-          </w:tcPr>
-          <w:p>
-            <w:r>
-              <w:rPr>
-                <w:b/>
-                <w:bCs/>
-              </w:rPr>
-              <w:t xml:space="preserve">OIDC Provider ARN</w:t>
+              <w:t xml:space="preserve">https://us-east-1.console.aws.amazon.com/iam/home#/roles/details/GemeloDigitalDeployerRole</w:t>
+            </w:r>
+          </w:p>
+        </w:tc>
+      </w:tr>
+      <w:tr>
+        <w:tc>
+          <w:tcPr>
+            <w:tcW w:type="dxa" w:w="3000"/>
+            <w:tcBorders>
+              <w:top w:val="single" w:color="999999" w:sz="4"/>
+              <w:left w:val="single" w:color="999999" w:sz="4"/>
+              <w:bottom w:val="single" w:color="999999" w:sz="4"/>
+              <w:right w:val="single" w:color="999999" w:sz="4"/>
+            </w:tcBorders>
+            <w:tcMar>
+              <w:top w:type="dxa" w:w="80"/>
+              <w:left w:type="dxa" w:w="120"/>
+              <w:bottom w:type="dxa" w:w="80"/>
+              <w:right w:type="dxa" w:w="120"/>
+            </w:tcMar>
+          </w:tcPr>
+          <w:p>
+            <w:r>
+              <w:rPr>
+                <w:b/>
+                <w:bCs/>
+              </w:rPr>
+              <w:t xml:space="preserve">IAM — policies</w:t>
             </w:r>
           </w:p>
         </w:tc>
@@ -26351,35 +26447,35 @@
           </w:tcPr>
           <w:p>
             <w:r>
-              <w:t xml:space="preserve">arn:aws:iam::718624265053:oidc-provider/token.actions.githubusercontent.com</w:t>
-            </w:r>
-          </w:p>
-        </w:tc>
-      </w:tr>
-      <w:tr>
-        <w:tc>
-          <w:tcPr>
-            <w:tcW w:type="dxa" w:w="3000"/>
-            <w:tcBorders>
-              <w:top w:val="single" w:color="999999" w:sz="4"/>
-              <w:left w:val="single" w:color="999999" w:sz="4"/>
-              <w:bottom w:val="single" w:color="999999" w:sz="4"/>
-              <w:right w:val="single" w:color="999999" w:sz="4"/>
-            </w:tcBorders>
-            <w:tcMar>
-              <w:top w:type="dxa" w:w="80"/>
-              <w:left w:type="dxa" w:w="120"/>
-              <w:bottom w:type="dxa" w:w="80"/>
-              <w:right w:type="dxa" w:w="120"/>
-            </w:tcMar>
-          </w:tcPr>
-          <w:p>
-            <w:r>
-              <w:rPr>
-                <w:b/>
-                <w:bCs/>
-              </w:rPr>
-              <w:t xml:space="preserve">CloudWatch Log Group</w:t>
+              <w:t xml:space="preserve">https://us-east-1.console.aws.amazon.com/iam/home#/policies</w:t>
+            </w:r>
+          </w:p>
+        </w:tc>
+      </w:tr>
+      <w:tr>
+        <w:tc>
+          <w:tcPr>
+            <w:tcW w:type="dxa" w:w="3000"/>
+            <w:tcBorders>
+              <w:top w:val="single" w:color="999999" w:sz="4"/>
+              <w:left w:val="single" w:color="999999" w:sz="4"/>
+              <w:bottom w:val="single" w:color="999999" w:sz="4"/>
+              <w:right w:val="single" w:color="999999" w:sz="4"/>
+            </w:tcBorders>
+            <w:tcMar>
+              <w:top w:type="dxa" w:w="80"/>
+              <w:left w:type="dxa" w:w="120"/>
+              <w:bottom w:type="dxa" w:w="80"/>
+              <w:right w:type="dxa" w:w="120"/>
+            </w:tcMar>
+          </w:tcPr>
+          <w:p>
+            <w:r>
+              <w:rPr>
+                <w:b/>
+                <w:bCs/>
+              </w:rPr>
+              <w:t xml:space="preserve">IAM — Identity Providers (OIDC)</w:t>
             </w:r>
           </w:p>
         </w:tc>
@@ -26401,7 +26497,7 @@
           </w:tcPr>
           <w:p>
             <w:r>
-              <w:t xml:space="preserve">/aws/ecs/default/gemelo-digital-api-cbc4</w:t>
+              <w:t xml:space="preserve">https://us-east-1.console.aws.amazon.com/iam/home#/identity_providers</w:t>
             </w:r>
           </w:p>
         </w:tc>
@@ -26416,7 +26512,7 @@
           <w:b/>
           <w:bCs/>
         </w:rPr>
-        <w:t xml:space="preserve">17.6 Brightspace — URLs y datos</w:t>
+        <w:t xml:space="preserve">17.5 Identificadores AWS importantes (ARNs y IDs)</w:t>
       </w:r>
     </w:p>
     <w:tbl>
@@ -26514,7 +26610,7 @@
                 <w:b/>
                 <w:bCs/>
               </w:rPr>
-              <w:t xml:space="preserve">Brightspace CESA</w:t>
+              <w:t xml:space="preserve">AWS Account ID</w:t>
             </w:r>
           </w:p>
         </w:tc>
@@ -26536,35 +26632,35 @@
           </w:tcPr>
           <w:p>
             <w:r>
-              <w:t xml:space="preserve">https://cesa.brightspace.com</w:t>
-            </w:r>
-          </w:p>
-        </w:tc>
-      </w:tr>
-      <w:tr>
-        <w:tc>
-          <w:tcPr>
-            <w:tcW w:type="dxa" w:w="3000"/>
-            <w:tcBorders>
-              <w:top w:val="single" w:color="999999" w:sz="4"/>
-              <w:left w:val="single" w:color="999999" w:sz="4"/>
-              <w:bottom w:val="single" w:color="999999" w:sz="4"/>
-              <w:right w:val="single" w:color="999999" w:sz="4"/>
-            </w:tcBorders>
-            <w:tcMar>
-              <w:top w:type="dxa" w:w="80"/>
-              <w:left w:type="dxa" w:w="120"/>
-              <w:bottom w:type="dxa" w:w="80"/>
-              <w:right w:type="dxa" w:w="120"/>
-            </w:tcMar>
-          </w:tcPr>
-          <w:p>
-            <w:r>
-              <w:rPr>
-                <w:b/>
-                <w:bCs/>
-              </w:rPr>
-              <w:t xml:space="preserve">OAuth Auth URL</w:t>
+              <w:t xml:space="preserve">718624265053</w:t>
+            </w:r>
+          </w:p>
+        </w:tc>
+      </w:tr>
+      <w:tr>
+        <w:tc>
+          <w:tcPr>
+            <w:tcW w:type="dxa" w:w="3000"/>
+            <w:tcBorders>
+              <w:top w:val="single" w:color="999999" w:sz="4"/>
+              <w:left w:val="single" w:color="999999" w:sz="4"/>
+              <w:bottom w:val="single" w:color="999999" w:sz="4"/>
+              <w:right w:val="single" w:color="999999" w:sz="4"/>
+            </w:tcBorders>
+            <w:tcMar>
+              <w:top w:type="dxa" w:w="80"/>
+              <w:left w:type="dxa" w:w="120"/>
+              <w:bottom w:type="dxa" w:w="80"/>
+              <w:right w:type="dxa" w:w="120"/>
+            </w:tcMar>
+          </w:tcPr>
+          <w:p>
+            <w:r>
+              <w:rPr>
+                <w:b/>
+                <w:bCs/>
+              </w:rPr>
+              <w:t xml:space="preserve">Región principal</w:t>
             </w:r>
           </w:p>
         </w:tc>
@@ -26586,35 +26682,35 @@
           </w:tcPr>
           <w:p>
             <w:r>
-              <w:t xml:space="preserve">https://auth.brightspace.com/oauth2/auth</w:t>
-            </w:r>
-          </w:p>
-        </w:tc>
-      </w:tr>
-      <w:tr>
-        <w:tc>
-          <w:tcPr>
-            <w:tcW w:type="dxa" w:w="3000"/>
-            <w:tcBorders>
-              <w:top w:val="single" w:color="999999" w:sz="4"/>
-              <w:left w:val="single" w:color="999999" w:sz="4"/>
-              <w:bottom w:val="single" w:color="999999" w:sz="4"/>
-              <w:right w:val="single" w:color="999999" w:sz="4"/>
-            </w:tcBorders>
-            <w:tcMar>
-              <w:top w:type="dxa" w:w="80"/>
-              <w:left w:type="dxa" w:w="120"/>
-              <w:bottom w:type="dxa" w:w="80"/>
-              <w:right w:type="dxa" w:w="120"/>
-            </w:tcMar>
-          </w:tcPr>
-          <w:p>
-            <w:r>
-              <w:rPr>
-                <w:b/>
-                <w:bCs/>
-              </w:rPr>
-              <w:t xml:space="preserve">OAuth Token URL</w:t>
+              <w:t xml:space="preserve">us-east-1 (Virginia)</w:t>
+            </w:r>
+          </w:p>
+        </w:tc>
+      </w:tr>
+      <w:tr>
+        <w:tc>
+          <w:tcPr>
+            <w:tcW w:type="dxa" w:w="3000"/>
+            <w:tcBorders>
+              <w:top w:val="single" w:color="999999" w:sz="4"/>
+              <w:left w:val="single" w:color="999999" w:sz="4"/>
+              <w:bottom w:val="single" w:color="999999" w:sz="4"/>
+              <w:right w:val="single" w:color="999999" w:sz="4"/>
+            </w:tcBorders>
+            <w:tcMar>
+              <w:top w:type="dxa" w:w="80"/>
+              <w:left w:type="dxa" w:w="120"/>
+              <w:bottom w:type="dxa" w:w="80"/>
+              <w:right w:type="dxa" w:w="120"/>
+            </w:tcMar>
+          </w:tcPr>
+          <w:p>
+            <w:r>
+              <w:rPr>
+                <w:b/>
+                <w:bCs/>
+              </w:rPr>
+              <w:t xml:space="preserve">ECS Cluster name</w:t>
             </w:r>
           </w:p>
         </w:tc>
@@ -26636,35 +26732,35 @@
           </w:tcPr>
           <w:p>
             <w:r>
-              <w:t xml:space="preserve">https://auth.brightspace.com/core/connect/token</w:t>
-            </w:r>
-          </w:p>
-        </w:tc>
-      </w:tr>
-      <w:tr>
-        <w:tc>
-          <w:tcPr>
-            <w:tcW w:type="dxa" w:w="3000"/>
-            <w:tcBorders>
-              <w:top w:val="single" w:color="999999" w:sz="4"/>
-              <w:left w:val="single" w:color="999999" w:sz="4"/>
-              <w:bottom w:val="single" w:color="999999" w:sz="4"/>
-              <w:right w:val="single" w:color="999999" w:sz="4"/>
-            </w:tcBorders>
-            <w:tcMar>
-              <w:top w:type="dxa" w:w="80"/>
-              <w:left w:type="dxa" w:w="120"/>
-              <w:bottom w:type="dxa" w:w="80"/>
-              <w:right w:type="dxa" w:w="120"/>
-            </w:tcMar>
-          </w:tcPr>
-          <w:p>
-            <w:r>
-              <w:rPr>
-                <w:b/>
-                <w:bCs/>
-              </w:rPr>
-              <w:t xml:space="preserve">JWKS de Brightspace (para LTI)</w:t>
+              <w:t xml:space="preserve">default</w:t>
+            </w:r>
+          </w:p>
+        </w:tc>
+      </w:tr>
+      <w:tr>
+        <w:tc>
+          <w:tcPr>
+            <w:tcW w:type="dxa" w:w="3000"/>
+            <w:tcBorders>
+              <w:top w:val="single" w:color="999999" w:sz="4"/>
+              <w:left w:val="single" w:color="999999" w:sz="4"/>
+              <w:bottom w:val="single" w:color="999999" w:sz="4"/>
+              <w:right w:val="single" w:color="999999" w:sz="4"/>
+            </w:tcBorders>
+            <w:tcMar>
+              <w:top w:type="dxa" w:w="80"/>
+              <w:left w:type="dxa" w:w="120"/>
+              <w:bottom w:type="dxa" w:w="80"/>
+              <w:right w:type="dxa" w:w="120"/>
+            </w:tcMar>
+          </w:tcPr>
+          <w:p>
+            <w:r>
+              <w:rPr>
+                <w:b/>
+                <w:bCs/>
+              </w:rPr>
+              <w:t xml:space="preserve">ECS Service name</w:t>
             </w:r>
           </w:p>
         </w:tc>
@@ -26686,35 +26782,35 @@
           </w:tcPr>
           <w:p>
             <w:r>
-              <w:t xml:space="preserve">https://cesa.brightspace.com/d2l/.well-known/jwks</w:t>
-            </w:r>
-          </w:p>
-        </w:tc>
-      </w:tr>
-      <w:tr>
-        <w:tc>
-          <w:tcPr>
-            <w:tcW w:type="dxa" w:w="3000"/>
-            <w:tcBorders>
-              <w:top w:val="single" w:color="999999" w:sz="4"/>
-              <w:left w:val="single" w:color="999999" w:sz="4"/>
-              <w:bottom w:val="single" w:color="999999" w:sz="4"/>
-              <w:right w:val="single" w:color="999999" w:sz="4"/>
-            </w:tcBorders>
-            <w:tcMar>
-              <w:top w:type="dxa" w:w="80"/>
-              <w:left w:type="dxa" w:w="120"/>
-              <w:bottom w:type="dxa" w:w="80"/>
-              <w:right w:type="dxa" w:w="120"/>
-            </w:tcMar>
-          </w:tcPr>
-          <w:p>
-            <w:r>
-              <w:rPr>
-                <w:b/>
-                <w:bCs/>
-              </w:rPr>
-              <w:t xml:space="preserve">LTI Authenticate endpoint</w:t>
+              <w:t xml:space="preserve">gemelo-digital-api</w:t>
+            </w:r>
+          </w:p>
+        </w:tc>
+      </w:tr>
+      <w:tr>
+        <w:tc>
+          <w:tcPr>
+            <w:tcW w:type="dxa" w:w="3000"/>
+            <w:tcBorders>
+              <w:top w:val="single" w:color="999999" w:sz="4"/>
+              <w:left w:val="single" w:color="999999" w:sz="4"/>
+              <w:bottom w:val="single" w:color="999999" w:sz="4"/>
+              <w:right w:val="single" w:color="999999" w:sz="4"/>
+            </w:tcBorders>
+            <w:tcMar>
+              <w:top w:type="dxa" w:w="80"/>
+              <w:left w:type="dxa" w:w="120"/>
+              <w:bottom w:type="dxa" w:w="80"/>
+              <w:right w:type="dxa" w:w="120"/>
+            </w:tcMar>
+          </w:tcPr>
+          <w:p>
+            <w:r>
+              <w:rPr>
+                <w:b/>
+                <w:bCs/>
+              </w:rPr>
+              <w:t xml:space="preserve">ECS Task Definition family</w:t>
             </w:r>
           </w:p>
         </w:tc>
@@ -26736,7 +26832,557 @@
           </w:tcPr>
           <w:p>
             <w:r>
-              <w:t xml:space="preserve">https://cesa.brightspace.com/d2l/lti/authenticate</w:t>
+              <w:t xml:space="preserve">default-gemelo-digital-api</w:t>
+            </w:r>
+          </w:p>
+        </w:tc>
+      </w:tr>
+      <w:tr>
+        <w:tc>
+          <w:tcPr>
+            <w:tcW w:type="dxa" w:w="3000"/>
+            <w:tcBorders>
+              <w:top w:val="single" w:color="999999" w:sz="4"/>
+              <w:left w:val="single" w:color="999999" w:sz="4"/>
+              <w:bottom w:val="single" w:color="999999" w:sz="4"/>
+              <w:right w:val="single" w:color="999999" w:sz="4"/>
+            </w:tcBorders>
+            <w:tcMar>
+              <w:top w:type="dxa" w:w="80"/>
+              <w:left w:type="dxa" w:w="120"/>
+              <w:bottom w:type="dxa" w:w="80"/>
+              <w:right w:type="dxa" w:w="120"/>
+            </w:tcMar>
+          </w:tcPr>
+          <w:p>
+            <w:r>
+              <w:rPr>
+                <w:b/>
+                <w:bCs/>
+              </w:rPr>
+              <w:t xml:space="preserve">ECR Repository name</w:t>
+            </w:r>
+          </w:p>
+        </w:tc>
+        <w:tc>
+          <w:tcPr>
+            <w:tcW w:type="dxa" w:w="6360"/>
+            <w:tcBorders>
+              <w:top w:val="single" w:color="999999" w:sz="4"/>
+              <w:left w:val="single" w:color="999999" w:sz="4"/>
+              <w:bottom w:val="single" w:color="999999" w:sz="4"/>
+              <w:right w:val="single" w:color="999999" w:sz="4"/>
+            </w:tcBorders>
+            <w:tcMar>
+              <w:top w:type="dxa" w:w="80"/>
+              <w:left w:type="dxa" w:w="120"/>
+              <w:bottom w:type="dxa" w:w="80"/>
+              <w:right w:type="dxa" w:w="120"/>
+            </w:tcMar>
+          </w:tcPr>
+          <w:p>
+            <w:r>
+              <w:t xml:space="preserve">gemelo-backend</w:t>
+            </w:r>
+          </w:p>
+        </w:tc>
+      </w:tr>
+      <w:tr>
+        <w:tc>
+          <w:tcPr>
+            <w:tcW w:type="dxa" w:w="3000"/>
+            <w:tcBorders>
+              <w:top w:val="single" w:color="999999" w:sz="4"/>
+              <w:left w:val="single" w:color="999999" w:sz="4"/>
+              <w:bottom w:val="single" w:color="999999" w:sz="4"/>
+              <w:right w:val="single" w:color="999999" w:sz="4"/>
+            </w:tcBorders>
+            <w:tcMar>
+              <w:top w:type="dxa" w:w="80"/>
+              <w:left w:type="dxa" w:w="120"/>
+              <w:bottom w:type="dxa" w:w="80"/>
+              <w:right w:type="dxa" w:w="120"/>
+            </w:tcMar>
+          </w:tcPr>
+          <w:p>
+            <w:r>
+              <w:rPr>
+                <w:b/>
+                <w:bCs/>
+              </w:rPr>
+              <w:t xml:space="preserve">ECR Repository URI</w:t>
+            </w:r>
+          </w:p>
+        </w:tc>
+        <w:tc>
+          <w:tcPr>
+            <w:tcW w:type="dxa" w:w="6360"/>
+            <w:tcBorders>
+              <w:top w:val="single" w:color="999999" w:sz="4"/>
+              <w:left w:val="single" w:color="999999" w:sz="4"/>
+              <w:bottom w:val="single" w:color="999999" w:sz="4"/>
+              <w:right w:val="single" w:color="999999" w:sz="4"/>
+            </w:tcBorders>
+            <w:tcMar>
+              <w:top w:type="dxa" w:w="80"/>
+              <w:left w:type="dxa" w:w="120"/>
+              <w:bottom w:type="dxa" w:w="80"/>
+              <w:right w:type="dxa" w:w="120"/>
+            </w:tcMar>
+          </w:tcPr>
+          <w:p>
+            <w:r>
+              <w:t xml:space="preserve">718624265053.dkr.ecr.us-east-1.amazonaws.com/gemelo-backend</w:t>
+            </w:r>
+          </w:p>
+        </w:tc>
+      </w:tr>
+      <w:tr>
+        <w:tc>
+          <w:tcPr>
+            <w:tcW w:type="dxa" w:w="3000"/>
+            <w:tcBorders>
+              <w:top w:val="single" w:color="999999" w:sz="4"/>
+              <w:left w:val="single" w:color="999999" w:sz="4"/>
+              <w:bottom w:val="single" w:color="999999" w:sz="4"/>
+              <w:right w:val="single" w:color="999999" w:sz="4"/>
+            </w:tcBorders>
+            <w:tcMar>
+              <w:top w:type="dxa" w:w="80"/>
+              <w:left w:type="dxa" w:w="120"/>
+              <w:bottom w:type="dxa" w:w="80"/>
+              <w:right w:type="dxa" w:w="120"/>
+            </w:tcMar>
+          </w:tcPr>
+          <w:p>
+            <w:r>
+              <w:rPr>
+                <w:b/>
+                <w:bCs/>
+              </w:rPr>
+              <w:t xml:space="preserve">RDS Instance ID</w:t>
+            </w:r>
+          </w:p>
+        </w:tc>
+        <w:tc>
+          <w:tcPr>
+            <w:tcW w:type="dxa" w:w="6360"/>
+            <w:tcBorders>
+              <w:top w:val="single" w:color="999999" w:sz="4"/>
+              <w:left w:val="single" w:color="999999" w:sz="4"/>
+              <w:bottom w:val="single" w:color="999999" w:sz="4"/>
+              <w:right w:val="single" w:color="999999" w:sz="4"/>
+            </w:tcBorders>
+            <w:tcMar>
+              <w:top w:type="dxa" w:w="80"/>
+              <w:left w:type="dxa" w:w="120"/>
+              <w:bottom w:type="dxa" w:w="80"/>
+              <w:right w:type="dxa" w:w="120"/>
+            </w:tcMar>
+          </w:tcPr>
+          <w:p>
+            <w:r>
+              <w:t xml:space="preserve">gemelo-digital-db</w:t>
+            </w:r>
+          </w:p>
+        </w:tc>
+      </w:tr>
+      <w:tr>
+        <w:tc>
+          <w:tcPr>
+            <w:tcW w:type="dxa" w:w="3000"/>
+            <w:tcBorders>
+              <w:top w:val="single" w:color="999999" w:sz="4"/>
+              <w:left w:val="single" w:color="999999" w:sz="4"/>
+              <w:bottom w:val="single" w:color="999999" w:sz="4"/>
+              <w:right w:val="single" w:color="999999" w:sz="4"/>
+            </w:tcBorders>
+            <w:tcMar>
+              <w:top w:type="dxa" w:w="80"/>
+              <w:left w:type="dxa" w:w="120"/>
+              <w:bottom w:type="dxa" w:w="80"/>
+              <w:right w:type="dxa" w:w="120"/>
+            </w:tcMar>
+          </w:tcPr>
+          <w:p>
+            <w:r>
+              <w:rPr>
+                <w:b/>
+                <w:bCs/>
+              </w:rPr>
+              <w:t xml:space="preserve">RDS Endpoint</w:t>
+            </w:r>
+          </w:p>
+        </w:tc>
+        <w:tc>
+          <w:tcPr>
+            <w:tcW w:type="dxa" w:w="6360"/>
+            <w:tcBorders>
+              <w:top w:val="single" w:color="999999" w:sz="4"/>
+              <w:left w:val="single" w:color="999999" w:sz="4"/>
+              <w:bottom w:val="single" w:color="999999" w:sz="4"/>
+              <w:right w:val="single" w:color="999999" w:sz="4"/>
+            </w:tcBorders>
+            <w:tcMar>
+              <w:top w:type="dxa" w:w="80"/>
+              <w:left w:type="dxa" w:w="120"/>
+              <w:bottom w:type="dxa" w:w="80"/>
+              <w:right w:type="dxa" w:w="120"/>
+            </w:tcMar>
+          </w:tcPr>
+          <w:p>
+            <w:r>
+              <w:t xml:space="preserve">gemelo-digital-db.crp1lzwejl3x.us-east-1.rds.amazonaws.com</w:t>
+            </w:r>
+          </w:p>
+        </w:tc>
+      </w:tr>
+      <w:tr>
+        <w:tc>
+          <w:tcPr>
+            <w:tcW w:type="dxa" w:w="3000"/>
+            <w:tcBorders>
+              <w:top w:val="single" w:color="999999" w:sz="4"/>
+              <w:left w:val="single" w:color="999999" w:sz="4"/>
+              <w:bottom w:val="single" w:color="999999" w:sz="4"/>
+              <w:right w:val="single" w:color="999999" w:sz="4"/>
+            </w:tcBorders>
+            <w:tcMar>
+              <w:top w:type="dxa" w:w="80"/>
+              <w:left w:type="dxa" w:w="120"/>
+              <w:bottom w:type="dxa" w:w="80"/>
+              <w:right w:type="dxa" w:w="120"/>
+            </w:tcMar>
+          </w:tcPr>
+          <w:p>
+            <w:r>
+              <w:rPr>
+                <w:b/>
+                <w:bCs/>
+              </w:rPr>
+              <w:t xml:space="preserve">S3 Bucket name</w:t>
+            </w:r>
+          </w:p>
+        </w:tc>
+        <w:tc>
+          <w:tcPr>
+            <w:tcW w:type="dxa" w:w="6360"/>
+            <w:tcBorders>
+              <w:top w:val="single" w:color="999999" w:sz="4"/>
+              <w:left w:val="single" w:color="999999" w:sz="4"/>
+              <w:bottom w:val="single" w:color="999999" w:sz="4"/>
+              <w:right w:val="single" w:color="999999" w:sz="4"/>
+            </w:tcBorders>
+            <w:tcMar>
+              <w:top w:type="dxa" w:w="80"/>
+              <w:left w:type="dxa" w:w="120"/>
+              <w:bottom w:type="dxa" w:w="80"/>
+              <w:right w:type="dxa" w:w="120"/>
+            </w:tcMar>
+          </w:tcPr>
+          <w:p>
+            <w:r>
+              <w:t xml:space="preserve">gemelo-frontend-prod</w:t>
+            </w:r>
+          </w:p>
+        </w:tc>
+      </w:tr>
+      <w:tr>
+        <w:tc>
+          <w:tcPr>
+            <w:tcW w:type="dxa" w:w="3000"/>
+            <w:tcBorders>
+              <w:top w:val="single" w:color="999999" w:sz="4"/>
+              <w:left w:val="single" w:color="999999" w:sz="4"/>
+              <w:bottom w:val="single" w:color="999999" w:sz="4"/>
+              <w:right w:val="single" w:color="999999" w:sz="4"/>
+            </w:tcBorders>
+            <w:tcMar>
+              <w:top w:type="dxa" w:w="80"/>
+              <w:left w:type="dxa" w:w="120"/>
+              <w:bottom w:type="dxa" w:w="80"/>
+              <w:right w:type="dxa" w:w="120"/>
+            </w:tcMar>
+          </w:tcPr>
+          <w:p>
+            <w:r>
+              <w:rPr>
+                <w:b/>
+                <w:bCs/>
+              </w:rPr>
+              <w:t xml:space="preserve">CloudFront Distribution ID</w:t>
+            </w:r>
+          </w:p>
+        </w:tc>
+        <w:tc>
+          <w:tcPr>
+            <w:tcW w:type="dxa" w:w="6360"/>
+            <w:tcBorders>
+              <w:top w:val="single" w:color="999999" w:sz="4"/>
+              <w:left w:val="single" w:color="999999" w:sz="4"/>
+              <w:bottom w:val="single" w:color="999999" w:sz="4"/>
+              <w:right w:val="single" w:color="999999" w:sz="4"/>
+            </w:tcBorders>
+            <w:tcMar>
+              <w:top w:type="dxa" w:w="80"/>
+              <w:left w:type="dxa" w:w="120"/>
+              <w:bottom w:type="dxa" w:w="80"/>
+              <w:right w:type="dxa" w:w="120"/>
+            </w:tcMar>
+          </w:tcPr>
+          <w:p>
+            <w:r>
+              <w:t xml:space="preserve">E32WDBCT7SFCRD</w:t>
+            </w:r>
+          </w:p>
+        </w:tc>
+      </w:tr>
+      <w:tr>
+        <w:tc>
+          <w:tcPr>
+            <w:tcW w:type="dxa" w:w="3000"/>
+            <w:tcBorders>
+              <w:top w:val="single" w:color="999999" w:sz="4"/>
+              <w:left w:val="single" w:color="999999" w:sz="4"/>
+              <w:bottom w:val="single" w:color="999999" w:sz="4"/>
+              <w:right w:val="single" w:color="999999" w:sz="4"/>
+            </w:tcBorders>
+            <w:tcMar>
+              <w:top w:type="dxa" w:w="80"/>
+              <w:left w:type="dxa" w:w="120"/>
+              <w:bottom w:type="dxa" w:w="80"/>
+              <w:right w:type="dxa" w:w="120"/>
+            </w:tcMar>
+          </w:tcPr>
+          <w:p>
+            <w:r>
+              <w:rPr>
+                <w:b/>
+                <w:bCs/>
+              </w:rPr>
+              <w:t xml:space="preserve">CloudFront Domain</w:t>
+            </w:r>
+          </w:p>
+        </w:tc>
+        <w:tc>
+          <w:tcPr>
+            <w:tcW w:type="dxa" w:w="6360"/>
+            <w:tcBorders>
+              <w:top w:val="single" w:color="999999" w:sz="4"/>
+              <w:left w:val="single" w:color="999999" w:sz="4"/>
+              <w:bottom w:val="single" w:color="999999" w:sz="4"/>
+              <w:right w:val="single" w:color="999999" w:sz="4"/>
+            </w:tcBorders>
+            <w:tcMar>
+              <w:top w:type="dxa" w:w="80"/>
+              <w:left w:type="dxa" w:w="120"/>
+              <w:bottom w:type="dxa" w:w="80"/>
+              <w:right w:type="dxa" w:w="120"/>
+            </w:tcMar>
+          </w:tcPr>
+          <w:p>
+            <w:r>
+              <w:t xml:space="preserve">gemelo.cesa.edu.co</w:t>
+            </w:r>
+          </w:p>
+        </w:tc>
+      </w:tr>
+      <w:tr>
+        <w:tc>
+          <w:tcPr>
+            <w:tcW w:type="dxa" w:w="3000"/>
+            <w:tcBorders>
+              <w:top w:val="single" w:color="999999" w:sz="4"/>
+              <w:left w:val="single" w:color="999999" w:sz="4"/>
+              <w:bottom w:val="single" w:color="999999" w:sz="4"/>
+              <w:right w:val="single" w:color="999999" w:sz="4"/>
+            </w:tcBorders>
+            <w:tcMar>
+              <w:top w:type="dxa" w:w="80"/>
+              <w:left w:type="dxa" w:w="120"/>
+              <w:bottom w:type="dxa" w:w="80"/>
+              <w:right w:type="dxa" w:w="120"/>
+            </w:tcMar>
+          </w:tcPr>
+          <w:p>
+            <w:r>
+              <w:rPr>
+                <w:b/>
+                <w:bCs/>
+              </w:rPr>
+              <w:t xml:space="preserve">IAM Role ARN</w:t>
+            </w:r>
+          </w:p>
+        </w:tc>
+        <w:tc>
+          <w:tcPr>
+            <w:tcW w:type="dxa" w:w="6360"/>
+            <w:tcBorders>
+              <w:top w:val="single" w:color="999999" w:sz="4"/>
+              <w:left w:val="single" w:color="999999" w:sz="4"/>
+              <w:bottom w:val="single" w:color="999999" w:sz="4"/>
+              <w:right w:val="single" w:color="999999" w:sz="4"/>
+            </w:tcBorders>
+            <w:tcMar>
+              <w:top w:type="dxa" w:w="80"/>
+              <w:left w:type="dxa" w:w="120"/>
+              <w:bottom w:type="dxa" w:w="80"/>
+              <w:right w:type="dxa" w:w="120"/>
+            </w:tcMar>
+          </w:tcPr>
+          <w:p>
+            <w:r>
+              <w:t xml:space="preserve">arn:aws:iam::718624265053:role/GemeloDigitalDeployerRole</w:t>
+            </w:r>
+          </w:p>
+        </w:tc>
+      </w:tr>
+      <w:tr>
+        <w:tc>
+          <w:tcPr>
+            <w:tcW w:type="dxa" w:w="3000"/>
+            <w:tcBorders>
+              <w:top w:val="single" w:color="999999" w:sz="4"/>
+              <w:left w:val="single" w:color="999999" w:sz="4"/>
+              <w:bottom w:val="single" w:color="999999" w:sz="4"/>
+              <w:right w:val="single" w:color="999999" w:sz="4"/>
+            </w:tcBorders>
+            <w:tcMar>
+              <w:top w:type="dxa" w:w="80"/>
+              <w:left w:type="dxa" w:w="120"/>
+              <w:bottom w:type="dxa" w:w="80"/>
+              <w:right w:type="dxa" w:w="120"/>
+            </w:tcMar>
+          </w:tcPr>
+          <w:p>
+            <w:r>
+              <w:rPr>
+                <w:b/>
+                <w:bCs/>
+              </w:rPr>
+              <w:t xml:space="preserve">IAM Policy name</w:t>
+            </w:r>
+          </w:p>
+        </w:tc>
+        <w:tc>
+          <w:tcPr>
+            <w:tcW w:type="dxa" w:w="6360"/>
+            <w:tcBorders>
+              <w:top w:val="single" w:color="999999" w:sz="4"/>
+              <w:left w:val="single" w:color="999999" w:sz="4"/>
+              <w:bottom w:val="single" w:color="999999" w:sz="4"/>
+              <w:right w:val="single" w:color="999999" w:sz="4"/>
+            </w:tcBorders>
+            <w:tcMar>
+              <w:top w:type="dxa" w:w="80"/>
+              <w:left w:type="dxa" w:w="120"/>
+              <w:bottom w:type="dxa" w:w="80"/>
+              <w:right w:type="dxa" w:w="120"/>
+            </w:tcMar>
+          </w:tcPr>
+          <w:p>
+            <w:r>
+              <w:t xml:space="preserve">GemeloDigitalDeployerPolicy</w:t>
+            </w:r>
+          </w:p>
+        </w:tc>
+      </w:tr>
+      <w:tr>
+        <w:tc>
+          <w:tcPr>
+            <w:tcW w:type="dxa" w:w="3000"/>
+            <w:tcBorders>
+              <w:top w:val="single" w:color="999999" w:sz="4"/>
+              <w:left w:val="single" w:color="999999" w:sz="4"/>
+              <w:bottom w:val="single" w:color="999999" w:sz="4"/>
+              <w:right w:val="single" w:color="999999" w:sz="4"/>
+            </w:tcBorders>
+            <w:tcMar>
+              <w:top w:type="dxa" w:w="80"/>
+              <w:left w:type="dxa" w:w="120"/>
+              <w:bottom w:type="dxa" w:w="80"/>
+              <w:right w:type="dxa" w:w="120"/>
+            </w:tcMar>
+          </w:tcPr>
+          <w:p>
+            <w:r>
+              <w:rPr>
+                <w:b/>
+                <w:bCs/>
+              </w:rPr>
+              <w:t xml:space="preserve">OIDC Provider ARN</w:t>
+            </w:r>
+          </w:p>
+        </w:tc>
+        <w:tc>
+          <w:tcPr>
+            <w:tcW w:type="dxa" w:w="6360"/>
+            <w:tcBorders>
+              <w:top w:val="single" w:color="999999" w:sz="4"/>
+              <w:left w:val="single" w:color="999999" w:sz="4"/>
+              <w:bottom w:val="single" w:color="999999" w:sz="4"/>
+              <w:right w:val="single" w:color="999999" w:sz="4"/>
+            </w:tcBorders>
+            <w:tcMar>
+              <w:top w:type="dxa" w:w="80"/>
+              <w:left w:type="dxa" w:w="120"/>
+              <w:bottom w:type="dxa" w:w="80"/>
+              <w:right w:type="dxa" w:w="120"/>
+            </w:tcMar>
+          </w:tcPr>
+          <w:p>
+            <w:r>
+              <w:t xml:space="preserve">arn:aws:iam::718624265053:oidc-provider/token.actions.githubusercontent.com</w:t>
+            </w:r>
+          </w:p>
+        </w:tc>
+      </w:tr>
+      <w:tr>
+        <w:tc>
+          <w:tcPr>
+            <w:tcW w:type="dxa" w:w="3000"/>
+            <w:tcBorders>
+              <w:top w:val="single" w:color="999999" w:sz="4"/>
+              <w:left w:val="single" w:color="999999" w:sz="4"/>
+              <w:bottom w:val="single" w:color="999999" w:sz="4"/>
+              <w:right w:val="single" w:color="999999" w:sz="4"/>
+            </w:tcBorders>
+            <w:tcMar>
+              <w:top w:type="dxa" w:w="80"/>
+              <w:left w:type="dxa" w:w="120"/>
+              <w:bottom w:type="dxa" w:w="80"/>
+              <w:right w:type="dxa" w:w="120"/>
+            </w:tcMar>
+          </w:tcPr>
+          <w:p>
+            <w:r>
+              <w:rPr>
+                <w:b/>
+                <w:bCs/>
+              </w:rPr>
+              <w:t xml:space="preserve">CloudWatch Log Group</w:t>
+            </w:r>
+          </w:p>
+        </w:tc>
+        <w:tc>
+          <w:tcPr>
+            <w:tcW w:type="dxa" w:w="6360"/>
+            <w:tcBorders>
+              <w:top w:val="single" w:color="999999" w:sz="4"/>
+              <w:left w:val="single" w:color="999999" w:sz="4"/>
+              <w:bottom w:val="single" w:color="999999" w:sz="4"/>
+              <w:right w:val="single" w:color="999999" w:sz="4"/>
+            </w:tcBorders>
+            <w:tcMar>
+              <w:top w:type="dxa" w:w="80"/>
+              <w:left w:type="dxa" w:w="120"/>
+              <w:bottom w:type="dxa" w:w="80"/>
+              <w:right w:type="dxa" w:w="120"/>
+            </w:tcMar>
+          </w:tcPr>
+          <w:p>
+            <w:r>
+              <w:t xml:space="preserve">/aws/ecs/default/gemelo-digital-api-cbc4</w:t>
             </w:r>
           </w:p>
         </w:tc>
@@ -26751,722 +27397,7 @@
           <w:b/>
           <w:bCs/>
         </w:rPr>
-        <w:t xml:space="preserve">17.7 Comandos git de uso frecuente</w:t>
-      </w:r>
-    </w:p>
-    <w:p>
-      <w:pPr>
-        <w:spacing w:after="120"/>
-      </w:pPr>
-      <w:r>
-        <w:t xml:space="preserve">Lista de comandos útiles para operar el proyecto:</w:t>
-      </w:r>
-    </w:p>
-    <w:p>
-      <w:pPr>
-        <w:pStyle w:val="Heading3"/>
-      </w:pPr>
-      <w:r>
-        <w:rPr>
-          <w:b/>
-          <w:bCs/>
-        </w:rPr>
-        <w:t xml:space="preserve">Sincronizar con tu repo</w:t>
-      </w:r>
-    </w:p>
-    <w:p>
-      <w:pPr>
-        <w:shd w:fill="F4F4F4" w:val="clear"/>
-        <w:spacing w:after="120"/>
-      </w:pPr>
-      <w:r>
-        <w:rPr>
-          <w:rFonts w:ascii="Consolas" w:cs="Consolas" w:eastAsia="Consolas" w:hAnsi="Consolas"/>
-          <w:sz w:val="18"/>
-          <w:szCs w:val="18"/>
-        </w:rPr>
-        <w:t xml:space="preserve">git pull origin main</w:t>
-      </w:r>
-    </w:p>
-    <w:p>
-      <w:pPr>
-        <w:spacing w:after="120"/>
-      </w:pPr>
-      <w:r>
-        <w:t xml:space="preserve">Trae los últimos cambios desde tu repo en GitHub.</w:t>
-      </w:r>
-    </w:p>
-    <w:p>
-      <w:pPr>
-        <w:pStyle w:val="Heading3"/>
-      </w:pPr>
-      <w:r>
-        <w:rPr>
-          <w:b/>
-          <w:bCs/>
-        </w:rPr>
-        <w:t xml:space="preserve">Ver el estado de los remotes</w:t>
-      </w:r>
-    </w:p>
-    <w:p>
-      <w:pPr>
-        <w:shd w:fill="F4F4F4" w:val="clear"/>
-        <w:spacing w:after="120"/>
-      </w:pPr>
-      <w:r>
-        <w:rPr>
-          <w:rFonts w:ascii="Consolas" w:cs="Consolas" w:eastAsia="Consolas" w:hAnsi="Consolas"/>
-          <w:sz w:val="18"/>
-          <w:szCs w:val="18"/>
-        </w:rPr>
-        <w:t xml:space="preserve">git remote -v</w:t>
-      </w:r>
-    </w:p>
-    <w:p>
-      <w:pPr>
-        <w:spacing w:after="120"/>
-      </w:pPr>
-      <w:r>
-        <w:t xml:space="preserve">Confirma que origin apunta a tu repo y colaborador está bloqueado.</w:t>
-      </w:r>
-    </w:p>
-    <w:p>
-      <w:pPr>
-        <w:pStyle w:val="Heading3"/>
-      </w:pPr>
-      <w:r>
-        <w:rPr>
-          <w:b/>
-          <w:bCs/>
-        </w:rPr>
-        <w:t xml:space="preserve">Ver si JD pusheó algo nuevo</w:t>
-      </w:r>
-    </w:p>
-    <w:p>
-      <w:pPr>
-        <w:shd w:fill="F4F4F4" w:val="clear"/>
-        <w:spacing w:after="120"/>
-      </w:pPr>
-      <w:r>
-        <w:rPr>
-          <w:rFonts w:ascii="Consolas" w:cs="Consolas" w:eastAsia="Consolas" w:hAnsi="Consolas"/>
-          <w:sz w:val="18"/>
-          <w:szCs w:val="18"/>
-        </w:rPr>
-        <w:t xml:space="preserve">git fetch colaborador &amp;&amp; git log HEAD..colaborador/main --oneline</w:t>
-      </w:r>
-    </w:p>
-    <w:p>
-      <w:pPr>
-        <w:spacing w:after="120"/>
-      </w:pPr>
-      <w:r>
-        <w:t xml:space="preserve">Fetch trae los datos sin tocar tu trabajo. Después el log muestra commits que JD tiene y tú no.</w:t>
-      </w:r>
-    </w:p>
-    <w:p>
-      <w:pPr>
-        <w:pStyle w:val="Heading3"/>
-      </w:pPr>
-      <w:r>
-        <w:rPr>
-          <w:b/>
-          <w:bCs/>
-        </w:rPr>
-        <w:t xml:space="preserve">Ver las últimas corridas de CI/CD</w:t>
-      </w:r>
-    </w:p>
-    <w:p>
-      <w:pPr>
-        <w:shd w:fill="F4F4F4" w:val="clear"/>
-        <w:spacing w:after="120"/>
-      </w:pPr>
-      <w:r>
-        <w:rPr>
-          <w:rFonts w:ascii="Consolas" w:cs="Consolas" w:eastAsia="Consolas" w:hAnsi="Consolas"/>
-          <w:sz w:val="18"/>
-          <w:szCs w:val="18"/>
-        </w:rPr>
-        <w:t xml:space="preserve">Visitar https://github.com/JCortes87/proyecto-gemelos-digitales-JC/actions</w:t>
-      </w:r>
-    </w:p>
-    <w:p>
-      <w:pPr>
-        <w:pStyle w:val="Heading3"/>
-      </w:pPr>
-      <w:r>
-        <w:rPr>
-          <w:b/>
-          <w:bCs/>
-        </w:rPr>
-        <w:t xml:space="preserve">Crear un branch nuevo para trabajar</w:t>
-      </w:r>
-    </w:p>
-    <w:p>
-      <w:pPr>
-        <w:shd w:fill="F4F4F4" w:val="clear"/>
-        <w:spacing w:after="120"/>
-      </w:pPr>
-      <w:r>
-        <w:rPr>
-          <w:rFonts w:ascii="Consolas" w:cs="Consolas" w:eastAsia="Consolas" w:hAnsi="Consolas"/>
-          <w:sz w:val="18"/>
-          <w:szCs w:val="18"/>
-        </w:rPr>
-        <w:t xml:space="preserve">git checkout -b fix/algun-bug</w:t>
-      </w:r>
-    </w:p>
-    <w:p>
-      <w:pPr>
-        <w:spacing w:after="120"/>
-      </w:pPr>
-      <w:r>
-        <w:t xml:space="preserve">Crea y se mueve a un branch nuevo derivado del actual.</w:t>
-      </w:r>
-    </w:p>
-    <w:p>
-      <w:pPr>
-        <w:pStyle w:val="Heading3"/>
-      </w:pPr>
-      <w:r>
-        <w:rPr>
-          <w:b/>
-          <w:bCs/>
-        </w:rPr>
-        <w:t xml:space="preserve">Hacer un commit</w:t>
-      </w:r>
-    </w:p>
-    <w:p>
-      <w:pPr>
-        <w:shd w:fill="F4F4F4" w:val="clear"/>
-        <w:spacing w:after="120"/>
-      </w:pPr>
-      <w:r>
-        <w:rPr>
-          <w:rFonts w:ascii="Consolas" w:cs="Consolas" w:eastAsia="Consolas" w:hAnsi="Consolas"/>
-          <w:sz w:val="18"/>
-          <w:szCs w:val="18"/>
-        </w:rPr>
-        <w:t xml:space="preserve">git add &lt;archivos&gt;
-git commit -m "descripcion del cambio"
-git push origin &lt;nombre-del-branch&gt;</w:t>
-      </w:r>
-    </w:p>
-    <w:p>
-      <w:r>
-        <w:br w:type="page"/>
-      </w:r>
-    </w:p>
-    <w:p>
-      <w:pPr>
-        <w:pStyle w:val="Heading1"/>
-      </w:pPr>
-      <w:r>
-        <w:rPr>
-          <w:b/>
-          <w:bCs/>
-        </w:rPr>
-        <w:t xml:space="preserve">18. Apéndices</w:t>
-      </w:r>
-    </w:p>
-    <w:p>
-      <w:pPr>
-        <w:pStyle w:val="Heading2"/>
-      </w:pPr>
-      <w:r>
-        <w:rPr>
-          <w:b/>
-          <w:bCs/>
-        </w:rPr>
-        <w:t xml:space="preserve">18.1 Flujo completo de un request</w:t>
-      </w:r>
-    </w:p>
-    <w:p>
-      <w:pPr>
-        <w:spacing w:after="120"/>
-      </w:pPr>
-      <w:r>
-        <w:t xml:space="preserve">Para entender cómo viaja un request desde el navegador hasta la respuesta:</w:t>
-      </w:r>
-    </w:p>
-    <w:p>
-      <w:pPr>
-        <w:shd w:fill="F4F4F4" w:val="clear"/>
-      </w:pPr>
-      <w:r>
-        <w:rPr>
-          <w:rFonts w:ascii="Consolas" w:cs="Consolas" w:eastAsia="Consolas" w:hAnsi="Consolas"/>
-          <w:sz w:val="18"/>
-          <w:szCs w:val="18"/>
-        </w:rPr>
-        <w:t xml:space="preserve">1. Usuario abre https://gemelo.cesa.edu.co</w:t>
-      </w:r>
-    </w:p>
-    <w:p>
-      <w:pPr>
-        <w:shd w:fill="F4F4F4" w:val="clear"/>
-      </w:pPr>
-      <w:r>
-        <w:rPr>
-          <w:rFonts w:ascii="Consolas" w:cs="Consolas" w:eastAsia="Consolas" w:hAnsi="Consolas"/>
-          <w:sz w:val="18"/>
-          <w:szCs w:val="18"/>
-        </w:rPr>
-        <w:t xml:space="preserve">              ▼</w:t>
-      </w:r>
-    </w:p>
-    <w:p>
-      <w:pPr>
-        <w:shd w:fill="F4F4F4" w:val="clear"/>
-      </w:pPr>
-      <w:r>
-        <w:rPr>
-          <w:rFonts w:ascii="Consolas" w:cs="Consolas" w:eastAsia="Consolas" w:hAnsi="Consolas"/>
-          <w:sz w:val="18"/>
-          <w:szCs w:val="18"/>
-        </w:rPr>
-        <w:t xml:space="preserve">2. CloudFront sirve index.html desde S3</w:t>
-      </w:r>
-    </w:p>
-    <w:p>
-      <w:pPr>
-        <w:shd w:fill="F4F4F4" w:val="clear"/>
-      </w:pPr>
-      <w:r>
-        <w:rPr>
-          <w:rFonts w:ascii="Consolas" w:cs="Consolas" w:eastAsia="Consolas" w:hAnsi="Consolas"/>
-          <w:sz w:val="18"/>
-          <w:szCs w:val="18"/>
-        </w:rPr>
-        <w:t xml:space="preserve">              ▼</w:t>
-      </w:r>
-    </w:p>
-    <w:p>
-      <w:pPr>
-        <w:shd w:fill="F4F4F4" w:val="clear"/>
-      </w:pPr>
-      <w:r>
-        <w:rPr>
-          <w:rFonts w:ascii="Consolas" w:cs="Consolas" w:eastAsia="Consolas" w:hAnsi="Consolas"/>
-          <w:sz w:val="18"/>
-          <w:szCs w:val="18"/>
-        </w:rPr>
-        <w:t xml:space="preserve">3. Browser carga el JS de React</w:t>
-      </w:r>
-    </w:p>
-    <w:p>
-      <w:pPr>
-        <w:shd w:fill="F4F4F4" w:val="clear"/>
-      </w:pPr>
-      <w:r>
-        <w:rPr>
-          <w:rFonts w:ascii="Consolas" w:cs="Consolas" w:eastAsia="Consolas" w:hAnsi="Consolas"/>
-          <w:sz w:val="18"/>
-          <w:szCs w:val="18"/>
-        </w:rPr>
-        <w:t xml:space="preserve">              ▼</w:t>
-      </w:r>
-    </w:p>
-    <w:p>
-      <w:pPr>
-        <w:shd w:fill="F4F4F4" w:val="clear"/>
-      </w:pPr>
-      <w:r>
-        <w:rPr>
-          <w:rFonts w:ascii="Consolas" w:cs="Consolas" w:eastAsia="Consolas" w:hAnsi="Consolas"/>
-          <w:sz w:val="18"/>
-          <w:szCs w:val="18"/>
-        </w:rPr>
-        <w:t xml:space="preserve">4. App detecta que no hay sesión → muestra LoginScreen</w:t>
-      </w:r>
-    </w:p>
-    <w:p>
-      <w:pPr>
-        <w:shd w:fill="F4F4F4" w:val="clear"/>
-      </w:pPr>
-      <w:r>
-        <w:rPr>
-          <w:rFonts w:ascii="Consolas" w:cs="Consolas" w:eastAsia="Consolas" w:hAnsi="Consolas"/>
-          <w:sz w:val="18"/>
-          <w:szCs w:val="18"/>
-        </w:rPr>
-        <w:t xml:space="preserve">              ▼</w:t>
-      </w:r>
-    </w:p>
-    <w:p>
-      <w:pPr>
-        <w:shd w:fill="F4F4F4" w:val="clear"/>
-      </w:pPr>
-      <w:r>
-        <w:rPr>
-          <w:rFonts w:ascii="Consolas" w:cs="Consolas" w:eastAsia="Consolas" w:hAnsi="Consolas"/>
-          <w:sz w:val="18"/>
-          <w:szCs w:val="18"/>
-        </w:rPr>
-        <w:t xml:space="preserve">5. Usuario click "Login Brightspace"</w:t>
-      </w:r>
-    </w:p>
-    <w:p>
-      <w:pPr>
-        <w:shd w:fill="F4F4F4" w:val="clear"/>
-      </w:pPr>
-      <w:r>
-        <w:rPr>
-          <w:rFonts w:ascii="Consolas" w:cs="Consolas" w:eastAsia="Consolas" w:hAnsi="Consolas"/>
-          <w:sz w:val="18"/>
-          <w:szCs w:val="18"/>
-        </w:rPr>
-        <w:t xml:space="preserve">              ▼</w:t>
-      </w:r>
-    </w:p>
-    <w:p>
-      <w:pPr>
-        <w:shd w:fill="F4F4F4" w:val="clear"/>
-      </w:pPr>
-      <w:r>
-        <w:rPr>
-          <w:rFonts w:ascii="Consolas" w:cs="Consolas" w:eastAsia="Consolas" w:hAnsi="Consolas"/>
-          <w:sz w:val="18"/>
-          <w:szCs w:val="18"/>
-        </w:rPr>
-        <w:t xml:space="preserve">6. Frontend redirige a /auth/brightspace/login (popup OAuth)</w:t>
-      </w:r>
-    </w:p>
-    <w:p>
-      <w:pPr>
-        <w:shd w:fill="F4F4F4" w:val="clear"/>
-      </w:pPr>
-      <w:r>
-        <w:rPr>
-          <w:rFonts w:ascii="Consolas" w:cs="Consolas" w:eastAsia="Consolas" w:hAnsi="Consolas"/>
-          <w:sz w:val="18"/>
-          <w:szCs w:val="18"/>
-        </w:rPr>
-        <w:t xml:space="preserve">              ▼</w:t>
-      </w:r>
-    </w:p>
-    <w:p>
-      <w:pPr>
-        <w:shd w:fill="F4F4F4" w:val="clear"/>
-      </w:pPr>
-      <w:r>
-        <w:rPr>
-          <w:rFonts w:ascii="Consolas" w:cs="Consolas" w:eastAsia="Consolas" w:hAnsi="Consolas"/>
-          <w:sz w:val="18"/>
-          <w:szCs w:val="18"/>
-        </w:rPr>
-        <w:t xml:space="preserve">7. Backend redirige a Brightspace OAuth + Microsoft SSO</w:t>
-      </w:r>
-    </w:p>
-    <w:p>
-      <w:pPr>
-        <w:shd w:fill="F4F4F4" w:val="clear"/>
-      </w:pPr>
-      <w:r>
-        <w:rPr>
-          <w:rFonts w:ascii="Consolas" w:cs="Consolas" w:eastAsia="Consolas" w:hAnsi="Consolas"/>
-          <w:sz w:val="18"/>
-          <w:szCs w:val="18"/>
-        </w:rPr>
-        <w:t xml:space="preserve">              ▼</w:t>
-      </w:r>
-    </w:p>
-    <w:p>
-      <w:pPr>
-        <w:shd w:fill="F4F4F4" w:val="clear"/>
-      </w:pPr>
-      <w:r>
-        <w:rPr>
-          <w:rFonts w:ascii="Consolas" w:cs="Consolas" w:eastAsia="Consolas" w:hAnsi="Consolas"/>
-          <w:sz w:val="18"/>
-          <w:szCs w:val="18"/>
-        </w:rPr>
-        <w:t xml:space="preserve">8. Usuario autentica en Microsoft</w:t>
-      </w:r>
-    </w:p>
-    <w:p>
-      <w:pPr>
-        <w:shd w:fill="F4F4F4" w:val="clear"/>
-      </w:pPr>
-      <w:r>
-        <w:rPr>
-          <w:rFonts w:ascii="Consolas" w:cs="Consolas" w:eastAsia="Consolas" w:hAnsi="Consolas"/>
-          <w:sz w:val="18"/>
-          <w:szCs w:val="18"/>
-        </w:rPr>
-        <w:t xml:space="preserve">              ▼</w:t>
-      </w:r>
-    </w:p>
-    <w:p>
-      <w:pPr>
-        <w:shd w:fill="F4F4F4" w:val="clear"/>
-      </w:pPr>
-      <w:r>
-        <w:rPr>
-          <w:rFonts w:ascii="Consolas" w:cs="Consolas" w:eastAsia="Consolas" w:hAnsi="Consolas"/>
-          <w:sz w:val="18"/>
-          <w:szCs w:val="18"/>
-        </w:rPr>
-        <w:t xml:space="preserve">9. Brightspace redirige a /auth/brightspace/callback con code</w:t>
-      </w:r>
-    </w:p>
-    <w:p>
-      <w:pPr>
-        <w:shd w:fill="F4F4F4" w:val="clear"/>
-      </w:pPr>
-      <w:r>
-        <w:rPr>
-          <w:rFonts w:ascii="Consolas" w:cs="Consolas" w:eastAsia="Consolas" w:hAnsi="Consolas"/>
-          <w:sz w:val="18"/>
-          <w:szCs w:val="18"/>
-        </w:rPr>
-        <w:t xml:space="preserve">              ▼</w:t>
-      </w:r>
-    </w:p>
-    <w:p>
-      <w:pPr>
-        <w:shd w:fill="F4F4F4" w:val="clear"/>
-      </w:pPr>
-      <w:r>
-        <w:rPr>
-          <w:rFonts w:ascii="Consolas" w:cs="Consolas" w:eastAsia="Consolas" w:hAnsi="Consolas"/>
-          <w:sz w:val="18"/>
-          <w:szCs w:val="18"/>
-        </w:rPr>
-        <w:t xml:space="preserve">10. Backend intercambia code por access_token + refresh_token</w:t>
-      </w:r>
-    </w:p>
-    <w:p>
-      <w:pPr>
-        <w:shd w:fill="F4F4F4" w:val="clear"/>
-      </w:pPr>
-      <w:r>
-        <w:rPr>
-          <w:rFonts w:ascii="Consolas" w:cs="Consolas" w:eastAsia="Consolas" w:hAnsi="Consolas"/>
-          <w:sz w:val="18"/>
-          <w:szCs w:val="18"/>
-        </w:rPr>
-        <w:t xml:space="preserve">              ▼</w:t>
-      </w:r>
-    </w:p>
-    <w:p>
-      <w:pPr>
-        <w:shd w:fill="F4F4F4" w:val="clear"/>
-      </w:pPr>
-      <w:r>
-        <w:rPr>
-          <w:rFonts w:ascii="Consolas" w:cs="Consolas" w:eastAsia="Consolas" w:hAnsi="Consolas"/>
-          <w:sz w:val="18"/>
-          <w:szCs w:val="18"/>
-        </w:rPr>
-        <w:t xml:space="preserve">11. Backend guarda sesión en SESSION_STORE</w:t>
-      </w:r>
-    </w:p>
-    <w:p>
-      <w:pPr>
-        <w:shd w:fill="F4F4F4" w:val="clear"/>
-      </w:pPr>
-      <w:r>
-        <w:rPr>
-          <w:rFonts w:ascii="Consolas" w:cs="Consolas" w:eastAsia="Consolas" w:hAnsi="Consolas"/>
-          <w:sz w:val="18"/>
-          <w:szCs w:val="18"/>
-        </w:rPr>
-        <w:t xml:space="preserve">              ▼</w:t>
-      </w:r>
-    </w:p>
-    <w:p>
-      <w:pPr>
-        <w:shd w:fill="F4F4F4" w:val="clear"/>
-      </w:pPr>
-      <w:r>
-        <w:rPr>
-          <w:rFonts w:ascii="Consolas" w:cs="Consolas" w:eastAsia="Consolas" w:hAnsi="Consolas"/>
-          <w:sz w:val="18"/>
-          <w:szCs w:val="18"/>
-        </w:rPr>
-        <w:t xml:space="preserve">12. Backend devuelve cookie gemelo_session_id al browser</w:t>
-      </w:r>
-    </w:p>
-    <w:p>
-      <w:pPr>
-        <w:shd w:fill="F4F4F4" w:val="clear"/>
-      </w:pPr>
-      <w:r>
-        <w:rPr>
-          <w:rFonts w:ascii="Consolas" w:cs="Consolas" w:eastAsia="Consolas" w:hAnsi="Consolas"/>
-          <w:sz w:val="18"/>
-          <w:szCs w:val="18"/>
-        </w:rPr>
-        <w:t xml:space="preserve">              ▼</w:t>
-      </w:r>
-    </w:p>
-    <w:p>
-      <w:pPr>
-        <w:shd w:fill="F4F4F4" w:val="clear"/>
-      </w:pPr>
-      <w:r>
-        <w:rPr>
-          <w:rFonts w:ascii="Consolas" w:cs="Consolas" w:eastAsia="Consolas" w:hAnsi="Consolas"/>
-          <w:sz w:val="18"/>
-          <w:szCs w:val="18"/>
-        </w:rPr>
-        <w:t xml:space="preserve">13. Frontend redirige a /dashboard</w:t>
-      </w:r>
-    </w:p>
-    <w:p>
-      <w:pPr>
-        <w:shd w:fill="F4F4F4" w:val="clear"/>
-      </w:pPr>
-      <w:r>
-        <w:rPr>
-          <w:rFonts w:ascii="Consolas" w:cs="Consolas" w:eastAsia="Consolas" w:hAnsi="Consolas"/>
-          <w:sz w:val="18"/>
-          <w:szCs w:val="18"/>
-        </w:rPr>
-        <w:t xml:space="preserve">              ▼</w:t>
-      </w:r>
-    </w:p>
-    <w:p>
-      <w:pPr>
-        <w:shd w:fill="F4F4F4" w:val="clear"/>
-      </w:pPr>
-      <w:r>
-        <w:rPr>
-          <w:rFonts w:ascii="Consolas" w:cs="Consolas" w:eastAsia="Consolas" w:hAnsi="Consolas"/>
-          <w:sz w:val="18"/>
-          <w:szCs w:val="18"/>
-        </w:rPr>
-        <w:t xml:space="preserve">14. Frontend hace GET /gemelo/course/{ou}/overview</w:t>
-      </w:r>
-    </w:p>
-    <w:p>
-      <w:pPr>
-        <w:shd w:fill="F4F4F4" w:val="clear"/>
-      </w:pPr>
-      <w:r>
-        <w:rPr>
-          <w:rFonts w:ascii="Consolas" w:cs="Consolas" w:eastAsia="Consolas" w:hAnsi="Consolas"/>
-          <w:sz w:val="18"/>
-          <w:szCs w:val="18"/>
-        </w:rPr>
-        <w:t xml:space="preserve">              ▼</w:t>
-      </w:r>
-    </w:p>
-    <w:p>
-      <w:pPr>
-        <w:shd w:fill="F4F4F4" w:val="clear"/>
-      </w:pPr>
-      <w:r>
-        <w:rPr>
-          <w:rFonts w:ascii="Consolas" w:cs="Consolas" w:eastAsia="Consolas" w:hAnsi="Consolas"/>
-          <w:sz w:val="18"/>
-          <w:szCs w:val="18"/>
-        </w:rPr>
-        <w:t xml:space="preserve">15. Backend chequea sesión, refresca token si necesario</w:t>
-      </w:r>
-    </w:p>
-    <w:p>
-      <w:pPr>
-        <w:shd w:fill="F4F4F4" w:val="clear"/>
-      </w:pPr>
-      <w:r>
-        <w:rPr>
-          <w:rFonts w:ascii="Consolas" w:cs="Consolas" w:eastAsia="Consolas" w:hAnsi="Consolas"/>
-          <w:sz w:val="18"/>
-          <w:szCs w:val="18"/>
-        </w:rPr>
-        <w:t xml:space="preserve">              ▼</w:t>
-      </w:r>
-    </w:p>
-    <w:p>
-      <w:pPr>
-        <w:shd w:fill="F4F4F4" w:val="clear"/>
-      </w:pPr>
-      <w:r>
-        <w:rPr>
-          <w:rFonts w:ascii="Consolas" w:cs="Consolas" w:eastAsia="Consolas" w:hAnsi="Consolas"/>
-          <w:sz w:val="18"/>
-          <w:szCs w:val="18"/>
-        </w:rPr>
-        <w:t xml:space="preserve">16. Backend lee desde Postgres (path rápido)</w:t>
-      </w:r>
-    </w:p>
-    <w:p>
-      <w:pPr>
-        <w:shd w:fill="F4F4F4" w:val="clear"/>
-      </w:pPr>
-      <w:r>
-        <w:rPr>
-          <w:rFonts w:ascii="Consolas" w:cs="Consolas" w:eastAsia="Consolas" w:hAnsi="Consolas"/>
-          <w:sz w:val="18"/>
-          <w:szCs w:val="18"/>
-        </w:rPr>
-        <w:t xml:space="preserve">    o desde Brightspace (fallback si datos viejos)</w:t>
-      </w:r>
-    </w:p>
-    <w:p>
-      <w:pPr>
-        <w:shd w:fill="F4F4F4" w:val="clear"/>
-      </w:pPr>
-      <w:r>
-        <w:rPr>
-          <w:rFonts w:ascii="Consolas" w:cs="Consolas" w:eastAsia="Consolas" w:hAnsi="Consolas"/>
-          <w:sz w:val="18"/>
-          <w:szCs w:val="18"/>
-        </w:rPr>
-        <w:t xml:space="preserve">              ▼</w:t>
-      </w:r>
-    </w:p>
-    <w:p>
-      <w:pPr>
-        <w:shd w:fill="F4F4F4" w:val="clear"/>
-      </w:pPr>
-      <w:r>
-        <w:rPr>
-          <w:rFonts w:ascii="Consolas" w:cs="Consolas" w:eastAsia="Consolas" w:hAnsi="Consolas"/>
-          <w:sz w:val="18"/>
-          <w:szCs w:val="18"/>
-        </w:rPr>
-        <w:t xml:space="preserve">17. Backend devuelve JSON con métricas</w:t>
-      </w:r>
-    </w:p>
-    <w:p>
-      <w:pPr>
-        <w:shd w:fill="F4F4F4" w:val="clear"/>
-      </w:pPr>
-      <w:r>
-        <w:rPr>
-          <w:rFonts w:ascii="Consolas" w:cs="Consolas" w:eastAsia="Consolas" w:hAnsi="Consolas"/>
-          <w:sz w:val="18"/>
-          <w:szCs w:val="18"/>
-        </w:rPr>
-        <w:t xml:space="preserve">              ▼</w:t>
-      </w:r>
-    </w:p>
-    <w:p>
-      <w:pPr>
-        <w:shd w:fill="F4F4F4" w:val="clear"/>
-      </w:pPr>
-      <w:r>
-        <w:rPr>
-          <w:rFonts w:ascii="Consolas" w:cs="Consolas" w:eastAsia="Consolas" w:hAnsi="Consolas"/>
-          <w:sz w:val="18"/>
-          <w:szCs w:val="18"/>
-        </w:rPr>
-        <w:t xml:space="preserve">18. Frontend renderiza dashboard</w:t>
-      </w:r>
-    </w:p>
-    <w:p>
-      <w:pPr>
-        <w:pStyle w:val="Heading2"/>
-      </w:pPr>
-      <w:r>
-        <w:rPr>
-          <w:b/>
-          <w:bCs/>
-        </w:rPr>
-        <w:t xml:space="preserve">18.2 Glosario de términos</w:t>
+        <w:t xml:space="preserve">17.6 Brightspace — URLs y datos</w:t>
       </w:r>
     </w:p>
     <w:tbl>
@@ -27564,7 +27495,7 @@
                 <w:b/>
                 <w:bCs/>
               </w:rPr>
-              <w:t xml:space="preserve">LTI 1.3</w:t>
+              <w:t xml:space="preserve">Brightspace CESA</w:t>
             </w:r>
           </w:p>
         </w:tc>
@@ -27586,35 +27517,35 @@
           </w:tcPr>
           <w:p>
             <w:r>
-              <w:t xml:space="preserve">Learning Tools Interoperability. Estándar para embeber herramientas externas en LMS.</w:t>
-            </w:r>
-          </w:p>
-        </w:tc>
-      </w:tr>
-      <w:tr>
-        <w:tc>
-          <w:tcPr>
-            <w:tcW w:type="dxa" w:w="3000"/>
-            <w:tcBorders>
-              <w:top w:val="single" w:color="999999" w:sz="4"/>
-              <w:left w:val="single" w:color="999999" w:sz="4"/>
-              <w:bottom w:val="single" w:color="999999" w:sz="4"/>
-              <w:right w:val="single" w:color="999999" w:sz="4"/>
-            </w:tcBorders>
-            <w:tcMar>
-              <w:top w:type="dxa" w:w="80"/>
-              <w:left w:type="dxa" w:w="120"/>
-              <w:bottom w:type="dxa" w:w="80"/>
-              <w:right w:type="dxa" w:w="120"/>
-            </w:tcMar>
-          </w:tcPr>
-          <w:p>
-            <w:r>
-              <w:rPr>
-                <w:b/>
-                <w:bCs/>
-              </w:rPr>
-              <w:t xml:space="preserve">Brightspace</w:t>
+              <w:t xml:space="preserve">https://cesa.brightspace.com</w:t>
+            </w:r>
+          </w:p>
+        </w:tc>
+      </w:tr>
+      <w:tr>
+        <w:tc>
+          <w:tcPr>
+            <w:tcW w:type="dxa" w:w="3000"/>
+            <w:tcBorders>
+              <w:top w:val="single" w:color="999999" w:sz="4"/>
+              <w:left w:val="single" w:color="999999" w:sz="4"/>
+              <w:bottom w:val="single" w:color="999999" w:sz="4"/>
+              <w:right w:val="single" w:color="999999" w:sz="4"/>
+            </w:tcBorders>
+            <w:tcMar>
+              <w:top w:type="dxa" w:w="80"/>
+              <w:left w:type="dxa" w:w="120"/>
+              <w:bottom w:type="dxa" w:w="80"/>
+              <w:right w:type="dxa" w:w="120"/>
+            </w:tcMar>
+          </w:tcPr>
+          <w:p>
+            <w:r>
+              <w:rPr>
+                <w:b/>
+                <w:bCs/>
+              </w:rPr>
+              <w:t xml:space="preserve">OAuth Auth URL</w:t>
             </w:r>
           </w:p>
         </w:tc>
@@ -27636,35 +27567,35 @@
           </w:tcPr>
           <w:p>
             <w:r>
-              <w:t xml:space="preserve">LMS desarrollado por D2L, usado por CESA.</w:t>
-            </w:r>
-          </w:p>
-        </w:tc>
-      </w:tr>
-      <w:tr>
-        <w:tc>
-          <w:tcPr>
-            <w:tcW w:type="dxa" w:w="3000"/>
-            <w:tcBorders>
-              <w:top w:val="single" w:color="999999" w:sz="4"/>
-              <w:left w:val="single" w:color="999999" w:sz="4"/>
-              <w:bottom w:val="single" w:color="999999" w:sz="4"/>
-              <w:right w:val="single" w:color="999999" w:sz="4"/>
-            </w:tcBorders>
-            <w:tcMar>
-              <w:top w:type="dxa" w:w="80"/>
-              <w:left w:type="dxa" w:w="120"/>
-              <w:bottom w:type="dxa" w:w="80"/>
-              <w:right w:type="dxa" w:w="120"/>
-            </w:tcMar>
-          </w:tcPr>
-          <w:p>
-            <w:r>
-              <w:rPr>
-                <w:b/>
-                <w:bCs/>
-              </w:rPr>
-              <w:t xml:space="preserve">orgUnitId</w:t>
+              <w:t xml:space="preserve">https://auth.brightspace.com/oauth2/auth</w:t>
+            </w:r>
+          </w:p>
+        </w:tc>
+      </w:tr>
+      <w:tr>
+        <w:tc>
+          <w:tcPr>
+            <w:tcW w:type="dxa" w:w="3000"/>
+            <w:tcBorders>
+              <w:top w:val="single" w:color="999999" w:sz="4"/>
+              <w:left w:val="single" w:color="999999" w:sz="4"/>
+              <w:bottom w:val="single" w:color="999999" w:sz="4"/>
+              <w:right w:val="single" w:color="999999" w:sz="4"/>
+            </w:tcBorders>
+            <w:tcMar>
+              <w:top w:type="dxa" w:w="80"/>
+              <w:left w:type="dxa" w:w="120"/>
+              <w:bottom w:type="dxa" w:w="80"/>
+              <w:right w:type="dxa" w:w="120"/>
+            </w:tcMar>
+          </w:tcPr>
+          <w:p>
+            <w:r>
+              <w:rPr>
+                <w:b/>
+                <w:bCs/>
+              </w:rPr>
+              <w:t xml:space="preserve">OAuth Token URL</w:t>
             </w:r>
           </w:p>
         </w:tc>
@@ -27686,35 +27617,35 @@
           </w:tcPr>
           <w:p>
             <w:r>
-              <w:t xml:space="preserve">Identificador único de un curso en Brightspace (ej. 41742).</w:t>
-            </w:r>
-          </w:p>
-        </w:tc>
-      </w:tr>
-      <w:tr>
-        <w:tc>
-          <w:tcPr>
-            <w:tcW w:type="dxa" w:w="3000"/>
-            <w:tcBorders>
-              <w:top w:val="single" w:color="999999" w:sz="4"/>
-              <w:left w:val="single" w:color="999999" w:sz="4"/>
-              <w:bottom w:val="single" w:color="999999" w:sz="4"/>
-              <w:right w:val="single" w:color="999999" w:sz="4"/>
-            </w:tcBorders>
-            <w:tcMar>
-              <w:top w:type="dxa" w:w="80"/>
-              <w:left w:type="dxa" w:w="120"/>
-              <w:bottom w:type="dxa" w:w="80"/>
-              <w:right w:type="dxa" w:w="120"/>
-            </w:tcMar>
-          </w:tcPr>
-          <w:p>
-            <w:r>
-              <w:rPr>
-                <w:b/>
-                <w:bCs/>
-              </w:rPr>
-              <w:t xml:space="preserve">OAuth 2.0</w:t>
+              <w:t xml:space="preserve">https://auth.brightspace.com/core/connect/token</w:t>
+            </w:r>
+          </w:p>
+        </w:tc>
+      </w:tr>
+      <w:tr>
+        <w:tc>
+          <w:tcPr>
+            <w:tcW w:type="dxa" w:w="3000"/>
+            <w:tcBorders>
+              <w:top w:val="single" w:color="999999" w:sz="4"/>
+              <w:left w:val="single" w:color="999999" w:sz="4"/>
+              <w:bottom w:val="single" w:color="999999" w:sz="4"/>
+              <w:right w:val="single" w:color="999999" w:sz="4"/>
+            </w:tcBorders>
+            <w:tcMar>
+              <w:top w:type="dxa" w:w="80"/>
+              <w:left w:type="dxa" w:w="120"/>
+              <w:bottom w:type="dxa" w:w="80"/>
+              <w:right w:type="dxa" w:w="120"/>
+            </w:tcMar>
+          </w:tcPr>
+          <w:p>
+            <w:r>
+              <w:rPr>
+                <w:b/>
+                <w:bCs/>
+              </w:rPr>
+              <w:t xml:space="preserve">JWKS de Brightspace (para LTI)</w:t>
             </w:r>
           </w:p>
         </w:tc>
@@ -27736,35 +27667,35 @@
           </w:tcPr>
           <w:p>
             <w:r>
-              <w:t xml:space="preserve">Protocolo de autorización. Flujo usado: Authorization Code.</w:t>
-            </w:r>
-          </w:p>
-        </w:tc>
-      </w:tr>
-      <w:tr>
-        <w:tc>
-          <w:tcPr>
-            <w:tcW w:type="dxa" w:w="3000"/>
-            <w:tcBorders>
-              <w:top w:val="single" w:color="999999" w:sz="4"/>
-              <w:left w:val="single" w:color="999999" w:sz="4"/>
-              <w:bottom w:val="single" w:color="999999" w:sz="4"/>
-              <w:right w:val="single" w:color="999999" w:sz="4"/>
-            </w:tcBorders>
-            <w:tcMar>
-              <w:top w:type="dxa" w:w="80"/>
-              <w:left w:type="dxa" w:w="120"/>
-              <w:bottom w:type="dxa" w:w="80"/>
-              <w:right w:type="dxa" w:w="120"/>
-            </w:tcMar>
-          </w:tcPr>
-          <w:p>
-            <w:r>
-              <w:rPr>
-                <w:b/>
-                <w:bCs/>
-              </w:rPr>
-              <w:t xml:space="preserve">ECS Fargate</w:t>
+              <w:t xml:space="preserve">https://cesa.brightspace.com/d2l/.well-known/jwks</w:t>
+            </w:r>
+          </w:p>
+        </w:tc>
+      </w:tr>
+      <w:tr>
+        <w:tc>
+          <w:tcPr>
+            <w:tcW w:type="dxa" w:w="3000"/>
+            <w:tcBorders>
+              <w:top w:val="single" w:color="999999" w:sz="4"/>
+              <w:left w:val="single" w:color="999999" w:sz="4"/>
+              <w:bottom w:val="single" w:color="999999" w:sz="4"/>
+              <w:right w:val="single" w:color="999999" w:sz="4"/>
+            </w:tcBorders>
+            <w:tcMar>
+              <w:top w:type="dxa" w:w="80"/>
+              <w:left w:type="dxa" w:w="120"/>
+              <w:bottom w:type="dxa" w:w="80"/>
+              <w:right w:type="dxa" w:w="120"/>
+            </w:tcMar>
+          </w:tcPr>
+          <w:p>
+            <w:r>
+              <w:rPr>
+                <w:b/>
+                <w:bCs/>
+              </w:rPr>
+              <w:t xml:space="preserve">LTI Authenticate endpoint</w:t>
             </w:r>
           </w:p>
         </w:tc>
@@ -27786,407 +27717,7 @@
           </w:tcPr>
           <w:p>
             <w:r>
-              <w:t xml:space="preserve">Servicio de containers serverless de AWS (no manejas servers).</w:t>
-            </w:r>
-          </w:p>
-        </w:tc>
-      </w:tr>
-      <w:tr>
-        <w:tc>
-          <w:tcPr>
-            <w:tcW w:type="dxa" w:w="3000"/>
-            <w:tcBorders>
-              <w:top w:val="single" w:color="999999" w:sz="4"/>
-              <w:left w:val="single" w:color="999999" w:sz="4"/>
-              <w:bottom w:val="single" w:color="999999" w:sz="4"/>
-              <w:right w:val="single" w:color="999999" w:sz="4"/>
-            </w:tcBorders>
-            <w:tcMar>
-              <w:top w:type="dxa" w:w="80"/>
-              <w:left w:type="dxa" w:w="120"/>
-              <w:bottom w:type="dxa" w:w="80"/>
-              <w:right w:type="dxa" w:w="120"/>
-            </w:tcMar>
-          </w:tcPr>
-          <w:p>
-            <w:r>
-              <w:rPr>
-                <w:b/>
-                <w:bCs/>
-              </w:rPr>
-              <w:t xml:space="preserve">OIDC</w:t>
-            </w:r>
-          </w:p>
-        </w:tc>
-        <w:tc>
-          <w:tcPr>
-            <w:tcW w:type="dxa" w:w="6360"/>
-            <w:tcBorders>
-              <w:top w:val="single" w:color="999999" w:sz="4"/>
-              <w:left w:val="single" w:color="999999" w:sz="4"/>
-              <w:bottom w:val="single" w:color="999999" w:sz="4"/>
-              <w:right w:val="single" w:color="999999" w:sz="4"/>
-            </w:tcBorders>
-            <w:tcMar>
-              <w:top w:type="dxa" w:w="80"/>
-              <w:left w:type="dxa" w:w="120"/>
-              <w:bottom w:type="dxa" w:w="80"/>
-              <w:right w:type="dxa" w:w="120"/>
-            </w:tcMar>
-          </w:tcPr>
-          <w:p>
-            <w:r>
-              <w:t xml:space="preserve">OpenID Connect. Usado por GitHub Actions para autenticarse con AWS sin Access Keys.</w:t>
-            </w:r>
-          </w:p>
-        </w:tc>
-      </w:tr>
-      <w:tr>
-        <w:tc>
-          <w:tcPr>
-            <w:tcW w:type="dxa" w:w="3000"/>
-            <w:tcBorders>
-              <w:top w:val="single" w:color="999999" w:sz="4"/>
-              <w:left w:val="single" w:color="999999" w:sz="4"/>
-              <w:bottom w:val="single" w:color="999999" w:sz="4"/>
-              <w:right w:val="single" w:color="999999" w:sz="4"/>
-            </w:tcBorders>
-            <w:tcMar>
-              <w:top w:type="dxa" w:w="80"/>
-              <w:left w:type="dxa" w:w="120"/>
-              <w:bottom w:type="dxa" w:w="80"/>
-              <w:right w:type="dxa" w:w="120"/>
-            </w:tcMar>
-          </w:tcPr>
-          <w:p>
-            <w:r>
-              <w:rPr>
-                <w:b/>
-                <w:bCs/>
-              </w:rPr>
-              <w:t xml:space="preserve">Snapshot</w:t>
-            </w:r>
-          </w:p>
-        </w:tc>
-        <w:tc>
-          <w:tcPr>
-            <w:tcW w:type="dxa" w:w="6360"/>
-            <w:tcBorders>
-              <w:top w:val="single" w:color="999999" w:sz="4"/>
-              <w:left w:val="single" w:color="999999" w:sz="4"/>
-              <w:bottom w:val="single" w:color="999999" w:sz="4"/>
-              <w:right w:val="single" w:color="999999" w:sz="4"/>
-            </w:tcBorders>
-            <w:tcMar>
-              <w:top w:type="dxa" w:w="80"/>
-              <w:left w:type="dxa" w:w="120"/>
-              <w:bottom w:type="dxa" w:w="80"/>
-              <w:right w:type="dxa" w:w="120"/>
-            </w:tcMar>
-          </w:tcPr>
-          <w:p>
-            <w:r>
-              <w:t xml:space="preserve">Registro consolidado de métricas de un estudiante en un curso en un momento dado.</w:t>
-            </w:r>
-          </w:p>
-        </w:tc>
-      </w:tr>
-      <w:tr>
-        <w:tc>
-          <w:tcPr>
-            <w:tcW w:type="dxa" w:w="3000"/>
-            <w:tcBorders>
-              <w:top w:val="single" w:color="999999" w:sz="4"/>
-              <w:left w:val="single" w:color="999999" w:sz="4"/>
-              <w:bottom w:val="single" w:color="999999" w:sz="4"/>
-              <w:right w:val="single" w:color="999999" w:sz="4"/>
-            </w:tcBorders>
-            <w:tcMar>
-              <w:top w:type="dxa" w:w="80"/>
-              <w:left w:type="dxa" w:w="120"/>
-              <w:bottom w:type="dxa" w:w="80"/>
-              <w:right w:type="dxa" w:w="120"/>
-            </w:tcMar>
-          </w:tcPr>
-          <w:p>
-            <w:r>
-              <w:rPr>
-                <w:b/>
-                <w:bCs/>
-              </w:rPr>
-              <w:t xml:space="preserve">Gemelo Digital</w:t>
-            </w:r>
-          </w:p>
-        </w:tc>
-        <w:tc>
-          <w:tcPr>
-            <w:tcW w:type="dxa" w:w="6360"/>
-            <w:tcBorders>
-              <w:top w:val="single" w:color="999999" w:sz="4"/>
-              <w:left w:val="single" w:color="999999" w:sz="4"/>
-              <w:bottom w:val="single" w:color="999999" w:sz="4"/>
-              <w:right w:val="single" w:color="999999" w:sz="4"/>
-            </w:tcBorders>
-            <w:tcMar>
-              <w:top w:type="dxa" w:w="80"/>
-              <w:left w:type="dxa" w:w="120"/>
-              <w:bottom w:type="dxa" w:w="80"/>
-              <w:right w:type="dxa" w:w="120"/>
-            </w:tcMar>
-          </w:tcPr>
-          <w:p>
-            <w:r>
-              <w:t xml:space="preserve">Representación virtual del progreso académico de un estudiante. Nombre del proyecto.</w:t>
-            </w:r>
-          </w:p>
-        </w:tc>
-      </w:tr>
-      <w:tr>
-        <w:tc>
-          <w:tcPr>
-            <w:tcW w:type="dxa" w:w="3000"/>
-            <w:tcBorders>
-              <w:top w:val="single" w:color="999999" w:sz="4"/>
-              <w:left w:val="single" w:color="999999" w:sz="4"/>
-              <w:bottom w:val="single" w:color="999999" w:sz="4"/>
-              <w:right w:val="single" w:color="999999" w:sz="4"/>
-            </w:tcBorders>
-            <w:tcMar>
-              <w:top w:type="dxa" w:w="80"/>
-              <w:left w:type="dxa" w:w="120"/>
-              <w:bottom w:type="dxa" w:w="80"/>
-              <w:right w:type="dxa" w:w="120"/>
-            </w:tcMar>
-          </w:tcPr>
-          <w:p>
-            <w:r>
-              <w:rPr>
-                <w:b/>
-                <w:bCs/>
-              </w:rPr>
-              <w:t xml:space="preserve">DXA</w:t>
-            </w:r>
-          </w:p>
-        </w:tc>
-        <w:tc>
-          <w:tcPr>
-            <w:tcW w:type="dxa" w:w="6360"/>
-            <w:tcBorders>
-              <w:top w:val="single" w:color="999999" w:sz="4"/>
-              <w:left w:val="single" w:color="999999" w:sz="4"/>
-              <w:bottom w:val="single" w:color="999999" w:sz="4"/>
-              <w:right w:val="single" w:color="999999" w:sz="4"/>
-            </w:tcBorders>
-            <w:tcMar>
-              <w:top w:type="dxa" w:w="80"/>
-              <w:left w:type="dxa" w:w="120"/>
-              <w:bottom w:type="dxa" w:w="80"/>
-              <w:right w:type="dxa" w:w="120"/>
-            </w:tcMar>
-          </w:tcPr>
-          <w:p>
-            <w:r>
-              <w:t xml:space="preserve">Document XML Architecture units. 1440 DXA = 1 pulgada en formato DOCX.</w:t>
-            </w:r>
-          </w:p>
-        </w:tc>
-      </w:tr>
-      <w:tr>
-        <w:tc>
-          <w:tcPr>
-            <w:tcW w:type="dxa" w:w="3000"/>
-            <w:tcBorders>
-              <w:top w:val="single" w:color="999999" w:sz="4"/>
-              <w:left w:val="single" w:color="999999" w:sz="4"/>
-              <w:bottom w:val="single" w:color="999999" w:sz="4"/>
-              <w:right w:val="single" w:color="999999" w:sz="4"/>
-            </w:tcBorders>
-            <w:tcMar>
-              <w:top w:type="dxa" w:w="80"/>
-              <w:left w:type="dxa" w:w="120"/>
-              <w:bottom w:type="dxa" w:w="80"/>
-              <w:right w:type="dxa" w:w="120"/>
-            </w:tcMar>
-          </w:tcPr>
-          <w:p>
-            <w:r>
-              <w:rPr>
-                <w:b/>
-                <w:bCs/>
-              </w:rPr>
-              <w:t xml:space="preserve">Taskdef</w:t>
-            </w:r>
-          </w:p>
-        </w:tc>
-        <w:tc>
-          <w:tcPr>
-            <w:tcW w:type="dxa" w:w="6360"/>
-            <w:tcBorders>
-              <w:top w:val="single" w:color="999999" w:sz="4"/>
-              <w:left w:val="single" w:color="999999" w:sz="4"/>
-              <w:bottom w:val="single" w:color="999999" w:sz="4"/>
-              <w:right w:val="single" w:color="999999" w:sz="4"/>
-            </w:tcBorders>
-            <w:tcMar>
-              <w:top w:type="dxa" w:w="80"/>
-              <w:left w:type="dxa" w:w="120"/>
-              <w:bottom w:type="dxa" w:w="80"/>
-              <w:right w:type="dxa" w:w="120"/>
-            </w:tcMar>
-          </w:tcPr>
-          <w:p>
-            <w:r>
-              <w:t xml:space="preserve">Task Definition de ECS. Define qué imagen, qué env vars, qué CPU/memoria usa el container.</w:t>
-            </w:r>
-          </w:p>
-        </w:tc>
-      </w:tr>
-      <w:tr>
-        <w:tc>
-          <w:tcPr>
-            <w:tcW w:type="dxa" w:w="3000"/>
-            <w:tcBorders>
-              <w:top w:val="single" w:color="999999" w:sz="4"/>
-              <w:left w:val="single" w:color="999999" w:sz="4"/>
-              <w:bottom w:val="single" w:color="999999" w:sz="4"/>
-              <w:right w:val="single" w:color="999999" w:sz="4"/>
-            </w:tcBorders>
-            <w:tcMar>
-              <w:top w:type="dxa" w:w="80"/>
-              <w:left w:type="dxa" w:w="120"/>
-              <w:bottom w:type="dxa" w:w="80"/>
-              <w:right w:type="dxa" w:w="120"/>
-            </w:tcMar>
-          </w:tcPr>
-          <w:p>
-            <w:r>
-              <w:rPr>
-                <w:b/>
-                <w:bCs/>
-              </w:rPr>
-              <w:t xml:space="preserve">Revision</w:t>
-            </w:r>
-          </w:p>
-        </w:tc>
-        <w:tc>
-          <w:tcPr>
-            <w:tcW w:type="dxa" w:w="6360"/>
-            <w:tcBorders>
-              <w:top w:val="single" w:color="999999" w:sz="4"/>
-              <w:left w:val="single" w:color="999999" w:sz="4"/>
-              <w:bottom w:val="single" w:color="999999" w:sz="4"/>
-              <w:right w:val="single" w:color="999999" w:sz="4"/>
-            </w:tcBorders>
-            <w:tcMar>
-              <w:top w:type="dxa" w:w="80"/>
-              <w:left w:type="dxa" w:w="120"/>
-              <w:bottom w:type="dxa" w:w="80"/>
-              <w:right w:type="dxa" w:w="120"/>
-            </w:tcMar>
-          </w:tcPr>
-          <w:p>
-            <w:r>
-              <w:t xml:space="preserve">Versión del taskdef. Cada vez que cambias algo se crea una revisión nueva.</w:t>
-            </w:r>
-          </w:p>
-        </w:tc>
-      </w:tr>
-      <w:tr>
-        <w:tc>
-          <w:tcPr>
-            <w:tcW w:type="dxa" w:w="3000"/>
-            <w:tcBorders>
-              <w:top w:val="single" w:color="999999" w:sz="4"/>
-              <w:left w:val="single" w:color="999999" w:sz="4"/>
-              <w:bottom w:val="single" w:color="999999" w:sz="4"/>
-              <w:right w:val="single" w:color="999999" w:sz="4"/>
-            </w:tcBorders>
-            <w:tcMar>
-              <w:top w:type="dxa" w:w="80"/>
-              <w:left w:type="dxa" w:w="120"/>
-              <w:bottom w:type="dxa" w:w="80"/>
-              <w:right w:type="dxa" w:w="120"/>
-            </w:tcMar>
-          </w:tcPr>
-          <w:p>
-            <w:r>
-              <w:rPr>
-                <w:b/>
-                <w:bCs/>
-              </w:rPr>
-              <w:t xml:space="preserve">IAM Role</w:t>
-            </w:r>
-          </w:p>
-        </w:tc>
-        <w:tc>
-          <w:tcPr>
-            <w:tcW w:type="dxa" w:w="6360"/>
-            <w:tcBorders>
-              <w:top w:val="single" w:color="999999" w:sz="4"/>
-              <w:left w:val="single" w:color="999999" w:sz="4"/>
-              <w:bottom w:val="single" w:color="999999" w:sz="4"/>
-              <w:right w:val="single" w:color="999999" w:sz="4"/>
-            </w:tcBorders>
-            <w:tcMar>
-              <w:top w:type="dxa" w:w="80"/>
-              <w:left w:type="dxa" w:w="120"/>
-              <w:bottom w:type="dxa" w:w="80"/>
-              <w:right w:type="dxa" w:w="120"/>
-            </w:tcMar>
-          </w:tcPr>
-          <w:p>
-            <w:r>
-              <w:t xml:space="preserve">Rol de identidad en AWS. Define qué permisos tiene quien lo asume.</w:t>
-            </w:r>
-          </w:p>
-        </w:tc>
-      </w:tr>
-      <w:tr>
-        <w:tc>
-          <w:tcPr>
-            <w:tcW w:type="dxa" w:w="3000"/>
-            <w:tcBorders>
-              <w:top w:val="single" w:color="999999" w:sz="4"/>
-              <w:left w:val="single" w:color="999999" w:sz="4"/>
-              <w:bottom w:val="single" w:color="999999" w:sz="4"/>
-              <w:right w:val="single" w:color="999999" w:sz="4"/>
-            </w:tcBorders>
-            <w:tcMar>
-              <w:top w:type="dxa" w:w="80"/>
-              <w:left w:type="dxa" w:w="120"/>
-              <w:bottom w:type="dxa" w:w="80"/>
-              <w:right w:type="dxa" w:w="120"/>
-            </w:tcMar>
-          </w:tcPr>
-          <w:p>
-            <w:r>
-              <w:rPr>
-                <w:b/>
-                <w:bCs/>
-              </w:rPr>
-              <w:t xml:space="preserve">SHA del commit</w:t>
-            </w:r>
-          </w:p>
-        </w:tc>
-        <w:tc>
-          <w:tcPr>
-            <w:tcW w:type="dxa" w:w="6360"/>
-            <w:tcBorders>
-              <w:top w:val="single" w:color="999999" w:sz="4"/>
-              <w:left w:val="single" w:color="999999" w:sz="4"/>
-              <w:bottom w:val="single" w:color="999999" w:sz="4"/>
-              <w:right w:val="single" w:color="999999" w:sz="4"/>
-            </w:tcBorders>
-            <w:tcMar>
-              <w:top w:type="dxa" w:w="80"/>
-              <w:left w:type="dxa" w:w="120"/>
-              <w:bottom w:type="dxa" w:w="80"/>
-              <w:right w:type="dxa" w:w="120"/>
-            </w:tcMar>
-          </w:tcPr>
-          <w:p>
-            <w:r>
-              <w:t xml:space="preserve">Hash único que identifica un commit en git (ej. be945ab).</w:t>
+              <w:t xml:space="preserve">https://cesa.brightspace.com/d2l/lti/authenticate</w:t>
             </w:r>
           </w:p>
         </w:tc>
@@ -28201,7 +27732,723 @@
           <w:b/>
           <w:bCs/>
         </w:rPr>
-        <w:t xml:space="preserve">18.3 Lista de archivos importantes en el repo</w:t>
+        <w:t xml:space="preserve">17.7 Comandos git de uso frecuente</w:t>
+      </w:r>
+    </w:p>
+    <w:p>
+      <w:pPr>
+        <w:spacing w:after="120"/>
+      </w:pPr>
+      <w:r>
+        <w:t xml:space="preserve">Lista de comandos útiles para operar el proyecto:</w:t>
+      </w:r>
+    </w:p>
+    <w:p>
+      <w:pPr>
+        <w:pStyle w:val="Heading3"/>
+      </w:pPr>
+      <w:r>
+        <w:rPr>
+          <w:b/>
+          <w:bCs/>
+        </w:rPr>
+        <w:t xml:space="preserve">Sincronizar con el repo principal (producción)</w:t>
+      </w:r>
+    </w:p>
+    <w:p>
+      <w:pPr>
+        <w:shd w:fill="F4F4F4" w:val="clear"/>
+        <w:spacing w:after="120"/>
+      </w:pPr>
+      <w:r>
+        <w:rPr>
+          <w:rFonts w:ascii="Consolas" w:cs="Consolas" w:eastAsia="Consolas" w:hAnsi="Consolas"/>
+          <w:sz w:val="18"/>
+          <w:szCs w:val="18"/>
+        </w:rPr>
+        <w:t xml:space="preserve">git pull produccion main</w:t>
+      </w:r>
+    </w:p>
+    <w:p>
+      <w:pPr>
+        <w:spacing w:after="120"/>
+      </w:pPr>
+      <w:r>
+        <w:t xml:space="preserve">Trae los últimos cambios desde el repo principal en GitHub.</w:t>
+      </w:r>
+    </w:p>
+    <w:p>
+      <w:pPr>
+        <w:pStyle w:val="Heading3"/>
+      </w:pPr>
+      <w:r>
+        <w:rPr>
+          <w:b/>
+          <w:bCs/>
+        </w:rPr>
+        <w:t xml:space="preserve">Ver el estado de los remotes</w:t>
+      </w:r>
+    </w:p>
+    <w:p>
+      <w:pPr>
+        <w:shd w:fill="F4F4F4" w:val="clear"/>
+        <w:spacing w:after="120"/>
+      </w:pPr>
+      <w:r>
+        <w:rPr>
+          <w:rFonts w:ascii="Consolas" w:cs="Consolas" w:eastAsia="Consolas" w:hAnsi="Consolas"/>
+          <w:sz w:val="18"/>
+          <w:szCs w:val="18"/>
+        </w:rPr>
+        <w:t xml:space="preserve">git remote -v</w:t>
+      </w:r>
+    </w:p>
+    <w:p>
+      <w:pPr>
+        <w:spacing w:after="120"/>
+      </w:pPr>
+      <w:r>
+        <w:t xml:space="preserve">Confirma que origin apunta al respaldo (gemelo-digital-v2.0), produccion al principal (proyecto-gemelos-digitales-JC) y colaborador está bloqueado.</w:t>
+      </w:r>
+    </w:p>
+    <w:p>
+      <w:pPr>
+        <w:pStyle w:val="Heading3"/>
+      </w:pPr>
+      <w:r>
+        <w:rPr>
+          <w:b/>
+          <w:bCs/>
+        </w:rPr>
+        <w:t xml:space="preserve">Ver si JD pusheó algo nuevo (para actualizarnos)</w:t>
+      </w:r>
+    </w:p>
+    <w:p>
+      <w:pPr>
+        <w:shd w:fill="F4F4F4" w:val="clear"/>
+        <w:spacing w:after="120"/>
+      </w:pPr>
+      <w:r>
+        <w:rPr>
+          <w:rFonts w:ascii="Consolas" w:cs="Consolas" w:eastAsia="Consolas" w:hAnsi="Consolas"/>
+          <w:sz w:val="18"/>
+          <w:szCs w:val="18"/>
+        </w:rPr>
+        <w:t xml:space="preserve">git fetch colaborador &amp;&amp; git log HEAD..colaborador/main --oneline</w:t>
+      </w:r>
+    </w:p>
+    <w:p>
+      <w:pPr>
+        <w:spacing w:after="120"/>
+      </w:pPr>
+      <w:r>
+        <w:t xml:space="preserve">Fetch trae los datos sin tocar tu trabajo. Después el log muestra commits que JD tiene y tú no.</w:t>
+      </w:r>
+    </w:p>
+    <w:p>
+      <w:pPr>
+        <w:pStyle w:val="Heading3"/>
+      </w:pPr>
+      <w:r>
+        <w:rPr>
+          <w:b/>
+          <w:bCs/>
+        </w:rPr>
+        <w:t xml:space="preserve">Ver las últimas corridas de CI/CD</w:t>
+      </w:r>
+    </w:p>
+    <w:p>
+      <w:pPr>
+        <w:shd w:fill="F4F4F4" w:val="clear"/>
+        <w:spacing w:after="120"/>
+      </w:pPr>
+      <w:r>
+        <w:rPr>
+          <w:rFonts w:ascii="Consolas" w:cs="Consolas" w:eastAsia="Consolas" w:hAnsi="Consolas"/>
+          <w:sz w:val="18"/>
+          <w:szCs w:val="18"/>
+        </w:rPr>
+        <w:t xml:space="preserve">Visitar https://github.com/JCortes87/proyecto-gemelos-digitales-JC/actions</w:t>
+      </w:r>
+    </w:p>
+    <w:p>
+      <w:pPr>
+        <w:pStyle w:val="Heading3"/>
+      </w:pPr>
+      <w:r>
+        <w:rPr>
+          <w:b/>
+          <w:bCs/>
+        </w:rPr>
+        <w:t xml:space="preserve">Crear un branch nuevo para trabajar</w:t>
+      </w:r>
+    </w:p>
+    <w:p>
+      <w:pPr>
+        <w:shd w:fill="F4F4F4" w:val="clear"/>
+        <w:spacing w:after="120"/>
+      </w:pPr>
+      <w:r>
+        <w:rPr>
+          <w:rFonts w:ascii="Consolas" w:cs="Consolas" w:eastAsia="Consolas" w:hAnsi="Consolas"/>
+          <w:sz w:val="18"/>
+          <w:szCs w:val="18"/>
+        </w:rPr>
+        <w:t xml:space="preserve">git checkout -b fix/algun-bug</w:t>
+      </w:r>
+    </w:p>
+    <w:p>
+      <w:pPr>
+        <w:spacing w:after="120"/>
+      </w:pPr>
+      <w:r>
+        <w:t xml:space="preserve">Crea y se mueve a un branch nuevo derivado del actual.</w:t>
+      </w:r>
+    </w:p>
+    <w:p>
+      <w:pPr>
+        <w:pStyle w:val="Heading3"/>
+      </w:pPr>
+      <w:r>
+        <w:rPr>
+          <w:b/>
+          <w:bCs/>
+        </w:rPr>
+        <w:t xml:space="preserve">Hacer un commit y subirlo a ambos repos</w:t>
+      </w:r>
+    </w:p>
+    <w:p>
+      <w:pPr>
+        <w:shd w:fill="F4F4F4" w:val="clear"/>
+        <w:spacing w:after="120"/>
+      </w:pPr>
+      <w:r>
+        <w:rPr>
+          <w:rFonts w:ascii="Consolas" w:cs="Consolas" w:eastAsia="Consolas" w:hAnsi="Consolas"/>
+          <w:sz w:val="18"/>
+          <w:szCs w:val="18"/>
+        </w:rPr>
+        <w:t xml:space="preserve">git add &lt;archivos&gt;
+git commit -m "descripcion del cambio"
+git push origin &lt;nombre-del-branch&gt;       (respaldo gemelo-digital-v2.0)
+git push produccion &lt;nombre-del-branch&gt;   (repo principal, para abrir el PR a main)</w:t>
+      </w:r>
+    </w:p>
+    <w:p>
+      <w:r>
+        <w:br w:type="page"/>
+      </w:r>
+    </w:p>
+    <w:p>
+      <w:pPr>
+        <w:pStyle w:val="Heading1"/>
+      </w:pPr>
+      <w:r>
+        <w:rPr>
+          <w:b/>
+          <w:bCs/>
+        </w:rPr>
+        <w:t xml:space="preserve">18. Apéndices</w:t>
+      </w:r>
+    </w:p>
+    <w:p>
+      <w:pPr>
+        <w:pStyle w:val="Heading2"/>
+      </w:pPr>
+      <w:r>
+        <w:rPr>
+          <w:b/>
+          <w:bCs/>
+        </w:rPr>
+        <w:t xml:space="preserve">18.1 Flujo completo de un request</w:t>
+      </w:r>
+    </w:p>
+    <w:p>
+      <w:pPr>
+        <w:spacing w:after="120"/>
+      </w:pPr>
+      <w:r>
+        <w:t xml:space="preserve">Para entender cómo viaja un request desde el navegador hasta la respuesta:</w:t>
+      </w:r>
+    </w:p>
+    <w:p>
+      <w:pPr>
+        <w:shd w:fill="F4F4F4" w:val="clear"/>
+      </w:pPr>
+      <w:r>
+        <w:rPr>
+          <w:rFonts w:ascii="Consolas" w:cs="Consolas" w:eastAsia="Consolas" w:hAnsi="Consolas"/>
+          <w:sz w:val="18"/>
+          <w:szCs w:val="18"/>
+        </w:rPr>
+        <w:t xml:space="preserve">1. Usuario abre https://gemelo.cesa.edu.co</w:t>
+      </w:r>
+    </w:p>
+    <w:p>
+      <w:pPr>
+        <w:shd w:fill="F4F4F4" w:val="clear"/>
+      </w:pPr>
+      <w:r>
+        <w:rPr>
+          <w:rFonts w:ascii="Consolas" w:cs="Consolas" w:eastAsia="Consolas" w:hAnsi="Consolas"/>
+          <w:sz w:val="18"/>
+          <w:szCs w:val="18"/>
+        </w:rPr>
+        <w:t xml:space="preserve">              ▼</w:t>
+      </w:r>
+    </w:p>
+    <w:p>
+      <w:pPr>
+        <w:shd w:fill="F4F4F4" w:val="clear"/>
+      </w:pPr>
+      <w:r>
+        <w:rPr>
+          <w:rFonts w:ascii="Consolas" w:cs="Consolas" w:eastAsia="Consolas" w:hAnsi="Consolas"/>
+          <w:sz w:val="18"/>
+          <w:szCs w:val="18"/>
+        </w:rPr>
+        <w:t xml:space="preserve">2. CloudFront sirve index.html desde S3</w:t>
+      </w:r>
+    </w:p>
+    <w:p>
+      <w:pPr>
+        <w:shd w:fill="F4F4F4" w:val="clear"/>
+      </w:pPr>
+      <w:r>
+        <w:rPr>
+          <w:rFonts w:ascii="Consolas" w:cs="Consolas" w:eastAsia="Consolas" w:hAnsi="Consolas"/>
+          <w:sz w:val="18"/>
+          <w:szCs w:val="18"/>
+        </w:rPr>
+        <w:t xml:space="preserve">              ▼</w:t>
+      </w:r>
+    </w:p>
+    <w:p>
+      <w:pPr>
+        <w:shd w:fill="F4F4F4" w:val="clear"/>
+      </w:pPr>
+      <w:r>
+        <w:rPr>
+          <w:rFonts w:ascii="Consolas" w:cs="Consolas" w:eastAsia="Consolas" w:hAnsi="Consolas"/>
+          <w:sz w:val="18"/>
+          <w:szCs w:val="18"/>
+        </w:rPr>
+        <w:t xml:space="preserve">3. Browser carga el JS de React</w:t>
+      </w:r>
+    </w:p>
+    <w:p>
+      <w:pPr>
+        <w:shd w:fill="F4F4F4" w:val="clear"/>
+      </w:pPr>
+      <w:r>
+        <w:rPr>
+          <w:rFonts w:ascii="Consolas" w:cs="Consolas" w:eastAsia="Consolas" w:hAnsi="Consolas"/>
+          <w:sz w:val="18"/>
+          <w:szCs w:val="18"/>
+        </w:rPr>
+        <w:t xml:space="preserve">              ▼</w:t>
+      </w:r>
+    </w:p>
+    <w:p>
+      <w:pPr>
+        <w:shd w:fill="F4F4F4" w:val="clear"/>
+      </w:pPr>
+      <w:r>
+        <w:rPr>
+          <w:rFonts w:ascii="Consolas" w:cs="Consolas" w:eastAsia="Consolas" w:hAnsi="Consolas"/>
+          <w:sz w:val="18"/>
+          <w:szCs w:val="18"/>
+        </w:rPr>
+        <w:t xml:space="preserve">4. App detecta que no hay sesión → muestra LoginScreen</w:t>
+      </w:r>
+    </w:p>
+    <w:p>
+      <w:pPr>
+        <w:shd w:fill="F4F4F4" w:val="clear"/>
+      </w:pPr>
+      <w:r>
+        <w:rPr>
+          <w:rFonts w:ascii="Consolas" w:cs="Consolas" w:eastAsia="Consolas" w:hAnsi="Consolas"/>
+          <w:sz w:val="18"/>
+          <w:szCs w:val="18"/>
+        </w:rPr>
+        <w:t xml:space="preserve">              ▼</w:t>
+      </w:r>
+    </w:p>
+    <w:p>
+      <w:pPr>
+        <w:shd w:fill="F4F4F4" w:val="clear"/>
+      </w:pPr>
+      <w:r>
+        <w:rPr>
+          <w:rFonts w:ascii="Consolas" w:cs="Consolas" w:eastAsia="Consolas" w:hAnsi="Consolas"/>
+          <w:sz w:val="18"/>
+          <w:szCs w:val="18"/>
+        </w:rPr>
+        <w:t xml:space="preserve">5. Usuario click "Login Brightspace"</w:t>
+      </w:r>
+    </w:p>
+    <w:p>
+      <w:pPr>
+        <w:shd w:fill="F4F4F4" w:val="clear"/>
+      </w:pPr>
+      <w:r>
+        <w:rPr>
+          <w:rFonts w:ascii="Consolas" w:cs="Consolas" w:eastAsia="Consolas" w:hAnsi="Consolas"/>
+          <w:sz w:val="18"/>
+          <w:szCs w:val="18"/>
+        </w:rPr>
+        <w:t xml:space="preserve">              ▼</w:t>
+      </w:r>
+    </w:p>
+    <w:p>
+      <w:pPr>
+        <w:shd w:fill="F4F4F4" w:val="clear"/>
+      </w:pPr>
+      <w:r>
+        <w:rPr>
+          <w:rFonts w:ascii="Consolas" w:cs="Consolas" w:eastAsia="Consolas" w:hAnsi="Consolas"/>
+          <w:sz w:val="18"/>
+          <w:szCs w:val="18"/>
+        </w:rPr>
+        <w:t xml:space="preserve">6. Frontend redirige a /auth/brightspace/login (popup OAuth)</w:t>
+      </w:r>
+    </w:p>
+    <w:p>
+      <w:pPr>
+        <w:shd w:fill="F4F4F4" w:val="clear"/>
+      </w:pPr>
+      <w:r>
+        <w:rPr>
+          <w:rFonts w:ascii="Consolas" w:cs="Consolas" w:eastAsia="Consolas" w:hAnsi="Consolas"/>
+          <w:sz w:val="18"/>
+          <w:szCs w:val="18"/>
+        </w:rPr>
+        <w:t xml:space="preserve">              ▼</w:t>
+      </w:r>
+    </w:p>
+    <w:p>
+      <w:pPr>
+        <w:shd w:fill="F4F4F4" w:val="clear"/>
+      </w:pPr>
+      <w:r>
+        <w:rPr>
+          <w:rFonts w:ascii="Consolas" w:cs="Consolas" w:eastAsia="Consolas" w:hAnsi="Consolas"/>
+          <w:sz w:val="18"/>
+          <w:szCs w:val="18"/>
+        </w:rPr>
+        <w:t xml:space="preserve">7. Backend redirige a Brightspace OAuth + Microsoft SSO</w:t>
+      </w:r>
+    </w:p>
+    <w:p>
+      <w:pPr>
+        <w:shd w:fill="F4F4F4" w:val="clear"/>
+      </w:pPr>
+      <w:r>
+        <w:rPr>
+          <w:rFonts w:ascii="Consolas" w:cs="Consolas" w:eastAsia="Consolas" w:hAnsi="Consolas"/>
+          <w:sz w:val="18"/>
+          <w:szCs w:val="18"/>
+        </w:rPr>
+        <w:t xml:space="preserve">              ▼</w:t>
+      </w:r>
+    </w:p>
+    <w:p>
+      <w:pPr>
+        <w:shd w:fill="F4F4F4" w:val="clear"/>
+      </w:pPr>
+      <w:r>
+        <w:rPr>
+          <w:rFonts w:ascii="Consolas" w:cs="Consolas" w:eastAsia="Consolas" w:hAnsi="Consolas"/>
+          <w:sz w:val="18"/>
+          <w:szCs w:val="18"/>
+        </w:rPr>
+        <w:t xml:space="preserve">8. Usuario autentica en Microsoft</w:t>
+      </w:r>
+    </w:p>
+    <w:p>
+      <w:pPr>
+        <w:shd w:fill="F4F4F4" w:val="clear"/>
+      </w:pPr>
+      <w:r>
+        <w:rPr>
+          <w:rFonts w:ascii="Consolas" w:cs="Consolas" w:eastAsia="Consolas" w:hAnsi="Consolas"/>
+          <w:sz w:val="18"/>
+          <w:szCs w:val="18"/>
+        </w:rPr>
+        <w:t xml:space="preserve">              ▼</w:t>
+      </w:r>
+    </w:p>
+    <w:p>
+      <w:pPr>
+        <w:shd w:fill="F4F4F4" w:val="clear"/>
+      </w:pPr>
+      <w:r>
+        <w:rPr>
+          <w:rFonts w:ascii="Consolas" w:cs="Consolas" w:eastAsia="Consolas" w:hAnsi="Consolas"/>
+          <w:sz w:val="18"/>
+          <w:szCs w:val="18"/>
+        </w:rPr>
+        <w:t xml:space="preserve">9. Brightspace redirige a /auth/brightspace/callback con code</w:t>
+      </w:r>
+    </w:p>
+    <w:p>
+      <w:pPr>
+        <w:shd w:fill="F4F4F4" w:val="clear"/>
+      </w:pPr>
+      <w:r>
+        <w:rPr>
+          <w:rFonts w:ascii="Consolas" w:cs="Consolas" w:eastAsia="Consolas" w:hAnsi="Consolas"/>
+          <w:sz w:val="18"/>
+          <w:szCs w:val="18"/>
+        </w:rPr>
+        <w:t xml:space="preserve">              ▼</w:t>
+      </w:r>
+    </w:p>
+    <w:p>
+      <w:pPr>
+        <w:shd w:fill="F4F4F4" w:val="clear"/>
+      </w:pPr>
+      <w:r>
+        <w:rPr>
+          <w:rFonts w:ascii="Consolas" w:cs="Consolas" w:eastAsia="Consolas" w:hAnsi="Consolas"/>
+          <w:sz w:val="18"/>
+          <w:szCs w:val="18"/>
+        </w:rPr>
+        <w:t xml:space="preserve">10. Backend intercambia code por access_token + refresh_token</w:t>
+      </w:r>
+    </w:p>
+    <w:p>
+      <w:pPr>
+        <w:shd w:fill="F4F4F4" w:val="clear"/>
+      </w:pPr>
+      <w:r>
+        <w:rPr>
+          <w:rFonts w:ascii="Consolas" w:cs="Consolas" w:eastAsia="Consolas" w:hAnsi="Consolas"/>
+          <w:sz w:val="18"/>
+          <w:szCs w:val="18"/>
+        </w:rPr>
+        <w:t xml:space="preserve">              ▼</w:t>
+      </w:r>
+    </w:p>
+    <w:p>
+      <w:pPr>
+        <w:shd w:fill="F4F4F4" w:val="clear"/>
+      </w:pPr>
+      <w:r>
+        <w:rPr>
+          <w:rFonts w:ascii="Consolas" w:cs="Consolas" w:eastAsia="Consolas" w:hAnsi="Consolas"/>
+          <w:sz w:val="18"/>
+          <w:szCs w:val="18"/>
+        </w:rPr>
+        <w:t xml:space="preserve">11. Backend guarda sesión en SESSION_STORE</w:t>
+      </w:r>
+    </w:p>
+    <w:p>
+      <w:pPr>
+        <w:shd w:fill="F4F4F4" w:val="clear"/>
+      </w:pPr>
+      <w:r>
+        <w:rPr>
+          <w:rFonts w:ascii="Consolas" w:cs="Consolas" w:eastAsia="Consolas" w:hAnsi="Consolas"/>
+          <w:sz w:val="18"/>
+          <w:szCs w:val="18"/>
+        </w:rPr>
+        <w:t xml:space="preserve">              ▼</w:t>
+      </w:r>
+    </w:p>
+    <w:p>
+      <w:pPr>
+        <w:shd w:fill="F4F4F4" w:val="clear"/>
+      </w:pPr>
+      <w:r>
+        <w:rPr>
+          <w:rFonts w:ascii="Consolas" w:cs="Consolas" w:eastAsia="Consolas" w:hAnsi="Consolas"/>
+          <w:sz w:val="18"/>
+          <w:szCs w:val="18"/>
+        </w:rPr>
+        <w:t xml:space="preserve">12. Backend devuelve cookie gemelo_session_id al browser</w:t>
+      </w:r>
+    </w:p>
+    <w:p>
+      <w:pPr>
+        <w:shd w:fill="F4F4F4" w:val="clear"/>
+      </w:pPr>
+      <w:r>
+        <w:rPr>
+          <w:rFonts w:ascii="Consolas" w:cs="Consolas" w:eastAsia="Consolas" w:hAnsi="Consolas"/>
+          <w:sz w:val="18"/>
+          <w:szCs w:val="18"/>
+        </w:rPr>
+        <w:t xml:space="preserve">              ▼</w:t>
+      </w:r>
+    </w:p>
+    <w:p>
+      <w:pPr>
+        <w:shd w:fill="F4F4F4" w:val="clear"/>
+      </w:pPr>
+      <w:r>
+        <w:rPr>
+          <w:rFonts w:ascii="Consolas" w:cs="Consolas" w:eastAsia="Consolas" w:hAnsi="Consolas"/>
+          <w:sz w:val="18"/>
+          <w:szCs w:val="18"/>
+        </w:rPr>
+        <w:t xml:space="preserve">13. Frontend redirige a /dashboard</w:t>
+      </w:r>
+    </w:p>
+    <w:p>
+      <w:pPr>
+        <w:shd w:fill="F4F4F4" w:val="clear"/>
+      </w:pPr>
+      <w:r>
+        <w:rPr>
+          <w:rFonts w:ascii="Consolas" w:cs="Consolas" w:eastAsia="Consolas" w:hAnsi="Consolas"/>
+          <w:sz w:val="18"/>
+          <w:szCs w:val="18"/>
+        </w:rPr>
+        <w:t xml:space="preserve">              ▼</w:t>
+      </w:r>
+    </w:p>
+    <w:p>
+      <w:pPr>
+        <w:shd w:fill="F4F4F4" w:val="clear"/>
+      </w:pPr>
+      <w:r>
+        <w:rPr>
+          <w:rFonts w:ascii="Consolas" w:cs="Consolas" w:eastAsia="Consolas" w:hAnsi="Consolas"/>
+          <w:sz w:val="18"/>
+          <w:szCs w:val="18"/>
+        </w:rPr>
+        <w:t xml:space="preserve">14. Frontend hace GET /gemelo/course/{ou}/overview</w:t>
+      </w:r>
+    </w:p>
+    <w:p>
+      <w:pPr>
+        <w:shd w:fill="F4F4F4" w:val="clear"/>
+      </w:pPr>
+      <w:r>
+        <w:rPr>
+          <w:rFonts w:ascii="Consolas" w:cs="Consolas" w:eastAsia="Consolas" w:hAnsi="Consolas"/>
+          <w:sz w:val="18"/>
+          <w:szCs w:val="18"/>
+        </w:rPr>
+        <w:t xml:space="preserve">              ▼</w:t>
+      </w:r>
+    </w:p>
+    <w:p>
+      <w:pPr>
+        <w:shd w:fill="F4F4F4" w:val="clear"/>
+      </w:pPr>
+      <w:r>
+        <w:rPr>
+          <w:rFonts w:ascii="Consolas" w:cs="Consolas" w:eastAsia="Consolas" w:hAnsi="Consolas"/>
+          <w:sz w:val="18"/>
+          <w:szCs w:val="18"/>
+        </w:rPr>
+        <w:t xml:space="preserve">15. Backend chequea sesión, refresca token si necesario</w:t>
+      </w:r>
+    </w:p>
+    <w:p>
+      <w:pPr>
+        <w:shd w:fill="F4F4F4" w:val="clear"/>
+      </w:pPr>
+      <w:r>
+        <w:rPr>
+          <w:rFonts w:ascii="Consolas" w:cs="Consolas" w:eastAsia="Consolas" w:hAnsi="Consolas"/>
+          <w:sz w:val="18"/>
+          <w:szCs w:val="18"/>
+        </w:rPr>
+        <w:t xml:space="preserve">              ▼</w:t>
+      </w:r>
+    </w:p>
+    <w:p>
+      <w:pPr>
+        <w:shd w:fill="F4F4F4" w:val="clear"/>
+      </w:pPr>
+      <w:r>
+        <w:rPr>
+          <w:rFonts w:ascii="Consolas" w:cs="Consolas" w:eastAsia="Consolas" w:hAnsi="Consolas"/>
+          <w:sz w:val="18"/>
+          <w:szCs w:val="18"/>
+        </w:rPr>
+        <w:t xml:space="preserve">16. Backend lee desde Postgres (path rápido)</w:t>
+      </w:r>
+    </w:p>
+    <w:p>
+      <w:pPr>
+        <w:shd w:fill="F4F4F4" w:val="clear"/>
+      </w:pPr>
+      <w:r>
+        <w:rPr>
+          <w:rFonts w:ascii="Consolas" w:cs="Consolas" w:eastAsia="Consolas" w:hAnsi="Consolas"/>
+          <w:sz w:val="18"/>
+          <w:szCs w:val="18"/>
+        </w:rPr>
+        <w:t xml:space="preserve">    o desde Brightspace (fallback si datos viejos)</w:t>
+      </w:r>
+    </w:p>
+    <w:p>
+      <w:pPr>
+        <w:shd w:fill="F4F4F4" w:val="clear"/>
+      </w:pPr>
+      <w:r>
+        <w:rPr>
+          <w:rFonts w:ascii="Consolas" w:cs="Consolas" w:eastAsia="Consolas" w:hAnsi="Consolas"/>
+          <w:sz w:val="18"/>
+          <w:szCs w:val="18"/>
+        </w:rPr>
+        <w:t xml:space="preserve">              ▼</w:t>
+      </w:r>
+    </w:p>
+    <w:p>
+      <w:pPr>
+        <w:shd w:fill="F4F4F4" w:val="clear"/>
+      </w:pPr>
+      <w:r>
+        <w:rPr>
+          <w:rFonts w:ascii="Consolas" w:cs="Consolas" w:eastAsia="Consolas" w:hAnsi="Consolas"/>
+          <w:sz w:val="18"/>
+          <w:szCs w:val="18"/>
+        </w:rPr>
+        <w:t xml:space="preserve">17. Backend devuelve JSON con métricas</w:t>
+      </w:r>
+    </w:p>
+    <w:p>
+      <w:pPr>
+        <w:shd w:fill="F4F4F4" w:val="clear"/>
+      </w:pPr>
+      <w:r>
+        <w:rPr>
+          <w:rFonts w:ascii="Consolas" w:cs="Consolas" w:eastAsia="Consolas" w:hAnsi="Consolas"/>
+          <w:sz w:val="18"/>
+          <w:szCs w:val="18"/>
+        </w:rPr>
+        <w:t xml:space="preserve">              ▼</w:t>
+      </w:r>
+    </w:p>
+    <w:p>
+      <w:pPr>
+        <w:shd w:fill="F4F4F4" w:val="clear"/>
+      </w:pPr>
+      <w:r>
+        <w:rPr>
+          <w:rFonts w:ascii="Consolas" w:cs="Consolas" w:eastAsia="Consolas" w:hAnsi="Consolas"/>
+          <w:sz w:val="18"/>
+          <w:szCs w:val="18"/>
+        </w:rPr>
+        <w:t xml:space="preserve">18. Frontend renderiza dashboard</w:t>
+      </w:r>
+    </w:p>
+    <w:p>
+      <w:pPr>
+        <w:pStyle w:val="Heading2"/>
+      </w:pPr>
+      <w:r>
+        <w:rPr>
+          <w:b/>
+          <w:bCs/>
+        </w:rPr>
+        <w:t xml:space="preserve">18.2 Glosario de términos</w:t>
       </w:r>
     </w:p>
     <w:tbl>
@@ -28299,6 +28546,741 @@
                 <w:b/>
                 <w:bCs/>
               </w:rPr>
+              <w:t xml:space="preserve">LTI 1.3</w:t>
+            </w:r>
+          </w:p>
+        </w:tc>
+        <w:tc>
+          <w:tcPr>
+            <w:tcW w:type="dxa" w:w="6360"/>
+            <w:tcBorders>
+              <w:top w:val="single" w:color="999999" w:sz="4"/>
+              <w:left w:val="single" w:color="999999" w:sz="4"/>
+              <w:bottom w:val="single" w:color="999999" w:sz="4"/>
+              <w:right w:val="single" w:color="999999" w:sz="4"/>
+            </w:tcBorders>
+            <w:tcMar>
+              <w:top w:type="dxa" w:w="80"/>
+              <w:left w:type="dxa" w:w="120"/>
+              <w:bottom w:type="dxa" w:w="80"/>
+              <w:right w:type="dxa" w:w="120"/>
+            </w:tcMar>
+          </w:tcPr>
+          <w:p>
+            <w:r>
+              <w:t xml:space="preserve">Learning Tools Interoperability. Estándar para embeber herramientas externas en LMS.</w:t>
+            </w:r>
+          </w:p>
+        </w:tc>
+      </w:tr>
+      <w:tr>
+        <w:tc>
+          <w:tcPr>
+            <w:tcW w:type="dxa" w:w="3000"/>
+            <w:tcBorders>
+              <w:top w:val="single" w:color="999999" w:sz="4"/>
+              <w:left w:val="single" w:color="999999" w:sz="4"/>
+              <w:bottom w:val="single" w:color="999999" w:sz="4"/>
+              <w:right w:val="single" w:color="999999" w:sz="4"/>
+            </w:tcBorders>
+            <w:tcMar>
+              <w:top w:type="dxa" w:w="80"/>
+              <w:left w:type="dxa" w:w="120"/>
+              <w:bottom w:type="dxa" w:w="80"/>
+              <w:right w:type="dxa" w:w="120"/>
+            </w:tcMar>
+          </w:tcPr>
+          <w:p>
+            <w:r>
+              <w:rPr>
+                <w:b/>
+                <w:bCs/>
+              </w:rPr>
+              <w:t xml:space="preserve">Brightspace</w:t>
+            </w:r>
+          </w:p>
+        </w:tc>
+        <w:tc>
+          <w:tcPr>
+            <w:tcW w:type="dxa" w:w="6360"/>
+            <w:tcBorders>
+              <w:top w:val="single" w:color="999999" w:sz="4"/>
+              <w:left w:val="single" w:color="999999" w:sz="4"/>
+              <w:bottom w:val="single" w:color="999999" w:sz="4"/>
+              <w:right w:val="single" w:color="999999" w:sz="4"/>
+            </w:tcBorders>
+            <w:tcMar>
+              <w:top w:type="dxa" w:w="80"/>
+              <w:left w:type="dxa" w:w="120"/>
+              <w:bottom w:type="dxa" w:w="80"/>
+              <w:right w:type="dxa" w:w="120"/>
+            </w:tcMar>
+          </w:tcPr>
+          <w:p>
+            <w:r>
+              <w:t xml:space="preserve">LMS desarrollado por D2L, usado por CESA.</w:t>
+            </w:r>
+          </w:p>
+        </w:tc>
+      </w:tr>
+      <w:tr>
+        <w:tc>
+          <w:tcPr>
+            <w:tcW w:type="dxa" w:w="3000"/>
+            <w:tcBorders>
+              <w:top w:val="single" w:color="999999" w:sz="4"/>
+              <w:left w:val="single" w:color="999999" w:sz="4"/>
+              <w:bottom w:val="single" w:color="999999" w:sz="4"/>
+              <w:right w:val="single" w:color="999999" w:sz="4"/>
+            </w:tcBorders>
+            <w:tcMar>
+              <w:top w:type="dxa" w:w="80"/>
+              <w:left w:type="dxa" w:w="120"/>
+              <w:bottom w:type="dxa" w:w="80"/>
+              <w:right w:type="dxa" w:w="120"/>
+            </w:tcMar>
+          </w:tcPr>
+          <w:p>
+            <w:r>
+              <w:rPr>
+                <w:b/>
+                <w:bCs/>
+              </w:rPr>
+              <w:t xml:space="preserve">orgUnitId</w:t>
+            </w:r>
+          </w:p>
+        </w:tc>
+        <w:tc>
+          <w:tcPr>
+            <w:tcW w:type="dxa" w:w="6360"/>
+            <w:tcBorders>
+              <w:top w:val="single" w:color="999999" w:sz="4"/>
+              <w:left w:val="single" w:color="999999" w:sz="4"/>
+              <w:bottom w:val="single" w:color="999999" w:sz="4"/>
+              <w:right w:val="single" w:color="999999" w:sz="4"/>
+            </w:tcBorders>
+            <w:tcMar>
+              <w:top w:type="dxa" w:w="80"/>
+              <w:left w:type="dxa" w:w="120"/>
+              <w:bottom w:type="dxa" w:w="80"/>
+              <w:right w:type="dxa" w:w="120"/>
+            </w:tcMar>
+          </w:tcPr>
+          <w:p>
+            <w:r>
+              <w:t xml:space="preserve">Identificador único de un curso en Brightspace (ej. 41742).</w:t>
+            </w:r>
+          </w:p>
+        </w:tc>
+      </w:tr>
+      <w:tr>
+        <w:tc>
+          <w:tcPr>
+            <w:tcW w:type="dxa" w:w="3000"/>
+            <w:tcBorders>
+              <w:top w:val="single" w:color="999999" w:sz="4"/>
+              <w:left w:val="single" w:color="999999" w:sz="4"/>
+              <w:bottom w:val="single" w:color="999999" w:sz="4"/>
+              <w:right w:val="single" w:color="999999" w:sz="4"/>
+            </w:tcBorders>
+            <w:tcMar>
+              <w:top w:type="dxa" w:w="80"/>
+              <w:left w:type="dxa" w:w="120"/>
+              <w:bottom w:type="dxa" w:w="80"/>
+              <w:right w:type="dxa" w:w="120"/>
+            </w:tcMar>
+          </w:tcPr>
+          <w:p>
+            <w:r>
+              <w:rPr>
+                <w:b/>
+                <w:bCs/>
+              </w:rPr>
+              <w:t xml:space="preserve">OAuth 2.0</w:t>
+            </w:r>
+          </w:p>
+        </w:tc>
+        <w:tc>
+          <w:tcPr>
+            <w:tcW w:type="dxa" w:w="6360"/>
+            <w:tcBorders>
+              <w:top w:val="single" w:color="999999" w:sz="4"/>
+              <w:left w:val="single" w:color="999999" w:sz="4"/>
+              <w:bottom w:val="single" w:color="999999" w:sz="4"/>
+              <w:right w:val="single" w:color="999999" w:sz="4"/>
+            </w:tcBorders>
+            <w:tcMar>
+              <w:top w:type="dxa" w:w="80"/>
+              <w:left w:type="dxa" w:w="120"/>
+              <w:bottom w:type="dxa" w:w="80"/>
+              <w:right w:type="dxa" w:w="120"/>
+            </w:tcMar>
+          </w:tcPr>
+          <w:p>
+            <w:r>
+              <w:t xml:space="preserve">Protocolo de autorización. Flujo usado: Authorization Code.</w:t>
+            </w:r>
+          </w:p>
+        </w:tc>
+      </w:tr>
+      <w:tr>
+        <w:tc>
+          <w:tcPr>
+            <w:tcW w:type="dxa" w:w="3000"/>
+            <w:tcBorders>
+              <w:top w:val="single" w:color="999999" w:sz="4"/>
+              <w:left w:val="single" w:color="999999" w:sz="4"/>
+              <w:bottom w:val="single" w:color="999999" w:sz="4"/>
+              <w:right w:val="single" w:color="999999" w:sz="4"/>
+            </w:tcBorders>
+            <w:tcMar>
+              <w:top w:type="dxa" w:w="80"/>
+              <w:left w:type="dxa" w:w="120"/>
+              <w:bottom w:type="dxa" w:w="80"/>
+              <w:right w:type="dxa" w:w="120"/>
+            </w:tcMar>
+          </w:tcPr>
+          <w:p>
+            <w:r>
+              <w:rPr>
+                <w:b/>
+                <w:bCs/>
+              </w:rPr>
+              <w:t xml:space="preserve">ECS Fargate</w:t>
+            </w:r>
+          </w:p>
+        </w:tc>
+        <w:tc>
+          <w:tcPr>
+            <w:tcW w:type="dxa" w:w="6360"/>
+            <w:tcBorders>
+              <w:top w:val="single" w:color="999999" w:sz="4"/>
+              <w:left w:val="single" w:color="999999" w:sz="4"/>
+              <w:bottom w:val="single" w:color="999999" w:sz="4"/>
+              <w:right w:val="single" w:color="999999" w:sz="4"/>
+            </w:tcBorders>
+            <w:tcMar>
+              <w:top w:type="dxa" w:w="80"/>
+              <w:left w:type="dxa" w:w="120"/>
+              <w:bottom w:type="dxa" w:w="80"/>
+              <w:right w:type="dxa" w:w="120"/>
+            </w:tcMar>
+          </w:tcPr>
+          <w:p>
+            <w:r>
+              <w:t xml:space="preserve">Servicio de containers serverless de AWS (no manejas servers).</w:t>
+            </w:r>
+          </w:p>
+        </w:tc>
+      </w:tr>
+      <w:tr>
+        <w:tc>
+          <w:tcPr>
+            <w:tcW w:type="dxa" w:w="3000"/>
+            <w:tcBorders>
+              <w:top w:val="single" w:color="999999" w:sz="4"/>
+              <w:left w:val="single" w:color="999999" w:sz="4"/>
+              <w:bottom w:val="single" w:color="999999" w:sz="4"/>
+              <w:right w:val="single" w:color="999999" w:sz="4"/>
+            </w:tcBorders>
+            <w:tcMar>
+              <w:top w:type="dxa" w:w="80"/>
+              <w:left w:type="dxa" w:w="120"/>
+              <w:bottom w:type="dxa" w:w="80"/>
+              <w:right w:type="dxa" w:w="120"/>
+            </w:tcMar>
+          </w:tcPr>
+          <w:p>
+            <w:r>
+              <w:rPr>
+                <w:b/>
+                <w:bCs/>
+              </w:rPr>
+              <w:t xml:space="preserve">OIDC</w:t>
+            </w:r>
+          </w:p>
+        </w:tc>
+        <w:tc>
+          <w:tcPr>
+            <w:tcW w:type="dxa" w:w="6360"/>
+            <w:tcBorders>
+              <w:top w:val="single" w:color="999999" w:sz="4"/>
+              <w:left w:val="single" w:color="999999" w:sz="4"/>
+              <w:bottom w:val="single" w:color="999999" w:sz="4"/>
+              <w:right w:val="single" w:color="999999" w:sz="4"/>
+            </w:tcBorders>
+            <w:tcMar>
+              <w:top w:type="dxa" w:w="80"/>
+              <w:left w:type="dxa" w:w="120"/>
+              <w:bottom w:type="dxa" w:w="80"/>
+              <w:right w:type="dxa" w:w="120"/>
+            </w:tcMar>
+          </w:tcPr>
+          <w:p>
+            <w:r>
+              <w:t xml:space="preserve">OpenID Connect. Usado por GitHub Actions para autenticarse con AWS sin Access Keys.</w:t>
+            </w:r>
+          </w:p>
+        </w:tc>
+      </w:tr>
+      <w:tr>
+        <w:tc>
+          <w:tcPr>
+            <w:tcW w:type="dxa" w:w="3000"/>
+            <w:tcBorders>
+              <w:top w:val="single" w:color="999999" w:sz="4"/>
+              <w:left w:val="single" w:color="999999" w:sz="4"/>
+              <w:bottom w:val="single" w:color="999999" w:sz="4"/>
+              <w:right w:val="single" w:color="999999" w:sz="4"/>
+            </w:tcBorders>
+            <w:tcMar>
+              <w:top w:type="dxa" w:w="80"/>
+              <w:left w:type="dxa" w:w="120"/>
+              <w:bottom w:type="dxa" w:w="80"/>
+              <w:right w:type="dxa" w:w="120"/>
+            </w:tcMar>
+          </w:tcPr>
+          <w:p>
+            <w:r>
+              <w:rPr>
+                <w:b/>
+                <w:bCs/>
+              </w:rPr>
+              <w:t xml:space="preserve">Snapshot</w:t>
+            </w:r>
+          </w:p>
+        </w:tc>
+        <w:tc>
+          <w:tcPr>
+            <w:tcW w:type="dxa" w:w="6360"/>
+            <w:tcBorders>
+              <w:top w:val="single" w:color="999999" w:sz="4"/>
+              <w:left w:val="single" w:color="999999" w:sz="4"/>
+              <w:bottom w:val="single" w:color="999999" w:sz="4"/>
+              <w:right w:val="single" w:color="999999" w:sz="4"/>
+            </w:tcBorders>
+            <w:tcMar>
+              <w:top w:type="dxa" w:w="80"/>
+              <w:left w:type="dxa" w:w="120"/>
+              <w:bottom w:type="dxa" w:w="80"/>
+              <w:right w:type="dxa" w:w="120"/>
+            </w:tcMar>
+          </w:tcPr>
+          <w:p>
+            <w:r>
+              <w:t xml:space="preserve">Registro consolidado de métricas de un estudiante en un curso en un momento dado.</w:t>
+            </w:r>
+          </w:p>
+        </w:tc>
+      </w:tr>
+      <w:tr>
+        <w:tc>
+          <w:tcPr>
+            <w:tcW w:type="dxa" w:w="3000"/>
+            <w:tcBorders>
+              <w:top w:val="single" w:color="999999" w:sz="4"/>
+              <w:left w:val="single" w:color="999999" w:sz="4"/>
+              <w:bottom w:val="single" w:color="999999" w:sz="4"/>
+              <w:right w:val="single" w:color="999999" w:sz="4"/>
+            </w:tcBorders>
+            <w:tcMar>
+              <w:top w:type="dxa" w:w="80"/>
+              <w:left w:type="dxa" w:w="120"/>
+              <w:bottom w:type="dxa" w:w="80"/>
+              <w:right w:type="dxa" w:w="120"/>
+            </w:tcMar>
+          </w:tcPr>
+          <w:p>
+            <w:r>
+              <w:rPr>
+                <w:b/>
+                <w:bCs/>
+              </w:rPr>
+              <w:t xml:space="preserve">Gemelo Digital</w:t>
+            </w:r>
+          </w:p>
+        </w:tc>
+        <w:tc>
+          <w:tcPr>
+            <w:tcW w:type="dxa" w:w="6360"/>
+            <w:tcBorders>
+              <w:top w:val="single" w:color="999999" w:sz="4"/>
+              <w:left w:val="single" w:color="999999" w:sz="4"/>
+              <w:bottom w:val="single" w:color="999999" w:sz="4"/>
+              <w:right w:val="single" w:color="999999" w:sz="4"/>
+            </w:tcBorders>
+            <w:tcMar>
+              <w:top w:type="dxa" w:w="80"/>
+              <w:left w:type="dxa" w:w="120"/>
+              <w:bottom w:type="dxa" w:w="80"/>
+              <w:right w:type="dxa" w:w="120"/>
+            </w:tcMar>
+          </w:tcPr>
+          <w:p>
+            <w:r>
+              <w:t xml:space="preserve">Representación virtual del progreso académico de un estudiante. Nombre del proyecto.</w:t>
+            </w:r>
+          </w:p>
+        </w:tc>
+      </w:tr>
+      <w:tr>
+        <w:tc>
+          <w:tcPr>
+            <w:tcW w:type="dxa" w:w="3000"/>
+            <w:tcBorders>
+              <w:top w:val="single" w:color="999999" w:sz="4"/>
+              <w:left w:val="single" w:color="999999" w:sz="4"/>
+              <w:bottom w:val="single" w:color="999999" w:sz="4"/>
+              <w:right w:val="single" w:color="999999" w:sz="4"/>
+            </w:tcBorders>
+            <w:tcMar>
+              <w:top w:type="dxa" w:w="80"/>
+              <w:left w:type="dxa" w:w="120"/>
+              <w:bottom w:type="dxa" w:w="80"/>
+              <w:right w:type="dxa" w:w="120"/>
+            </w:tcMar>
+          </w:tcPr>
+          <w:p>
+            <w:r>
+              <w:rPr>
+                <w:b/>
+                <w:bCs/>
+              </w:rPr>
+              <w:t xml:space="preserve">DXA</w:t>
+            </w:r>
+          </w:p>
+        </w:tc>
+        <w:tc>
+          <w:tcPr>
+            <w:tcW w:type="dxa" w:w="6360"/>
+            <w:tcBorders>
+              <w:top w:val="single" w:color="999999" w:sz="4"/>
+              <w:left w:val="single" w:color="999999" w:sz="4"/>
+              <w:bottom w:val="single" w:color="999999" w:sz="4"/>
+              <w:right w:val="single" w:color="999999" w:sz="4"/>
+            </w:tcBorders>
+            <w:tcMar>
+              <w:top w:type="dxa" w:w="80"/>
+              <w:left w:type="dxa" w:w="120"/>
+              <w:bottom w:type="dxa" w:w="80"/>
+              <w:right w:type="dxa" w:w="120"/>
+            </w:tcMar>
+          </w:tcPr>
+          <w:p>
+            <w:r>
+              <w:t xml:space="preserve">Document XML Architecture units. 1440 DXA = 1 pulgada en formato DOCX.</w:t>
+            </w:r>
+          </w:p>
+        </w:tc>
+      </w:tr>
+      <w:tr>
+        <w:tc>
+          <w:tcPr>
+            <w:tcW w:type="dxa" w:w="3000"/>
+            <w:tcBorders>
+              <w:top w:val="single" w:color="999999" w:sz="4"/>
+              <w:left w:val="single" w:color="999999" w:sz="4"/>
+              <w:bottom w:val="single" w:color="999999" w:sz="4"/>
+              <w:right w:val="single" w:color="999999" w:sz="4"/>
+            </w:tcBorders>
+            <w:tcMar>
+              <w:top w:type="dxa" w:w="80"/>
+              <w:left w:type="dxa" w:w="120"/>
+              <w:bottom w:type="dxa" w:w="80"/>
+              <w:right w:type="dxa" w:w="120"/>
+            </w:tcMar>
+          </w:tcPr>
+          <w:p>
+            <w:r>
+              <w:rPr>
+                <w:b/>
+                <w:bCs/>
+              </w:rPr>
+              <w:t xml:space="preserve">Taskdef</w:t>
+            </w:r>
+          </w:p>
+        </w:tc>
+        <w:tc>
+          <w:tcPr>
+            <w:tcW w:type="dxa" w:w="6360"/>
+            <w:tcBorders>
+              <w:top w:val="single" w:color="999999" w:sz="4"/>
+              <w:left w:val="single" w:color="999999" w:sz="4"/>
+              <w:bottom w:val="single" w:color="999999" w:sz="4"/>
+              <w:right w:val="single" w:color="999999" w:sz="4"/>
+            </w:tcBorders>
+            <w:tcMar>
+              <w:top w:type="dxa" w:w="80"/>
+              <w:left w:type="dxa" w:w="120"/>
+              <w:bottom w:type="dxa" w:w="80"/>
+              <w:right w:type="dxa" w:w="120"/>
+            </w:tcMar>
+          </w:tcPr>
+          <w:p>
+            <w:r>
+              <w:t xml:space="preserve">Task Definition de ECS. Define qué imagen, qué env vars, qué CPU/memoria usa el container.</w:t>
+            </w:r>
+          </w:p>
+        </w:tc>
+      </w:tr>
+      <w:tr>
+        <w:tc>
+          <w:tcPr>
+            <w:tcW w:type="dxa" w:w="3000"/>
+            <w:tcBorders>
+              <w:top w:val="single" w:color="999999" w:sz="4"/>
+              <w:left w:val="single" w:color="999999" w:sz="4"/>
+              <w:bottom w:val="single" w:color="999999" w:sz="4"/>
+              <w:right w:val="single" w:color="999999" w:sz="4"/>
+            </w:tcBorders>
+            <w:tcMar>
+              <w:top w:type="dxa" w:w="80"/>
+              <w:left w:type="dxa" w:w="120"/>
+              <w:bottom w:type="dxa" w:w="80"/>
+              <w:right w:type="dxa" w:w="120"/>
+            </w:tcMar>
+          </w:tcPr>
+          <w:p>
+            <w:r>
+              <w:rPr>
+                <w:b/>
+                <w:bCs/>
+              </w:rPr>
+              <w:t xml:space="preserve">Revision</w:t>
+            </w:r>
+          </w:p>
+        </w:tc>
+        <w:tc>
+          <w:tcPr>
+            <w:tcW w:type="dxa" w:w="6360"/>
+            <w:tcBorders>
+              <w:top w:val="single" w:color="999999" w:sz="4"/>
+              <w:left w:val="single" w:color="999999" w:sz="4"/>
+              <w:bottom w:val="single" w:color="999999" w:sz="4"/>
+              <w:right w:val="single" w:color="999999" w:sz="4"/>
+            </w:tcBorders>
+            <w:tcMar>
+              <w:top w:type="dxa" w:w="80"/>
+              <w:left w:type="dxa" w:w="120"/>
+              <w:bottom w:type="dxa" w:w="80"/>
+              <w:right w:type="dxa" w:w="120"/>
+            </w:tcMar>
+          </w:tcPr>
+          <w:p>
+            <w:r>
+              <w:t xml:space="preserve">Versión del taskdef. Cada vez que cambias algo se crea una revisión nueva.</w:t>
+            </w:r>
+          </w:p>
+        </w:tc>
+      </w:tr>
+      <w:tr>
+        <w:tc>
+          <w:tcPr>
+            <w:tcW w:type="dxa" w:w="3000"/>
+            <w:tcBorders>
+              <w:top w:val="single" w:color="999999" w:sz="4"/>
+              <w:left w:val="single" w:color="999999" w:sz="4"/>
+              <w:bottom w:val="single" w:color="999999" w:sz="4"/>
+              <w:right w:val="single" w:color="999999" w:sz="4"/>
+            </w:tcBorders>
+            <w:tcMar>
+              <w:top w:type="dxa" w:w="80"/>
+              <w:left w:type="dxa" w:w="120"/>
+              <w:bottom w:type="dxa" w:w="80"/>
+              <w:right w:type="dxa" w:w="120"/>
+            </w:tcMar>
+          </w:tcPr>
+          <w:p>
+            <w:r>
+              <w:rPr>
+                <w:b/>
+                <w:bCs/>
+              </w:rPr>
+              <w:t xml:space="preserve">IAM Role</w:t>
+            </w:r>
+          </w:p>
+        </w:tc>
+        <w:tc>
+          <w:tcPr>
+            <w:tcW w:type="dxa" w:w="6360"/>
+            <w:tcBorders>
+              <w:top w:val="single" w:color="999999" w:sz="4"/>
+              <w:left w:val="single" w:color="999999" w:sz="4"/>
+              <w:bottom w:val="single" w:color="999999" w:sz="4"/>
+              <w:right w:val="single" w:color="999999" w:sz="4"/>
+            </w:tcBorders>
+            <w:tcMar>
+              <w:top w:type="dxa" w:w="80"/>
+              <w:left w:type="dxa" w:w="120"/>
+              <w:bottom w:type="dxa" w:w="80"/>
+              <w:right w:type="dxa" w:w="120"/>
+            </w:tcMar>
+          </w:tcPr>
+          <w:p>
+            <w:r>
+              <w:t xml:space="preserve">Rol de identidad en AWS. Define qué permisos tiene quien lo asume.</w:t>
+            </w:r>
+          </w:p>
+        </w:tc>
+      </w:tr>
+      <w:tr>
+        <w:tc>
+          <w:tcPr>
+            <w:tcW w:type="dxa" w:w="3000"/>
+            <w:tcBorders>
+              <w:top w:val="single" w:color="999999" w:sz="4"/>
+              <w:left w:val="single" w:color="999999" w:sz="4"/>
+              <w:bottom w:val="single" w:color="999999" w:sz="4"/>
+              <w:right w:val="single" w:color="999999" w:sz="4"/>
+            </w:tcBorders>
+            <w:tcMar>
+              <w:top w:type="dxa" w:w="80"/>
+              <w:left w:type="dxa" w:w="120"/>
+              <w:bottom w:type="dxa" w:w="80"/>
+              <w:right w:type="dxa" w:w="120"/>
+            </w:tcMar>
+          </w:tcPr>
+          <w:p>
+            <w:r>
+              <w:rPr>
+                <w:b/>
+                <w:bCs/>
+              </w:rPr>
+              <w:t xml:space="preserve">SHA del commit</w:t>
+            </w:r>
+          </w:p>
+        </w:tc>
+        <w:tc>
+          <w:tcPr>
+            <w:tcW w:type="dxa" w:w="6360"/>
+            <w:tcBorders>
+              <w:top w:val="single" w:color="999999" w:sz="4"/>
+              <w:left w:val="single" w:color="999999" w:sz="4"/>
+              <w:bottom w:val="single" w:color="999999" w:sz="4"/>
+              <w:right w:val="single" w:color="999999" w:sz="4"/>
+            </w:tcBorders>
+            <w:tcMar>
+              <w:top w:type="dxa" w:w="80"/>
+              <w:left w:type="dxa" w:w="120"/>
+              <w:bottom w:type="dxa" w:w="80"/>
+              <w:right w:type="dxa" w:w="120"/>
+            </w:tcMar>
+          </w:tcPr>
+          <w:p>
+            <w:r>
+              <w:t xml:space="preserve">Hash único que identifica un commit en git (ej. be945ab).</w:t>
+            </w:r>
+          </w:p>
+        </w:tc>
+      </w:tr>
+    </w:tbl>
+    <w:p>
+      <w:pPr>
+        <w:pStyle w:val="Heading2"/>
+      </w:pPr>
+      <w:r>
+        <w:rPr>
+          <w:b/>
+          <w:bCs/>
+        </w:rPr>
+        <w:t xml:space="preserve">18.3 Lista de archivos importantes en el repo</w:t>
+      </w:r>
+    </w:p>
+    <w:tbl>
+      <w:tblPr>
+        <w:tblW w:type="dxa" w:w="9360"/>
+        <w:tblBorders>
+          <w:top w:val="single" w:color="auto" w:sz="4"/>
+          <w:left w:val="single" w:color="auto" w:sz="4"/>
+          <w:bottom w:val="single" w:color="auto" w:sz="4"/>
+          <w:right w:val="single" w:color="auto" w:sz="4"/>
+          <w:insideH w:val="single" w:color="auto" w:sz="4"/>
+          <w:insideV w:val="single" w:color="auto" w:sz="4"/>
+        </w:tblBorders>
+      </w:tblPr>
+      <w:tblGrid>
+        <w:gridCol w:w="3000"/>
+        <w:gridCol w:w="6360"/>
+      </w:tblGrid>
+      <w:tr>
+        <w:tc>
+          <w:tcPr>
+            <w:tcW w:type="auto" w:w="0"/>
+            <w:tcBorders>
+              <w:top w:val="single" w:color="999999" w:sz="4"/>
+              <w:left w:val="single" w:color="999999" w:sz="4"/>
+              <w:bottom w:val="single" w:color="999999" w:sz="4"/>
+              <w:right w:val="single" w:color="999999" w:sz="4"/>
+            </w:tcBorders>
+            <w:shd w:fill="D5E8F0" w:val="clear"/>
+            <w:tcMar>
+              <w:top w:type="dxa" w:w="80"/>
+              <w:left w:type="dxa" w:w="120"/>
+              <w:bottom w:type="dxa" w:w="80"/>
+              <w:right w:type="dxa" w:w="120"/>
+            </w:tcMar>
+          </w:tcPr>
+          <w:p>
+            <w:r>
+              <w:rPr>
+                <w:b/>
+                <w:bCs/>
+              </w:rPr>
+              <w:t xml:space="preserve">Campo</w:t>
+            </w:r>
+          </w:p>
+        </w:tc>
+        <w:tc>
+          <w:tcPr>
+            <w:tcW w:type="auto" w:w="0"/>
+            <w:tcBorders>
+              <w:top w:val="single" w:color="999999" w:sz="4"/>
+              <w:left w:val="single" w:color="999999" w:sz="4"/>
+              <w:bottom w:val="single" w:color="999999" w:sz="4"/>
+              <w:right w:val="single" w:color="999999" w:sz="4"/>
+            </w:tcBorders>
+            <w:shd w:fill="D5E8F0" w:val="clear"/>
+            <w:tcMar>
+              <w:top w:type="dxa" w:w="80"/>
+              <w:left w:type="dxa" w:w="120"/>
+              <w:bottom w:type="dxa" w:w="80"/>
+              <w:right w:type="dxa" w:w="120"/>
+            </w:tcMar>
+          </w:tcPr>
+          <w:p>
+            <w:r>
+              <w:rPr>
+                <w:b/>
+                <w:bCs/>
+              </w:rPr>
+              <w:t xml:space="preserve">Valor</w:t>
+            </w:r>
+          </w:p>
+        </w:tc>
+      </w:tr>
+      <w:tr>
+        <w:tc>
+          <w:tcPr>
+            <w:tcW w:type="dxa" w:w="3000"/>
+            <w:tcBorders>
+              <w:top w:val="single" w:color="999999" w:sz="4"/>
+              <w:left w:val="single" w:color="999999" w:sz="4"/>
+              <w:bottom w:val="single" w:color="999999" w:sz="4"/>
+              <w:right w:val="single" w:color="999999" w:sz="4"/>
+            </w:tcBorders>
+            <w:tcMar>
+              <w:top w:type="dxa" w:w="80"/>
+              <w:left w:type="dxa" w:w="120"/>
+              <w:bottom w:type="dxa" w:w="80"/>
+              <w:right w:type="dxa" w:w="120"/>
+            </w:tcMar>
+          </w:tcPr>
+          <w:p>
+            <w:r>
+              <w:rPr>
+                <w:b/>
+                <w:bCs/>
+              </w:rPr>
               <w:t xml:space="preserve">docs/PROYECTO-GEMELO-DIGITAL-COMPLETO.md</w:t>
             </w:r>
           </w:p>
@@ -29310,7 +30292,7 @@
           <w:sz w:val="18"/>
           <w:szCs w:val="18"/>
         </w:rPr>
-        <w:t xml:space="preserve">Última actualización: 31 de julio de 2026</w:t>
+        <w:t xml:space="preserve">Última actualización: 2 de agosto de 2026 (aclaración del flujo de repositorios: produccion despliega, origin es respaldo)</w:t>
       </w:r>
     </w:p>
     <w:sectPr>

--- a/docs/Gemelo-Digital-Documentacion-Completa.docx
+++ b/docs/Gemelo-Digital-Documentacion-Completa.docx
@@ -6265,6 +6265,397 @@
       </w:pPr>
       <w:r>
         <w:t xml:space="preserve">Solo el merge a main del repo principal dispara el deploy automático a producción. Nada de lo que pase en origin (respaldo) o en local despliega nada.</w:t>
+      </w:r>
+    </w:p>
+    <w:p>
+      <w:pPr>
+        <w:pStyle w:val="Heading3"/>
+      </w:pPr>
+      <w:r>
+        <w:rPr>
+          <w:b/>
+          <w:bCs/>
+        </w:rPr>
+        <w:t xml:space="preserve">Resumen de remotes en la carpeta local</w:t>
+      </w:r>
+    </w:p>
+    <w:tbl>
+      <w:tblPr>
+        <w:tblW w:type="dxa" w:w="9360"/>
+        <w:tblBorders>
+          <w:top w:val="single" w:color="auto" w:sz="4"/>
+          <w:left w:val="single" w:color="auto" w:sz="4"/>
+          <w:bottom w:val="single" w:color="auto" w:sz="4"/>
+          <w:right w:val="single" w:color="auto" w:sz="4"/>
+          <w:insideH w:val="single" w:color="auto" w:sz="4"/>
+          <w:insideV w:val="single" w:color="auto" w:sz="4"/>
+        </w:tblBorders>
+      </w:tblPr>
+      <w:tblGrid>
+        <w:gridCol w:w="3000"/>
+        <w:gridCol w:w="6360"/>
+      </w:tblGrid>
+      <w:tr>
+        <w:tc>
+          <w:tcPr>
+            <w:tcW w:type="auto" w:w="0"/>
+            <w:tcBorders>
+              <w:top w:val="single" w:color="999999" w:sz="4"/>
+              <w:left w:val="single" w:color="999999" w:sz="4"/>
+              <w:bottom w:val="single" w:color="999999" w:sz="4"/>
+              <w:right w:val="single" w:color="999999" w:sz="4"/>
+            </w:tcBorders>
+            <w:shd w:fill="D5E8F0" w:val="clear"/>
+            <w:tcMar>
+              <w:top w:type="dxa" w:w="80"/>
+              <w:left w:type="dxa" w:w="120"/>
+              <w:bottom w:type="dxa" w:w="80"/>
+              <w:right w:type="dxa" w:w="120"/>
+            </w:tcMar>
+          </w:tcPr>
+          <w:p>
+            <w:r>
+              <w:rPr>
+                <w:b/>
+                <w:bCs/>
+              </w:rPr>
+              <w:t xml:space="preserve">Remote</w:t>
+            </w:r>
+          </w:p>
+        </w:tc>
+        <w:tc>
+          <w:tcPr>
+            <w:tcW w:type="auto" w:w="0"/>
+            <w:tcBorders>
+              <w:top w:val="single" w:color="999999" w:sz="4"/>
+              <w:left w:val="single" w:color="999999" w:sz="4"/>
+              <w:bottom w:val="single" w:color="999999" w:sz="4"/>
+              <w:right w:val="single" w:color="999999" w:sz="4"/>
+            </w:tcBorders>
+            <w:shd w:fill="D5E8F0" w:val="clear"/>
+            <w:tcMar>
+              <w:top w:type="dxa" w:w="80"/>
+              <w:left w:type="dxa" w:w="120"/>
+              <w:bottom w:type="dxa" w:w="80"/>
+              <w:right w:type="dxa" w:w="120"/>
+            </w:tcMar>
+          </w:tcPr>
+          <w:p>
+            <w:r>
+              <w:rPr>
+                <w:b/>
+                <w:bCs/>
+              </w:rPr>
+              <w:t xml:space="preserve">Repositorio y regla</w:t>
+            </w:r>
+          </w:p>
+        </w:tc>
+      </w:tr>
+      <w:tr>
+        <w:tc>
+          <w:tcPr>
+            <w:tcW w:type="dxa" w:w="3000"/>
+            <w:tcBorders>
+              <w:top w:val="single" w:color="999999" w:sz="4"/>
+              <w:left w:val="single" w:color="999999" w:sz="4"/>
+              <w:bottom w:val="single" w:color="999999" w:sz="4"/>
+              <w:right w:val="single" w:color="999999" w:sz="4"/>
+            </w:tcBorders>
+            <w:tcMar>
+              <w:top w:type="dxa" w:w="80"/>
+              <w:left w:type="dxa" w:w="120"/>
+              <w:bottom w:type="dxa" w:w="80"/>
+              <w:right w:type="dxa" w:w="120"/>
+            </w:tcMar>
+          </w:tcPr>
+          <w:p>
+            <w:r>
+              <w:rPr>
+                <w:b/>
+                <w:bCs/>
+              </w:rPr>
+              <w:t xml:space="preserve">produccion</w:t>
+            </w:r>
+          </w:p>
+        </w:tc>
+        <w:tc>
+          <w:tcPr>
+            <w:tcW w:type="dxa" w:w="6360"/>
+            <w:tcBorders>
+              <w:top w:val="single" w:color="999999" w:sz="4"/>
+              <w:left w:val="single" w:color="999999" w:sz="4"/>
+              <w:bottom w:val="single" w:color="999999" w:sz="4"/>
+              <w:right w:val="single" w:color="999999" w:sz="4"/>
+            </w:tcBorders>
+            <w:tcMar>
+              <w:top w:type="dxa" w:w="80"/>
+              <w:left w:type="dxa" w:w="120"/>
+              <w:bottom w:type="dxa" w:w="80"/>
+              <w:right w:type="dxa" w:w="120"/>
+            </w:tcMar>
+          </w:tcPr>
+          <w:p>
+            <w:r>
+              <w:t xml:space="preserve">JCortes87/proyecto-gemelos-digitales-JC — push permitido SOLO de ramas (nunca main). Aquí se abren los PR; el merge a main despliega.</w:t>
+            </w:r>
+          </w:p>
+        </w:tc>
+      </w:tr>
+      <w:tr>
+        <w:tc>
+          <w:tcPr>
+            <w:tcW w:type="dxa" w:w="3000"/>
+            <w:tcBorders>
+              <w:top w:val="single" w:color="999999" w:sz="4"/>
+              <w:left w:val="single" w:color="999999" w:sz="4"/>
+              <w:bottom w:val="single" w:color="999999" w:sz="4"/>
+              <w:right w:val="single" w:color="999999" w:sz="4"/>
+            </w:tcBorders>
+            <w:tcMar>
+              <w:top w:type="dxa" w:w="80"/>
+              <w:left w:type="dxa" w:w="120"/>
+              <w:bottom w:type="dxa" w:w="80"/>
+              <w:right w:type="dxa" w:w="120"/>
+            </w:tcMar>
+          </w:tcPr>
+          <w:p>
+            <w:r>
+              <w:rPr>
+                <w:b/>
+                <w:bCs/>
+              </w:rPr>
+              <w:t xml:space="preserve">origin</w:t>
+            </w:r>
+          </w:p>
+        </w:tc>
+        <w:tc>
+          <w:tcPr>
+            <w:tcW w:type="dxa" w:w="6360"/>
+            <w:tcBorders>
+              <w:top w:val="single" w:color="999999" w:sz="4"/>
+              <w:left w:val="single" w:color="999999" w:sz="4"/>
+              <w:bottom w:val="single" w:color="999999" w:sz="4"/>
+              <w:right w:val="single" w:color="999999" w:sz="4"/>
+            </w:tcBorders>
+            <w:tcMar>
+              <w:top w:type="dxa" w:w="80"/>
+              <w:left w:type="dxa" w:w="120"/>
+              <w:bottom w:type="dxa" w:w="80"/>
+              <w:right w:type="dxa" w:w="120"/>
+            </w:tcMar>
+          </w:tcPr>
+          <w:p>
+            <w:r>
+              <w:t xml:space="preserve">JCortes87/gemelo-digital-v2.0 — solo respaldo, sin CI/CD. Pushear aquí no despliega nada.</w:t>
+            </w:r>
+          </w:p>
+        </w:tc>
+      </w:tr>
+      <w:tr>
+        <w:tc>
+          <w:tcPr>
+            <w:tcW w:type="dxa" w:w="3000"/>
+            <w:tcBorders>
+              <w:top w:val="single" w:color="999999" w:sz="4"/>
+              <w:left w:val="single" w:color="999999" w:sz="4"/>
+              <w:bottom w:val="single" w:color="999999" w:sz="4"/>
+              <w:right w:val="single" w:color="999999" w:sz="4"/>
+            </w:tcBorders>
+            <w:tcMar>
+              <w:top w:type="dxa" w:w="80"/>
+              <w:left w:type="dxa" w:w="120"/>
+              <w:bottom w:type="dxa" w:w="80"/>
+              <w:right w:type="dxa" w:w="120"/>
+            </w:tcMar>
+          </w:tcPr>
+          <w:p>
+            <w:r>
+              <w:rPr>
+                <w:b/>
+                <w:bCs/>
+              </w:rPr>
+              <w:t xml:space="preserve">colaborador</w:t>
+            </w:r>
+          </w:p>
+        </w:tc>
+        <w:tc>
+          <w:tcPr>
+            <w:tcW w:type="dxa" w:w="6360"/>
+            <w:tcBorders>
+              <w:top w:val="single" w:color="999999" w:sz="4"/>
+              <w:left w:val="single" w:color="999999" w:sz="4"/>
+              <w:bottom w:val="single" w:color="999999" w:sz="4"/>
+              <w:right w:val="single" w:color="999999" w:sz="4"/>
+            </w:tcBorders>
+            <w:tcMar>
+              <w:top w:type="dxa" w:w="80"/>
+              <w:left w:type="dxa" w:w="120"/>
+              <w:bottom w:type="dxa" w:w="80"/>
+              <w:right w:type="dxa" w:w="120"/>
+            </w:tcMar>
+          </w:tcPr>
+          <w:p>
+            <w:r>
+              <w:t xml:space="preserve">juandavid639/Proyecto-Gemelos-Digitales — push BLOQUEADO (DISABLED-no-push-to-upstream). Solo git fetch de referencia. NO SE TOCA.</w:t>
+            </w:r>
+          </w:p>
+        </w:tc>
+      </w:tr>
+    </w:tbl>
+    <w:p>
+      <w:pPr>
+        <w:pStyle w:val="Heading3"/>
+      </w:pPr>
+      <w:r>
+        <w:rPr>
+          <w:b/>
+          <w:bCs/>
+        </w:rPr>
+        <w:t xml:space="preserve">Procedimiento paso a paso — Parte 1: quien desarrolla</w:t>
+      </w:r>
+    </w:p>
+    <w:p>
+      <w:pPr>
+        <w:pStyle w:val="ListParagraph"/>
+        <w:numPr>
+          <w:ilvl w:val="0"/>
+          <w:numId w:val="2"/>
+        </w:numPr>
+      </w:pPr>
+      <w:r>
+        <w:t xml:space="preserve">1. Crear rama nueva con prefijo conventional commits: git checkout -b feat/nombre-descriptivo (o fix/, style/, docs/).</w:t>
+      </w:r>
+    </w:p>
+    <w:p>
+      <w:pPr>
+        <w:pStyle w:val="ListParagraph"/>
+        <w:numPr>
+          <w:ilvl w:val="0"/>
+          <w:numId w:val="2"/>
+        </w:numPr>
+      </w:pPr>
+      <w:r>
+        <w:t xml:space="preserve">2. Hacer los cambios y VERIFICAR antes de commitear: npm test, npm run build y lint sin errores nuevos.</w:t>
+      </w:r>
+    </w:p>
+    <w:p>
+      <w:pPr>
+        <w:pStyle w:val="ListParagraph"/>
+        <w:numPr>
+          <w:ilvl w:val="0"/>
+          <w:numId w:val="2"/>
+        </w:numPr>
+      </w:pPr>
+      <w:r>
+        <w:t xml:space="preserve">3. git commit con mensaje en imperativo y prefijo (ej. feat(dashboard): agrega tarjeta de accesos).</w:t>
+      </w:r>
+    </w:p>
+    <w:p>
+      <w:pPr>
+        <w:pStyle w:val="ListParagraph"/>
+        <w:numPr>
+          <w:ilvl w:val="0"/>
+          <w:numId w:val="2"/>
+        </w:numPr>
+      </w:pPr>
+      <w:r>
+        <w:t xml:space="preserve">4. Pushear la MISMA rama a los dos repos del dueño: git push produccion &lt;rama&gt; y git push origin &lt;rama&gt;. Pushear la rama a produccion NO despliega — los workflows solo se disparan con cambios en main.</w:t>
+      </w:r>
+    </w:p>
+    <w:p>
+      <w:pPr>
+        <w:pStyle w:val="ListParagraph"/>
+        <w:numPr>
+          <w:ilvl w:val="0"/>
+          <w:numId w:val="2"/>
+        </w:numPr>
+      </w:pPr>
+      <w:r>
+        <w:t xml:space="preserve">5. Abrir el Pull Request hacia main del repo principal con el enlace que imprime GitHub: https://github.com/JCortes87/proyecto-gemelos-digitales-JC/pull/new/&lt;rama&gt;.</w:t>
+      </w:r>
+    </w:p>
+    <w:p>
+      <w:pPr>
+        <w:pStyle w:val="ListParagraph"/>
+        <w:numPr>
+          <w:ilvl w:val="0"/>
+          <w:numId w:val="2"/>
+        </w:numPr>
+      </w:pPr>
+      <w:r>
+        <w:t xml:space="preserve">6. FIN del trabajo del desarrollador. Prohibido: mergear el PR, push directo a main, y cualquier escritura sobre colaborador (repo de Juan).</w:t>
+      </w:r>
+    </w:p>
+    <w:p>
+      <w:pPr>
+        <w:pStyle w:val="Heading3"/>
+      </w:pPr>
+      <w:r>
+        <w:rPr>
+          <w:b/>
+          <w:bCs/>
+        </w:rPr>
+        <w:t xml:space="preserve">Procedimiento paso a paso — Parte 2: el dueño (merge manual)</w:t>
+      </w:r>
+    </w:p>
+    <w:p>
+      <w:pPr>
+        <w:pStyle w:val="ListParagraph"/>
+        <w:numPr>
+          <w:ilvl w:val="0"/>
+          <w:numId w:val="2"/>
+        </w:numPr>
+      </w:pPr>
+      <w:r>
+        <w:t xml:space="preserve">1. Abrir el PR en GitHub → pestaña Files changed → revisar el diff.</w:t>
+      </w:r>
+    </w:p>
+    <w:p>
+      <w:pPr>
+        <w:pStyle w:val="ListParagraph"/>
+        <w:numPr>
+          <w:ilvl w:val="0"/>
+          <w:numId w:val="2"/>
+        </w:numPr>
+      </w:pPr>
+      <w:r>
+        <w:t xml:space="preserve">2. Botón verde 'Merge pull request' → 'Confirm merge'. Este clic es el ÚNICO evento que despliega a producción.</w:t>
+      </w:r>
+    </w:p>
+    <w:p>
+      <w:pPr>
+        <w:pStyle w:val="ListParagraph"/>
+        <w:numPr>
+          <w:ilvl w:val="0"/>
+          <w:numId w:val="2"/>
+        </w:numPr>
+      </w:pPr>
+      <w:r>
+        <w:t xml:space="preserve">3. Verificar en la pestaña Actions que los workflows queden en verde (frontend ~3 min; backend ~10 min; docs/** no dispara ninguno).</w:t>
+      </w:r>
+    </w:p>
+    <w:p>
+      <w:pPr>
+        <w:pStyle w:val="ListParagraph"/>
+        <w:numPr>
+          <w:ilvl w:val="0"/>
+          <w:numId w:val="2"/>
+        </w:numPr>
+      </w:pPr>
+      <w:r>
+        <w:t xml:space="preserve">4. Comprobar en https://gemelo.cesa.edu.co en ventana de incógnito (o Ctrl+Shift+R).</w:t>
+      </w:r>
+    </w:p>
+    <w:p>
+      <w:pPr>
+        <w:pStyle w:val="ListParagraph"/>
+        <w:numPr>
+          <w:ilvl w:val="0"/>
+          <w:numId w:val="2"/>
+        </w:numPr>
+      </w:pPr>
+      <w:r>
+        <w:t xml:space="preserve">5. Si un workflow falla, producción NO se ve afectada (siguen sirviendo el contenedor y archivos anteriores); ver sección de rollback.</w:t>
       </w:r>
     </w:p>
     <w:p>

--- a/docs/Gemelo-Digital-Documentacion-Completa.docx
+++ b/docs/Gemelo-Digital-Documentacion-Completa.docx
@@ -6656,6 +6656,194 @@
       </w:pPr>
       <w:r>
         <w:t xml:space="preserve">5. Si un workflow falla, producción NO se ve afectada (siguen sirviendo el contenedor y archivos anteriores); ver sección de rollback.</w:t>
+      </w:r>
+    </w:p>
+    <w:p>
+      <w:pPr>
+        <w:pStyle w:val="Heading3"/>
+      </w:pPr>
+      <w:r>
+        <w:rPr>
+          <w:b/>
+          <w:bCs/>
+        </w:rPr>
+        <w:t xml:space="preserve">Redacción de commits y Pull Requests (convención fija)</w:t>
+      </w:r>
+    </w:p>
+    <w:p>
+      <w:pPr>
+        <w:spacing w:after="120"/>
+      </w:pPr>
+      <w:r>
+        <w:t xml:space="preserve">Los mensajes de commit y los textos de los PR siguen SIEMPRE el mismo formato. Aplica a cualquier persona o asistente que desarrolle:</w:t>
+      </w:r>
+    </w:p>
+    <w:p>
+      <w:pPr>
+        <w:pStyle w:val="ListParagraph"/>
+        <w:numPr>
+          <w:ilvl w:val="0"/>
+          <w:numId w:val="2"/>
+        </w:numPr>
+      </w:pPr>
+      <w:r>
+        <w:t xml:space="preserve">Idioma: español.</w:t>
+      </w:r>
+    </w:p>
+    <w:p>
+      <w:pPr>
+        <w:pStyle w:val="ListParagraph"/>
+        <w:numPr>
+          <w:ilvl w:val="0"/>
+          <w:numId w:val="2"/>
+        </w:numPr>
+      </w:pPr>
+      <w:r>
+        <w:t xml:space="preserve">Modo imperativo: verbos que describen lo que hace el cambio al aplicarse — 'agrega', 'ajusta', 'corrige', 'mueve', 'elimina', 'renombra'. Nunca en pasado ('se agregó') ni en tono conversacional ('te dejé listo…').</w:t>
+      </w:r>
+    </w:p>
+    <w:p>
+      <w:pPr>
+        <w:pStyle w:val="ListParagraph"/>
+        <w:numPr>
+          <w:ilvl w:val="0"/>
+          <w:numId w:val="2"/>
+        </w:numPr>
+      </w:pPr>
+      <w:r>
+        <w:t xml:space="preserve">Prefijo tipo conventional commits con ámbito entre paréntesis: feat(dashboard):, fix(auth):, style(portal):, docs:, chore:, perf:, sec:.</w:t>
+      </w:r>
+    </w:p>
+    <w:p>
+      <w:pPr>
+        <w:pStyle w:val="ListParagraph"/>
+        <w:numPr>
+          <w:ilvl w:val="0"/>
+          <w:numId w:val="2"/>
+        </w:numPr>
+      </w:pPr>
+      <w:r>
+        <w:t xml:space="preserve">Título del PR = título del commit principal: una sola línea, prefijo + resumen en imperativo. No inventar un título distinto.</w:t>
+      </w:r>
+    </w:p>
+    <w:p>
+      <w:pPr>
+        <w:pStyle w:val="ListParagraph"/>
+        <w:numPr>
+          <w:ilvl w:val="0"/>
+          <w:numId w:val="2"/>
+        </w:numPr>
+      </w:pPr>
+      <w:r>
+        <w:t xml:space="preserve">Descripción del PR / cuerpo del commit: lista de viñetas, cada una en imperativo, diciendo qué cambia y — cuando no sea obvio — por qué. Sin narrativa personal ni saludos.</w:t>
+      </w:r>
+    </w:p>
+    <w:p>
+      <w:pPr>
+        <w:spacing w:after="120"/>
+      </w:pPr>
+      <w:r>
+        <w:rPr>
+          <w:b/>
+          <w:bCs/>
+        </w:rPr>
+        <w:t xml:space="preserve">Ejemplos correctos:</w:t>
+      </w:r>
+    </w:p>
+    <w:p>
+      <w:pPr>
+        <w:shd w:fill="F4F4F4" w:val="clear"/>
+        <w:spacing w:after="120"/>
+      </w:pPr>
+      <w:r>
+        <w:rPr>
+          <w:rFonts w:ascii="Consolas" w:cs="Consolas" w:eastAsia="Consolas" w:hAnsi="Consolas"/>
+          <w:sz w:val="18"/>
+          <w:szCs w:val="18"/>
+        </w:rPr>
+        <w:t xml:space="preserve">feat(dashboard): agrega tarjeta de accesos al curso con recencia por estudiante</w:t>
+      </w:r>
+    </w:p>
+    <w:p>
+      <w:pPr>
+        <w:shd w:fill="F4F4F4" w:val="clear"/>
+        <w:spacing w:after="120"/>
+      </w:pPr>
+      <w:r>
+        <w:rPr>
+          <w:rFonts w:ascii="Consolas" w:cs="Consolas" w:eastAsia="Consolas" w:hAnsi="Consolas"/>
+          <w:sz w:val="18"/>
+          <w:szCs w:val="18"/>
+        </w:rPr>
+        <w:t xml:space="preserve">fix(ui): corrige la pestaña inicial del dashboard (abría en Estudiantes)</w:t>
+      </w:r>
+    </w:p>
+    <w:p>
+      <w:pPr>
+        <w:shd w:fill="F4F4F4" w:val="clear"/>
+        <w:spacing w:after="120"/>
+      </w:pPr>
+      <w:r>
+        <w:rPr>
+          <w:rFonts w:ascii="Consolas" w:cs="Consolas" w:eastAsia="Consolas" w:hAnsi="Consolas"/>
+          <w:sz w:val="18"/>
+          <w:szCs w:val="18"/>
+        </w:rPr>
+        <w:t xml:space="preserve">docs: detalla el procedimiento de publicacion paso a paso</w:t>
+      </w:r>
+    </w:p>
+    <w:p>
+      <w:pPr>
+        <w:spacing w:after="120"/>
+      </w:pPr>
+      <w:r>
+        <w:rPr>
+          <w:b/>
+          <w:bCs/>
+        </w:rPr>
+        <w:t xml:space="preserve">Ejemplos incorrectos:</w:t>
+      </w:r>
+    </w:p>
+    <w:p>
+      <w:pPr>
+        <w:shd w:fill="F4F4F4" w:val="clear"/>
+        <w:spacing w:after="120"/>
+      </w:pPr>
+      <w:r>
+        <w:rPr>
+          <w:rFonts w:ascii="Consolas" w:cs="Consolas" w:eastAsia="Consolas" w:hAnsi="Consolas"/>
+          <w:sz w:val="18"/>
+          <w:szCs w:val="18"/>
+        </w:rPr>
+        <w:t xml:space="preserve">Cambios varios                      &lt;- no dice qué hace</w:t>
+      </w:r>
+    </w:p>
+    <w:p>
+      <w:pPr>
+        <w:shd w:fill="F4F4F4" w:val="clear"/>
+        <w:spacing w:after="120"/>
+      </w:pPr>
+      <w:r>
+        <w:rPr>
+          <w:rFonts w:ascii="Consolas" w:cs="Consolas" w:eastAsia="Consolas" w:hAnsi="Consolas"/>
+          <w:sz w:val="18"/>
+          <w:szCs w:val="18"/>
+        </w:rPr>
+        <w:t xml:space="preserve">Se agregó la tarjeta de accesos     &lt;- pasado, no imperativo</w:t>
+      </w:r>
+    </w:p>
+    <w:p>
+      <w:pPr>
+        <w:shd w:fill="F4F4F4" w:val="clear"/>
+        <w:spacing w:after="120"/>
+      </w:pPr>
+      <w:r>
+        <w:rPr>
+          <w:rFonts w:ascii="Consolas" w:cs="Consolas" w:eastAsia="Consolas" w:hAnsi="Consolas"/>
+          <w:sz w:val="18"/>
+          <w:szCs w:val="18"/>
+        </w:rPr>
+        <w:t xml:space="preserve">Hola, aquí te dejo lo del dashboard &lt;- conversacional</w:t>
       </w:r>
     </w:p>
     <w:p>

--- a/docs/Gemelo-Digital-Documentacion-Completa.docx
+++ b/docs/Gemelo-Digital-Documentacion-Completa.docx
@@ -23123,6 +23123,18 @@
       </w:pPr>
       <w:r>
         <w:t xml:space="preserve">Asignaciones: la tarjeta muestra arriba el total de asignaciones (activas + no publicadas) y debajo el desglose.</w:t>
+      </w:r>
+    </w:p>
+    <w:p>
+      <w:pPr>
+        <w:pStyle w:val="ListParagraph"/>
+        <w:numPr>
+          <w:ilvl w:val="0"/>
+          <w:numId w:val="2"/>
+        </w:numPr>
+      </w:pPr>
+      <w:r>
+        <w:t xml:space="preserve">Portal del estudiante rediseñado (2-3 ago): tarjeta 'Mi nota' con velocímetro (GaugeMeter) y desglose por corte 1/2/3 + nota final calculada cuando los 3 cortes están calificados; tarjeta 'Mis asignaciones' con % entregadas y % calificadas (desplegables con la nota de cada una, cruzada con el gradebook vía gradeItemId); calendario de próximas entregas debajo de Resultados de Aprendizaje. Nuevo endpoint GET /brightspace/course/{ou}/dropbox/student/{userId}/status (entrega/calificación por asignación publicada, con soporte de entregas grupales).</w:t>
       </w:r>
     </w:p>
     <w:p>

--- a/docs/Gemelo-Digital-Documentacion-Completa.docx
+++ b/docs/Gemelo-Digital-Documentacion-Completa.docx
@@ -23134,7 +23134,7 @@
         </w:numPr>
       </w:pPr>
       <w:r>
-        <w:t xml:space="preserve">Portal del estudiante rediseñado (2-3 ago): tarjeta 'Mi nota' con velocímetro (GaugeMeter) y desglose por corte 1/2/3 + nota final calculada cuando los 3 cortes están calificados; tarjeta 'Mis asignaciones' con % entregadas y % calificadas (desplegables con la nota de cada una, cruzada con el gradebook vía gradeItemId); calendario de próximas entregas debajo de Resultados de Aprendizaje. Nuevo endpoint GET /brightspace/course/{ou}/dropbox/student/{userId}/status (entrega/calificación por asignación publicada, con soporte de entregas grupales).</w:t>
+        <w:t xml:space="preserve">Portal del estudiante rediseñado (2-3 ago): tarjeta 'Mi nota' con anillo circular (CircularRing, el mismo gráfico de los Resultados de Aprendizaje) y desglose por corte 1/2/3 + nota final calculada cuando los 3 cortes están calificados; tarjeta 'Mis asignaciones' con % entregadas y % calificadas (desplegables con la nota de cada una, cruzada con el gradebook vía gradeItemId); calendario de próximas entregas debajo de Resultados de Aprendizaje. Nuevo endpoint GET /brightspace/course/{ou}/dropbox/student/{userId}/status (entrega/calificación por asignación publicada, con soporte de entregas grupales).</w:t>
       </w:r>
     </w:p>
     <w:p>

--- a/docs/Gemelo-Digital-Documentacion-Completa.docx
+++ b/docs/Gemelo-Digital-Documentacion-Completa.docx
@@ -23134,7 +23134,7 @@
         </w:numPr>
       </w:pPr>
       <w:r>
-        <w:t xml:space="preserve">Portal del estudiante rediseñado (2-3 ago): tarjeta 'Mi nota' con anillo circular (CircularRing, el mismo gráfico de los Resultados de Aprendizaje) y desglose por corte 1/2/3 + nota final calculada cuando los 3 cortes están calificados; tarjeta 'Mis asignaciones' con % entregadas y % calificadas (desplegables con la nota de cada una, cruzada con el gradebook vía gradeItemId); calendario de próximas entregas debajo de Resultados de Aprendizaje. Nuevo endpoint GET /brightspace/course/{ou}/dropbox/student/{userId}/status (entrega/calificación por asignación publicada, con soporte de entregas grupales).</w:t>
+        <w:t xml:space="preserve">Portal del estudiante rediseñado (2-3 ago): tarjeta 'Mi nota' con anillo circular (CircularRing, el mismo gráfico de los Resultados de Aprendizaje) y desglose por corte 1/2/3 + nota final calculada cuando los 3 cortes están calificados; tarjeta 'Mis asignaciones' con % entregadas (sobre el total) y % calificadas sobre las entregadas, para una lectura coherente de las dos barras; el desplegable de entregadas lista también las pendientes por entregar en gris — y en rojo con su fecha si ya vencieron o vencen en menos de 7 días; el detalle muestra la nota de cada una, cruzada con el gradebook vía gradeItemId; calendario de próximas entregas debajo de Resultados de Aprendizaje. Nuevo endpoint GET /brightspace/course/{ou}/dropbox/student/{userId}/status (entrega/calificación por asignación publicada, con soporte de entregas grupales).</w:t>
       </w:r>
     </w:p>
     <w:p>

--- a/docs/Gemelo-Digital-Documentacion-Completa.docx
+++ b/docs/Gemelo-Digital-Documentacion-Completa.docx
@@ -23134,7 +23134,7 @@
         </w:numPr>
       </w:pPr>
       <w:r>
-        <w:t xml:space="preserve">Portal del estudiante rediseñado (2-3 ago): tarjeta 'Mi nota' con anillo circular (CircularRing, el mismo gráfico de los Resultados de Aprendizaje) y desglose por corte 1/2/3 + nota final calculada cuando los 3 cortes están calificados; tarjeta 'Mis asignaciones' con % entregadas (sobre el total) y % calificadas sobre las entregadas, para una lectura coherente de las dos barras; el desplegable de entregadas lista también las pendientes por entregar en gris — y en rojo con su fecha si ya vencieron o vencen en menos de 7 días; el detalle muestra la nota de cada una, cruzada con el gradebook vía gradeItemId; calendario de próximas entregas debajo de Resultados de Aprendizaje. Nuevo endpoint GET /brightspace/course/{ou}/dropbox/student/{userId}/status (entrega/calificación por asignación publicada, con soporte de entregas grupales).</w:t>
+        <w:t xml:space="preserve">Portal del estudiante rediseñado (2-3 ago): tarjeta 'Mi nota' con anillo circular (CircularRing, el mismo gráfico de los Resultados de Aprendizaje) mostrando solo la nota general — el desglose por corte 1/2/3 se retiró porque la estructura de cortes del gradebook varía entre cursos y a muchos les saldría 'sin calificar'; tarjeta 'Mis asignaciones' con % entregadas (sobre el total) y % calificadas sobre las entregadas, para una lectura coherente de las dos barras (contador 'X/Y calificadas'); el desplegable de entregadas lista también las pendientes por entregar en gris — y en rojo con su fecha si ya vencieron o vencen en menos de 7 días; el detalle muestra la nota de cada una, cruzada con el gradebook vía gradeItemId; calendario de próximas entregas debajo de Resultados de Aprendizaje. Nuevo endpoint GET /brightspace/course/{ou}/dropbox/student/{userId}/status (entrega/calificación por asignación publicada, con soporte de entregas grupales).</w:t>
       </w:r>
     </w:p>
     <w:p>

--- a/docs/Gemelo-Digital-Documentacion-Completa.docx
+++ b/docs/Gemelo-Digital-Documentacion-Completa.docx
@@ -23134,7 +23134,7 @@
         </w:numPr>
       </w:pPr>
       <w:r>
-        <w:t xml:space="preserve">Portal del estudiante rediseñado (2-3 ago): tarjeta 'Mi nota' con anillo circular (CircularRing, el mismo gráfico de los Resultados de Aprendizaje) mostrando solo la nota general — el desglose por corte 1/2/3 se retiró porque la estructura de cortes del gradebook varía entre cursos y a muchos les saldría 'sin calificar'; tarjeta 'Mis asignaciones' con % entregadas (sobre el total) y % calificadas sobre las entregadas, para una lectura coherente de las dos barras (contador 'X/Y calificadas'); el desplegable de entregadas lista también las pendientes por entregar en gris — y en rojo con su fecha si ya vencieron o vencen en menos de 7 días; el detalle muestra la nota de cada una, cruzada con el gradebook vía gradeItemId; calendario de próximas entregas debajo de Resultados de Aprendizaje. Nuevo endpoint GET /brightspace/course/{ou}/dropbox/student/{userId}/status (entrega/calificación por asignación publicada, con soporte de entregas grupales).</w:t>
+        <w:t xml:space="preserve">Portal del estudiante rediseñado (2-3 ago): tarjeta 'Mi nota' con anillo circular (CircularRing, el mismo gráfico de los Resultados de Aprendizaje) mostrando solo la nota general — el desglose por corte 1/2/3 se retiró porque la estructura de cortes del gradebook varía entre cursos y a muchos les saldría 'sin calificar'; tarjeta 'Mis asignaciones' con % entregadas (sobre el total) y % calificadas sobre las entregadas, para una lectura coherente de las dos barras (contador 'X/Y calificadas'); el desplegable de entregadas lista también las pendientes por entregar: en gris las ya vencidas o lejanas (con su fecha) y con texto rojo discreto las que vencen en menos de 7 días; el detalle muestra la nota de cada una, cruzada con el gradebook vía gradeItemId; calendario de próximas entregas debajo de Resultados de Aprendizaje — en la lista del calendario, las entregas que vencen en 7 días o menos llevan borde rojo (además del distintivo '!' pulsante que ya existía para las de menos de 2 días). Nuevo endpoint GET /brightspace/course/{ou}/dropbox/student/{userId}/status (entrega/calificación por asignación publicada, con soporte de entregas grupales).</w:t>
       </w:r>
     </w:p>
     <w:p>

--- a/docs/Gemelo-Digital-Documentacion-Completa.docx
+++ b/docs/Gemelo-Digital-Documentacion-Completa.docx
@@ -23135,6 +23135,18 @@
       </w:pPr>
       <w:r>
         <w:t xml:space="preserve">Portal del estudiante rediseñado (2-3 ago): tarjeta 'Mi nota' con anillo circular (CircularRing, el mismo gráfico de los Resultados de Aprendizaje) mostrando solo la nota general — el desglose por corte 1/2/3 se retiró porque la estructura de cortes del gradebook varía entre cursos y a muchos les saldría 'sin calificar'; tarjeta 'Mis asignaciones' con % entregadas (sobre el total) y % calificadas sobre las entregadas, para una lectura coherente de las dos barras (contador 'X/Y calificadas'); el desplegable de entregadas lista también las pendientes por entregar: en gris las ya vencidas o lejanas (con su fecha) y con texto rojo discreto las que vencen en menos de 7 días; el detalle muestra la nota de cada una, cruzada con el gradebook vía gradeItemId; calendario de próximas entregas debajo de Resultados de Aprendizaje — en la lista del calendario, las entregas que vencen en 7 días o menos llevan borde rojo (además del distintivo '!' pulsante que ya existía para las de menos de 2 días). Nuevo endpoint GET /brightspace/course/{ou}/dropbox/student/{userId}/status (entrega/calificación por asignación publicada, con soporte de entregas grupales).</w:t>
+      </w:r>
+    </w:p>
+    <w:p>
+      <w:pPr>
+        <w:pStyle w:val="ListParagraph"/>
+        <w:numPr>
+          <w:ilvl w:val="0"/>
+          <w:numId w:val="2"/>
+        </w:numPr>
+      </w:pPr>
+      <w:r>
+        <w:t xml:space="preserve">Fix en 'Accesos al curso' (3 ago): la barra 'Promedio de acceso a contenidos' (encima del desplegable 'Acceso a contenidos') no se mostraba en cursos con módulos anidados — el total de temas se contaba solo con el primer nivel de content/root y daba 0. Ahora el total se toma de /content/topics (que recorre submódulos, filtrando ocultos) con fallback al conteo del root.</w:t>
       </w:r>
     </w:p>
     <w:p>

--- a/docs/Gemelo-Digital-Documentacion-Completa.docx
+++ b/docs/Gemelo-Digital-Documentacion-Completa.docx
@@ -23146,7 +23146,19 @@
         </w:numPr>
       </w:pPr>
       <w:r>
-        <w:t xml:space="preserve">Fix en 'Accesos al curso' (3 ago): la barra 'Promedio de acceso a contenidos' (encima del desplegable 'Acceso a contenidos') no se mostraba en cursos con módulos anidados — el total de temas se contaba solo con el primer nivel de content/root y daba 0. Ahora el total se toma de /content/topics (que recorre submódulos, filtrando ocultos) con fallback al conteo del root.</w:t>
+        <w:t xml:space="preserve">Fix en el consumo de contenidos (3 ago): la barra 'Promedio de acceso a contenidos' no se mostraba en cursos con módulos anidados — el total de temas se contaba solo con el primer nivel de content/root y daba 0. Ahora el total se toma de /content/topics (que recorre submódulos, filtrando ocultos) con fallback al conteo del root.</w:t>
+      </w:r>
+    </w:p>
+    <w:p>
+      <w:pPr>
+        <w:pStyle w:val="ListParagraph"/>
+        <w:numPr>
+          <w:ilvl w:val="0"/>
+          <w:numId w:val="2"/>
+        </w:numPr>
+      </w:pPr>
+      <w:r>
+        <w:t xml:space="preserve">Reubicación del consumo de contenidos (3 ago): el bloque completo (barras 'Promedio de acceso a contenidos' y 'X de Y estudiantes han abierto elementos' + desplegable 'Acceso a contenidos' con el detalle por estudiante) se movió de la tarjeta 'Accesos al curso' a la tarjeta KPI 'Elementos publicados', para que publicación y consumo se lean juntos: total publicado, tipos de elemento y debajo cuánto acceden los estudiantes.</w:t>
       </w:r>
     </w:p>
     <w:p>

--- a/docs/Gemelo-Digital-Documentacion-Completa.docx
+++ b/docs/Gemelo-Digital-Documentacion-Completa.docx
@@ -23158,7 +23158,7 @@
         </w:numPr>
       </w:pPr>
       <w:r>
-        <w:t xml:space="preserve">Reubicación del consumo de contenidos (3 ago): el bloque completo (barras 'Promedio de acceso a contenidos' y 'X de Y estudiantes han abierto elementos' + desplegable 'Acceso a contenidos' con el detalle por estudiante) se movió de la tarjeta 'Accesos al curso' a la tarjeta KPI 'Elementos publicados', para que publicación y consumo se lean juntos: total publicado, tipos de elemento y debajo cuánto acceden los estudiantes.</w:t>
+        <w:t xml:space="preserve">Reubicación del consumo de contenidos (3 ago): las barras de resumen ('Promedio de acceso a elementos publicados' y 'X de Y estudiantes han abierto elementos') se movieron de la tarjeta 'Accesos al curso' a la tarjeta KPI 'Elementos publicados', para que publicación y consumo se lean juntos; el desplegable 'Acceso a contenidos' (detalle por estudiante y elementos abiertos) se quedó en 'Accesos al curso'.</w:t>
       </w:r>
     </w:p>
     <w:p>

--- a/docs/Gemelo-Digital-Documentacion-Completa.docx
+++ b/docs/Gemelo-Digital-Documentacion-Completa.docx
@@ -23158,7 +23158,7 @@
         </w:numPr>
       </w:pPr>
       <w:r>
-        <w:t xml:space="preserve">Reubicación del consumo de contenidos (3 ago): las barras de resumen ('Promedio de acceso a elementos publicados' y 'X de Y estudiantes han abierto elementos') se movieron de la tarjeta 'Accesos al curso' a la tarjeta KPI 'Elementos publicados', para que publicación y consumo se lean juntos; el desplegable 'Acceso a contenidos' (detalle por estudiante y elementos abiertos) se quedó en 'Accesos al curso'.</w:t>
+        <w:t xml:space="preserve">Reubicación del consumo de contenidos (3 ago): las barras de resumen ('Promedio de acceso a elementos publicados' y 'X de Y estudiantes han abierto elementos') se movieron de la tarjeta 'Accesos al curso' a la tarjeta KPI 'Elementos publicados', para que publicación y consumo se lean juntos; el desplegable 'Acceso a contenidos' (detalle por estudiante) se quedó en 'Accesos al curso'. Ambas barras llevan tooltip aclaratorio (el promedio es % de elementos abiertos por estudiante, cada elemento cuenta una vez; la otra barra cuenta estudiantes con al menos un elemento abierto) y en 'Accesos al curso' el detalle habla de 'contenidos', término distinto de los 'elementos' de la tarjeta KPI.</w:t>
       </w:r>
     </w:p>
     <w:p>

--- a/docs/Gemelo-Digital-Documentacion-Completa.docx
+++ b/docs/Gemelo-Digital-Documentacion-Completa.docx
@@ -23159,6 +23159,18 @@
       </w:pPr>
       <w:r>
         <w:t xml:space="preserve">Reubicación del consumo de contenidos (3 ago): las barras de resumen ('Promedio de acceso a elementos publicados' y 'X de Y estudiantes han abierto elementos') se movieron de la tarjeta 'Accesos al curso' a la tarjeta KPI 'Elementos publicados', para que publicación y consumo se lean juntos; el desplegable 'Acceso a contenidos' (detalle por estudiante) se quedó en 'Accesos al curso'. Ambas barras llevan tooltip aclaratorio (el promedio es % de elementos abiertos por estudiante, cada elemento cuenta una vez; la otra barra cuenta estudiantes con al menos un elemento abierto) y en 'Accesos al curso' el detalle habla de 'contenidos', término distinto de los 'elementos' de la tarjeta KPI.</w:t>
+      </w:r>
+    </w:p>
+    <w:p>
+      <w:pPr>
+        <w:pStyle w:val="ListParagraph"/>
+        <w:numPr>
+          <w:ilvl w:val="0"/>
+          <w:numId w:val="2"/>
+        </w:numPr>
+      </w:pPr>
+      <w:r>
+        <w:t xml:space="preserve">Voz ElevenLabs desactivada temporalmente (3 ago): el saludo 'Bienvenido de nuevo' sonaba en cada recarga del dashboard y cada reproducción consumía tokens de ElevenLabs. Se quitó el saludo y se agregó el interruptor ELEVENLABS_ENABLED = false en src/utils/speech.js: ninguna función de voz llama a /speech/tts; el tutorial y los botones de voz usan la voz gratuita del navegador (speechSynthesis). Para reactivar: flag en true y restaurar el saludo en TeacherDashboard.jsx.</w:t>
       </w:r>
     </w:p>
     <w:p>

--- a/docs/Gemelo-Digital-Documentacion-Completa.docx
+++ b/docs/Gemelo-Digital-Documentacion-Completa.docx
@@ -23159,6 +23159,18 @@
       </w:pPr>
       <w:r>
         <w:t xml:space="preserve">Reubicación del consumo de contenidos (3 ago): las barras de resumen ('Promedio de acceso a elementos publicados' y 'X de Y estudiantes han abierto elementos') se movieron de la tarjeta 'Accesos al curso' a la tarjeta KPI 'Elementos publicados', para que publicación y consumo se lean juntos; el desplegable 'Acceso a contenidos' (detalle por estudiante) se quedó en 'Accesos al curso'. Ambas barras llevan tooltip aclaratorio (el promedio es % de elementos abiertos por estudiante, cada elemento cuenta una vez; la otra barra cuenta estudiantes con al menos un elemento abierto) y en 'Accesos al curso' el detalle habla de 'contenidos', término distinto de los 'elementos' de la tarjeta KPI.</w:t>
+      </w:r>
+    </w:p>
+    <w:p>
+      <w:pPr>
+        <w:pStyle w:val="ListParagraph"/>
+        <w:numPr>
+          <w:ilvl w:val="0"/>
+          <w:numId w:val="2"/>
+        </w:numPr>
+      </w:pPr>
+      <w:r>
+        <w:t xml:space="preserve">Renombres de forma en la vista docente (3 ago): KPI 'Nota promedio' → 'Calificación promedio' (donut más grande y centrado verticalmente); 'Elementos publicados' → 'Recursos educativos publicados' ('Tipos de recurso educativo', 'Promedio de acceso a recursos educativos', 'X de Y estudiantes han abierto recursos educativos'); 'Distribución de notas' → 'Distribución de calificaciones' y en general 'notas' → 'calificaciones' en toda la vista docente (pestaña 'Predicción de calificaciones', tooltips, mensajes vacíos; 'Mis notas privadas' del drawer se mantiene porque son anotaciones); 'Cumplimiento evaluativo' → 'Evaluación y Feedback' con el título interno 'Índice de actividades evaluadas y retroalimentadas'; en 'Accesos al curso', 'Entraron...' → 'Ingresaron...'.</w:t>
       </w:r>
     </w:p>
     <w:p>

--- a/docs/Gemelo-Digital-Documentacion-Completa.docx
+++ b/docs/Gemelo-Digital-Documentacion-Completa.docx
@@ -23170,7 +23170,19 @@
         </w:numPr>
       </w:pPr>
       <w:r>
-        <w:t xml:space="preserve">Renombres de forma en la vista docente (3 ago): KPI 'Nota promedio' → 'Calificación promedio' (donut más grande y centrado verticalmente); 'Elementos publicados' → 'Recursos educativos publicados' ('Tipos de recurso educativo', 'Promedio de acceso a recursos educativos', 'X de Y estudiantes han abierto recursos educativos'); 'Distribución de notas' → 'Distribución de calificaciones' y en general 'notas' → 'calificaciones' en toda la vista docente (pestaña 'Predicción de calificaciones', tooltips, mensajes vacíos; 'Mis notas privadas' del drawer se mantiene porque son anotaciones); 'Cumplimiento evaluativo' → 'Evaluación y Feedback' con el título interno 'Índice de actividades evaluadas y retroalimentadas'; en 'Accesos al curso', 'Entraron...' → 'Ingresaron...'.</w:t>
+        <w:t xml:space="preserve">Renombres de forma en la vista docente (3 ago): KPI 'Nota promedio' → 'Calificación promedio' (donut más grande y centrado verticalmente); 'Elementos publicados' → 'Recursos educativos publicados' ('Tipos de recurso educativo', 'Promedio de acceso a recursos educativos', 'X de Y estudiantes han abierto recursos educativos'); 'Distribución de notas' → 'Distribución de calificaciones' y en general 'notas' → 'calificaciones' en toda la vista docente (pestaña 'Predicción de calificaciones', tooltips, mensajes vacíos; 'Mis notas privadas' del drawer se mantiene porque son anotaciones); 'Cumplimiento evaluativo' → 'Evaluación y Feedback' con el título interno 'Índice de actividades evaluadas y retroalimentadas'; en 'Accesos al curso', 'Entraron...' → 'Ingresaron...', 'Sin entrar hace +14 días' → 'Sin ingresar hace +14 días' y 'Nunca han entrado' → 'Nunca han ingresado'.</w:t>
+      </w:r>
+    </w:p>
+    <w:p>
+      <w:pPr>
+        <w:pStyle w:val="ListParagraph"/>
+        <w:numPr>
+          <w:ilvl w:val="0"/>
+          <w:numId w:val="2"/>
+        </w:numPr>
+      </w:pPr>
+      <w:r>
+        <w:t xml:space="preserve">Rama única de trabajo 'desarrollo' (3 ago): se eliminaron las ~33 ramas por-cambio ya mergeadas (en produccion y origin) y desde ahora todo cambio se commitea en la rama reutilizable 'desarrollo', que se pushea a ambos remotes y desde la cual se abre el PR a main; tras cada merge NO se borra — se reutiliza para el siguiente cambio.</w:t>
       </w:r>
     </w:p>
     <w:p>

--- a/docs/Gemelo-Digital-Documentacion-Completa.docx
+++ b/docs/Gemelo-Digital-Documentacion-Completa.docx
@@ -23171,6 +23171,18 @@
       </w:pPr>
       <w:r>
         <w:t xml:space="preserve">Renombres de forma en la vista docente (3 ago): KPI 'Nota promedio' → 'Calificación promedio' (donut más grande y centrado verticalmente); 'Elementos publicados' → 'Recursos educativos publicados' ('Tipos de recurso educativo', 'Promedio de acceso a recursos educativos', 'X de Y estudiantes han abierto recursos educativos'); 'Distribución de notas' → 'Distribución de calificaciones' y en general 'notas' → 'calificaciones' en toda la vista docente (pestaña 'Predicción de calificaciones', tooltips, mensajes vacíos; 'Mis notas privadas' del drawer se mantiene porque son anotaciones); 'Cumplimiento evaluativo' → 'Evaluación y Feedback' con el título interno 'Índice de actividades evaluadas y retroalimentadas'; en 'Accesos al curso', 'Entraron...' → 'Ingresaron...', 'Sin entrar hace +14 días' → 'Sin ingresar hace +14 días' y 'Nunca han entrado' → 'Nunca han ingresado'.</w:t>
+      </w:r>
+    </w:p>
+    <w:p>
+      <w:pPr>
+        <w:pStyle w:val="ListParagraph"/>
+        <w:numPr>
+          <w:ilvl w:val="0"/>
+          <w:numId w:val="2"/>
+        </w:numPr>
+      </w:pPr>
+      <w:r>
+        <w:t xml:space="preserve">Responsive del tablero docente (3 ago): en pantallas compactas (≤1366 px) la fila 'Resultados de aprendizaje + Asignaciones + Accesos' se reorganiza — RA ocupa una fila completa y Asignaciones + Accesos comparten la de abajo (en móvil ≤640 todo a una columna). El sidebar se puede contraer en pantallas compactas con el botón ☰ del topbar; en ≤1024 se mantiene el overlay existente, y se corrigió que entre 641–1024 px el botón no aparecía y el menú quedaba inaccesible.</w:t>
       </w:r>
     </w:p>
     <w:p>

--- a/docs/Gemelo-Digital-Documentacion-Completa.docx
+++ b/docs/Gemelo-Digital-Documentacion-Completa.docx
@@ -23171,6 +23171,30 @@
       </w:pPr>
       <w:r>
         <w:t xml:space="preserve">Renombres de forma en la vista docente (3 ago): KPI 'Nota promedio' → 'Calificación promedio' (donut más grande y centrado verticalmente); 'Elementos publicados' → 'Recursos educativos publicados' ('Tipos de recurso educativo', 'Promedio de acceso a recursos educativos', 'X de Y estudiantes han abierto recursos educativos'); 'Distribución de notas' → 'Distribución de calificaciones' y en general 'notas' → 'calificaciones' en toda la vista docente (pestaña 'Predicción de calificaciones', tooltips, mensajes vacíos; 'Mis notas privadas' del drawer se mantiene porque son anotaciones); 'Cumplimiento evaluativo' → 'Evaluación y Feedback' con el título interno 'Índice de actividades evaluadas y retroalimentadas'; en 'Accesos al curso', 'Entraron...' → 'Ingresaron...', 'Sin entrar hace +14 días' → 'Sin ingresar hace +14 días' y 'Nunca han entrado' → 'Nunca han ingresado'.</w:t>
+      </w:r>
+    </w:p>
+    <w:p>
+      <w:pPr>
+        <w:pStyle w:val="ListParagraph"/>
+        <w:numPr>
+          <w:ilvl w:val="0"/>
+          <w:numId w:val="2"/>
+        </w:numPr>
+      </w:pPr>
+      <w:r>
+        <w:t xml:space="preserve">Entrada LTI directa al curso (3 ago): al entrar embebido desde un curso de Brightspace, el Gemelo ya no muestra el selector/consola — salta directo al dashboard de ese curso (o al portal si el usuario es solo estudiante). AuthContext persiste el orgUnitId del hash del callback OAuth (gemelo_lti_org, se consume una sola vez) y RoleHome redirige; el botón 'Inicio' sigue llevando al selector.</w:t>
+      </w:r>
+    </w:p>
+    <w:p>
+      <w:pPr>
+        <w:pStyle w:val="ListParagraph"/>
+        <w:numPr>
+          <w:ilvl w:val="0"/>
+          <w:numId w:val="2"/>
+        </w:numPr>
+      </w:pPr>
+      <w:r>
+        <w:t xml:space="preserve">Tutorial solo la primera vez (3 ago): el backend envía first_login=1 en cada login, lo que relanzaba el tutorial (con voz) en cada entrada; ahora solo aparece si el usuario nunca lo ha visto (gemelo_onboarded). La narración por voz del tutorial quedó desactivada temporalmente (TUTORIAL_VOICE_ENABLED = false en teacher/onboarding.jsx); ElevenLabs ya está apagado globalmente, no se consumen tokens en ningún caso.</w:t>
       </w:r>
     </w:p>
     <w:p>

--- a/docs/Gemelo-Digital-Documentacion-Completa.docx
+++ b/docs/Gemelo-Digital-Documentacion-Completa.docx
@@ -23171,6 +23171,18 @@
       </w:pPr>
       <w:r>
         <w:t xml:space="preserve">Renombres de forma en la vista docente (3 ago): KPI 'Nota promedio' → 'Calificación promedio' (donut más grande y centrado verticalmente); 'Elementos publicados' → 'Recursos educativos publicados' ('Tipos de recurso educativo', 'Promedio de acceso a recursos educativos', 'X de Y estudiantes han abierto recursos educativos'); 'Distribución de notas' → 'Distribución de calificaciones' y en general 'notas' → 'calificaciones' en toda la vista docente (pestaña 'Predicción de calificaciones', tooltips, mensajes vacíos; 'Mis notas privadas' del drawer se mantiene porque son anotaciones); 'Cumplimiento evaluativo' → 'Evaluación y Feedback' con el título interno 'Índice de actividades evaluadas y retroalimentadas'; en 'Accesos al curso', 'Entraron...' → 'Ingresaron...', 'Sin entrar hace +14 días' → 'Sin ingresar hace +14 días' y 'Nunca han entrado' → 'Nunca han ingresado'.</w:t>
+      </w:r>
+    </w:p>
+    <w:p>
+      <w:pPr>
+        <w:pStyle w:val="ListParagraph"/>
+        <w:numPr>
+          <w:ilvl w:val="0"/>
+          <w:numId w:val="2"/>
+        </w:numPr>
+      </w:pPr>
+      <w:r>
+        <w:t xml:space="preserve">Toggle de vistas para profesores y dona de riesgo (3 ago): el toggle 'Vista profesor / Vista estudiante' del topbar (con su selector de estudiantes del curso) dejó de ser exclusivo de superadmin — ahora también lo ven los profesores; y la tarjeta 'Riesgo académico' cambió el velocímetro (GaugeMeter) por una dona (CircularRing), el mismo gráfico de 'Calificación promedio', con el 'X de Y estudiantes en riesgo' debajo del anillo.</w:t>
       </w:r>
     </w:p>
     <w:p>

--- a/docs/Gemelo-Digital-Documentacion-Completa.docx
+++ b/docs/Gemelo-Digital-Documentacion-Completa.docx
@@ -2272,7 +2272,7 @@
           <w:b/>
           <w:bCs/>
         </w:rPr>
-        <w:t xml:space="preserve">Vista de estudiante</w:t>
+        <w:t xml:space="preserve">Vista de estudiante (rediseñada en agosto 2026)</w:t>
       </w:r>
     </w:p>
     <w:p>
@@ -2284,7 +2284,7 @@
         </w:numPr>
       </w:pPr>
       <w:r>
-        <w:t xml:space="preserve">Portal personal con todos sus cursos.</w:t>
+        <w:t xml:space="preserve">Tarjeta 'Mi nota actual' — anillo circular con la nota general del curso en escala 0-10, coloreado según umbrales.</w:t>
       </w:r>
     </w:p>
     <w:p>
@@ -2296,7 +2296,7 @@
         </w:numPr>
       </w:pPr>
       <w:r>
-        <w:t xml:space="preserve">Mis cursos y su rendimiento individual.</w:t>
+        <w:t xml:space="preserve">Tarjeta 'Mis asignaciones' — % de asignaciones entregadas (sobre el total) y % calificadas (sobre las entregadas), cada una con barra y desplegable 'Ver cuáles': entregadas con fecha, calificadas con nota, y pendientes por entregar (rojo si vencen en menos de 7 días).</w:t>
       </w:r>
     </w:p>
     <w:p>
@@ -2308,7 +2308,7 @@
         </w:numPr>
       </w:pPr>
       <w:r>
-        <w:t xml:space="preserve">Cortes y evidencias vencidas.</w:t>
+        <w:t xml:space="preserve">Mis Resultados de Aprendizaje — anillo por RA con estado y la explicación de cada resultado.</w:t>
       </w:r>
     </w:p>
     <w:p>
@@ -2320,7 +2320,7 @@
         </w:numPr>
       </w:pPr>
       <w:r>
-        <w:t xml:space="preserve">Calendario personal con fechas de entrega.</w:t>
+        <w:t xml:space="preserve">Calendario 'Mis próximas entregas' debajo de RA — borde rojo si vence en 7 días o menos.</w:t>
       </w:r>
     </w:p>
     <w:p>
@@ -2332,7 +2332,19 @@
         </w:numPr>
       </w:pPr>
       <w:r>
-        <w:t xml:space="preserve">Proyección explicada — predicción de nota final con explicación.</w:t>
+        <w:t xml:space="preserve">'Notas de mis asignaciones' — gráfica de evolución + tabla de evidencias calificadas.</w:t>
+      </w:r>
+    </w:p>
+    <w:p>
+      <w:pPr>
+        <w:pStyle w:val="ListParagraph"/>
+        <w:numPr>
+          <w:ilvl w:val="0"/>
+          <w:numId w:val="2"/>
+        </w:numPr>
+      </w:pPr>
+      <w:r>
+        <w:t xml:space="preserve">Proyección explicada — predicción de nota final con explicación; prescripción del docente y ruta de mejora.</w:t>
       </w:r>
     </w:p>
     <w:p>
@@ -5266,7 +5278,7 @@
           </w:tcPr>
           <w:p>
             <w:r>
-              <w:t xml:space="preserve">Privado (solo invitados ven el código)</w:t>
+              <w:t xml:space="preserve">PÚBLICO (verificado 7 ago 2026 vía API de GitHub; antes se documentó como privado — confirmar con el dueño si debe volver a privado)</w:t>
             </w:r>
           </w:p>
         </w:tc>
@@ -15761,6 +15773,18 @@
       </w:pPr>
       <w:r>
         <w:t xml:space="preserve">Si falla en "aws ecs wait": el container nuevo no arrancó bien. Mirá CloudWatch Logs del servicio para ver qué error tuvo.</w:t>
+      </w:r>
+    </w:p>
+    <w:p>
+      <w:pPr>
+        <w:pStyle w:val="ListParagraph"/>
+        <w:numPr>
+          <w:ilvl w:val="0"/>
+          <w:numId w:val="2"/>
+        </w:numPr>
+      </w:pPr>
+      <w:r>
+        <w:t xml:space="preserve">Si el run se queda en "Queued" y nunca arranca (caso real: run #37 del frontend, 6 ago 2026): GitHub nunca le asignó el job (al abrirlo no aparece ningún paso). Causa típica: incidente de GitHub Actions en ese momento — verificar en https://www.githubstatus.com. GitHub NO re-agenda solo esos runs y un job en cola sin runner se descarta a las 24 h. Solución: abrir el run → "Cancel workflow", y relanzar con "Re-run all jobs" o con Actions → el workflow → "Run workflow" (rama main).</w:t>
       </w:r>
     </w:p>
     <w:p>

--- a/docs/Gemelo-Digital-Documentacion-Completa.docx
+++ b/docs/Gemelo-Digital-Documentacion-Completa.docx
@@ -15379,7 +15379,7 @@
           </w:tcPr>
           <w:p>
             <w:r>
-              <w:t xml:space="preserve">aws s3 sync con --delete sube los archivos nuevos y borra los que ya no existen</w:t>
+              <w:t xml:space="preserve">Dos pasos (desde el 7 ago 2026): dist/assets/ SIN --delete y con cache inmutable (los chunks de deploys anteriores se conservan para no romper navegadores con el index.html viejo), y el resto (index.html...) con no-cache para que siempre se revalide</w:t>
             </w:r>
           </w:p>
         </w:tc>
@@ -15785,6 +15785,18 @@
       </w:pPr>
       <w:r>
         <w:t xml:space="preserve">Si el run se queda en "Queued" y nunca arranca (caso real: run #37 del frontend, 6 ago 2026): GitHub nunca le asignó el job (al abrirlo no aparece ningún paso). Causa típica: incidente de GitHub Actions en ese momento — verificar en https://www.githubstatus.com. GitHub NO re-agenda solo esos runs y un job en cola sin runner se descarta a las 24 h. Solución: abrir el run → "Cancel workflow", y relanzar con "Re-run all jobs" o con Actions → el workflow → "Run workflow" (rama main).</w:t>
+      </w:r>
+    </w:p>
+    <w:p>
+      <w:pPr>
+        <w:pStyle w:val="ListParagraph"/>
+        <w:numPr>
+          <w:ilvl w:val="0"/>
+          <w:numId w:val="2"/>
+        </w:numPr>
+      </w:pPr>
+      <w:r>
+        <w:t xml:space="preserve">Si tras un deploy los usuarios ven "error loading dynamically imported module: .../assets/....js" (caso real: 7 ago 2026 en el iframe LTI de Brightspace): el navegador tenía cacheado el index.html anterior, que pide chunks JS con hash viejo. Desde el 7 ago hay triple protección: los assets de deploys anteriores ya no se borran, index.html va con no-cache, y el frontend se recarga solo una vez al detectar el fallo (vite:preloadError). Si aun así aparece: Ctrl+Shift+R.</w:t>
       </w:r>
     </w:p>
     <w:p>
@@ -16818,7 +16830,7 @@
         <w:spacing w:after="120"/>
       </w:pPr>
       <w:r>
-        <w:t xml:space="preserve">Sincroniza la carpeta dist/ con el bucket S3. La opción --delete borra del bucket archivos que ya no existen en dist/:</w:t>
+        <w:t xml:space="preserve">Sincroniza la carpeta dist/ con el bucket S3 en dos pasos, igual que el workflow (NO usar --delete: borraría los chunks de deploys anteriores y rompería a los navegadores que aún tienen el index.html viejo):</w:t>
       </w:r>
     </w:p>
     <w:p>
@@ -16832,7 +16844,21 @@
           <w:sz w:val="18"/>
           <w:szCs w:val="18"/>
         </w:rPr>
-        <w:t xml:space="preserve">aws s3 sync ./dist/ s3://gemelo-frontend-prod --delete --region us-east-1</w:t>
+        <w:t xml:space="preserve">aws s3 sync ./dist/assets/ s3://gemelo-frontend-prod/assets/ --cache-control "public,max-age=31536000,immutable" --region us-east-1</w:t>
+      </w:r>
+    </w:p>
+    <w:p>
+      <w:pPr>
+        <w:shd w:fill="F4F4F4" w:val="clear"/>
+        <w:spacing w:after="120"/>
+      </w:pPr>
+      <w:r>
+        <w:rPr>
+          <w:rFonts w:ascii="Consolas" w:cs="Consolas" w:eastAsia="Consolas" w:hAnsi="Consolas"/>
+          <w:sz w:val="18"/>
+          <w:szCs w:val="18"/>
+        </w:rPr>
+        <w:t xml:space="preserve">aws s3 sync ./dist/ s3://gemelo-frontend-prod --exclude "assets/*" --cache-control "no-cache" --region us-east-1</w:t>
       </w:r>
     </w:p>
     <w:p>

--- a/docs/Gemelo-Digital-Documentacion-Completa.docx
+++ b/docs/Gemelo-Digital-Documentacion-Completa.docx
@@ -23221,6 +23221,18 @@
       </w:pPr>
       <w:r>
         <w:t xml:space="preserve">Renombres de forma en la vista docente (3 ago): KPI 'Nota promedio' → 'Calificación promedio' (donut más grande y centrado verticalmente); 'Elementos publicados' → 'Recursos educativos publicados' ('Tipos de recurso educativo', 'Promedio de acceso a recursos educativos', 'X de Y estudiantes han abierto recursos educativos'); 'Distribución de notas' → 'Distribución de calificaciones' y en general 'notas' → 'calificaciones' en toda la vista docente (pestaña 'Predicción de calificaciones', tooltips, mensajes vacíos; 'Mis notas privadas' del drawer se mantiene porque son anotaciones); 'Cumplimiento evaluativo' → 'Evaluación y Feedback' con el título interno 'Índice de actividades evaluadas y retroalimentadas'; en 'Accesos al curso', 'Entraron...' → 'Ingresaron...', 'Sin entrar hace +14 días' → 'Sin ingresar hace +14 días' y 'Nunca han entrado' → 'Nunca han ingresado'.</w:t>
+      </w:r>
+    </w:p>
+    <w:p>
+      <w:pPr>
+        <w:pStyle w:val="ListParagraph"/>
+        <w:numPr>
+          <w:ilvl w:val="0"/>
+          <w:numId w:val="2"/>
+        </w:numPr>
+      </w:pPr>
+      <w:r>
+        <w:t xml:space="preserve">Fix del conteo de recursos educativos (10 ago): la tarjeta 'Recursos educativos publicados' descartaba los recursos con LastModifiedDate anterior al inicio del curso — el material cargado con antelación desaparecía del conteo y un curso con 5+ PDFs mostraba '1 PDF'. Ahora cuenta todos los recursos visibles del curso (ocultos excluidos), con el desglose por tipo (PDF, Word, Excel, Imágenes, Audios, Videos, HTML, Enlace, Otros) sobre esa misma base.</w:t>
       </w:r>
     </w:p>
     <w:p>

--- a/docs/Gemelo-Digital-Documentacion-Completa.docx
+++ b/docs/Gemelo-Digital-Documentacion-Completa.docx
@@ -23221,6 +23221,18 @@
       </w:pPr>
       <w:r>
         <w:t xml:space="preserve">Renombres de forma en la vista docente (3 ago): KPI 'Nota promedio' → 'Calificación promedio' (donut más grande y centrado verticalmente); 'Elementos publicados' → 'Recursos educativos publicados' ('Tipos de recurso educativo', 'Promedio de acceso a recursos educativos', 'X de Y estudiantes han abierto recursos educativos'); 'Distribución de notas' → 'Distribución de calificaciones' y en general 'notas' → 'calificaciones' en toda la vista docente (pestaña 'Predicción de calificaciones', tooltips, mensajes vacíos; 'Mis notas privadas' del drawer se mantiene porque son anotaciones); 'Cumplimiento evaluativo' → 'Evaluación y Feedback' con el título interno 'Índice de actividades evaluadas y retroalimentadas'; en 'Accesos al curso', 'Entraron...' → 'Ingresaron...', 'Sin entrar hace +14 días' → 'Sin ingresar hace +14 días' y 'Nunca han entrado' → 'Nunca han ingresado'.</w:t>
+      </w:r>
+    </w:p>
+    <w:p>
+      <w:pPr>
+        <w:pStyle w:val="ListParagraph"/>
+        <w:numPr>
+          <w:ilvl w:val="0"/>
+          <w:numId w:val="2"/>
+        </w:numPr>
+      </w:pPr>
+      <w:r>
+        <w:t xml:space="preserve">Fechas heredadas de importación (10 ago): al importar contenido de un curso anterior, las asignaciones llegan con fechas de cierre viejas y se contaban como 'vencidas'. Nueva regla: una fecha de cierre anterior al inicio del curso actual no puede ser un vencimiento real — se marca como 'Fecha heredada' (chip gris en el detalle de Asignaciones, con aviso de cuántas hay) y se excluye del contador 'Vencidas'; un cierre posterior al inicio del curso y ya pasado sí cuenta como vencida. La misma regla aplica en el portal del estudiante. El icono del PDF cambió de rojo a naranja (📙).</w:t>
       </w:r>
     </w:p>
     <w:p>

--- a/docs/Gemelo-Digital-Documentacion-Completa.docx
+++ b/docs/Gemelo-Digital-Documentacion-Completa.docx
@@ -23221,6 +23221,18 @@
       </w:pPr>
       <w:r>
         <w:t xml:space="preserve">Renombres de forma en la vista docente (3 ago): KPI 'Nota promedio' → 'Calificación promedio' (donut más grande y centrado verticalmente); 'Elementos publicados' → 'Recursos educativos publicados' ('Tipos de recurso educativo', 'Promedio de acceso a recursos educativos', 'X de Y estudiantes han abierto recursos educativos'); 'Distribución de notas' → 'Distribución de calificaciones' y en general 'notas' → 'calificaciones' en toda la vista docente (pestaña 'Predicción de calificaciones', tooltips, mensajes vacíos; 'Mis notas privadas' del drawer se mantiene porque son anotaciones); 'Cumplimiento evaluativo' → 'Evaluación y Feedback' con el título interno 'Índice de actividades evaluadas y retroalimentadas'; en 'Accesos al curso', 'Entraron...' → 'Ingresaron...', 'Sin entrar hace +14 días' → 'Sin ingresar hace +14 días' y 'Nunca han entrado' → 'Nunca han ingresado'.</w:t>
+      </w:r>
+    </w:p>
+    <w:p>
+      <w:pPr>
+        <w:pStyle w:val="ListParagraph"/>
+        <w:numPr>
+          <w:ilvl w:val="0"/>
+          <w:numId w:val="2"/>
+        </w:numPr>
+      </w:pPr>
+      <w:r>
+        <w:t xml:space="preserve">Estudiantes prioritarios: detalle de vencidos y regla heredada en backend (10 ago): el stat 'Vencido X%' es el peso del gradebook en ítems con fecha vencida y sin calificar (idéntico entre estudiantes si nadie tiene nota en esos ítems); 'Cobertura' es el % del peso ya calificado (0% = sin calificaciones publicadas). Nuevo desplegable 'Ver ítems vencidos' bajo el stat: lista nombre + fecha de cada ítem, separando vencidos reales de los de fecha heredada. La regla de fechas heredadas se aplicó también en el backend (_course_start_date + is_overdue en build_gemelo y compute_students_gradebook_metrics, nuevo get_course_info en el cliente): los ítems con vencimiento anterior al inicio del curso ya no inflan 'Vencido' ni 'Vencido sin registro'; los snapshots de DB reflejan la regla tras el siguiente sync.</w:t>
       </w:r>
     </w:p>
     <w:p>

--- a/docs/Gemelo-Digital-Documentacion-Completa.docx
+++ b/docs/Gemelo-Digital-Documentacion-Completa.docx
@@ -23232,7 +23232,7 @@
         </w:numPr>
       </w:pPr>
       <w:r>
-        <w:t xml:space="preserve">Estudiantes prioritarios: detalle de vencidos y regla heredada en backend (10 ago): el stat 'Vencido X%' es el peso del gradebook en ítems con fecha vencida y sin calificar (idéntico entre estudiantes si nadie tiene nota en esos ítems); 'Cobertura' es el % del peso ya calificado (0% = sin calificaciones publicadas). Nuevo desplegable 'Ver ítems vencidos' bajo el stat: lista nombre + fecha de cada ítem, separando vencidos reales de los de fecha heredada. La regla de fechas heredadas se aplicó también en el backend (_course_start_date + is_overdue en build_gemelo y compute_students_gradebook_metrics, nuevo get_course_info en el cliente): los ítems con vencimiento anterior al inicio del curso ya no inflan 'Vencido' ni 'Vencido sin registro'; los snapshots de DB reflejan la regla tras el siguiente sync.</w:t>
+        <w:t xml:space="preserve">Estudiantes prioritarios: detalle de vencidos y regla heredada en backend (10 ago): el stat 'Vencido X%' es el peso del gradebook en ítems con fecha vencida y sin calificar (idéntico entre estudiantes si nadie tiene nota en esos ítems); 'Cobertura' es el % del peso ya calificado (0% = sin calificaciones publicadas). Nuevo desplegable 'Ver asignaciones vencidas sin entrega' bajo el stat: cruza el gradebook con el estado de entregas dropbox y lista nombre + fecha SOLO de las asignaciones vencidas que el estudiante no entregó (si entregó y falta calificar no se lista; las de fecha heredada tampoco). La regla de fechas heredadas se aplicó también en el backend (_course_start_date + is_overdue en build_gemelo y compute_students_gradebook_metrics, nuevo get_course_info en el cliente): los ítems con vencimiento anterior al inicio del curso ya no inflan 'Vencido' ni 'Vencido sin registro'; los snapshots de DB reflejan la regla tras el siguiente sync.</w:t>
       </w:r>
     </w:p>
     <w:p>

--- a/docs/Gemelo-Digital-Documentacion-Completa.docx
+++ b/docs/Gemelo-Digital-Documentacion-Completa.docx
@@ -23232,7 +23232,7 @@
         </w:numPr>
       </w:pPr>
       <w:r>
-        <w:t xml:space="preserve">Estudiantes prioritarios: detalle de vencidos y regla heredada en backend (10 ago): el stat 'Vencido X%' es el peso del gradebook en ítems con fecha vencida y sin calificar (idéntico entre estudiantes si nadie tiene nota en esos ítems); 'Cobertura' es el % del peso ya calificado (0% = sin calificaciones publicadas). Nuevo desplegable 'Ver asignaciones vencidas sin entrega' bajo el stat: cruza el gradebook con el estado de entregas dropbox y lista nombre + fecha SOLO de las asignaciones vencidas que el estudiante no entregó (si entregó y falta calificar no se lista; las de fecha heredada tampoco). La regla de fechas heredadas se aplicó también en el backend (_course_start_date + is_overdue en build_gemelo y compute_students_gradebook_metrics, nuevo get_course_info en el cliente): los ítems con vencimiento anterior al inicio del curso ya no inflan 'Vencido' ni 'Vencido sin registro'; los snapshots de DB reflejan la regla tras el siguiente sync.</w:t>
+        <w:t xml:space="preserve">Estudiantes prioritarios: detalle de vencidos y regla heredada en backend (10 ago): el stat 'Vencido X%' es el peso del gradebook en ítems con fecha vencida y sin calificar (idéntico entre estudiantes si nadie tiene nota en esos ítems); 'Cobertura' es el % del peso ya calificado (0% = sin calificaciones publicadas). Nuevo desplegable 'Ver asignaciones vencidas sin entrega' bajo el stat: cruza el gradebook con el estado de entregas dropbox y lista nombre + fecha SOLO de las asignaciones vencidas que el estudiante no entregó (si entregó y falta calificar no se lista; las de fecha heredada tampoco). Si la lista queda vacía pero el stat 'Vencido' muestra un %, el desplegable explica el porqué (fechas heredadas y/o entregadas pendientes de calificación). El icono del PDF pasó a documento neutro (📃). La regla de fechas heredadas se aplicó también en el backend (_course_start_date + is_overdue en build_gemelo y compute_students_gradebook_metrics, nuevo get_course_info en el cliente): los ítems con vencimiento anterior al inicio del curso ya no inflan 'Vencido' ni 'Vencido sin registro'; los snapshots de DB reflejan la regla tras el siguiente sync.</w:t>
       </w:r>
     </w:p>
     <w:p>

--- a/docs/Gemelo-Digital-Documentacion-Completa.docx
+++ b/docs/Gemelo-Digital-Documentacion-Completa.docx
@@ -23221,6 +23221,18 @@
       </w:pPr>
       <w:r>
         <w:t xml:space="preserve">Renombres de forma en la vista docente (3 ago): KPI 'Nota promedio' → 'Calificación promedio' (donut más grande y centrado verticalmente); 'Elementos publicados' → 'Recursos educativos publicados' ('Tipos de recurso educativo', 'Promedio de acceso a recursos educativos', 'X de Y estudiantes han abierto recursos educativos'); 'Distribución de notas' → 'Distribución de calificaciones' y en general 'notas' → 'calificaciones' en toda la vista docente (pestaña 'Predicción de calificaciones', tooltips, mensajes vacíos; 'Mis notas privadas' del drawer se mantiene porque son anotaciones); 'Cumplimiento evaluativo' → 'Evaluación y Feedback' con el título interno 'Índice de actividades evaluadas y retroalimentadas'; en 'Accesos al curso', 'Entraron...' → 'Ingresaron...', 'Sin entrar hace +14 días' → 'Sin ingresar hace +14 días' y 'Nunca han entrado' → 'Nunca han ingresado'.</w:t>
+      </w:r>
+    </w:p>
+    <w:p>
+      <w:pPr>
+        <w:pStyle w:val="ListParagraph"/>
+        <w:numPr>
+          <w:ilvl w:val="0"/>
+          <w:numId w:val="2"/>
+        </w:numPr>
+      </w:pPr>
+      <w:r>
+        <w:t xml:space="preserve">Rediseño de prioritarios en dos escenarios (10 ago): nuevo endpoint GET /brightspace/course/{ou}/dropbox/grading-status (entregas y feedback por asignación de TODO el curso, cacheado; carpetas grupales marcadas isGroup y excluidas del cálculo por-estudiante). 'Estudiantes prioritarios' pasa a criterios centrados en el estudiante — calificación crítica, vencidas sin entrega (conteo + desplegable local con nombre y fecha) y sin ingresar hace +7 días (o nunca); ya no lista 'pendiente de calificación' ni 'cobertura baja'. 'Evaluación y Feedback' gana el desplegable 'Pendientes por calificar (N entregas)': por asignación, fecha (Venció/Vence) y nombres de los estudiantes que entregaron y esperan feedback.</w:t>
       </w:r>
     </w:p>
     <w:p>

--- a/docs/Gemelo-Digital-Documentacion-Completa.docx
+++ b/docs/Gemelo-Digital-Documentacion-Completa.docx
@@ -23221,6 +23221,18 @@
       </w:pPr>
       <w:r>
         <w:t xml:space="preserve">Renombres de forma en la vista docente (3 ago): KPI 'Nota promedio' → 'Calificación promedio' (donut más grande y centrado verticalmente); 'Elementos publicados' → 'Recursos educativos publicados' ('Tipos de recurso educativo', 'Promedio de acceso a recursos educativos', 'X de Y estudiantes han abierto recursos educativos'); 'Distribución de notas' → 'Distribución de calificaciones' y en general 'notas' → 'calificaciones' en toda la vista docente (pestaña 'Predicción de calificaciones', tooltips, mensajes vacíos; 'Mis notas privadas' del drawer se mantiene porque son anotaciones); 'Cumplimiento evaluativo' → 'Evaluación y Feedback' con el título interno 'Índice de actividades evaluadas y retroalimentadas'; en 'Accesos al curso', 'Entraron...' → 'Ingresaron...', 'Sin entrar hace +14 días' → 'Sin ingresar hace +14 días' y 'Nunca han entrado' → 'Nunca han ingresado'.</w:t>
+      </w:r>
+    </w:p>
+    <w:p>
+      <w:pPr>
+        <w:pStyle w:val="ListParagraph"/>
+        <w:numPr>
+          <w:ilvl w:val="0"/>
+          <w:numId w:val="2"/>
+        </w:numPr>
+      </w:pPr>
+      <w:r>
+        <w:t xml:space="preserve">Afinación de los dos escenarios (10 ago, 2ª ronda): 'Pendientes por calificar' ahora es 'X/Y asignaciones por calificar' con barra de progreso (roja si alguna venció) y flechita para ver de quiénes; nueva sección 'Faltan por entregar (sin fecha límite)': asignaciones sin fecha donde ≥50% ya entregó, con los nombres de los que faltan. En 'Estudiantes prioritarios' la inactividad dejó de ser criterio de inclusión (solo alerta adicional; los solo-inactivos están en 'Accesos al curso'). En 'Accesos al curso' el bucket pasó de '+14 días' a 'Sin ingresar hace +7 días' en rojo, cerrando el hueco de 8–14 días que no aparecía en ningún grupo.</w:t>
       </w:r>
     </w:p>
     <w:p>

--- a/docs/Gemelo-Digital-Documentacion-Completa.docx
+++ b/docs/Gemelo-Digital-Documentacion-Completa.docx
@@ -23221,6 +23221,18 @@
       </w:pPr>
       <w:r>
         <w:t xml:space="preserve">Renombres de forma en la vista docente (3 ago): KPI 'Nota promedio' → 'Calificación promedio' (donut más grande y centrado verticalmente); 'Elementos publicados' → 'Recursos educativos publicados' ('Tipos de recurso educativo', 'Promedio de acceso a recursos educativos', 'X de Y estudiantes han abierto recursos educativos'); 'Distribución de notas' → 'Distribución de calificaciones' y en general 'notas' → 'calificaciones' en toda la vista docente (pestaña 'Predicción de calificaciones', tooltips, mensajes vacíos; 'Mis notas privadas' del drawer se mantiene porque son anotaciones); 'Cumplimiento evaluativo' → 'Evaluación y Feedback' con el título interno 'Índice de actividades evaluadas y retroalimentadas'; en 'Accesos al curso', 'Entraron...' → 'Ingresaron...', 'Sin entrar hace +14 días' → 'Sin ingresar hace +14 días' y 'Nunca han entrado' → 'Nunca han ingresado'.</w:t>
+      </w:r>
+    </w:p>
+    <w:p>
+      <w:pPr>
+        <w:pStyle w:val="ListParagraph"/>
+        <w:numPr>
+          <w:ilvl w:val="0"/>
+          <w:numId w:val="2"/>
+        </w:numPr>
+      </w:pPr>
+      <w:r>
+        <w:t xml:space="preserve">Buckets de accesos excluyentes (10 ago): 'Ingresaron en los últimos 7 días' incluía también a los de hoy, duplicando la lectura con 'Ingresaron hoy'. Ahora los cuatro grupos son excluyentes — hoy / entre ayer y hace 7 días / +7 días / nunca — cada estudiante cae en uno solo y los porcentajes suman 100%.</w:t>
       </w:r>
     </w:p>
     <w:p>

--- a/docs/Gemelo-Digital-Documentacion-Completa.docx
+++ b/docs/Gemelo-Digital-Documentacion-Completa.docx
@@ -23221,6 +23221,18 @@
       </w:pPr>
       <w:r>
         <w:t xml:space="preserve">Renombres de forma en la vista docente (3 ago): KPI 'Nota promedio' → 'Calificación promedio' (donut más grande y centrado verticalmente); 'Elementos publicados' → 'Recursos educativos publicados' ('Tipos de recurso educativo', 'Promedio de acceso a recursos educativos', 'X de Y estudiantes han abierto recursos educativos'); 'Distribución de notas' → 'Distribución de calificaciones' y en general 'notas' → 'calificaciones' en toda la vista docente (pestaña 'Predicción de calificaciones', tooltips, mensajes vacíos; 'Mis notas privadas' del drawer se mantiene porque son anotaciones); 'Cumplimiento evaluativo' → 'Evaluación y Feedback' con el título interno 'Índice de actividades evaluadas y retroalimentadas'; en 'Accesos al curso', 'Entraron...' → 'Ingresaron...', 'Sin entrar hace +14 días' → 'Sin ingresar hace +14 días' y 'Nunca han entrado' → 'Nunca han ingresado'.</w:t>
+      </w:r>
+    </w:p>
+    <w:p>
+      <w:pPr>
+        <w:pStyle w:val="ListParagraph"/>
+        <w:numPr>
+          <w:ilvl w:val="0"/>
+          <w:numId w:val="2"/>
+        </w:numPr>
+      </w:pPr>
+      <w:r>
+        <w:t xml:space="preserve">Lenguaje sencillo en textos y tooltips (11 ago): se eliminó la jerga técnica de los textos visibles del dashboard docente — nada de 'dropbox', 'gradebook', 'classlist' ni nombres de variables; ahora se habla de 'asignaciones publicadas', 'actividades calificables', 'último ingreso', etc. El vacío de Asignaciones pasó a 'Este curso no tiene asignaciones publicadas. Cuando publiques asignaciones en Brightspace aparecerán aquí…'. Convención fija: los textos del usuario final no llevan términos técnicos ni nombres de variables.</w:t>
       </w:r>
     </w:p>
     <w:p>

--- a/docs/Gemelo-Digital-Documentacion-Completa.docx
+++ b/docs/Gemelo-Digital-Documentacion-Completa.docx
@@ -23221,6 +23221,18 @@
       </w:pPr>
       <w:r>
         <w:t xml:space="preserve">Renombres de forma en la vista docente (3 ago): KPI 'Nota promedio' → 'Calificación promedio' (donut más grande y centrado verticalmente); 'Elementos publicados' → 'Recursos educativos publicados' ('Tipos de recurso educativo', 'Promedio de acceso a recursos educativos', 'X de Y estudiantes han abierto recursos educativos'); 'Distribución de notas' → 'Distribución de calificaciones' y en general 'notas' → 'calificaciones' en toda la vista docente (pestaña 'Predicción de calificaciones', tooltips, mensajes vacíos; 'Mis notas privadas' del drawer se mantiene porque son anotaciones); 'Cumplimiento evaluativo' → 'Evaluación y Feedback' con el título interno 'Índice de actividades evaluadas y retroalimentadas'; en 'Accesos al curso', 'Entraron...' → 'Ingresaron...', 'Sin entrar hace +14 días' → 'Sin ingresar hace +14 días' y 'Nunca han entrado' → 'Nunca han ingresado'.</w:t>
+      </w:r>
+    </w:p>
+    <w:p>
+      <w:pPr>
+        <w:pStyle w:val="ListParagraph"/>
+        <w:numPr>
+          <w:ilvl w:val="0"/>
+          <w:numId w:val="2"/>
+        </w:numPr>
+      </w:pPr>
+      <w:r>
+        <w:t xml:space="preserve">Renombre visible: 'G.D' → 'Visor de desempeño estudiantil' (11 ago): se reemplazaron las ~57 apariciones de las siglas en todos los textos visibles del frontend (sidebar, topbar, login/carga, portal del estudiante, panel coordinador, consola superadmin, tutorial, novedades, reportes exportados, asunto del correo de reporte de errores), con ajustes gramaticales ('a G.D' → 'al Visor…', 'de G.D' → 'del Visor…'). El nombre interno del proyecto (repos, endpoints /gemelo/*, código) no cambia.</w:t>
       </w:r>
     </w:p>
     <w:p>

--- a/docs/Gemelo-Digital-Documentacion-Completa.docx
+++ b/docs/Gemelo-Digital-Documentacion-Completa.docx
@@ -6752,6 +6752,18 @@
     </w:p>
     <w:p>
       <w:pPr>
+        <w:pStyle w:val="ListParagraph"/>
+        <w:numPr>
+          <w:ilvl w:val="0"/>
+          <w:numId w:val="2"/>
+        </w:numPr>
+      </w:pPr>
+      <w:r>
+        <w:t xml:space="preserve">Título y descripción SIEMPRE por aparte (regla desde el 18 ago 2026): el título del commit debe ser corto (máx. 72 caracteres) — si es más largo, GitHub lo trunca al autollenar el PR y arrastra el resto al campo de título, dejándolo incompleto y mezclado con la descripción. Al abrir el PR, verificar que el campo Title tenga solo la línea del título y que las viñetas queden en el campo Description; si el autollenado los mezcló, separarlos a mano.</w:t>
+      </w:r>
+    </w:p>
+    <w:p>
+      <w:pPr>
         <w:spacing w:after="120"/>
       </w:pPr>
       <w:r>
@@ -23245,6 +23257,18 @@
       </w:pPr>
       <w:r>
         <w:t xml:space="preserve">Lenguaje sencillo en textos y tooltips (11 ago): se eliminó la jerga técnica de los textos visibles del dashboard docente — nada de 'dropbox', 'gradebook', 'classlist' ni nombres de variables; ahora se habla de 'asignaciones publicadas', 'actividades calificables', 'último ingreso', etc. El vacío de Asignaciones pasó a 'Este curso no tiene asignaciones publicadas. Cuando publiques asignaciones en Brightspace aparecerán aquí…'. Convención fija: los textos del usuario final no llevan términos técnicos ni nombres de variables.</w:t>
+      </w:r>
+    </w:p>
+    <w:p>
+      <w:pPr>
+        <w:pStyle w:val="ListParagraph"/>
+        <w:numPr>
+          <w:ilvl w:val="0"/>
+          <w:numId w:val="2"/>
+        </w:numPr>
+      </w:pPr>
+      <w:r>
+        <w:t xml:space="preserve">Recuento y tipos de recursos educativos afinados (18 ago): en la tarjeta 'Recursos educativos publicados', 'HTML' es únicamente las páginas creadas dentro de Brightspace ('Crear nuevo → Página'); un enlace publicado como recurso que lleva a una página web cuenta como 'Enlace' aunque su URL termine en .html, y si lleva a un archivo (PDF, Word, Excel…) cuenta por su tipo de archivo. Los módulos ('Nueva unidad') nunca cuentan como recurso — solo lo que hay dentro. Además ahora también se cuentan: los archivos enlazados dentro de una página (el endpoint /content/topics descarga el HTML de cada página interna y devuelve sus enlaces como EmbeddedLinks; una página con 7 PDFs enlazados suma la página y los 7 PDFs; los enlaces a sitios web escritos dentro de una página no se cuentan) y los enlaces publicados en la descripción de las unidades (moduleLinks: a un archivo cuentan por su tipo y a una página web como 'Enlace'). Dedupe global: un mismo destino enlazado en varias páginas/unidades, o publicado además como recurso propio, cuenta una sola vez. La clasificación vive en utils/helpers.js (contentTypeLabel, fileTypeFromUrl, countEducationalResources) con tests de vitest, y el extractor del backend (_extract_hrefs) tiene tests de pytest. Los tooltips de la tarjeta quedaron cortos y sin ejemplos (convención: tooltips resumidos). Limitación: Brightspace no registra la apertura de archivos enlazados dentro de una página o unidad, así que las barras de consumo miden solo los recursos del árbol de contenido.</w:t>
       </w:r>
     </w:p>
     <w:p>

--- a/docs/Gemelo-Digital-Documentacion-Completa.docx
+++ b/docs/Gemelo-Digital-Documentacion-Completa.docx
@@ -23269,6 +23269,18 @@
       </w:pPr>
       <w:r>
         <w:t xml:space="preserve">Recuento y tipos de recursos educativos afinados (18 ago): en la tarjeta 'Recursos educativos publicados', 'HTML' es únicamente las páginas creadas dentro de Brightspace ('Crear nuevo → Página'); un enlace publicado como recurso que lleva a una página web cuenta como 'Enlace' aunque su URL termine en .html, y si lleva a un archivo (PDF, Word, Excel…) cuenta por su tipo de archivo. Los módulos ('Nueva unidad') nunca cuentan como recurso — solo lo que hay dentro. Además ahora también se cuentan: los archivos enlazados dentro de una página (el endpoint /content/topics descarga el HTML de cada página interna y devuelve sus enlaces como EmbeddedLinks; una página con 7 PDFs enlazados suma la página y los 7 PDFs; los enlaces a sitios web escritos dentro de una página no se cuentan) y los enlaces publicados en la descripción de las unidades (moduleLinks: a un archivo cuentan por su tipo y a una página web como 'Enlace'). Dedupe global: un mismo destino enlazado en varias páginas/unidades, o publicado además como recurso propio, cuenta una sola vez. La clasificación vive en utils/helpers.js (contentTypeLabel, fileTypeFromUrl, countEducationalResources) con tests de vitest, y el extractor del backend (_extract_hrefs) tiene tests de pytest. Los tooltips de la tarjeta quedaron cortos y sin ejemplos (convención: tooltips resumidos). Limitación: Brightspace no registra la apertura de archivos enlazados dentro de una página o unidad, así que las barras de consumo miden solo los recursos del árbol de contenido.</w:t>
+      </w:r>
+    </w:p>
+    <w:p>
+      <w:pPr>
+        <w:pStyle w:val="ListParagraph"/>
+        <w:numPr>
+          <w:ilvl w:val="0"/>
+          <w:numId w:val="2"/>
+        </w:numPr>
+      </w:pPr>
+      <w:r>
+        <w:t xml:space="preserve">Ritmo de publicación oculto y enlaces a archivos sin extensión (18 ago, 2ª ronda): en la tarjeta 'Recursos educativos publicados' se ocultan por ahora el subtítulo 'Mínimo esperado: N' y la insignia de ritmo (Óptimo / En seguimiento / Crítico) — el cálculo sigue intacto detrás del interruptor SHOW_CONTENT_RHYTHM = false en TeacherDashboard.jsx; ponerlo en true para volver a mostrarlos cuando se requiera. Además el conteo reconoce enlaces a archivos que no llevan extensión en la URL: enlaces compartidos de OneDrive/SharePoint (el tipo va codificado en la ruta: :b: PDF, :w: Word, :x: Excel, :i: imagen, :v: video) y enlaces internos de Brightspace a recursos del propio curso (viewContent / lessons/topics), que se resuelven al recurso real por su Id — si el recurso es visible no se cuenta doble y si está oculto cuenta por su tipo real.</w:t>
       </w:r>
     </w:p>
     <w:p>

--- a/docs/Gemelo-Digital-Documentacion-Completa.docx
+++ b/docs/Gemelo-Digital-Documentacion-Completa.docx
@@ -23281,6 +23281,18 @@
       </w:pPr>
       <w:r>
         <w:t xml:space="preserve">Ritmo de publicación oculto y enlaces a archivos sin extensión (18 ago, 2ª ronda): en la tarjeta 'Recursos educativos publicados' se ocultan por ahora el subtítulo 'Mínimo esperado: N' y la insignia de ritmo (Óptimo / En seguimiento / Crítico) — el cálculo sigue intacto detrás del interruptor SHOW_CONTENT_RHYTHM = false en TeacherDashboard.jsx; ponerlo en true para volver a mostrarlos cuando se requiera. Además el conteo reconoce enlaces a archivos que no llevan extensión en la URL: enlaces compartidos de OneDrive/SharePoint (el tipo va codificado en la ruta: :b: PDF, :w: Word, :x: Excel, :i: imagen, :v: video) y enlaces internos de Brightspace a recursos del propio curso (viewContent / lessons/topics), que se resuelven al recurso real por su Id — si el recurso es visible no se cuenta doble y si está oculto cuenta por su tipo real.</w:t>
+      </w:r>
+    </w:p>
+    <w:p>
+      <w:pPr>
+        <w:pStyle w:val="ListParagraph"/>
+        <w:numPr>
+          <w:ilvl w:val="0"/>
+          <w:numId w:val="2"/>
+        </w:numPr>
+      </w:pPr>
+      <w:r>
+        <w:t xml:space="preserve">Fix del dedupe de quicklinks (18 ago, 3ª ronda): los quicklinks de Brightspace comparten TODOS la misma ruta (/d2l/common/dialogs/quickLink/quickLink.d2l) y el recurso real va en el query (fileId). El dedupe comparaba también la URL sin query, así que si el árbol de contenido tenía un recurso-quicklink, todos los quicklinks publicados en las unidades se descartaban como 'ya contados' (caso real, curso 46267: los 7 PDFs de la unidad 'Juego de roles' no aparecían — la tarjeta decía 1 PDF en vez de 8). Ahora los quicklinks se comparan solo por su URL completa. El diagnóstico se hizo contra el backend de producción con la sesión del navegador: /content/topics ya devolvía los 7 quicklinks en moduleLinks con .pdf en el query — el bug era solo del conteo en el frontend.</w:t>
       </w:r>
     </w:p>
     <w:p>

--- a/docs/Gemelo-Digital-Documentacion-Completa.docx
+++ b/docs/Gemelo-Digital-Documentacion-Completa.docx
@@ -23293,6 +23293,18 @@
       </w:pPr>
       <w:r>
         <w:t xml:space="preserve">Fix del dedupe de quicklinks (18 ago, 3ª ronda): los quicklinks de Brightspace comparten TODOS la misma ruta (/d2l/common/dialogs/quickLink/quickLink.d2l) y el recurso real va en el query (fileId). El dedupe comparaba también la URL sin query, así que si el árbol de contenido tenía un recurso-quicklink, todos los quicklinks publicados en las unidades se descartaban como 'ya contados' (caso real, curso 46267: los 7 PDFs de la unidad 'Juego de roles' no aparecían — la tarjeta decía 1 PDF en vez de 8). Ahora los quicklinks se comparan solo por su URL completa. El diagnóstico se hizo contra el backend de producción con la sesión del navegador: /content/topics ya devolvía los 7 quicklinks en moduleLinks con .pdf en el query — el bug era solo del conteo en el frontend.</w:t>
+      </w:r>
+    </w:p>
+    <w:p>
+      <w:pPr>
+        <w:pStyle w:val="ListParagraph"/>
+        <w:numPr>
+          <w:ilvl w:val="0"/>
+          <w:numId w:val="2"/>
+        </w:numPr>
+      </w:pPr>
+      <w:r>
+        <w:t xml:space="preserve">Taxonomía definitiva de tipos de recurso (18 ago, 4ª ronda): PDF / Word / Excel / PowerPoint (categoría nueva) = archivo cargado o enlace que lleva a uno, alojado en cualquier parte (curso, OneDrive/SharePoint — :p: = PowerPoint —, web externa). Audios / Videos = solo archivos cargados en Brightspace (un video de YouTube o un mp4 externo es un Enlace). Enlace = enlaces a páginas externas. HTML = solo páginas creadas dentro de Brightspace (sin cambio). Otros = todo lo demás: imágenes (dejó de ser categoría propia), zips y los quicklinks a actividades del propio curso (foro, quiz, asignación, encuesta, LTI) — publicados como recurso van a 'Otros' (caso real: el enlace al foro 'El rol del ciudadano' salía como Enlace) y como enlace dentro de una página/unidad no se cuentan. Funciones en utils/helpers.js: docTypeFromUrl y mediaTypeFromUrl reemplazan a fileTypeFromUrl; el tooltip del desglose explica las reglas.</w:t>
       </w:r>
     </w:p>
     <w:p>

--- a/docs/Gemelo-Digital-Documentacion-Completa.docx
+++ b/docs/Gemelo-Digital-Documentacion-Completa.docx
@@ -23293,6 +23293,18 @@
       </w:pPr>
       <w:r>
         <w:t xml:space="preserve">Fix del dedupe de quicklinks (18 ago, 3ª ronda): los quicklinks de Brightspace comparten TODOS la misma ruta (/d2l/common/dialogs/quickLink/quickLink.d2l) y el recurso real va en el query (fileId). El dedupe comparaba también la URL sin query, así que si el árbol de contenido tenía un recurso-quicklink, todos los quicklinks publicados en las unidades se descartaban como 'ya contados' (caso real, curso 46267: los 7 PDFs de la unidad 'Juego de roles' no aparecían — la tarjeta decía 1 PDF en vez de 8). Ahora los quicklinks se comparan solo por su URL completa. El diagnóstico se hizo contra el backend de producción con la sesión del navegador: /content/topics ya devolvía los 7 quicklinks en moduleLinks con .pdf en el query — el bug era solo del conteo en el frontend.</w:t>
+      </w:r>
+    </w:p>
+    <w:p>
+      <w:pPr>
+        <w:pStyle w:val="ListParagraph"/>
+        <w:numPr>
+          <w:ilvl w:val="0"/>
+          <w:numId w:val="2"/>
+        </w:numPr>
+      </w:pPr>
+      <w:r>
+        <w:t xml:space="preserve">Tour guiado por las opciones (18 ago): al terminar las tarjetas del tutorial de bienvenida aparece una tarjeta que pregunta si el usuario quiere hacer un tour por las opciones. Si acepta, un recorrido va resaltando cada opción real de la pantalla (foco con el resto oscurecido + texto flotante) explicando qué es y qué hace: las 9 pestañas del menú lateral, el buscador de curso por ID, el selector 'Vista profesor / Vista estudiante' y el menú de opciones. Componente GuidedTour en teacher/onboarding.jsx, anclado con atributos data-tour en layout.jsx; los pasos cuyo elemento no está visible se saltan solos, y Escape o 'Salir' cierran el tour. Se puede relanzar cuando se quiera desde el menú ⚙️ → 'Tour de opciones'.</w:t>
       </w:r>
     </w:p>
     <w:p>

--- a/docs/Gemelo-Digital-Documentacion-Completa.docx
+++ b/docs/Gemelo-Digital-Documentacion-Completa.docx
@@ -23293,6 +23293,18 @@
       </w:pPr>
       <w:r>
         <w:t xml:space="preserve">Fix del dedupe de quicklinks (18 ago, 3ª ronda): los quicklinks de Brightspace comparten TODOS la misma ruta (/d2l/common/dialogs/quickLink/quickLink.d2l) y el recurso real va en el query (fileId). El dedupe comparaba también la URL sin query, así que si el árbol de contenido tenía un recurso-quicklink, todos los quicklinks publicados en las unidades se descartaban como 'ya contados' (caso real, curso 46267: los 7 PDFs de la unidad 'Juego de roles' no aparecían — la tarjeta decía 1 PDF en vez de 8). Ahora los quicklinks se comparan solo por su URL completa. El diagnóstico se hizo contra el backend de producción con la sesión del navegador: /content/topics ya devolvía los 7 quicklinks en moduleLinks con .pdf en el query — el bug era solo del conteo en el frontend.</w:t>
+      </w:r>
+    </w:p>
+    <w:p>
+      <w:pPr>
+        <w:pStyle w:val="ListParagraph"/>
+        <w:numPr>
+          <w:ilvl w:val="0"/>
+          <w:numId w:val="2"/>
+        </w:numPr>
+      </w:pPr>
+      <w:r>
+        <w:t xml:space="preserve">Refuerzo de seguridad — autorización por curso y fixes de auditoría (18 ago): se auditaron todos los endpoints del backend y la seguridad del frontend. Nuevo app/api/course_auth.py: los endpoints /gemelo/course/{ou}/… ya no se sirven con solo tener sesión — el rol se resuelve con la matrícula real del usuario en ese curso (ClasslistRoleName de Brightspace con su propio token, caché 5 min), fail-closed (rol desconocido jamás escala a profesor). Matriz: overview/students/ra-dashboard/metric-history → solo profesor del curso o superadmin; grade-items/config/learning-outcomes → cualquier matriculado; student/{userId} → profesor/admin o el propio estudiante (cierra también la impersonación no validada). Además: /brightspace/all-courses y /brightspace/courses/enrolled?user_id= (cursos de otro usuario) → solo superadmin; /speech/* exigen sesión y rate limit; los print() del LTI pasaron a logger.debug; se confirmó eliminado /admin/show-refresh-token. Frontend fail-closed: rol desconocido/vacío → 'student' (antes 'instructor'); isInstructorRole con lista explícita de roles docentes. 14 tests nuevos de pytest (54 total). La auditoría verificó sin hallazgos: XSS (DOMPurify), token nunca en URLs, postMessage con origin check, secretos estrictos, CORS restringido, superadmin y /debug protegidos.</w:t>
       </w:r>
     </w:p>
     <w:p>
